--- a/eng/docx/53.content.docx
+++ b/eng/docx/53.content.docx
@@ -295,6 +295,21 @@
           <w:b/>
           <w:lang w:val="en_US" w:bidi="en_US"/>
         </w:rPr>
+        <w:t>Σιλουανὸς</w:t>
+      </w:r>
+    </w:p>
+    <w:p>
+      <w:pPr/>
+      <w:r>
+        <w:rPr>
+          <w:lang w:val="en_US" w:bidi="en_US"/>
+        </w:rPr>
+      </w:r>
+      <w:r>
+        <w:rPr>
+          <w:b/>
+          <w:lang w:val="en_US" w:bidi="en_US"/>
+        </w:rPr>
         <w:t>"Silvanus"</w:t>
       </w:r>
     </w:p>
@@ -398,6 +413,21 @@
           <w:b/>
           <w:lang w:val="en_US" w:bidi="en_US"/>
         </w:rPr>
+        <w:t>Παῦλος, καὶ Σιλουανὸς, καὶ Τιμόθεος; τῇ ἐκκλησίᾳ</w:t>
+      </w:r>
+    </w:p>
+    <w:p>
+      <w:pPr/>
+      <w:r>
+        <w:rPr>
+          <w:lang w:val="en_US" w:bidi="en_US"/>
+        </w:rPr>
+      </w:r>
+      <w:r>
+        <w:rPr>
+          <w:b/>
+          <w:lang w:val="en_US" w:bidi="en_US"/>
+        </w:rPr>
         <w:t>"Paul and Silvanus and Timothy, to the church"</w:t>
       </w:r>
     </w:p>
@@ -481,6 +511,21 @@
           <w:b/>
           <w:lang w:val="en_US" w:bidi="en_US"/>
         </w:rPr>
+        <w:t>Παῦλος, καὶ Σιλουανὸς, καὶ Τιμόθεος</w:t>
+      </w:r>
+    </w:p>
+    <w:p>
+      <w:pPr/>
+      <w:r>
+        <w:rPr>
+          <w:lang w:val="en_US" w:bidi="en_US"/>
+        </w:rPr>
+      </w:r>
+      <w:r>
+        <w:rPr>
+          <w:b/>
+          <w:lang w:val="en_US" w:bidi="en_US"/>
+        </w:rPr>
         <w:t>"Paul and Silvanus and Timothy"</w:t>
       </w:r>
     </w:p>
@@ -590,6 +635,21 @@
           <w:b/>
           <w:lang w:val="en_US" w:bidi="en_US"/>
         </w:rPr>
+        <w:t>ἐν Θεῷ Πατρὶ ἡμῶν καὶ Κυρίῳ Ἰησοῦ Χριστῷ</w:t>
+      </w:r>
+    </w:p>
+    <w:p>
+      <w:pPr/>
+      <w:r>
+        <w:rPr>
+          <w:lang w:val="en_US" w:bidi="en_US"/>
+        </w:rPr>
+      </w:r>
+      <w:r>
+        <w:rPr>
+          <w:b/>
+          <w:lang w:val="en_US" w:bidi="en_US"/>
+        </w:rPr>
         <w:t>"in God our Father and the Lord Jesus Christ"</w:t>
       </w:r>
     </w:p>
@@ -673,6 +733,21 @@
           <w:b/>
           <w:lang w:val="en_US" w:bidi="en_US"/>
         </w:rPr>
+        <w:t>χάρις ὑμῖν καὶ εἰρήνη ἀπὸ Θεοῦ Πατρὸς καὶ Κυρίου Ἰησοῦ Χριστοῦ</w:t>
+      </w:r>
+    </w:p>
+    <w:p>
+      <w:pPr/>
+      <w:r>
+        <w:rPr>
+          <w:lang w:val="en_US" w:bidi="en_US"/>
+        </w:rPr>
+      </w:r>
+      <w:r>
+        <w:rPr>
+          <w:b/>
+          <w:lang w:val="en_US" w:bidi="en_US"/>
+        </w:rPr>
         <w:t>"Grace to you and peace from God the Father and the Lord Jesus Christ"</w:t>
       </w:r>
     </w:p>
@@ -756,6 +831,21 @@
           <w:b/>
           <w:lang w:val="en_US" w:bidi="en_US"/>
         </w:rPr>
+        <w:t>χάρις ὑμῖν καὶ εἰρήνη ἀπὸ Θεοῦ Πατρὸς καὶ Κυρίου Ἰησοῦ Χριστοῦ</w:t>
+      </w:r>
+    </w:p>
+    <w:p>
+      <w:pPr/>
+      <w:r>
+        <w:rPr>
+          <w:lang w:val="en_US" w:bidi="en_US"/>
+        </w:rPr>
+      </w:r>
+      <w:r>
+        <w:rPr>
+          <w:b/>
+          <w:lang w:val="en_US" w:bidi="en_US"/>
+        </w:rPr>
         <w:t>"Grace to you and peace from God the Father and the Lord Jesus Christ"</w:t>
       </w:r>
     </w:p>
@@ -942,6 +1032,21 @@
           <w:b/>
           <w:lang w:val="en_US" w:bidi="en_US"/>
         </w:rPr>
+        <w:t>εὐχαριστεῖν ὀφείλομεν &amp; πάντοτε</w:t>
+      </w:r>
+    </w:p>
+    <w:p>
+      <w:pPr/>
+      <w:r>
+        <w:rPr>
+          <w:lang w:val="en_US" w:bidi="en_US"/>
+        </w:rPr>
+      </w:r>
+      <w:r>
+        <w:rPr>
+          <w:b/>
+          <w:lang w:val="en_US" w:bidi="en_US"/>
+        </w:rPr>
         <w:t>"We ought always to give thanks"</w:t>
       </w:r>
     </w:p>
@@ -1031,6 +1136,21 @@
           <w:b/>
           <w:lang w:val="en_US" w:bidi="en_US"/>
         </w:rPr>
+        <w:t>εὐχαριστεῖν ὀφείλομεν τῷ Θεῷ πάντοτε</w:t>
+      </w:r>
+    </w:p>
+    <w:p>
+      <w:pPr/>
+      <w:r>
+        <w:rPr>
+          <w:lang w:val="en_US" w:bidi="en_US"/>
+        </w:rPr>
+      </w:r>
+      <w:r>
+        <w:rPr>
+          <w:b/>
+          <w:lang w:val="en_US" w:bidi="en_US"/>
+        </w:rPr>
         <w:t>"We ought always to give thanks to God"</w:t>
       </w:r>
     </w:p>
@@ -1127,6 +1247,21 @@
           <w:b/>
           <w:lang w:val="en_US" w:bidi="en_US"/>
         </w:rPr>
+        <w:t>εὐχαριστεῖν ὀφείλομεν τῷ Θεῷ πάντοτε περὶ ὑμῶν, ἀδελφοί</w:t>
+      </w:r>
+    </w:p>
+    <w:p>
+      <w:pPr/>
+      <w:r>
+        <w:rPr>
+          <w:lang w:val="en_US" w:bidi="en_US"/>
+        </w:rPr>
+      </w:r>
+      <w:r>
+        <w:rPr>
+          <w:b/>
+          <w:lang w:val="en_US" w:bidi="en_US"/>
+        </w:rPr>
         <w:t>"We ought always to give thanks to God for you, brothers"</w:t>
       </w:r>
     </w:p>
@@ -1210,6 +1345,21 @@
           <w:b/>
           <w:lang w:val="en_US" w:bidi="en_US"/>
         </w:rPr>
+        <w:t>ἀδελφοί</w:t>
+      </w:r>
+    </w:p>
+    <w:p>
+      <w:pPr/>
+      <w:r>
+        <w:rPr>
+          <w:lang w:val="en_US" w:bidi="en_US"/>
+        </w:rPr>
+      </w:r>
+      <w:r>
+        <w:rPr>
+          <w:b/>
+          <w:lang w:val="en_US" w:bidi="en_US"/>
+        </w:rPr>
         <w:t>"brothers"</w:t>
       </w:r>
     </w:p>
@@ -1306,6 +1456,21 @@
           <w:b/>
           <w:lang w:val="en_US" w:bidi="en_US"/>
         </w:rPr>
+        <w:t>καθὼς ἄξιόν ἐστιν</w:t>
+      </w:r>
+    </w:p>
+    <w:p>
+      <w:pPr/>
+      <w:r>
+        <w:rPr>
+          <w:lang w:val="en_US" w:bidi="en_US"/>
+        </w:rPr>
+      </w:r>
+      <w:r>
+        <w:rPr>
+          <w:b/>
+          <w:lang w:val="en_US" w:bidi="en_US"/>
+        </w:rPr>
         <w:t>"just as it is fitting"</w:t>
       </w:r>
     </w:p>
@@ -1415,6 +1580,21 @@
           <w:b/>
           <w:lang w:val="en_US" w:bidi="en_US"/>
         </w:rPr>
+        <w:t>ὑπεραυξάνει ἡ πίστις ὑμῶν</w:t>
+      </w:r>
+    </w:p>
+    <w:p>
+      <w:pPr/>
+      <w:r>
+        <w:rPr>
+          <w:lang w:val="en_US" w:bidi="en_US"/>
+        </w:rPr>
+      </w:r>
+      <w:r>
+        <w:rPr>
+          <w:b/>
+          <w:lang w:val="en_US" w:bidi="en_US"/>
+        </w:rPr>
         <w:t>"your faith is increasing greatly"</w:t>
       </w:r>
     </w:p>
@@ -1511,6 +1691,21 @@
           <w:b/>
           <w:lang w:val="en_US" w:bidi="en_US"/>
         </w:rPr>
+        <w:t>πλεονάζει ἡ ἀγάπη ἑνὸς ἑκάστου, πάντων ὑμῶν, εἰς ἀλλήλους</w:t>
+      </w:r>
+    </w:p>
+    <w:p>
+      <w:pPr/>
+      <w:r>
+        <w:rPr>
+          <w:lang w:val="en_US" w:bidi="en_US"/>
+        </w:rPr>
+      </w:r>
+      <w:r>
+        <w:rPr>
+          <w:b/>
+          <w:lang w:val="en_US" w:bidi="en_US"/>
+        </w:rPr>
         <w:t>"the love of each one of you all for one another is increasing"</w:t>
       </w:r>
     </w:p>
@@ -1607,6 +1802,21 @@
           <w:b/>
           <w:lang w:val="en_US" w:bidi="en_US"/>
         </w:rPr>
+        <w:t>ἀλλήλους</w:t>
+      </w:r>
+    </w:p>
+    <w:p>
+      <w:pPr/>
+      <w:r>
+        <w:rPr>
+          <w:lang w:val="en_US" w:bidi="en_US"/>
+        </w:rPr>
+      </w:r>
+      <w:r>
+        <w:rPr>
+          <w:b/>
+          <w:lang w:val="en_US" w:bidi="en_US"/>
+        </w:rPr>
         <w:t>"one another"</w:t>
       </w:r>
     </w:p>
@@ -1703,6 +1913,21 @@
           <w:b/>
           <w:lang w:val="en_US" w:bidi="en_US"/>
         </w:rPr>
+        <w:t>αὐτοὺς ἡμᾶς</w:t>
+      </w:r>
+    </w:p>
+    <w:p>
+      <w:pPr/>
+      <w:r>
+        <w:rPr>
+          <w:lang w:val="en_US" w:bidi="en_US"/>
+        </w:rPr>
+      </w:r>
+      <w:r>
+        <w:rPr>
+          <w:b/>
+          <w:lang w:val="en_US" w:bidi="en_US"/>
+        </w:rPr>
         <w:t>"we ourselves"</w:t>
       </w:r>
     </w:p>
@@ -1812,6 +2037,21 @@
           <w:b/>
           <w:lang w:val="en_US" w:bidi="en_US"/>
         </w:rPr>
+        <w:t>τῆς ὑπομονῆς ὑμῶν, καὶ πίστεως</w:t>
+      </w:r>
+    </w:p>
+    <w:p>
+      <w:pPr/>
+      <w:r>
+        <w:rPr>
+          <w:lang w:val="en_US" w:bidi="en_US"/>
+        </w:rPr>
+      </w:r>
+      <w:r>
+        <w:rPr>
+          <w:b/>
+          <w:lang w:val="en_US" w:bidi="en_US"/>
+        </w:rPr>
         <w:t>"your endurance and faith"</w:t>
       </w:r>
     </w:p>
@@ -1921,6 +2161,21 @@
           <w:b/>
           <w:lang w:val="en_US" w:bidi="en_US"/>
         </w:rPr>
+        <w:t>ἐν πᾶσιν τοῖς διωγμοῖς ὑμῶν, καὶ ταῖς θλίψεσιν</w:t>
+      </w:r>
+    </w:p>
+    <w:p>
+      <w:pPr/>
+      <w:r>
+        <w:rPr>
+          <w:lang w:val="en_US" w:bidi="en_US"/>
+        </w:rPr>
+      </w:r>
+      <w:r>
+        <w:rPr>
+          <w:b/>
+          <w:lang w:val="en_US" w:bidi="en_US"/>
+        </w:rPr>
         <w:t>"in all your persecutions and afflictions"</w:t>
       </w:r>
     </w:p>
@@ -2030,6 +2285,21 @@
           <w:b/>
           <w:lang w:val="en_US" w:bidi="en_US"/>
         </w:rPr>
+        <w:t>πίστεως ἐν πᾶσιν τοῖς διωγμοῖς ὑμῶν</w:t>
+      </w:r>
+    </w:p>
+    <w:p>
+      <w:pPr/>
+      <w:r>
+        <w:rPr>
+          <w:lang w:val="en_US" w:bidi="en_US"/>
+        </w:rPr>
+      </w:r>
+      <w:r>
+        <w:rPr>
+          <w:b/>
+          <w:lang w:val="en_US" w:bidi="en_US"/>
+        </w:rPr>
         <w:t>"faith in all your persecutions"</w:t>
       </w:r>
     </w:p>
@@ -2126,6 +2396,21 @@
           <w:b/>
           <w:lang w:val="en_US" w:bidi="en_US"/>
         </w:rPr>
+        <w:t>ἔνδειγμα τῆς δικαίας κρίσεως τοῦ Θεοῦ, εἰς τὸ καταξιωθῆναι ὑμᾶς</w:t>
+      </w:r>
+    </w:p>
+    <w:p>
+      <w:pPr/>
+      <w:r>
+        <w:rPr>
+          <w:lang w:val="en_US" w:bidi="en_US"/>
+        </w:rPr>
+      </w:r>
+      <w:r>
+        <w:rPr>
+          <w:b/>
+          <w:lang w:val="en_US" w:bidi="en_US"/>
+        </w:rPr>
         <w:t>"evidence of the righteous judgment of God, for you to be considered worthy"</w:t>
       </w:r>
     </w:p>
@@ -2222,6 +2507,21 @@
           <w:b/>
           <w:lang w:val="en_US" w:bidi="en_US"/>
         </w:rPr>
+        <w:t>εἰς τὸ καταξιωθῆναι ὑμᾶς τῆς Βασιλείας τοῦ Θεοῦ</w:t>
+      </w:r>
+    </w:p>
+    <w:p>
+      <w:pPr/>
+      <w:r>
+        <w:rPr>
+          <w:lang w:val="en_US" w:bidi="en_US"/>
+        </w:rPr>
+      </w:r>
+      <w:r>
+        <w:rPr>
+          <w:b/>
+          <w:lang w:val="en_US" w:bidi="en_US"/>
+        </w:rPr>
         <w:t>"for you to be considered worthy of the kingdom of God"</w:t>
       </w:r>
     </w:p>
@@ -2305,6 +2605,21 @@
           <w:b/>
           <w:lang w:val="en_US" w:bidi="en_US"/>
         </w:rPr>
+        <w:t>ὑπὲρ ἧς καὶ πάσχετε</w:t>
+      </w:r>
+    </w:p>
+    <w:p>
+      <w:pPr/>
+      <w:r>
+        <w:rPr>
+          <w:lang w:val="en_US" w:bidi="en_US"/>
+        </w:rPr>
+      </w:r>
+      <w:r>
+        <w:rPr>
+          <w:b/>
+          <w:lang w:val="en_US" w:bidi="en_US"/>
+        </w:rPr>
         <w:t>"for which you also suffer"</w:t>
       </w:r>
     </w:p>
@@ -2401,6 +2716,21 @@
           <w:b/>
           <w:lang w:val="en_US" w:bidi="en_US"/>
         </w:rPr>
+        <w:t>εἴπερ δίκαιον παρὰ Θεῷ</w:t>
+      </w:r>
+    </w:p>
+    <w:p>
+      <w:pPr/>
+      <w:r>
+        <w:rPr>
+          <w:lang w:val="en_US" w:bidi="en_US"/>
+        </w:rPr>
+      </w:r>
+      <w:r>
+        <w:rPr>
+          <w:b/>
+          <w:lang w:val="en_US" w:bidi="en_US"/>
+        </w:rPr>
         <w:t>"if indeed {it is} righteous for God"</w:t>
       </w:r>
     </w:p>
@@ -2484,6 +2814,21 @@
           <w:b/>
           <w:lang w:val="en_US" w:bidi="en_US"/>
         </w:rPr>
+        <w:t>παρὰ Θεῷ, ἀνταποδοῦναι τοῖς θλίβουσιν ὑμᾶς θλῖψιν</w:t>
+      </w:r>
+    </w:p>
+    <w:p>
+      <w:pPr/>
+      <w:r>
+        <w:rPr>
+          <w:lang w:val="en_US" w:bidi="en_US"/>
+        </w:rPr>
+      </w:r>
+      <w:r>
+        <w:rPr>
+          <w:b/>
+          <w:lang w:val="en_US" w:bidi="en_US"/>
+        </w:rPr>
         <w:t>"for God to return affliction to the ones afflicting you"</w:t>
       </w:r>
     </w:p>
@@ -2580,6 +2925,21 @@
           <w:b/>
           <w:lang w:val="en_US" w:bidi="en_US"/>
         </w:rPr>
+        <w:t>ἀνταποδοῦναι τοῖς θλίβουσιν ὑμᾶς θλῖψιν</w:t>
+      </w:r>
+    </w:p>
+    <w:p>
+      <w:pPr/>
+      <w:r>
+        <w:rPr>
+          <w:lang w:val="en_US" w:bidi="en_US"/>
+        </w:rPr>
+      </w:r>
+      <w:r>
+        <w:rPr>
+          <w:b/>
+          <w:lang w:val="en_US" w:bidi="en_US"/>
+        </w:rPr>
         <w:t>"to return affliction to the ones afflicting you"</w:t>
       </w:r>
     </w:p>
@@ -2676,6 +3036,21 @@
           <w:b/>
           <w:lang w:val="en_US" w:bidi="en_US"/>
         </w:rPr>
+        <w:t>καὶ ὑμῖν &amp; ἄνεσιν</w:t>
+      </w:r>
+    </w:p>
+    <w:p>
+      <w:pPr/>
+      <w:r>
+        <w:rPr>
+          <w:lang w:val="en_US" w:bidi="en_US"/>
+        </w:rPr>
+      </w:r>
+      <w:r>
+        <w:rPr>
+          <w:b/>
+          <w:lang w:val="en_US" w:bidi="en_US"/>
+        </w:rPr>
         <w:t>"and relief to you"</w:t>
       </w:r>
     </w:p>
@@ -2772,6 +3147,21 @@
           <w:b/>
           <w:lang w:val="en_US" w:bidi="en_US"/>
         </w:rPr>
+        <w:t>καὶ ὑμῖν τοῖς θλιβομένοις, ἄνεσιν μεθ’ ἡμῶν</w:t>
+      </w:r>
+    </w:p>
+    <w:p>
+      <w:pPr/>
+      <w:r>
+        <w:rPr>
+          <w:lang w:val="en_US" w:bidi="en_US"/>
+        </w:rPr>
+      </w:r>
+      <w:r>
+        <w:rPr>
+          <w:b/>
+          <w:lang w:val="en_US" w:bidi="en_US"/>
+        </w:rPr>
         <w:t>"and relief to you, the ones being afflicted with us"</w:t>
       </w:r>
     </w:p>
@@ -2881,6 +3271,21 @@
           <w:b/>
           <w:lang w:val="en_US" w:bidi="en_US"/>
         </w:rPr>
+        <w:t>ὑμῖν &amp; ἄνεσιν</w:t>
+      </w:r>
+    </w:p>
+    <w:p>
+      <w:pPr/>
+      <w:r>
+        <w:rPr>
+          <w:lang w:val="en_US" w:bidi="en_US"/>
+        </w:rPr>
+      </w:r>
+      <w:r>
+        <w:rPr>
+          <w:b/>
+          <w:lang w:val="en_US" w:bidi="en_US"/>
+        </w:rPr>
         <w:t>"relief to you"</w:t>
       </w:r>
     </w:p>
@@ -2977,6 +3382,21 @@
           <w:b/>
           <w:lang w:val="en_US" w:bidi="en_US"/>
         </w:rPr>
+        <w:t>τοῖς θλιβομένοις</w:t>
+      </w:r>
+    </w:p>
+    <w:p>
+      <w:pPr/>
+      <w:r>
+        <w:rPr>
+          <w:lang w:val="en_US" w:bidi="en_US"/>
+        </w:rPr>
+      </w:r>
+      <w:r>
+        <w:rPr>
+          <w:b/>
+          <w:lang w:val="en_US" w:bidi="en_US"/>
+        </w:rPr>
         <w:t>"the ones being afflicted"</w:t>
       </w:r>
     </w:p>
@@ -3060,6 +3480,21 @@
           <w:b/>
           <w:lang w:val="en_US" w:bidi="en_US"/>
         </w:rPr>
+        <w:t>ἐν τῇ ἀποκαλύψει τοῦ Κυρίου Ἰησοῦ</w:t>
+      </w:r>
+    </w:p>
+    <w:p>
+      <w:pPr/>
+      <w:r>
+        <w:rPr>
+          <w:lang w:val="en_US" w:bidi="en_US"/>
+        </w:rPr>
+      </w:r>
+      <w:r>
+        <w:rPr>
+          <w:b/>
+          <w:lang w:val="en_US" w:bidi="en_US"/>
+        </w:rPr>
         <w:t>"at the revealing of the Lord Jesus"</w:t>
       </w:r>
     </w:p>
@@ -3156,6 +3591,21 @@
           <w:b/>
           <w:lang w:val="en_US" w:bidi="en_US"/>
         </w:rPr>
+        <w:t>διδόντος ἐκδίκησιν τοῖς</w:t>
+      </w:r>
+    </w:p>
+    <w:p>
+      <w:pPr/>
+      <w:r>
+        <w:rPr>
+          <w:lang w:val="en_US" w:bidi="en_US"/>
+        </w:rPr>
+      </w:r>
+      <w:r>
+        <w:rPr>
+          <w:b/>
+          <w:lang w:val="en_US" w:bidi="en_US"/>
+        </w:rPr>
         <w:t>"taking vengeance on the ones"</w:t>
       </w:r>
     </w:p>
@@ -3252,6 +3702,21 @@
           <w:b/>
           <w:lang w:val="en_US" w:bidi="en_US"/>
         </w:rPr>
+        <w:t>τοῖς μὴ εἰδόσι Θεὸν</w:t>
+      </w:r>
+    </w:p>
+    <w:p>
+      <w:pPr/>
+      <w:r>
+        <w:rPr>
+          <w:lang w:val="en_US" w:bidi="en_US"/>
+        </w:rPr>
+      </w:r>
+      <w:r>
+        <w:rPr>
+          <w:b/>
+          <w:lang w:val="en_US" w:bidi="en_US"/>
+        </w:rPr>
         <w:t>"on the ones not having known God"</w:t>
       </w:r>
     </w:p>
@@ -3348,6 +3813,21 @@
           <w:b/>
           <w:lang w:val="en_US" w:bidi="en_US"/>
         </w:rPr>
+        <w:t>καὶ τοῖς μὴ ὑπακούουσιν τῷ εὐαγγελίῳ</w:t>
+      </w:r>
+    </w:p>
+    <w:p>
+      <w:pPr/>
+      <w:r>
+        <w:rPr>
+          <w:lang w:val="en_US" w:bidi="en_US"/>
+        </w:rPr>
+      </w:r>
+      <w:r>
+        <w:rPr>
+          <w:b/>
+          <w:lang w:val="en_US" w:bidi="en_US"/>
+        </w:rPr>
         <w:t>"and on the ones not obeying the gospel"</w:t>
       </w:r>
     </w:p>
@@ -3457,6 +3937,21 @@
           <w:b/>
           <w:lang w:val="en_US" w:bidi="en_US"/>
         </w:rPr>
+        <w:t>ὑπακούουσιν τῷ εὐαγγελίῳ</w:t>
+      </w:r>
+    </w:p>
+    <w:p>
+      <w:pPr/>
+      <w:r>
+        <w:rPr>
+          <w:lang w:val="en_US" w:bidi="en_US"/>
+        </w:rPr>
+      </w:r>
+      <w:r>
+        <w:rPr>
+          <w:b/>
+          <w:lang w:val="en_US" w:bidi="en_US"/>
+        </w:rPr>
         <w:t>"obeying the gospel"</w:t>
       </w:r>
     </w:p>
@@ -3553,6 +4048,21 @@
           <w:b/>
           <w:lang w:val="en_US" w:bidi="en_US"/>
         </w:rPr>
+        <w:t>τῷ εὐαγγελίῳ τοῦ Κυρίου ἡμῶν, Ἰησοῦ</w:t>
+      </w:r>
+    </w:p>
+    <w:p>
+      <w:pPr/>
+      <w:r>
+        <w:rPr>
+          <w:lang w:val="en_US" w:bidi="en_US"/>
+        </w:rPr>
+      </w:r>
+      <w:r>
+        <w:rPr>
+          <w:b/>
+          <w:lang w:val="en_US" w:bidi="en_US"/>
+        </w:rPr>
         <w:t>"the gospel of our Lord Jesus"</w:t>
       </w:r>
     </w:p>
@@ -3662,6 +4172,21 @@
           <w:b/>
           <w:lang w:val="en_US" w:bidi="en_US"/>
         </w:rPr>
+        <w:t>οἵτινες δίκην τίσουσιν</w:t>
+      </w:r>
+    </w:p>
+    <w:p>
+      <w:pPr/>
+      <w:r>
+        <w:rPr>
+          <w:lang w:val="en_US" w:bidi="en_US"/>
+        </w:rPr>
+      </w:r>
+      <w:r>
+        <w:rPr>
+          <w:b/>
+          <w:lang w:val="en_US" w:bidi="en_US"/>
+        </w:rPr>
         <w:t>"who will pay the penalty"</w:t>
       </w:r>
     </w:p>
@@ -3758,6 +4283,21 @@
           <w:b/>
           <w:lang w:val="en_US" w:bidi="en_US"/>
         </w:rPr>
+        <w:t>οἵτινες δίκην τίσουσιν</w:t>
+      </w:r>
+    </w:p>
+    <w:p>
+      <w:pPr/>
+      <w:r>
+        <w:rPr>
+          <w:lang w:val="en_US" w:bidi="en_US"/>
+        </w:rPr>
+      </w:r>
+      <w:r>
+        <w:rPr>
+          <w:b/>
+          <w:lang w:val="en_US" w:bidi="en_US"/>
+        </w:rPr>
         <w:t>"who will pay the penalty"</w:t>
       </w:r>
     </w:p>
@@ -3854,6 +4394,21 @@
           <w:b/>
           <w:lang w:val="en_US" w:bidi="en_US"/>
         </w:rPr>
+        <w:t>δίκην τίσουσιν</w:t>
+      </w:r>
+    </w:p>
+    <w:p>
+      <w:pPr/>
+      <w:r>
+        <w:rPr>
+          <w:lang w:val="en_US" w:bidi="en_US"/>
+        </w:rPr>
+      </w:r>
+      <w:r>
+        <w:rPr>
+          <w:b/>
+          <w:lang w:val="en_US" w:bidi="en_US"/>
+        </w:rPr>
         <w:t>"will pay the penalty"</w:t>
       </w:r>
     </w:p>
@@ -3950,6 +4505,21 @@
           <w:b/>
           <w:lang w:val="en_US" w:bidi="en_US"/>
         </w:rPr>
+        <w:t>ὄλεθρον αἰώνιον</w:t>
+      </w:r>
+    </w:p>
+    <w:p>
+      <w:pPr/>
+      <w:r>
+        <w:rPr>
+          <w:lang w:val="en_US" w:bidi="en_US"/>
+        </w:rPr>
+      </w:r>
+      <w:r>
+        <w:rPr>
+          <w:b/>
+          <w:lang w:val="en_US" w:bidi="en_US"/>
+        </w:rPr>
         <w:t>"eternal destruction"</w:t>
       </w:r>
     </w:p>
@@ -4085,6 +4655,21 @@
           <w:b/>
           <w:lang w:val="en_US" w:bidi="en_US"/>
         </w:rPr>
+        <w:t>ἀπὸ προσώπου τοῦ Κυρίου</w:t>
+      </w:r>
+    </w:p>
+    <w:p>
+      <w:pPr/>
+      <w:r>
+        <w:rPr>
+          <w:lang w:val="en_US" w:bidi="en_US"/>
+        </w:rPr>
+      </w:r>
+      <w:r>
+        <w:rPr>
+          <w:b/>
+          <w:lang w:val="en_US" w:bidi="en_US"/>
+        </w:rPr>
         <w:t>"away from the face of the Lord"</w:t>
       </w:r>
     </w:p>
@@ -4181,6 +4766,21 @@
           <w:b/>
           <w:lang w:val="en_US" w:bidi="en_US"/>
         </w:rPr>
+        <w:t>τῆς δόξης τῆς ἰσχύος αὐτοῦ</w:t>
+      </w:r>
+    </w:p>
+    <w:p>
+      <w:pPr/>
+      <w:r>
+        <w:rPr>
+          <w:lang w:val="en_US" w:bidi="en_US"/>
+        </w:rPr>
+      </w:r>
+      <w:r>
+        <w:rPr>
+          <w:b/>
+          <w:lang w:val="en_US" w:bidi="en_US"/>
+        </w:rPr>
         <w:t>"the glory of his power"</w:t>
       </w:r>
     </w:p>
@@ -4303,6 +4903,21 @@
           <w:b/>
           <w:lang w:val="en_US" w:bidi="en_US"/>
         </w:rPr>
+        <w:t>τῆς δόξης τῆς ἰσχύος αὐτοῦ</w:t>
+      </w:r>
+    </w:p>
+    <w:p>
+      <w:pPr/>
+      <w:r>
+        <w:rPr>
+          <w:lang w:val="en_US" w:bidi="en_US"/>
+        </w:rPr>
+      </w:r>
+      <w:r>
+        <w:rPr>
+          <w:b/>
+          <w:lang w:val="en_US" w:bidi="en_US"/>
+        </w:rPr>
         <w:t>"the glory of his power"</w:t>
       </w:r>
     </w:p>
@@ -4412,6 +5027,21 @@
           <w:b/>
           <w:lang w:val="en_US" w:bidi="en_US"/>
         </w:rPr>
+        <w:t>ὅταν ἔλθῃ &amp; ἐν τῇ ἡμέρᾳ ἐκείνῃ</w:t>
+      </w:r>
+    </w:p>
+    <w:p>
+      <w:pPr/>
+      <w:r>
+        <w:rPr>
+          <w:lang w:val="en_US" w:bidi="en_US"/>
+        </w:rPr>
+      </w:r>
+      <w:r>
+        <w:rPr>
+          <w:b/>
+          <w:lang w:val="en_US" w:bidi="en_US"/>
+        </w:rPr>
         <w:t>"when he comes on that day"</w:t>
       </w:r>
     </w:p>
@@ -4508,6 +5138,21 @@
           <w:b/>
           <w:lang w:val="en_US" w:bidi="en_US"/>
         </w:rPr>
+        <w:t>ἐνδοξασθῆναι ἐν τοῖς ἁγίοις αὐτοῦ, καὶ θαυμασθῆναι ἐν πᾶσιν τοῖς πιστεύσασιν</w:t>
+      </w:r>
+    </w:p>
+    <w:p>
+      <w:pPr/>
+      <w:r>
+        <w:rPr>
+          <w:lang w:val="en_US" w:bidi="en_US"/>
+        </w:rPr>
+      </w:r>
+      <w:r>
+        <w:rPr>
+          <w:b/>
+          <w:lang w:val="en_US" w:bidi="en_US"/>
+        </w:rPr>
         <w:t>"to be glorified by his saints and to be marveled at by all the ones having believed"</w:t>
       </w:r>
     </w:p>
@@ -4591,6 +5236,21 @@
           <w:b/>
           <w:lang w:val="en_US" w:bidi="en_US"/>
         </w:rPr>
+        <w:t>ἐνδοξασθῆναι ἐν τοῖς ἁγίοις αὐτοῦ, καὶ θαυμασθῆναι</w:t>
+      </w:r>
+    </w:p>
+    <w:p>
+      <w:pPr/>
+      <w:r>
+        <w:rPr>
+          <w:lang w:val="en_US" w:bidi="en_US"/>
+        </w:rPr>
+      </w:r>
+      <w:r>
+        <w:rPr>
+          <w:b/>
+          <w:lang w:val="en_US" w:bidi="en_US"/>
+        </w:rPr>
         <w:t>"to be glorified by his saints and to be marveled at"</w:t>
       </w:r>
     </w:p>
@@ -4700,6 +5360,21 @@
           <w:b/>
           <w:lang w:val="en_US" w:bidi="en_US"/>
         </w:rPr>
+        <w:t>ἐνδοξασθῆναι ἐν τοῖς ἁγίοις αὐτοῦ, καὶ θαυμασθῆναι ἐν πᾶσιν τοῖς πιστεύσασιν</w:t>
+      </w:r>
+    </w:p>
+    <w:p>
+      <w:pPr/>
+      <w:r>
+        <w:rPr>
+          <w:lang w:val="en_US" w:bidi="en_US"/>
+        </w:rPr>
+      </w:r>
+      <w:r>
+        <w:rPr>
+          <w:b/>
+          <w:lang w:val="en_US" w:bidi="en_US"/>
+        </w:rPr>
         <w:t>"to be glorified by his saints and to be marveled at by all the ones having believed"</w:t>
       </w:r>
     </w:p>
@@ -4789,6 +5464,21 @@
           <w:b/>
           <w:lang w:val="en_US" w:bidi="en_US"/>
         </w:rPr>
+        <w:t>ἐπιστεύθη τὸ μαρτύριον ἡμῶν ἐφ’ ὑμᾶς</w:t>
+      </w:r>
+    </w:p>
+    <w:p>
+      <w:pPr/>
+      <w:r>
+        <w:rPr>
+          <w:lang w:val="en_US" w:bidi="en_US"/>
+        </w:rPr>
+      </w:r>
+      <w:r>
+        <w:rPr>
+          <w:b/>
+          <w:lang w:val="en_US" w:bidi="en_US"/>
+        </w:rPr>
         <w:t>"our testimony to you has been believed"</w:t>
       </w:r>
     </w:p>
@@ -4872,6 +5562,21 @@
           <w:b/>
           <w:lang w:val="en_US" w:bidi="en_US"/>
         </w:rPr>
+        <w:t>εἰς ὃ</w:t>
+      </w:r>
+    </w:p>
+    <w:p>
+      <w:pPr/>
+      <w:r>
+        <w:rPr>
+          <w:lang w:val="en_US" w:bidi="en_US"/>
+        </w:rPr>
+      </w:r>
+      <w:r>
+        <w:rPr>
+          <w:b/>
+          <w:lang w:val="en_US" w:bidi="en_US"/>
+        </w:rPr>
         <w:t>"For this"</w:t>
       </w:r>
     </w:p>
@@ -4968,6 +5673,21 @@
           <w:b/>
           <w:lang w:val="en_US" w:bidi="en_US"/>
         </w:rPr>
+        <w:t>καὶ προσευχόμεθα πάντοτε περὶ ὑμῶν</w:t>
+      </w:r>
+    </w:p>
+    <w:p>
+      <w:pPr/>
+      <w:r>
+        <w:rPr>
+          <w:lang w:val="en_US" w:bidi="en_US"/>
+        </w:rPr>
+      </w:r>
+      <w:r>
+        <w:rPr>
+          <w:b/>
+          <w:lang w:val="en_US" w:bidi="en_US"/>
+        </w:rPr>
         <w:t>"we also pray always for you"</w:t>
       </w:r>
     </w:p>
@@ -5064,6 +5784,21 @@
           <w:b/>
           <w:lang w:val="en_US" w:bidi="en_US"/>
         </w:rPr>
+        <w:t>τῆς κλήσεως</w:t>
+      </w:r>
+    </w:p>
+    <w:p>
+      <w:pPr/>
+      <w:r>
+        <w:rPr>
+          <w:lang w:val="en_US" w:bidi="en_US"/>
+        </w:rPr>
+      </w:r>
+      <w:r>
+        <w:rPr>
+          <w:b/>
+          <w:lang w:val="en_US" w:bidi="en_US"/>
+        </w:rPr>
         <w:t>"of the calling"</w:t>
       </w:r>
     </w:p>
@@ -5160,6 +5895,21 @@
           <w:b/>
           <w:lang w:val="en_US" w:bidi="en_US"/>
         </w:rPr>
+        <w:t>πληρώσῃ πᾶσαν εὐδοκίαν ἀγαθωσύνης, καὶ ἔργον πίστεως ἐν δυνάμει</w:t>
+      </w:r>
+    </w:p>
+    <w:p>
+      <w:pPr/>
+      <w:r>
+        <w:rPr>
+          <w:lang w:val="en_US" w:bidi="en_US"/>
+        </w:rPr>
+      </w:r>
+      <w:r>
+        <w:rPr>
+          <w:b/>
+          <w:lang w:val="en_US" w:bidi="en_US"/>
+        </w:rPr>
         <w:t>"he may fulfill every desire of goodness and work of faith in power"</w:t>
       </w:r>
     </w:p>
@@ -5295,6 +6045,21 @@
           <w:b/>
           <w:lang w:val="en_US" w:bidi="en_US"/>
         </w:rPr>
+        <w:t>καὶ πληρώσῃ</w:t>
+      </w:r>
+    </w:p>
+    <w:p>
+      <w:pPr/>
+      <w:r>
+        <w:rPr>
+          <w:lang w:val="en_US" w:bidi="en_US"/>
+        </w:rPr>
+      </w:r>
+      <w:r>
+        <w:rPr>
+          <w:b/>
+          <w:lang w:val="en_US" w:bidi="en_US"/>
+        </w:rPr>
         <w:t>"and he may fulfill"</w:t>
       </w:r>
     </w:p>
@@ -5404,6 +6169,21 @@
           <w:b/>
           <w:lang w:val="en_US" w:bidi="en_US"/>
         </w:rPr>
+        <w:t>ὅπως</w:t>
+      </w:r>
+    </w:p>
+    <w:p>
+      <w:pPr/>
+      <w:r>
+        <w:rPr>
+          <w:lang w:val="en_US" w:bidi="en_US"/>
+        </w:rPr>
+      </w:r>
+      <w:r>
+        <w:rPr>
+          <w:b/>
+          <w:lang w:val="en_US" w:bidi="en_US"/>
+        </w:rPr>
         <w:t>"so that"</w:t>
       </w:r>
     </w:p>
@@ -5500,6 +6280,21 @@
           <w:b/>
           <w:lang w:val="en_US" w:bidi="en_US"/>
         </w:rPr>
+        <w:t>τὸ ὄνομα τοῦ Κυρίου ἡμῶν, Ἰησοῦ</w:t>
+      </w:r>
+    </w:p>
+    <w:p>
+      <w:pPr/>
+      <w:r>
+        <w:rPr>
+          <w:lang w:val="en_US" w:bidi="en_US"/>
+        </w:rPr>
+      </w:r>
+      <w:r>
+        <w:rPr>
+          <w:b/>
+          <w:lang w:val="en_US" w:bidi="en_US"/>
+        </w:rPr>
         <w:t>"the name of our Lord Jesus"</w:t>
       </w:r>
     </w:p>
@@ -5596,6 +6391,21 @@
           <w:b/>
           <w:lang w:val="en_US" w:bidi="en_US"/>
         </w:rPr>
+        <w:t>ὅπως ἐνδοξασθῇ τὸ ὄνομα τοῦ Κυρίου ἡμῶν, Ἰησοῦ, ἐν ὑμῖν</w:t>
+      </w:r>
+    </w:p>
+    <w:p>
+      <w:pPr/>
+      <w:r>
+        <w:rPr>
+          <w:lang w:val="en_US" w:bidi="en_US"/>
+        </w:rPr>
+      </w:r>
+      <w:r>
+        <w:rPr>
+          <w:b/>
+          <w:lang w:val="en_US" w:bidi="en_US"/>
+        </w:rPr>
         <w:t>"so that the name of our Lord Jesus might be glorified in you"</w:t>
       </w:r>
     </w:p>
@@ -5679,6 +6489,21 @@
           <w:b/>
           <w:lang w:val="en_US" w:bidi="en_US"/>
         </w:rPr>
+        <w:t>καὶ ὑμεῖς ἐν αὐτῷ</w:t>
+      </w:r>
+    </w:p>
+    <w:p>
+      <w:pPr/>
+      <w:r>
+        <w:rPr>
+          <w:lang w:val="en_US" w:bidi="en_US"/>
+        </w:rPr>
+      </w:r>
+      <w:r>
+        <w:rPr>
+          <w:b/>
+          <w:lang w:val="en_US" w:bidi="en_US"/>
+        </w:rPr>
         <w:t>"and you in him"</w:t>
       </w:r>
     </w:p>
@@ -5762,6 +6587,21 @@
           <w:b/>
           <w:lang w:val="en_US" w:bidi="en_US"/>
         </w:rPr>
+        <w:t>καὶ ὑμεῖς ἐν αὐτῷ</w:t>
+      </w:r>
+    </w:p>
+    <w:p>
+      <w:pPr/>
+      <w:r>
+        <w:rPr>
+          <w:lang w:val="en_US" w:bidi="en_US"/>
+        </w:rPr>
+      </w:r>
+      <w:r>
+        <w:rPr>
+          <w:b/>
+          <w:lang w:val="en_US" w:bidi="en_US"/>
+        </w:rPr>
         <w:t>"and you in him"</w:t>
       </w:r>
     </w:p>
@@ -5858,6 +6698,21 @@
           <w:b/>
           <w:lang w:val="en_US" w:bidi="en_US"/>
         </w:rPr>
+        <w:t>κατὰ τὴν χάριν τοῦ Θεοῦ ἡμῶν</w:t>
+      </w:r>
+    </w:p>
+    <w:p>
+      <w:pPr/>
+      <w:r>
+        <w:rPr>
+          <w:lang w:val="en_US" w:bidi="en_US"/>
+        </w:rPr>
+      </w:r>
+      <w:r>
+        <w:rPr>
+          <w:b/>
+          <w:lang w:val="en_US" w:bidi="en_US"/>
+        </w:rPr>
         <w:t>"according to the grace of our God"</w:t>
       </w:r>
     </w:p>
@@ -5954,6 +6809,21 @@
           <w:b/>
           <w:lang w:val="en_US" w:bidi="en_US"/>
         </w:rPr>
+        <w:t>τοῦ Θεοῦ ἡμῶν καὶ Κυρίου Ἰησοῦ Χριστοῦ</w:t>
+      </w:r>
+    </w:p>
+    <w:p>
+      <w:pPr/>
+      <w:r>
+        <w:rPr>
+          <w:lang w:val="en_US" w:bidi="en_US"/>
+        </w:rPr>
+      </w:r>
+      <w:r>
+        <w:rPr>
+          <w:b/>
+          <w:lang w:val="en_US" w:bidi="en_US"/>
+        </w:rPr>
         <w:t>"of our God and the Lord Jesus Christ"</w:t>
       </w:r>
     </w:p>
@@ -6107,6 +6977,21 @@
           <w:b/>
           <w:lang w:val="en_US" w:bidi="en_US"/>
         </w:rPr>
+        <w:t>δὲ</w:t>
+      </w:r>
+    </w:p>
+    <w:p>
+      <w:pPr/>
+      <w:r>
+        <w:rPr>
+          <w:lang w:val="en_US" w:bidi="en_US"/>
+        </w:rPr>
+      </w:r>
+      <w:r>
+        <w:rPr>
+          <w:b/>
+          <w:lang w:val="en_US" w:bidi="en_US"/>
+        </w:rPr>
         <w:t>"Now"</w:t>
       </w:r>
     </w:p>
@@ -6203,6 +7088,21 @@
           <w:b/>
           <w:lang w:val="en_US" w:bidi="en_US"/>
         </w:rPr>
+        <w:t>ὑπὲρ τῆς παρουσίας τοῦ Κυρίου ἡμῶν, Ἰησοῦ Χριστοῦ, καὶ ἡμῶν ἐπισυναγωγῆς ἐπ’ αὐτόν</w:t>
+      </w:r>
+    </w:p>
+    <w:p>
+      <w:pPr/>
+      <w:r>
+        <w:rPr>
+          <w:lang w:val="en_US" w:bidi="en_US"/>
+        </w:rPr>
+      </w:r>
+      <w:r>
+        <w:rPr>
+          <w:b/>
+          <w:lang w:val="en_US" w:bidi="en_US"/>
+        </w:rPr>
         <w:t>"about the coming of our Lord Jesus Christ and our gathering to him"</w:t>
       </w:r>
     </w:p>
@@ -6312,6 +7212,21 @@
           <w:b/>
           <w:lang w:val="en_US" w:bidi="en_US"/>
         </w:rPr>
+        <w:t>ὑπὲρ τῆς παρουσίας τοῦ Κυρίου ἡμῶν, Ἰησοῦ Χριστοῦ, καὶ ἡμῶν ἐπισυναγωγῆς ἐπ’ αὐτόν</w:t>
+      </w:r>
+    </w:p>
+    <w:p>
+      <w:pPr/>
+      <w:r>
+        <w:rPr>
+          <w:lang w:val="en_US" w:bidi="en_US"/>
+        </w:rPr>
+      </w:r>
+      <w:r>
+        <w:rPr>
+          <w:b/>
+          <w:lang w:val="en_US" w:bidi="en_US"/>
+        </w:rPr>
         <w:t>"about the coming of our Lord Jesus Christ and our gathering to him"</w:t>
       </w:r>
     </w:p>
@@ -6421,6 +7336,21 @@
           <w:b/>
           <w:lang w:val="en_US" w:bidi="en_US"/>
         </w:rPr>
+        <w:t>ἀδελφοί</w:t>
+      </w:r>
+    </w:p>
+    <w:p>
+      <w:pPr/>
+      <w:r>
+        <w:rPr>
+          <w:lang w:val="en_US" w:bidi="en_US"/>
+        </w:rPr>
+      </w:r>
+      <w:r>
+        <w:rPr>
+          <w:b/>
+          <w:lang w:val="en_US" w:bidi="en_US"/>
+        </w:rPr>
         <w:t>"brothers"</w:t>
       </w:r>
     </w:p>
@@ -6517,6 +7447,21 @@
           <w:b/>
           <w:lang w:val="en_US" w:bidi="en_US"/>
         </w:rPr>
+        <w:t>εἰς τὸ μὴ ταχέως σαλευθῆναι ὑμᾶς ἀπὸ τοῦ νοὸς</w:t>
+      </w:r>
+    </w:p>
+    <w:p>
+      <w:pPr/>
+      <w:r>
+        <w:rPr>
+          <w:lang w:val="en_US" w:bidi="en_US"/>
+        </w:rPr>
+      </w:r>
+      <w:r>
+        <w:rPr>
+          <w:b/>
+          <w:lang w:val="en_US" w:bidi="en_US"/>
+        </w:rPr>
         <w:t>"for you not to be quickly shaken in your mind"</w:t>
       </w:r>
     </w:p>
@@ -6613,6 +7558,21 @@
           <w:b/>
           <w:lang w:val="en_US" w:bidi="en_US"/>
         </w:rPr>
+        <w:t>μηδὲ θροεῖσθαι</w:t>
+      </w:r>
+    </w:p>
+    <w:p>
+      <w:pPr/>
+      <w:r>
+        <w:rPr>
+          <w:lang w:val="en_US" w:bidi="en_US"/>
+        </w:rPr>
+      </w:r>
+      <w:r>
+        <w:rPr>
+          <w:b/>
+          <w:lang w:val="en_US" w:bidi="en_US"/>
+        </w:rPr>
         <w:t>"and not to be troubled"</w:t>
       </w:r>
     </w:p>
@@ -6709,6 +7669,21 @@
           <w:b/>
           <w:lang w:val="en_US" w:bidi="en_US"/>
         </w:rPr>
+        <w:t>μήτε διὰ πνεύματος, μήτε διὰ λόγου, μήτε δι’ ἐπιστολῆς, ὡς δι’ ἡμῶν</w:t>
+      </w:r>
+    </w:p>
+    <w:p>
+      <w:pPr/>
+      <w:r>
+        <w:rPr>
+          <w:lang w:val="en_US" w:bidi="en_US"/>
+        </w:rPr>
+      </w:r>
+      <w:r>
+        <w:rPr>
+          <w:b/>
+          <w:lang w:val="en_US" w:bidi="en_US"/>
+        </w:rPr>
         <w:t>"neither by a spirit nor by a word nor by a letter as if from us"</w:t>
       </w:r>
     </w:p>
@@ -6792,6 +7767,21 @@
           <w:b/>
           <w:lang w:val="en_US" w:bidi="en_US"/>
         </w:rPr>
+        <w:t>ὡς δι’ ἡμῶν</w:t>
+      </w:r>
+    </w:p>
+    <w:p>
+      <w:pPr/>
+      <w:r>
+        <w:rPr>
+          <w:lang w:val="en_US" w:bidi="en_US"/>
+        </w:rPr>
+      </w:r>
+      <w:r>
+        <w:rPr>
+          <w:b/>
+          <w:lang w:val="en_US" w:bidi="en_US"/>
+        </w:rPr>
         <w:t>"as if from us"</w:t>
       </w:r>
     </w:p>
@@ -6875,6 +7865,21 @@
           <w:b/>
           <w:lang w:val="en_US" w:bidi="en_US"/>
         </w:rPr>
+        <w:t>ὡς ὅτι</w:t>
+      </w:r>
+    </w:p>
+    <w:p>
+      <w:pPr/>
+      <w:r>
+        <w:rPr>
+          <w:lang w:val="en_US" w:bidi="en_US"/>
+        </w:rPr>
+      </w:r>
+      <w:r>
+        <w:rPr>
+          <w:b/>
+          <w:lang w:val="en_US" w:bidi="en_US"/>
+        </w:rPr>
         <w:t>"as if"</w:t>
       </w:r>
     </w:p>
@@ -6958,6 +7963,21 @@
           <w:b/>
           <w:lang w:val="en_US" w:bidi="en_US"/>
         </w:rPr>
+        <w:t>ἡ ἡμέρα τοῦ Κυρίου</w:t>
+      </w:r>
+    </w:p>
+    <w:p>
+      <w:pPr/>
+      <w:r>
+        <w:rPr>
+          <w:lang w:val="en_US" w:bidi="en_US"/>
+        </w:rPr>
+      </w:r>
+      <w:r>
+        <w:rPr>
+          <w:b/>
+          <w:lang w:val="en_US" w:bidi="en_US"/>
+        </w:rPr>
         <w:t>"the day of the Lord"</w:t>
       </w:r>
     </w:p>
@@ -7034,6 +8054,21 @@
           <w:b/>
           <w:lang w:val="en_US" w:bidi="en_US"/>
         </w:rPr>
+        <w:t>μή τις ὑμᾶς ἐξαπατήσῃ κατὰ μηδένα τρόπον</w:t>
+      </w:r>
+    </w:p>
+    <w:p>
+      <w:pPr/>
+      <w:r>
+        <w:rPr>
+          <w:lang w:val="en_US" w:bidi="en_US"/>
+        </w:rPr>
+      </w:r>
+      <w:r>
+        <w:rPr>
+          <w:b/>
+          <w:lang w:val="en_US" w:bidi="en_US"/>
+        </w:rPr>
         <w:t>"May no one deceive you in any way"</w:t>
       </w:r>
     </w:p>
@@ -7097,6 +8132,21 @@
           <w:b/>
           <w:lang w:val="en_US" w:bidi="en_US"/>
         </w:rPr>
+        <w:t>ὅτι ἐὰν μὴ ἔλθῃ ἡ ἀποστασία πρῶτον</w:t>
+      </w:r>
+    </w:p>
+    <w:p>
+      <w:pPr/>
+      <w:r>
+        <w:rPr>
+          <w:lang w:val="en_US" w:bidi="en_US"/>
+        </w:rPr>
+      </w:r>
+      <w:r>
+        <w:rPr>
+          <w:b/>
+          <w:lang w:val="en_US" w:bidi="en_US"/>
+        </w:rPr>
         <w:t>"for unless the apostacy comes first"</w:t>
       </w:r>
     </w:p>
@@ -7180,6 +8230,21 @@
           <w:b/>
           <w:lang w:val="en_US" w:bidi="en_US"/>
         </w:rPr>
+        <w:t>ἡ ἀποστασία</w:t>
+      </w:r>
+    </w:p>
+    <w:p>
+      <w:pPr/>
+      <w:r>
+        <w:rPr>
+          <w:lang w:val="en_US" w:bidi="en_US"/>
+        </w:rPr>
+      </w:r>
+      <w:r>
+        <w:rPr>
+          <w:b/>
+          <w:lang w:val="en_US" w:bidi="en_US"/>
+        </w:rPr>
         <w:t>"the apostacy"</w:t>
       </w:r>
     </w:p>
@@ -7276,6 +8341,21 @@
           <w:b/>
           <w:lang w:val="en_US" w:bidi="en_US"/>
         </w:rPr>
+        <w:t>ἀποκαλυφθῇ ὁ ἄνθρωπος τῆς ἀνομίας</w:t>
+      </w:r>
+    </w:p>
+    <w:p>
+      <w:pPr/>
+      <w:r>
+        <w:rPr>
+          <w:lang w:val="en_US" w:bidi="en_US"/>
+        </w:rPr>
+      </w:r>
+      <w:r>
+        <w:rPr>
+          <w:b/>
+          <w:lang w:val="en_US" w:bidi="en_US"/>
+        </w:rPr>
         <w:t>"the man of lawlessness is revealed"</w:t>
       </w:r>
     </w:p>
@@ -7359,6 +8439,21 @@
           <w:b/>
           <w:lang w:val="en_US" w:bidi="en_US"/>
         </w:rPr>
+        <w:t>ὁ ἄνθρωπος τῆς ἀνομίας</w:t>
+      </w:r>
+    </w:p>
+    <w:p>
+      <w:pPr/>
+      <w:r>
+        <w:rPr>
+          <w:lang w:val="en_US" w:bidi="en_US"/>
+        </w:rPr>
+      </w:r>
+      <w:r>
+        <w:rPr>
+          <w:b/>
+          <w:lang w:val="en_US" w:bidi="en_US"/>
+        </w:rPr>
         <w:t>"the man of lawlessness"</w:t>
       </w:r>
     </w:p>
@@ -7468,6 +8563,21 @@
           <w:b/>
           <w:lang w:val="en_US" w:bidi="en_US"/>
         </w:rPr>
+        <w:t>ὁ υἱὸς τῆς ἀπωλείας</w:t>
+      </w:r>
+    </w:p>
+    <w:p>
+      <w:pPr/>
+      <w:r>
+        <w:rPr>
+          <w:lang w:val="en_US" w:bidi="en_US"/>
+        </w:rPr>
+      </w:r>
+      <w:r>
+        <w:rPr>
+          <w:b/>
+          <w:lang w:val="en_US" w:bidi="en_US"/>
+        </w:rPr>
         <w:t>"the son of destruction"</w:t>
       </w:r>
     </w:p>
@@ -7647,6 +8757,21 @@
           <w:b/>
           <w:lang w:val="en_US" w:bidi="en_US"/>
         </w:rPr>
+        <w:t>πάντα λεγόμενον θεὸν ἢ σέβασμα</w:t>
+      </w:r>
+    </w:p>
+    <w:p>
+      <w:pPr/>
+      <w:r>
+        <w:rPr>
+          <w:lang w:val="en_US" w:bidi="en_US"/>
+        </w:rPr>
+      </w:r>
+      <w:r>
+        <w:rPr>
+          <w:b/>
+          <w:lang w:val="en_US" w:bidi="en_US"/>
+        </w:rPr>
         <w:t>"everything being called god or an object of worship"</w:t>
       </w:r>
     </w:p>
@@ -7730,6 +8855,21 @@
           <w:b/>
           <w:lang w:val="en_US" w:bidi="en_US"/>
         </w:rPr>
+        <w:t>αὐτὸν &amp; καθίσαι</w:t>
+      </w:r>
+    </w:p>
+    <w:p>
+      <w:pPr/>
+      <w:r>
+        <w:rPr>
+          <w:lang w:val="en_US" w:bidi="en_US"/>
+        </w:rPr>
+      </w:r>
+      <w:r>
+        <w:rPr>
+          <w:b/>
+          <w:lang w:val="en_US" w:bidi="en_US"/>
+        </w:rPr>
         <w:t>"he himself sits"</w:t>
       </w:r>
     </w:p>
@@ -7826,6 +8966,21 @@
           <w:b/>
           <w:lang w:val="en_US" w:bidi="en_US"/>
         </w:rPr>
+        <w:t>ἀποδεικνύντα ἑαυτὸν ὅτι ἔστιν Θεός</w:t>
+      </w:r>
+    </w:p>
+    <w:p>
+      <w:pPr/>
+      <w:r>
+        <w:rPr>
+          <w:lang w:val="en_US" w:bidi="en_US"/>
+        </w:rPr>
+      </w:r>
+      <w:r>
+        <w:rPr>
+          <w:b/>
+          <w:lang w:val="en_US" w:bidi="en_US"/>
+        </w:rPr>
         <w:t>"showing that he himself is God"</w:t>
       </w:r>
     </w:p>
@@ -7902,6 +9057,21 @@
           <w:b/>
           <w:lang w:val="en_US" w:bidi="en_US"/>
         </w:rPr>
+        <w:t>οὐ μνημονεύετε ὅτι, ἔτι ὢν πρὸς ὑμᾶς, ταῦτα ἔλεγον ὑμῖν</w:t>
+      </w:r>
+    </w:p>
+    <w:p>
+      <w:pPr/>
+      <w:r>
+        <w:rPr>
+          <w:lang w:val="en_US" w:bidi="en_US"/>
+        </w:rPr>
+      </w:r>
+      <w:r>
+        <w:rPr>
+          <w:b/>
+          <w:lang w:val="en_US" w:bidi="en_US"/>
+        </w:rPr>
         <w:t>"Do you not remember that, still being with you, I was telling you these things"</w:t>
       </w:r>
     </w:p>
@@ -7985,6 +9155,21 @@
           <w:b/>
           <w:lang w:val="en_US" w:bidi="en_US"/>
         </w:rPr>
+        <w:t>ταῦτα</w:t>
+      </w:r>
+    </w:p>
+    <w:p>
+      <w:pPr/>
+      <w:r>
+        <w:rPr>
+          <w:lang w:val="en_US" w:bidi="en_US"/>
+        </w:rPr>
+      </w:r>
+      <w:r>
+        <w:rPr>
+          <w:b/>
+          <w:lang w:val="en_US" w:bidi="en_US"/>
+        </w:rPr>
         <w:t>"these things"</w:t>
       </w:r>
     </w:p>
@@ -8081,6 +9266,21 @@
           <w:b/>
           <w:lang w:val="en_US" w:bidi="en_US"/>
         </w:rPr>
+        <w:t>καὶ νῦν τὸ κατέχον οἴδατε</w:t>
+      </w:r>
+    </w:p>
+    <w:p>
+      <w:pPr/>
+      <w:r>
+        <w:rPr>
+          <w:lang w:val="en_US" w:bidi="en_US"/>
+        </w:rPr>
+      </w:r>
+      <w:r>
+        <w:rPr>
+          <w:b/>
+          <w:lang w:val="en_US" w:bidi="en_US"/>
+        </w:rPr>
         <w:t>"And now you know the one restraining {him"</w:t>
       </w:r>
     </w:p>
@@ -8183,6 +9383,21 @@
           <w:b/>
           <w:lang w:val="en_US" w:bidi="en_US"/>
         </w:rPr>
+        <w:t>τὸ ἀποκαλυφθῆναι αὐτὸν ἐν τῷ αὐτοῦ καιρῷ</w:t>
+      </w:r>
+    </w:p>
+    <w:p>
+      <w:pPr/>
+      <w:r>
+        <w:rPr>
+          <w:lang w:val="en_US" w:bidi="en_US"/>
+        </w:rPr>
+      </w:r>
+      <w:r>
+        <w:rPr>
+          <w:b/>
+          <w:lang w:val="en_US" w:bidi="en_US"/>
+        </w:rPr>
         <w:t>"his revealing in his time"</w:t>
       </w:r>
     </w:p>
@@ -8266,6 +9481,21 @@
           <w:b/>
           <w:lang w:val="en_US" w:bidi="en_US"/>
         </w:rPr>
+        <w:t>γὰρ</w:t>
+      </w:r>
+    </w:p>
+    <w:p>
+      <w:pPr/>
+      <w:r>
+        <w:rPr>
+          <w:lang w:val="en_US" w:bidi="en_US"/>
+        </w:rPr>
+      </w:r>
+      <w:r>
+        <w:rPr>
+          <w:b/>
+          <w:lang w:val="en_US" w:bidi="en_US"/>
+        </w:rPr>
         <w:t>"For"</w:t>
       </w:r>
     </w:p>
@@ -8375,6 +9605,21 @@
           <w:b/>
           <w:lang w:val="en_US" w:bidi="en_US"/>
         </w:rPr>
+        <w:t>τὸ &amp; μυστήριον ἤδη ἐνεργεῖται τῆς ἀνομίας</w:t>
+      </w:r>
+    </w:p>
+    <w:p>
+      <w:pPr/>
+      <w:r>
+        <w:rPr>
+          <w:lang w:val="en_US" w:bidi="en_US"/>
+        </w:rPr>
+      </w:r>
+      <w:r>
+        <w:rPr>
+          <w:b/>
+          <w:lang w:val="en_US" w:bidi="en_US"/>
+        </w:rPr>
         <w:t>"the mystery of lawlessness is already working"</w:t>
       </w:r>
     </w:p>
@@ -8484,6 +9729,21 @@
           <w:b/>
           <w:lang w:val="en_US" w:bidi="en_US"/>
         </w:rPr>
+        <w:t>ὁ κατέχων</w:t>
+      </w:r>
+    </w:p>
+    <w:p>
+      <w:pPr/>
+      <w:r>
+        <w:rPr>
+          <w:lang w:val="en_US" w:bidi="en_US"/>
+        </w:rPr>
+      </w:r>
+      <w:r>
+        <w:rPr>
+          <w:b/>
+          <w:lang w:val="en_US" w:bidi="en_US"/>
+        </w:rPr>
         <w:t>"the one restraining {him"</w:t>
       </w:r>
     </w:p>
@@ -8547,6 +9807,21 @@
           <w:b/>
           <w:lang w:val="en_US" w:bidi="en_US"/>
         </w:rPr>
+        <w:t>γένηται</w:t>
+      </w:r>
+    </w:p>
+    <w:p>
+      <w:pPr/>
+      <w:r>
+        <w:rPr>
+          <w:lang w:val="en_US" w:bidi="en_US"/>
+        </w:rPr>
+      </w:r>
+      <w:r>
+        <w:rPr>
+          <w:b/>
+          <w:lang w:val="en_US" w:bidi="en_US"/>
+        </w:rPr>
         <w:t>"he comes"</w:t>
       </w:r>
     </w:p>
@@ -8643,6 +9918,21 @@
           <w:b/>
           <w:lang w:val="en_US" w:bidi="en_US"/>
         </w:rPr>
+        <w:t>ἐκ μέσου γένηται</w:t>
+      </w:r>
+    </w:p>
+    <w:p>
+      <w:pPr/>
+      <w:r>
+        <w:rPr>
+          <w:lang w:val="en_US" w:bidi="en_US"/>
+        </w:rPr>
+      </w:r>
+      <w:r>
+        <w:rPr>
+          <w:b/>
+          <w:lang w:val="en_US" w:bidi="en_US"/>
+        </w:rPr>
         <w:t>"he comes out of the way"</w:t>
       </w:r>
     </w:p>
@@ -8726,6 +10016,21 @@
           <w:b/>
           <w:lang w:val="en_US" w:bidi="en_US"/>
         </w:rPr>
+        <w:t>καὶ τότε ἀποκαλυφθήσεται ὁ ἄνομος</w:t>
+      </w:r>
+    </w:p>
+    <w:p>
+      <w:pPr/>
+      <w:r>
+        <w:rPr>
+          <w:lang w:val="en_US" w:bidi="en_US"/>
+        </w:rPr>
+      </w:r>
+      <w:r>
+        <w:rPr>
+          <w:b/>
+          <w:lang w:val="en_US" w:bidi="en_US"/>
+        </w:rPr>
         <w:t>"and then the lawless one will be revealed"</w:t>
       </w:r>
     </w:p>
@@ -8809,6 +10114,21 @@
           <w:b/>
           <w:lang w:val="en_US" w:bidi="en_US"/>
         </w:rPr>
+        <w:t>τῷ πνεύματι τοῦ στόματος αὐτοῦ</w:t>
+      </w:r>
+    </w:p>
+    <w:p>
+      <w:pPr/>
+      <w:r>
+        <w:rPr>
+          <w:lang w:val="en_US" w:bidi="en_US"/>
+        </w:rPr>
+      </w:r>
+      <w:r>
+        <w:rPr>
+          <w:b/>
+          <w:lang w:val="en_US" w:bidi="en_US"/>
+        </w:rPr>
         <w:t>"with the breath of his mouth"</w:t>
       </w:r>
     </w:p>
@@ -8918,6 +10238,21 @@
           <w:b/>
           <w:lang w:val="en_US" w:bidi="en_US"/>
         </w:rPr>
+        <w:t>ἀνελεῖ τῷ πνεύματι τοῦ στόματος αὐτοῦ, καὶ καταργήσει τῇ ἐπιφανείᾳ τῆς παρουσίας αὐτοῦ</w:t>
+      </w:r>
+    </w:p>
+    <w:p>
+      <w:pPr/>
+      <w:r>
+        <w:rPr>
+          <w:lang w:val="en_US" w:bidi="en_US"/>
+        </w:rPr>
+      </w:r>
+      <w:r>
+        <w:rPr>
+          <w:b/>
+          <w:lang w:val="en_US" w:bidi="en_US"/>
+        </w:rPr>
         <w:t>"will kill with the breath of his mouth, and will bring to nothing by the appearance of his coming"</w:t>
       </w:r>
     </w:p>
@@ -9001,6 +10336,21 @@
           <w:b/>
           <w:lang w:val="en_US" w:bidi="en_US"/>
         </w:rPr>
+        <w:t>οὗ ἐστιν ἡ παρουσία, κατ’ ἐνέργειαν τοῦ Σατανᾶ</w:t>
+      </w:r>
+    </w:p>
+    <w:p>
+      <w:pPr/>
+      <w:r>
+        <w:rPr>
+          <w:lang w:val="en_US" w:bidi="en_US"/>
+        </w:rPr>
+      </w:r>
+      <w:r>
+        <w:rPr>
+          <w:b/>
+          <w:lang w:val="en_US" w:bidi="en_US"/>
+        </w:rPr>
         <w:t>"the arrival of whom is according to a work of Satan"</w:t>
       </w:r>
     </w:p>
@@ -9110,6 +10460,21 @@
           <w:b/>
           <w:lang w:val="en_US" w:bidi="en_US"/>
         </w:rPr>
+        <w:t>οὗ</w:t>
+      </w:r>
+    </w:p>
+    <w:p>
+      <w:pPr/>
+      <w:r>
+        <w:rPr>
+          <w:lang w:val="en_US" w:bidi="en_US"/>
+        </w:rPr>
+      </w:r>
+      <w:r>
+        <w:rPr>
+          <w:b/>
+          <w:lang w:val="en_US" w:bidi="en_US"/>
+        </w:rPr>
         <w:t>"of whom"</w:t>
       </w:r>
     </w:p>
@@ -9186,6 +10551,21 @@
           <w:b/>
           <w:lang w:val="en_US" w:bidi="en_US"/>
         </w:rPr>
+        <w:t>ἐν πάσῃ δυνάμει, καὶ σημείοις, καὶ τέρασιν ψεύδους</w:t>
+      </w:r>
+    </w:p>
+    <w:p>
+      <w:pPr/>
+      <w:r>
+        <w:rPr>
+          <w:lang w:val="en_US" w:bidi="en_US"/>
+        </w:rPr>
+      </w:r>
+      <w:r>
+        <w:rPr>
+          <w:b/>
+          <w:lang w:val="en_US" w:bidi="en_US"/>
+        </w:rPr>
         <w:t>"in all power and signs and false wonders"</w:t>
       </w:r>
     </w:p>
@@ -9334,6 +10714,21 @@
           <w:b/>
           <w:lang w:val="en_US" w:bidi="en_US"/>
         </w:rPr>
+        <w:t>ἐν πάσῃ δυνάμει, καὶ σημείοις, καὶ τέρασιν ψεύδους</w:t>
+      </w:r>
+    </w:p>
+    <w:p>
+      <w:pPr/>
+      <w:r>
+        <w:rPr>
+          <w:lang w:val="en_US" w:bidi="en_US"/>
+        </w:rPr>
+      </w:r>
+      <w:r>
+        <w:rPr>
+          <w:b/>
+          <w:lang w:val="en_US" w:bidi="en_US"/>
+        </w:rPr>
         <w:t>"in all power and signs and false wonders"</w:t>
       </w:r>
     </w:p>
@@ -9430,6 +10825,21 @@
           <w:b/>
           <w:lang w:val="en_US" w:bidi="en_US"/>
         </w:rPr>
+        <w:t>καὶ σημείοις, καὶ τέρασιν ψεύδους</w:t>
+      </w:r>
+    </w:p>
+    <w:p>
+      <w:pPr/>
+      <w:r>
+        <w:rPr>
+          <w:lang w:val="en_US" w:bidi="en_US"/>
+        </w:rPr>
+      </w:r>
+      <w:r>
+        <w:rPr>
+          <w:b/>
+          <w:lang w:val="en_US" w:bidi="en_US"/>
+        </w:rPr>
         <w:t>"and signs and false wonders"</w:t>
       </w:r>
     </w:p>
@@ -9539,6 +10949,21 @@
           <w:b/>
           <w:lang w:val="en_US" w:bidi="en_US"/>
         </w:rPr>
+        <w:t>πάσῃ</w:t>
+      </w:r>
+    </w:p>
+    <w:p>
+      <w:pPr/>
+      <w:r>
+        <w:rPr>
+          <w:lang w:val="en_US" w:bidi="en_US"/>
+        </w:rPr>
+      </w:r>
+      <w:r>
+        <w:rPr>
+          <w:b/>
+          <w:lang w:val="en_US" w:bidi="en_US"/>
+        </w:rPr>
         <w:t>"all"</w:t>
       </w:r>
     </w:p>
@@ -9635,6 +11060,21 @@
           <w:b/>
           <w:lang w:val="en_US" w:bidi="en_US"/>
         </w:rPr>
+        <w:t>ἐν πάσῃ ἀπάτῃ ἀδικίας</w:t>
+      </w:r>
+    </w:p>
+    <w:p>
+      <w:pPr/>
+      <w:r>
+        <w:rPr>
+          <w:lang w:val="en_US" w:bidi="en_US"/>
+        </w:rPr>
+      </w:r>
+      <w:r>
+        <w:rPr>
+          <w:b/>
+          <w:lang w:val="en_US" w:bidi="en_US"/>
+        </w:rPr>
         <w:t>"in all deceit of unrighteousness"</w:t>
       </w:r>
     </w:p>
@@ -9744,6 +11184,21 @@
           <w:b/>
           <w:lang w:val="en_US" w:bidi="en_US"/>
         </w:rPr>
+        <w:t>ἐν πάσῃ ἀπάτῃ ἀδικίας, τοῖς ἀπολλυμένοις</w:t>
+      </w:r>
+    </w:p>
+    <w:p>
+      <w:pPr/>
+      <w:r>
+        <w:rPr>
+          <w:lang w:val="en_US" w:bidi="en_US"/>
+        </w:rPr>
+      </w:r>
+      <w:r>
+        <w:rPr>
+          <w:b/>
+          <w:lang w:val="en_US" w:bidi="en_US"/>
+        </w:rPr>
         <w:t>"in all deceit of unrighteousness to the ones perishing"</w:t>
       </w:r>
     </w:p>
@@ -9853,6 +11308,21 @@
           <w:b/>
           <w:lang w:val="en_US" w:bidi="en_US"/>
         </w:rPr>
+        <w:t>ἀνθ’ ὧν</w:t>
+      </w:r>
+    </w:p>
+    <w:p>
+      <w:pPr/>
+      <w:r>
+        <w:rPr>
+          <w:lang w:val="en_US" w:bidi="en_US"/>
+        </w:rPr>
+      </w:r>
+      <w:r>
+        <w:rPr>
+          <w:b/>
+          <w:lang w:val="en_US" w:bidi="en_US"/>
+        </w:rPr>
         <w:t>"because of which"</w:t>
       </w:r>
     </w:p>
@@ -9936,6 +11406,21 @@
           <w:b/>
           <w:lang w:val="en_US" w:bidi="en_US"/>
         </w:rPr>
+        <w:t>τὴν ἀγάπην τῆς ἀληθείας οὐκ ἐδέξαντο</w:t>
+      </w:r>
+    </w:p>
+    <w:p>
+      <w:pPr/>
+      <w:r>
+        <w:rPr>
+          <w:lang w:val="en_US" w:bidi="en_US"/>
+        </w:rPr>
+      </w:r>
+      <w:r>
+        <w:rPr>
+          <w:b/>
+          <w:lang w:val="en_US" w:bidi="en_US"/>
+        </w:rPr>
         <w:t>"they did not receive the love of the truth"</w:t>
       </w:r>
     </w:p>
@@ -10071,6 +11556,21 @@
           <w:b/>
           <w:lang w:val="en_US" w:bidi="en_US"/>
         </w:rPr>
+        <w:t>εἰς τὸ σωθῆναι αὐτούς</w:t>
+      </w:r>
+    </w:p>
+    <w:p>
+      <w:pPr/>
+      <w:r>
+        <w:rPr>
+          <w:lang w:val="en_US" w:bidi="en_US"/>
+        </w:rPr>
+      </w:r>
+      <w:r>
+        <w:rPr>
+          <w:b/>
+          <w:lang w:val="en_US" w:bidi="en_US"/>
+        </w:rPr>
         <w:t>"for them to be saved"</w:t>
       </w:r>
     </w:p>
@@ -10154,6 +11654,21 @@
           <w:b/>
           <w:lang w:val="en_US" w:bidi="en_US"/>
         </w:rPr>
+        <w:t>εἰς τὸ σωθῆναι αὐτούς</w:t>
+      </w:r>
+    </w:p>
+    <w:p>
+      <w:pPr/>
+      <w:r>
+        <w:rPr>
+          <w:lang w:val="en_US" w:bidi="en_US"/>
+        </w:rPr>
+      </w:r>
+      <w:r>
+        <w:rPr>
+          <w:b/>
+          <w:lang w:val="en_US" w:bidi="en_US"/>
+        </w:rPr>
         <w:t>"for them to be saved"</w:t>
       </w:r>
     </w:p>
@@ -10237,6 +11752,21 @@
           <w:b/>
           <w:lang w:val="en_US" w:bidi="en_US"/>
         </w:rPr>
+        <w:t>διὰ τοῦτο</w:t>
+      </w:r>
+    </w:p>
+    <w:p>
+      <w:pPr/>
+      <w:r>
+        <w:rPr>
+          <w:lang w:val="en_US" w:bidi="en_US"/>
+        </w:rPr>
+      </w:r>
+      <w:r>
+        <w:rPr>
+          <w:b/>
+          <w:lang w:val="en_US" w:bidi="en_US"/>
+        </w:rPr>
         <w:t>"because of this"</w:t>
       </w:r>
     </w:p>
@@ -10333,6 +11863,21 @@
           <w:b/>
           <w:lang w:val="en_US" w:bidi="en_US"/>
         </w:rPr>
+        <w:t>πέμπει αὐτοῖς ὁ Θεὸς ἐνέργειαν πλάνης, εἰς τὸ πιστεῦσαι αὐτοὺς τῷ ψεύδει</w:t>
+      </w:r>
+    </w:p>
+    <w:p>
+      <w:pPr/>
+      <w:r>
+        <w:rPr>
+          <w:lang w:val="en_US" w:bidi="en_US"/>
+        </w:rPr>
+      </w:r>
+      <w:r>
+        <w:rPr>
+          <w:b/>
+          <w:lang w:val="en_US" w:bidi="en_US"/>
+        </w:rPr>
         <w:t>"God is sending to them a working of error for them to believe the lie"</w:t>
       </w:r>
     </w:p>
@@ -10442,6 +11987,21 @@
           <w:b/>
           <w:lang w:val="en_US" w:bidi="en_US"/>
         </w:rPr>
+        <w:t>ἐνέργειαν πλάνης</w:t>
+      </w:r>
+    </w:p>
+    <w:p>
+      <w:pPr/>
+      <w:r>
+        <w:rPr>
+          <w:lang w:val="en_US" w:bidi="en_US"/>
+        </w:rPr>
+      </w:r>
+      <w:r>
+        <w:rPr>
+          <w:b/>
+          <w:lang w:val="en_US" w:bidi="en_US"/>
+        </w:rPr>
         <w:t>"a working of error"</w:t>
       </w:r>
     </w:p>
@@ -10551,6 +12111,21 @@
           <w:b/>
           <w:lang w:val="en_US" w:bidi="en_US"/>
         </w:rPr>
+        <w:t>εἰς τὸ πιστεῦσαι αὐτοὺς</w:t>
+      </w:r>
+    </w:p>
+    <w:p>
+      <w:pPr/>
+      <w:r>
+        <w:rPr>
+          <w:lang w:val="en_US" w:bidi="en_US"/>
+        </w:rPr>
+      </w:r>
+      <w:r>
+        <w:rPr>
+          <w:b/>
+          <w:lang w:val="en_US" w:bidi="en_US"/>
+        </w:rPr>
         <w:t>"for them to believe"</w:t>
       </w:r>
     </w:p>
@@ -10660,6 +12235,21 @@
           <w:b/>
           <w:lang w:val="en_US" w:bidi="en_US"/>
         </w:rPr>
+        <w:t>εἰς τὸ πιστεῦσαι αὐτοὺς</w:t>
+      </w:r>
+    </w:p>
+    <w:p>
+      <w:pPr/>
+      <w:r>
+        <w:rPr>
+          <w:lang w:val="en_US" w:bidi="en_US"/>
+        </w:rPr>
+      </w:r>
+      <w:r>
+        <w:rPr>
+          <w:b/>
+          <w:lang w:val="en_US" w:bidi="en_US"/>
+        </w:rPr>
         <w:t>"for them to believe"</w:t>
       </w:r>
     </w:p>
@@ -10756,6 +12346,21 @@
           <w:b/>
           <w:lang w:val="en_US" w:bidi="en_US"/>
         </w:rPr>
+        <w:t>ἵνα</w:t>
+      </w:r>
+    </w:p>
+    <w:p>
+      <w:pPr/>
+      <w:r>
+        <w:rPr>
+          <w:lang w:val="en_US" w:bidi="en_US"/>
+        </w:rPr>
+      </w:r>
+      <w:r>
+        <w:rPr>
+          <w:b/>
+          <w:lang w:val="en_US" w:bidi="en_US"/>
+        </w:rPr>
         <w:t>"so that"</w:t>
       </w:r>
     </w:p>
@@ -10839,6 +12444,21 @@
           <w:b/>
           <w:lang w:val="en_US" w:bidi="en_US"/>
         </w:rPr>
+        <w:t>κριθῶσιν πάντες</w:t>
+      </w:r>
+    </w:p>
+    <w:p>
+      <w:pPr/>
+      <w:r>
+        <w:rPr>
+          <w:lang w:val="en_US" w:bidi="en_US"/>
+        </w:rPr>
+      </w:r>
+      <w:r>
+        <w:rPr>
+          <w:b/>
+          <w:lang w:val="en_US" w:bidi="en_US"/>
+        </w:rPr>
         <w:t>"they might all be judged"</w:t>
       </w:r>
     </w:p>
@@ -10922,6 +12542,21 @@
           <w:b/>
           <w:lang w:val="en_US" w:bidi="en_US"/>
         </w:rPr>
+        <w:t>οἱ</w:t>
+      </w:r>
+    </w:p>
+    <w:p>
+      <w:pPr/>
+      <w:r>
+        <w:rPr>
+          <w:lang w:val="en_US" w:bidi="en_US"/>
+        </w:rPr>
+      </w:r>
+      <w:r>
+        <w:rPr>
+          <w:b/>
+          <w:lang w:val="en_US" w:bidi="en_US"/>
+        </w:rPr>
         <w:t>"the ones"</w:t>
       </w:r>
     </w:p>
@@ -11018,6 +12653,21 @@
           <w:b/>
           <w:lang w:val="en_US" w:bidi="en_US"/>
         </w:rPr>
+        <w:t>οἱ μὴ πιστεύσαντες τῇ ἀληθείᾳ, ἀλλὰ εὐδοκήσαντες τῇ ἀδικίᾳ</w:t>
+      </w:r>
+    </w:p>
+    <w:p>
+      <w:pPr/>
+      <w:r>
+        <w:rPr>
+          <w:lang w:val="en_US" w:bidi="en_US"/>
+        </w:rPr>
+      </w:r>
+      <w:r>
+        <w:rPr>
+          <w:b/>
+          <w:lang w:val="en_US" w:bidi="en_US"/>
+        </w:rPr>
         <w:t>"the ones not having believed the truth, but having taken pleasure in the unrighteousness"</w:t>
       </w:r>
     </w:p>
@@ -11204,6 +12854,21 @@
           <w:b/>
           <w:lang w:val="en_US" w:bidi="en_US"/>
         </w:rPr>
+        <w:t>δὲ</w:t>
+      </w:r>
+    </w:p>
+    <w:p>
+      <w:pPr/>
+      <w:r>
+        <w:rPr>
+          <w:lang w:val="en_US" w:bidi="en_US"/>
+        </w:rPr>
+      </w:r>
+      <w:r>
+        <w:rPr>
+          <w:b/>
+          <w:lang w:val="en_US" w:bidi="en_US"/>
+        </w:rPr>
         <w:t>"Now"</w:t>
       </w:r>
     </w:p>
@@ -11280,6 +12945,21 @@
           <w:b/>
           <w:lang w:val="en_US" w:bidi="en_US"/>
         </w:rPr>
+        <w:t>ἡμεῖς &amp; ὀφείλομεν εὐχαριστεῖν &amp; πάντοτε</w:t>
+      </w:r>
+    </w:p>
+    <w:p>
+      <w:pPr/>
+      <w:r>
+        <w:rPr>
+          <w:lang w:val="en_US" w:bidi="en_US"/>
+        </w:rPr>
+      </w:r>
+      <w:r>
+        <w:rPr>
+          <w:b/>
+          <w:lang w:val="en_US" w:bidi="en_US"/>
+        </w:rPr>
         <w:t>"we ought always to give thanks"</w:t>
       </w:r>
     </w:p>
@@ -11376,6 +13056,21 @@
           <w:b/>
           <w:lang w:val="en_US" w:bidi="en_US"/>
         </w:rPr>
+        <w:t>ἡμεῖς &amp; ὀφείλομεν</w:t>
+      </w:r>
+    </w:p>
+    <w:p>
+      <w:pPr/>
+      <w:r>
+        <w:rPr>
+          <w:lang w:val="en_US" w:bidi="en_US"/>
+        </w:rPr>
+      </w:r>
+      <w:r>
+        <w:rPr>
+          <w:b/>
+          <w:lang w:val="en_US" w:bidi="en_US"/>
+        </w:rPr>
         <w:t>"we ought"</w:t>
       </w:r>
     </w:p>
@@ -11472,6 +13167,21 @@
           <w:b/>
           <w:lang w:val="en_US" w:bidi="en_US"/>
         </w:rPr>
+        <w:t>ἀδελφοὶ ἠγαπημένοι ὑπὸ Κυρίου</w:t>
+      </w:r>
+    </w:p>
+    <w:p>
+      <w:pPr/>
+      <w:r>
+        <w:rPr>
+          <w:lang w:val="en_US" w:bidi="en_US"/>
+        </w:rPr>
+      </w:r>
+      <w:r>
+        <w:rPr>
+          <w:b/>
+          <w:lang w:val="en_US" w:bidi="en_US"/>
+        </w:rPr>
         <w:t>"brothers having been loved by the Lord"</w:t>
       </w:r>
     </w:p>
@@ -11555,6 +13265,21 @@
           <w:b/>
           <w:lang w:val="en_US" w:bidi="en_US"/>
         </w:rPr>
+        <w:t>ἀδελφοὶ</w:t>
+      </w:r>
+    </w:p>
+    <w:p>
+      <w:pPr/>
+      <w:r>
+        <w:rPr>
+          <w:lang w:val="en_US" w:bidi="en_US"/>
+        </w:rPr>
+      </w:r>
+      <w:r>
+        <w:rPr>
+          <w:b/>
+          <w:lang w:val="en_US" w:bidi="en_US"/>
+        </w:rPr>
         <w:t>"brothers"</w:t>
       </w:r>
     </w:p>
@@ -11651,6 +13376,21 @@
           <w:b/>
           <w:lang w:val="en_US" w:bidi="en_US"/>
         </w:rPr>
+        <w:t>ἀπαρχὴν εἰς σωτηρίαν</w:t>
+      </w:r>
+    </w:p>
+    <w:p>
+      <w:pPr/>
+      <w:r>
+        <w:rPr>
+          <w:lang w:val="en_US" w:bidi="en_US"/>
+        </w:rPr>
+      </w:r>
+      <w:r>
+        <w:rPr>
+          <w:b/>
+          <w:lang w:val="en_US" w:bidi="en_US"/>
+        </w:rPr>
         <w:t>"as} firstfruits for salvation"</w:t>
       </w:r>
     </w:p>
@@ -11747,6 +13487,21 @@
           <w:b/>
           <w:lang w:val="en_US" w:bidi="en_US"/>
         </w:rPr>
+        <w:t>ἀπαρχὴν εἰς σωτηρίαν ἐν ἁγιασμῷ Πνεύματος καὶ πίστει ἀληθείας</w:t>
+      </w:r>
+    </w:p>
+    <w:p>
+      <w:pPr/>
+      <w:r>
+        <w:rPr>
+          <w:lang w:val="en_US" w:bidi="en_US"/>
+        </w:rPr>
+      </w:r>
+      <w:r>
+        <w:rPr>
+          <w:b/>
+          <w:lang w:val="en_US" w:bidi="en_US"/>
+        </w:rPr>
         <w:t>"as} firstfruits for salvation in sanctification of the Spirit and belief in the truth"</w:t>
       </w:r>
     </w:p>
@@ -11882,6 +13637,21 @@
           <w:b/>
           <w:lang w:val="en_US" w:bidi="en_US"/>
         </w:rPr>
+        <w:t>διὰ τοῦ εὐαγγελίου ἡμῶν</w:t>
+      </w:r>
+    </w:p>
+    <w:p>
+      <w:pPr/>
+      <w:r>
+        <w:rPr>
+          <w:lang w:val="en_US" w:bidi="en_US"/>
+        </w:rPr>
+      </w:r>
+      <w:r>
+        <w:rPr>
+          <w:b/>
+          <w:lang w:val="en_US" w:bidi="en_US"/>
+        </w:rPr>
         <w:t>"through our gospel"</w:t>
       </w:r>
     </w:p>
@@ -11978,6 +13748,21 @@
           <w:b/>
           <w:lang w:val="en_US" w:bidi="en_US"/>
         </w:rPr>
+        <w:t>εἰς περιποίησιν δόξης τοῦ Κυρίου ἡμῶν, Ἰησοῦ Χριστοῦ</w:t>
+      </w:r>
+    </w:p>
+    <w:p>
+      <w:pPr/>
+      <w:r>
+        <w:rPr>
+          <w:lang w:val="en_US" w:bidi="en_US"/>
+        </w:rPr>
+      </w:r>
+      <w:r>
+        <w:rPr>
+          <w:b/>
+          <w:lang w:val="en_US" w:bidi="en_US"/>
+        </w:rPr>
         <w:t>"to the acquiring of the glory of our Lord Jesus Christ"</w:t>
       </w:r>
     </w:p>
@@ -12074,6 +13859,21 @@
           <w:b/>
           <w:lang w:val="en_US" w:bidi="en_US"/>
         </w:rPr>
+        <w:t>εἰς περιποίησιν δόξης τοῦ Κυρίου ἡμῶν</w:t>
+      </w:r>
+    </w:p>
+    <w:p>
+      <w:pPr/>
+      <w:r>
+        <w:rPr>
+          <w:lang w:val="en_US" w:bidi="en_US"/>
+        </w:rPr>
+      </w:r>
+      <w:r>
+        <w:rPr>
+          <w:b/>
+          <w:lang w:val="en_US" w:bidi="en_US"/>
+        </w:rPr>
         <w:t>"to the acquiring of the glory of our Lord"</w:t>
       </w:r>
     </w:p>
@@ -12170,6 +13970,21 @@
           <w:b/>
           <w:lang w:val="en_US" w:bidi="en_US"/>
         </w:rPr>
+        <w:t>ἄρα οὖν</w:t>
+      </w:r>
+    </w:p>
+    <w:p>
+      <w:pPr/>
+      <w:r>
+        <w:rPr>
+          <w:lang w:val="en_US" w:bidi="en_US"/>
+        </w:rPr>
+      </w:r>
+      <w:r>
+        <w:rPr>
+          <w:b/>
+          <w:lang w:val="en_US" w:bidi="en_US"/>
+        </w:rPr>
         <w:t>"So then"</w:t>
       </w:r>
     </w:p>
@@ -12266,6 +14081,21 @@
           <w:b/>
           <w:lang w:val="en_US" w:bidi="en_US"/>
         </w:rPr>
+        <w:t>ἀδελφοί</w:t>
+      </w:r>
+    </w:p>
+    <w:p>
+      <w:pPr/>
+      <w:r>
+        <w:rPr>
+          <w:lang w:val="en_US" w:bidi="en_US"/>
+        </w:rPr>
+      </w:r>
+      <w:r>
+        <w:rPr>
+          <w:b/>
+          <w:lang w:val="en_US" w:bidi="en_US"/>
+        </w:rPr>
         <w:t>"brothers"</w:t>
       </w:r>
     </w:p>
@@ -12362,6 +14192,21 @@
           <w:b/>
           <w:lang w:val="en_US" w:bidi="en_US"/>
         </w:rPr>
+        <w:t>στήκετε</w:t>
+      </w:r>
+    </w:p>
+    <w:p>
+      <w:pPr/>
+      <w:r>
+        <w:rPr>
+          <w:lang w:val="en_US" w:bidi="en_US"/>
+        </w:rPr>
+      </w:r>
+      <w:r>
+        <w:rPr>
+          <w:b/>
+          <w:lang w:val="en_US" w:bidi="en_US"/>
+        </w:rPr>
         <w:t>"stand firm"</w:t>
       </w:r>
     </w:p>
@@ -12458,6 +14303,21 @@
           <w:b/>
           <w:lang w:val="en_US" w:bidi="en_US"/>
         </w:rPr>
+        <w:t>κρατεῖτε τὰς παραδόσεις</w:t>
+      </w:r>
+    </w:p>
+    <w:p>
+      <w:pPr/>
+      <w:r>
+        <w:rPr>
+          <w:lang w:val="en_US" w:bidi="en_US"/>
+        </w:rPr>
+      </w:r>
+      <w:r>
+        <w:rPr>
+          <w:b/>
+          <w:lang w:val="en_US" w:bidi="en_US"/>
+        </w:rPr>
         <w:t>"hold tight to the traditions"</w:t>
       </w:r>
     </w:p>
@@ -12554,6 +14414,21 @@
           <w:b/>
           <w:lang w:val="en_US" w:bidi="en_US"/>
         </w:rPr>
+        <w:t>στήκετε καὶ κρατεῖτε</w:t>
+      </w:r>
+    </w:p>
+    <w:p>
+      <w:pPr/>
+      <w:r>
+        <w:rPr>
+          <w:lang w:val="en_US" w:bidi="en_US"/>
+        </w:rPr>
+      </w:r>
+      <w:r>
+        <w:rPr>
+          <w:b/>
+          <w:lang w:val="en_US" w:bidi="en_US"/>
+        </w:rPr>
         <w:t>"stand firm and hold tight to"</w:t>
       </w:r>
     </w:p>
@@ -12637,6 +14512,21 @@
           <w:b/>
           <w:lang w:val="en_US" w:bidi="en_US"/>
         </w:rPr>
+        <w:t>ἐδιδάχθητε</w:t>
+      </w:r>
+    </w:p>
+    <w:p>
+      <w:pPr/>
+      <w:r>
+        <w:rPr>
+          <w:lang w:val="en_US" w:bidi="en_US"/>
+        </w:rPr>
+      </w:r>
+      <w:r>
+        <w:rPr>
+          <w:b/>
+          <w:lang w:val="en_US" w:bidi="en_US"/>
+        </w:rPr>
         <w:t>"you were taught"</w:t>
       </w:r>
     </w:p>
@@ -12720,6 +14610,21 @@
           <w:b/>
           <w:lang w:val="en_US" w:bidi="en_US"/>
         </w:rPr>
+        <w:t>διὰ λόγου</w:t>
+      </w:r>
+    </w:p>
+    <w:p>
+      <w:pPr/>
+      <w:r>
+        <w:rPr>
+          <w:lang w:val="en_US" w:bidi="en_US"/>
+        </w:rPr>
+      </w:r>
+      <w:r>
+        <w:rPr>
+          <w:b/>
+          <w:lang w:val="en_US" w:bidi="en_US"/>
+        </w:rPr>
         <w:t>"by word"</w:t>
       </w:r>
     </w:p>
@@ -12816,6 +14721,21 @@
           <w:b/>
           <w:lang w:val="en_US" w:bidi="en_US"/>
         </w:rPr>
+        <w:t>δι’ ἐπιστολῆς ἡμῶν</w:t>
+      </w:r>
+    </w:p>
+    <w:p>
+      <w:pPr/>
+      <w:r>
+        <w:rPr>
+          <w:lang w:val="en_US" w:bidi="en_US"/>
+        </w:rPr>
+      </w:r>
+      <w:r>
+        <w:rPr>
+          <w:b/>
+          <w:lang w:val="en_US" w:bidi="en_US"/>
+        </w:rPr>
         <w:t>"by our letter"</w:t>
       </w:r>
     </w:p>
@@ -12912,6 +14832,21 @@
           <w:b/>
           <w:lang w:val="en_US" w:bidi="en_US"/>
         </w:rPr>
+        <w:t>δὲ</w:t>
+      </w:r>
+    </w:p>
+    <w:p>
+      <w:pPr/>
+      <w:r>
+        <w:rPr>
+          <w:lang w:val="en_US" w:bidi="en_US"/>
+        </w:rPr>
+      </w:r>
+      <w:r>
+        <w:rPr>
+          <w:b/>
+          <w:lang w:val="en_US" w:bidi="en_US"/>
+        </w:rPr>
         <w:t>"Now"</w:t>
       </w:r>
     </w:p>
@@ -13008,6 +14943,21 @@
           <w:b/>
           <w:lang w:val="en_US" w:bidi="en_US"/>
         </w:rPr>
+        <w:t>αὐτὸς δὲ ὁ Κύριος ἡμῶν, Ἰησοῦς Χριστὸς, καὶ ὁ Θεὸς ὁ Πατὴρ ἡμῶν</w:t>
+      </w:r>
+    </w:p>
+    <w:p>
+      <w:pPr/>
+      <w:r>
+        <w:rPr>
+          <w:lang w:val="en_US" w:bidi="en_US"/>
+        </w:rPr>
+      </w:r>
+      <w:r>
+        <w:rPr>
+          <w:b/>
+          <w:lang w:val="en_US" w:bidi="en_US"/>
+        </w:rPr>
         <w:t>"Now our Lord Jesus Christ himself, and God our Father"</w:t>
       </w:r>
     </w:p>
@@ -13091,6 +15041,21 @@
           <w:b/>
           <w:lang w:val="en_US" w:bidi="en_US"/>
         </w:rPr>
+        <w:t>ἡμῶν &amp; ἡμῶν &amp; ἡμᾶς</w:t>
+      </w:r>
+    </w:p>
+    <w:p>
+      <w:pPr/>
+      <w:r>
+        <w:rPr>
+          <w:lang w:val="en_US" w:bidi="en_US"/>
+        </w:rPr>
+      </w:r>
+      <w:r>
+        <w:rPr>
+          <w:b/>
+          <w:lang w:val="en_US" w:bidi="en_US"/>
+        </w:rPr>
         <w:t>"our"</w:t>
       </w:r>
       <w:r>
@@ -13226,6 +15191,21 @@
           <w:b/>
           <w:lang w:val="en_US" w:bidi="en_US"/>
         </w:rPr>
+        <w:t>αὐτὸς &amp; Κύριος ἡμῶν, Ἰησοῦς Χριστὸς</w:t>
+      </w:r>
+    </w:p>
+    <w:p>
+      <w:pPr/>
+      <w:r>
+        <w:rPr>
+          <w:lang w:val="en_US" w:bidi="en_US"/>
+        </w:rPr>
+      </w:r>
+      <w:r>
+        <w:rPr>
+          <w:b/>
+          <w:lang w:val="en_US" w:bidi="en_US"/>
+        </w:rPr>
         <w:t>"our Lord Jesus Christ himself"</w:t>
       </w:r>
     </w:p>
@@ -13335,6 +15315,21 @@
           <w:b/>
           <w:lang w:val="en_US" w:bidi="en_US"/>
         </w:rPr>
+        <w:t>δοὺς παράκλησιν αἰωνίαν, καὶ ἐλπίδα ἀγαθὴν</w:t>
+      </w:r>
+    </w:p>
+    <w:p>
+      <w:pPr/>
+      <w:r>
+        <w:rPr>
+          <w:lang w:val="en_US" w:bidi="en_US"/>
+        </w:rPr>
+      </w:r>
+      <w:r>
+        <w:rPr>
+          <w:b/>
+          <w:lang w:val="en_US" w:bidi="en_US"/>
+        </w:rPr>
         <w:t>"gave {us} eternal comfort and good hope"</w:t>
       </w:r>
     </w:p>
@@ -13444,6 +15439,21 @@
           <w:b/>
           <w:lang w:val="en_US" w:bidi="en_US"/>
         </w:rPr>
+        <w:t>ἐν χάριτι</w:t>
+      </w:r>
+    </w:p>
+    <w:p>
+      <w:pPr/>
+      <w:r>
+        <w:rPr>
+          <w:lang w:val="en_US" w:bidi="en_US"/>
+        </w:rPr>
+      </w:r>
+      <w:r>
+        <w:rPr>
+          <w:b/>
+          <w:lang w:val="en_US" w:bidi="en_US"/>
+        </w:rPr>
         <w:t>"through grace"</w:t>
       </w:r>
     </w:p>
@@ -13540,6 +15550,21 @@
           <w:b/>
           <w:lang w:val="en_US" w:bidi="en_US"/>
         </w:rPr>
+        <w:t>παρακαλέσαι ὑμῶν τὰς καρδίας, καὶ στηρίξαι</w:t>
+      </w:r>
+    </w:p>
+    <w:p>
+      <w:pPr/>
+      <w:r>
+        <w:rPr>
+          <w:lang w:val="en_US" w:bidi="en_US"/>
+        </w:rPr>
+      </w:r>
+      <w:r>
+        <w:rPr>
+          <w:b/>
+          <w:lang w:val="en_US" w:bidi="en_US"/>
+        </w:rPr>
         <w:t>"may he comfort and strengthen your hearts"</w:t>
       </w:r>
     </w:p>
@@ -13649,6 +15674,21 @@
           <w:b/>
           <w:lang w:val="en_US" w:bidi="en_US"/>
         </w:rPr>
+        <w:t>ἐν παντὶ ἔργῳ καὶ λόγῳ ἀγαθῷ</w:t>
+      </w:r>
+    </w:p>
+    <w:p>
+      <w:pPr/>
+      <w:r>
+        <w:rPr>
+          <w:lang w:val="en_US" w:bidi="en_US"/>
+        </w:rPr>
+      </w:r>
+      <w:r>
+        <w:rPr>
+          <w:b/>
+          <w:lang w:val="en_US" w:bidi="en_US"/>
+        </w:rPr>
         <w:t>"in every good work and word"</w:t>
       </w:r>
     </w:p>
@@ -13822,6 +15862,21 @@
           <w:b/>
           <w:lang w:val="en_US" w:bidi="en_US"/>
         </w:rPr>
+        <w:t>τὸ λοιπὸν</w:t>
+      </w:r>
+    </w:p>
+    <w:p>
+      <w:pPr/>
+      <w:r>
+        <w:rPr>
+          <w:lang w:val="en_US" w:bidi="en_US"/>
+        </w:rPr>
+      </w:r>
+      <w:r>
+        <w:rPr>
+          <w:b/>
+          <w:lang w:val="en_US" w:bidi="en_US"/>
+        </w:rPr>
         <w:t>"Finally"</w:t>
       </w:r>
     </w:p>
@@ -13931,6 +15986,21 @@
           <w:b/>
           <w:lang w:val="en_US" w:bidi="en_US"/>
         </w:rPr>
+        <w:t>ἀδελφοί</w:t>
+      </w:r>
+    </w:p>
+    <w:p>
+      <w:pPr/>
+      <w:r>
+        <w:rPr>
+          <w:lang w:val="en_US" w:bidi="en_US"/>
+        </w:rPr>
+      </w:r>
+      <w:r>
+        <w:rPr>
+          <w:b/>
+          <w:lang w:val="en_US" w:bidi="en_US"/>
+        </w:rPr>
         <w:t>"brothers"</w:t>
       </w:r>
     </w:p>
@@ -14027,6 +16097,21 @@
           <w:b/>
           <w:lang w:val="en_US" w:bidi="en_US"/>
         </w:rPr>
+        <w:t>ἡμῶν</w:t>
+      </w:r>
+    </w:p>
+    <w:p>
+      <w:pPr/>
+      <w:r>
+        <w:rPr>
+          <w:lang w:val="en_US" w:bidi="en_US"/>
+        </w:rPr>
+      </w:r>
+      <w:r>
+        <w:rPr>
+          <w:b/>
+          <w:lang w:val="en_US" w:bidi="en_US"/>
+        </w:rPr>
         <w:t>"us"</w:t>
       </w:r>
     </w:p>
@@ -14123,6 +16208,21 @@
           <w:b/>
           <w:lang w:val="en_US" w:bidi="en_US"/>
         </w:rPr>
+        <w:t>τρέχῃ</w:t>
+      </w:r>
+    </w:p>
+    <w:p>
+      <w:pPr/>
+      <w:r>
+        <w:rPr>
+          <w:lang w:val="en_US" w:bidi="en_US"/>
+        </w:rPr>
+      </w:r>
+      <w:r>
+        <w:rPr>
+          <w:b/>
+          <w:lang w:val="en_US" w:bidi="en_US"/>
+        </w:rPr>
         <w:t>"might run"</w:t>
       </w:r>
     </w:p>
@@ -14219,6 +16319,21 @@
           <w:b/>
           <w:lang w:val="en_US" w:bidi="en_US"/>
         </w:rPr>
+        <w:t>καὶ δοξάζηται</w:t>
+      </w:r>
+    </w:p>
+    <w:p>
+      <w:pPr/>
+      <w:r>
+        <w:rPr>
+          <w:lang w:val="en_US" w:bidi="en_US"/>
+        </w:rPr>
+      </w:r>
+      <w:r>
+        <w:rPr>
+          <w:b/>
+          <w:lang w:val="en_US" w:bidi="en_US"/>
+        </w:rPr>
         <w:t>"and might be glorified"</w:t>
       </w:r>
     </w:p>
@@ -14302,6 +16417,21 @@
           <w:b/>
           <w:lang w:val="en_US" w:bidi="en_US"/>
         </w:rPr>
+        <w:t>καθὼς καὶ πρὸς ὑμᾶς</w:t>
+      </w:r>
+    </w:p>
+    <w:p>
+      <w:pPr/>
+      <w:r>
+        <w:rPr>
+          <w:lang w:val="en_US" w:bidi="en_US"/>
+        </w:rPr>
+      </w:r>
+      <w:r>
+        <w:rPr>
+          <w:b/>
+          <w:lang w:val="en_US" w:bidi="en_US"/>
+        </w:rPr>
         <w:t>"just as also with you"</w:t>
       </w:r>
     </w:p>
@@ -14385,6 +16515,21 @@
           <w:b/>
           <w:lang w:val="en_US" w:bidi="en_US"/>
         </w:rPr>
+        <w:t>ῥυσθῶμεν</w:t>
+      </w:r>
+    </w:p>
+    <w:p>
+      <w:pPr/>
+      <w:r>
+        <w:rPr>
+          <w:lang w:val="en_US" w:bidi="en_US"/>
+        </w:rPr>
+      </w:r>
+      <w:r>
+        <w:rPr>
+          <w:b/>
+          <w:lang w:val="en_US" w:bidi="en_US"/>
+        </w:rPr>
         <w:t>"we might be rescued"</w:t>
       </w:r>
     </w:p>
@@ -14468,6 +16613,21 @@
           <w:b/>
           <w:lang w:val="en_US" w:bidi="en_US"/>
         </w:rPr>
+        <w:t>ἀτόπων καὶ πονηρῶν</w:t>
+      </w:r>
+    </w:p>
+    <w:p>
+      <w:pPr/>
+      <w:r>
+        <w:rPr>
+          <w:lang w:val="en_US" w:bidi="en_US"/>
+        </w:rPr>
+      </w:r>
+      <w:r>
+        <w:rPr>
+          <w:b/>
+          <w:lang w:val="en_US" w:bidi="en_US"/>
+        </w:rPr>
         <w:t>"perverse and evil"</w:t>
       </w:r>
     </w:p>
@@ -14577,6 +16737,21 @@
           <w:b/>
           <w:lang w:val="en_US" w:bidi="en_US"/>
         </w:rPr>
+        <w:t>οὐ γὰρ πάντων ἡ πίστις</w:t>
+      </w:r>
+    </w:p>
+    <w:p>
+      <w:pPr/>
+      <w:r>
+        <w:rPr>
+          <w:lang w:val="en_US" w:bidi="en_US"/>
+        </w:rPr>
+      </w:r>
+      <w:r>
+        <w:rPr>
+          <w:b/>
+          <w:lang w:val="en_US" w:bidi="en_US"/>
+        </w:rPr>
         <w:t>"for not everyone {has} the faith"</w:t>
       </w:r>
     </w:p>
@@ -14673,6 +16848,21 @@
           <w:b/>
           <w:lang w:val="en_US" w:bidi="en_US"/>
         </w:rPr>
+        <w:t>ἡ πίστις</w:t>
+      </w:r>
+    </w:p>
+    <w:p>
+      <w:pPr/>
+      <w:r>
+        <w:rPr>
+          <w:lang w:val="en_US" w:bidi="en_US"/>
+        </w:rPr>
+      </w:r>
+      <w:r>
+        <w:rPr>
+          <w:b/>
+          <w:lang w:val="en_US" w:bidi="en_US"/>
+        </w:rPr>
         <w:t>"has} the faith"</w:t>
       </w:r>
     </w:p>
@@ -14769,6 +16959,21 @@
           <w:b/>
           <w:lang w:val="en_US" w:bidi="en_US"/>
         </w:rPr>
+        <w:t>ὃς στηρίξει</w:t>
+      </w:r>
+    </w:p>
+    <w:p>
+      <w:pPr/>
+      <w:r>
+        <w:rPr>
+          <w:lang w:val="en_US" w:bidi="en_US"/>
+        </w:rPr>
+      </w:r>
+      <w:r>
+        <w:rPr>
+          <w:b/>
+          <w:lang w:val="en_US" w:bidi="en_US"/>
+        </w:rPr>
         <w:t>"who will strengthen"</w:t>
       </w:r>
     </w:p>
@@ -14865,6 +17070,21 @@
           <w:b/>
           <w:lang w:val="en_US" w:bidi="en_US"/>
         </w:rPr>
+        <w:t>τοῦ πονηροῦ</w:t>
+      </w:r>
+    </w:p>
+    <w:p>
+      <w:pPr/>
+      <w:r>
+        <w:rPr>
+          <w:lang w:val="en_US" w:bidi="en_US"/>
+        </w:rPr>
+      </w:r>
+      <w:r>
+        <w:rPr>
+          <w:b/>
+          <w:lang w:val="en_US" w:bidi="en_US"/>
+        </w:rPr>
         <w:t>"the evil one"</w:t>
       </w:r>
     </w:p>
@@ -14928,6 +17148,21 @@
           <w:b/>
           <w:lang w:val="en_US" w:bidi="en_US"/>
         </w:rPr>
+        <w:t>πεποίθαμεν δὲ</w:t>
+      </w:r>
+    </w:p>
+    <w:p>
+      <w:pPr/>
+      <w:r>
+        <w:rPr>
+          <w:lang w:val="en_US" w:bidi="en_US"/>
+        </w:rPr>
+      </w:r>
+      <w:r>
+        <w:rPr>
+          <w:b/>
+          <w:lang w:val="en_US" w:bidi="en_US"/>
+        </w:rPr>
         <w:t>"We are also confident"</w:t>
       </w:r>
     </w:p>
@@ -15024,6 +17259,21 @@
           <w:b/>
           <w:lang w:val="en_US" w:bidi="en_US"/>
         </w:rPr>
+        <w:t>πεποίθαμεν δὲ ἐν Κυρίῳ ἐφ’ ὑμᾶς</w:t>
+      </w:r>
+    </w:p>
+    <w:p>
+      <w:pPr/>
+      <w:r>
+        <w:rPr>
+          <w:lang w:val="en_US" w:bidi="en_US"/>
+        </w:rPr>
+      </w:r>
+      <w:r>
+        <w:rPr>
+          <w:b/>
+          <w:lang w:val="en_US" w:bidi="en_US"/>
+        </w:rPr>
         <w:t>"We are also confident in the Lord about you"</w:t>
       </w:r>
     </w:p>
@@ -15107,6 +17357,21 @@
           <w:b/>
           <w:lang w:val="en_US" w:bidi="en_US"/>
         </w:rPr>
+        <w:t>ὁ &amp; Κύριος κατευθύναι ὑμῶν τὰς καρδίας εἰς τὴν ἀγάπην τοῦ Θεοῦ, καὶ εἰς τὴν ὑπομονὴν τοῦ Χριστοῦ</w:t>
+      </w:r>
+    </w:p>
+    <w:p>
+      <w:pPr/>
+      <w:r>
+        <w:rPr>
+          <w:lang w:val="en_US" w:bidi="en_US"/>
+        </w:rPr>
+      </w:r>
+      <w:r>
+        <w:rPr>
+          <w:b/>
+          <w:lang w:val="en_US" w:bidi="en_US"/>
+        </w:rPr>
         <w:t>"may the Lord direct your hearts to the love of God and to the endurance of Christ"</w:t>
       </w:r>
     </w:p>
@@ -15203,6 +17468,21 @@
           <w:b/>
           <w:lang w:val="en_US" w:bidi="en_US"/>
         </w:rPr>
+        <w:t>εἰς τὴν ἀγάπην τοῦ Θεοῦ, καὶ εἰς τὴν ὑπομονὴν τοῦ Χριστοῦ</w:t>
+      </w:r>
+    </w:p>
+    <w:p>
+      <w:pPr/>
+      <w:r>
+        <w:rPr>
+          <w:lang w:val="en_US" w:bidi="en_US"/>
+        </w:rPr>
+      </w:r>
+      <w:r>
+        <w:rPr>
+          <w:b/>
+          <w:lang w:val="en_US" w:bidi="en_US"/>
+        </w:rPr>
         <w:t>"to the love of God and to the endurance of Christ"</w:t>
       </w:r>
     </w:p>
@@ -15312,6 +17592,21 @@
           <w:b/>
           <w:lang w:val="en_US" w:bidi="en_US"/>
         </w:rPr>
+        <w:t>εἰς τὴν ἀγάπην τοῦ Θεοῦ, καὶ εἰς τὴν ὑπομονὴν τοῦ Χριστοῦ</w:t>
+      </w:r>
+    </w:p>
+    <w:p>
+      <w:pPr/>
+      <w:r>
+        <w:rPr>
+          <w:lang w:val="en_US" w:bidi="en_US"/>
+        </w:rPr>
+      </w:r>
+      <w:r>
+        <w:rPr>
+          <w:b/>
+          <w:lang w:val="en_US" w:bidi="en_US"/>
+        </w:rPr>
         <w:t>"to the love of God and to the endurance of Christ"</w:t>
       </w:r>
     </w:p>
@@ -15408,6 +17703,21 @@
           <w:b/>
           <w:lang w:val="en_US" w:bidi="en_US"/>
         </w:rPr>
+        <w:t>εἰς τὴν ὑπομονὴν τοῦ Χριστοῦ</w:t>
+      </w:r>
+    </w:p>
+    <w:p>
+      <w:pPr/>
+      <w:r>
+        <w:rPr>
+          <w:lang w:val="en_US" w:bidi="en_US"/>
+        </w:rPr>
+      </w:r>
+      <w:r>
+        <w:rPr>
+          <w:b/>
+          <w:lang w:val="en_US" w:bidi="en_US"/>
+        </w:rPr>
         <w:t>"to the endurance of Christ"</w:t>
       </w:r>
     </w:p>
@@ -15581,6 +17891,21 @@
           <w:b/>
           <w:lang w:val="en_US" w:bidi="en_US"/>
         </w:rPr>
+        <w:t>δὲ</w:t>
+      </w:r>
+    </w:p>
+    <w:p>
+      <w:pPr/>
+      <w:r>
+        <w:rPr>
+          <w:lang w:val="en_US" w:bidi="en_US"/>
+        </w:rPr>
+      </w:r>
+      <w:r>
+        <w:rPr>
+          <w:b/>
+          <w:lang w:val="en_US" w:bidi="en_US"/>
+        </w:rPr>
         <w:t>"Now"</w:t>
       </w:r>
     </w:p>
@@ -15677,6 +18002,21 @@
           <w:b/>
           <w:lang w:val="en_US" w:bidi="en_US"/>
         </w:rPr>
+        <w:t>ἀδελφοί &amp; ἀδελφοῦ</w:t>
+      </w:r>
+    </w:p>
+    <w:p>
+      <w:pPr/>
+      <w:r>
+        <w:rPr>
+          <w:lang w:val="en_US" w:bidi="en_US"/>
+        </w:rPr>
+      </w:r>
+      <w:r>
+        <w:rPr>
+          <w:b/>
+          <w:lang w:val="en_US" w:bidi="en_US"/>
+        </w:rPr>
         <w:t>"brothers,"</w:t>
       </w:r>
       <w:r>
@@ -15799,6 +18139,21 @@
           <w:b/>
           <w:lang w:val="en_US" w:bidi="en_US"/>
         </w:rPr>
+        <w:t>ἐν ὀνόματι τοῦ Κυρίου ἡμῶν, Ἰησοῦ Χριστοῦ</w:t>
+      </w:r>
+    </w:p>
+    <w:p>
+      <w:pPr/>
+      <w:r>
+        <w:rPr>
+          <w:lang w:val="en_US" w:bidi="en_US"/>
+        </w:rPr>
+      </w:r>
+      <w:r>
+        <w:rPr>
+          <w:b/>
+          <w:lang w:val="en_US" w:bidi="en_US"/>
+        </w:rPr>
         <w:t>"in the name of our Lord Jesus Christ"</w:t>
       </w:r>
     </w:p>
@@ -15895,6 +18250,21 @@
           <w:b/>
           <w:lang w:val="en_US" w:bidi="en_US"/>
         </w:rPr>
+        <w:t>ἡμῶν</w:t>
+      </w:r>
+    </w:p>
+    <w:p>
+      <w:pPr/>
+      <w:r>
+        <w:rPr>
+          <w:lang w:val="en_US" w:bidi="en_US"/>
+        </w:rPr>
+      </w:r>
+      <w:r>
+        <w:rPr>
+          <w:b/>
+          <w:lang w:val="en_US" w:bidi="en_US"/>
+        </w:rPr>
         <w:t>"our"</w:t>
       </w:r>
     </w:p>
@@ -15991,6 +18361,21 @@
           <w:b/>
           <w:lang w:val="en_US" w:bidi="en_US"/>
         </w:rPr>
+        <w:t>ἀτάκτως περιπατοῦντος</w:t>
+      </w:r>
+    </w:p>
+    <w:p>
+      <w:pPr/>
+      <w:r>
+        <w:rPr>
+          <w:lang w:val="en_US" w:bidi="en_US"/>
+        </w:rPr>
+      </w:r>
+      <w:r>
+        <w:rPr>
+          <w:b/>
+          <w:lang w:val="en_US" w:bidi="en_US"/>
+        </w:rPr>
         <w:t>"walking disorderly"</w:t>
       </w:r>
     </w:p>
@@ -16074,6 +18459,21 @@
           <w:b/>
           <w:lang w:val="en_US" w:bidi="en_US"/>
         </w:rPr>
+        <w:t>τὴν παράδοσιν</w:t>
+      </w:r>
+    </w:p>
+    <w:p>
+      <w:pPr/>
+      <w:r>
+        <w:rPr>
+          <w:lang w:val="en_US" w:bidi="en_US"/>
+        </w:rPr>
+      </w:r>
+      <w:r>
+        <w:rPr>
+          <w:b/>
+          <w:lang w:val="en_US" w:bidi="en_US"/>
+        </w:rPr>
         <w:t>"the traditions"</w:t>
       </w:r>
     </w:p>
@@ -16150,6 +18550,21 @@
           <w:b/>
           <w:lang w:val="en_US" w:bidi="en_US"/>
         </w:rPr>
+        <w:t>μιμεῖσθαι ἡμᾶς</w:t>
+      </w:r>
+    </w:p>
+    <w:p>
+      <w:pPr/>
+      <w:r>
+        <w:rPr>
+          <w:lang w:val="en_US" w:bidi="en_US"/>
+        </w:rPr>
+      </w:r>
+      <w:r>
+        <w:rPr>
+          <w:b/>
+          <w:lang w:val="en_US" w:bidi="en_US"/>
+        </w:rPr>
         <w:t>"to imitate us"</w:t>
       </w:r>
     </w:p>
@@ -16246,6 +18661,21 @@
           <w:b/>
           <w:lang w:val="en_US" w:bidi="en_US"/>
         </w:rPr>
+        <w:t>οὐκ ἠτακτήσαμεν ἐν ὑμῖν</w:t>
+      </w:r>
+    </w:p>
+    <w:p>
+      <w:pPr/>
+      <w:r>
+        <w:rPr>
+          <w:lang w:val="en_US" w:bidi="en_US"/>
+        </w:rPr>
+      </w:r>
+      <w:r>
+        <w:rPr>
+          <w:b/>
+          <w:lang w:val="en_US" w:bidi="en_US"/>
+        </w:rPr>
         <w:t>"we did not behave disorderly among you"</w:t>
       </w:r>
     </w:p>
@@ -16329,6 +18759,21 @@
           <w:b/>
           <w:lang w:val="en_US" w:bidi="en_US"/>
         </w:rPr>
+        <w:t>ἄρτον</w:t>
+      </w:r>
+    </w:p>
+    <w:p>
+      <w:pPr/>
+      <w:r>
+        <w:rPr>
+          <w:lang w:val="en_US" w:bidi="en_US"/>
+        </w:rPr>
+      </w:r>
+      <w:r>
+        <w:rPr>
+          <w:b/>
+          <w:lang w:val="en_US" w:bidi="en_US"/>
+        </w:rPr>
         <w:t>"bread"</w:t>
       </w:r>
     </w:p>
@@ -16438,6 +18883,21 @@
           <w:b/>
           <w:lang w:val="en_US" w:bidi="en_US"/>
         </w:rPr>
+        <w:t>νυκτὸς καὶ ἡμέρας ἐργαζόμενοι</w:t>
+      </w:r>
+    </w:p>
+    <w:p>
+      <w:pPr/>
+      <w:r>
+        <w:rPr>
+          <w:lang w:val="en_US" w:bidi="en_US"/>
+        </w:rPr>
+      </w:r>
+      <w:r>
+        <w:rPr>
+          <w:b/>
+          <w:lang w:val="en_US" w:bidi="en_US"/>
+        </w:rPr>
         <w:t>"working night and day"</w:t>
       </w:r>
     </w:p>
@@ -16534,6 +18994,21 @@
           <w:b/>
           <w:lang w:val="en_US" w:bidi="en_US"/>
         </w:rPr>
+        <w:t>ἐν κόπῳ καὶ μόχθῳ</w:t>
+      </w:r>
+    </w:p>
+    <w:p>
+      <w:pPr/>
+      <w:r>
+        <w:rPr>
+          <w:lang w:val="en_US" w:bidi="en_US"/>
+        </w:rPr>
+      </w:r>
+      <w:r>
+        <w:rPr>
+          <w:b/>
+          <w:lang w:val="en_US" w:bidi="en_US"/>
+        </w:rPr>
         <w:t>"in toil and hardship"</w:t>
       </w:r>
     </w:p>
@@ -16643,6 +19118,21 @@
           <w:b/>
           <w:lang w:val="en_US" w:bidi="en_US"/>
         </w:rPr>
+        <w:t>οὐχ ὅτι οὐκ ἔχομεν ἐξουσίαν, ἀλλ’</w:t>
+      </w:r>
+    </w:p>
+    <w:p>
+      <w:pPr/>
+      <w:r>
+        <w:rPr>
+          <w:lang w:val="en_US" w:bidi="en_US"/>
+        </w:rPr>
+      </w:r>
+      <w:r>
+        <w:rPr>
+          <w:b/>
+          <w:lang w:val="en_US" w:bidi="en_US"/>
+        </w:rPr>
         <w:t>"not because we do not have authority, but"</w:t>
       </w:r>
     </w:p>
@@ -16726,6 +19216,21 @@
           <w:b/>
           <w:lang w:val="en_US" w:bidi="en_US"/>
         </w:rPr>
+        <w:t>ἑαυτοὺς τύπον δῶμεν ὑμῖν</w:t>
+      </w:r>
+    </w:p>
+    <w:p>
+      <w:pPr/>
+      <w:r>
+        <w:rPr>
+          <w:lang w:val="en_US" w:bidi="en_US"/>
+        </w:rPr>
+      </w:r>
+      <w:r>
+        <w:rPr>
+          <w:b/>
+          <w:lang w:val="en_US" w:bidi="en_US"/>
+        </w:rPr>
         <w:t>"we might offer ourselves {as} an example to you"</w:t>
       </w:r>
     </w:p>
@@ -16898,6 +19403,21 @@
           <w:b/>
           <w:lang w:val="en_US" w:bidi="en_US"/>
         </w:rPr>
+        <w:t>εἴ τις οὐ θέλει ἐργάζεσθαι, μηδὲ ἐσθιέτω</w:t>
+      </w:r>
+    </w:p>
+    <w:p>
+      <w:pPr/>
+      <w:r>
+        <w:rPr>
+          <w:lang w:val="en_US" w:bidi="en_US"/>
+        </w:rPr>
+      </w:r>
+      <w:r>
+        <w:rPr>
+          <w:b/>
+          <w:lang w:val="en_US" w:bidi="en_US"/>
+        </w:rPr>
         <w:t>"If anyone is not willing to work, do not even let him eat"</w:t>
       </w:r>
     </w:p>
@@ -16981,6 +19501,21 @@
           <w:b/>
           <w:lang w:val="en_US" w:bidi="en_US"/>
         </w:rPr>
+        <w:t>τινας περιπατοῦντας &amp; ἀτάκτως</w:t>
+      </w:r>
+    </w:p>
+    <w:p>
+      <w:pPr/>
+      <w:r>
+        <w:rPr>
+          <w:lang w:val="en_US" w:bidi="en_US"/>
+        </w:rPr>
+      </w:r>
+      <w:r>
+        <w:rPr>
+          <w:b/>
+          <w:lang w:val="en_US" w:bidi="en_US"/>
+        </w:rPr>
         <w:t>"some walking idly"</w:t>
       </w:r>
     </w:p>
@@ -17077,6 +19612,21 @@
           <w:b/>
           <w:lang w:val="en_US" w:bidi="en_US"/>
         </w:rPr>
+        <w:t>ἀλλὰ περιεργαζομένους</w:t>
+      </w:r>
+    </w:p>
+    <w:p>
+      <w:pPr/>
+      <w:r>
+        <w:rPr>
+          <w:lang w:val="en_US" w:bidi="en_US"/>
+        </w:rPr>
+      </w:r>
+      <w:r>
+        <w:rPr>
+          <w:b/>
+          <w:lang w:val="en_US" w:bidi="en_US"/>
+        </w:rPr>
         <w:t>"but meddling"</w:t>
       </w:r>
     </w:p>
@@ -17160,6 +19710,21 @@
           <w:b/>
           <w:lang w:val="en_US" w:bidi="en_US"/>
         </w:rPr>
+        <w:t>μετὰ ἡσυχίας</w:t>
+      </w:r>
+    </w:p>
+    <w:p>
+      <w:pPr/>
+      <w:r>
+        <w:rPr>
+          <w:lang w:val="en_US" w:bidi="en_US"/>
+        </w:rPr>
+      </w:r>
+      <w:r>
+        <w:rPr>
+          <w:b/>
+          <w:lang w:val="en_US" w:bidi="en_US"/>
+        </w:rPr>
         <w:t>"with quietness"</w:t>
       </w:r>
     </w:p>
@@ -17269,6 +19834,21 @@
           <w:b/>
           <w:lang w:val="en_US" w:bidi="en_US"/>
         </w:rPr>
+        <w:t>δέ</w:t>
+      </w:r>
+    </w:p>
+    <w:p>
+      <w:pPr/>
+      <w:r>
+        <w:rPr>
+          <w:lang w:val="en_US" w:bidi="en_US"/>
+        </w:rPr>
+      </w:r>
+      <w:r>
+        <w:rPr>
+          <w:b/>
+          <w:lang w:val="en_US" w:bidi="en_US"/>
+        </w:rPr>
         <w:t>"But"</w:t>
       </w:r>
     </w:p>
@@ -17365,6 +19945,21 @@
           <w:b/>
           <w:lang w:val="en_US" w:bidi="en_US"/>
         </w:rPr>
+        <w:t>ὑμεῖς</w:t>
+      </w:r>
+    </w:p>
+    <w:p>
+      <w:pPr/>
+      <w:r>
+        <w:rPr>
+          <w:lang w:val="en_US" w:bidi="en_US"/>
+        </w:rPr>
+      </w:r>
+      <w:r>
+        <w:rPr>
+          <w:b/>
+          <w:lang w:val="en_US" w:bidi="en_US"/>
+        </w:rPr>
         <w:t>"you"</w:t>
       </w:r>
     </w:p>
@@ -17461,6 +20056,21 @@
           <w:b/>
           <w:lang w:val="en_US" w:bidi="en_US"/>
         </w:rPr>
+        <w:t>ἀδελφοί</w:t>
+      </w:r>
+    </w:p>
+    <w:p>
+      <w:pPr/>
+      <w:r>
+        <w:rPr>
+          <w:lang w:val="en_US" w:bidi="en_US"/>
+        </w:rPr>
+      </w:r>
+      <w:r>
+        <w:rPr>
+          <w:b/>
+          <w:lang w:val="en_US" w:bidi="en_US"/>
+        </w:rPr>
         <w:t>"brothers"</w:t>
       </w:r>
     </w:p>
@@ -17557,6 +20167,21 @@
           <w:b/>
           <w:lang w:val="en_US" w:bidi="en_US"/>
         </w:rPr>
+        <w:t>τῷ λόγῳ ἡμῶν</w:t>
+      </w:r>
+    </w:p>
+    <w:p>
+      <w:pPr/>
+      <w:r>
+        <w:rPr>
+          <w:lang w:val="en_US" w:bidi="en_US"/>
+        </w:rPr>
+      </w:r>
+      <w:r>
+        <w:rPr>
+          <w:b/>
+          <w:lang w:val="en_US" w:bidi="en_US"/>
+        </w:rPr>
         <w:t>"our word"</w:t>
       </w:r>
     </w:p>
@@ -17653,6 +20278,21 @@
           <w:b/>
           <w:lang w:val="en_US" w:bidi="en_US"/>
         </w:rPr>
+        <w:t>τοῦτον σημειοῦσθε</w:t>
+      </w:r>
+    </w:p>
+    <w:p>
+      <w:pPr/>
+      <w:r>
+        <w:rPr>
+          <w:lang w:val="en_US" w:bidi="en_US"/>
+        </w:rPr>
+      </w:r>
+      <w:r>
+        <w:rPr>
+          <w:b/>
+          <w:lang w:val="en_US" w:bidi="en_US"/>
+        </w:rPr>
         <w:t>"note this one"</w:t>
       </w:r>
     </w:p>
@@ -17736,6 +20376,21 @@
           <w:b/>
           <w:lang w:val="en_US" w:bidi="en_US"/>
         </w:rPr>
+        <w:t>ἵνα ἐντραπῇ</w:t>
+      </w:r>
+    </w:p>
+    <w:p>
+      <w:pPr/>
+      <w:r>
+        <w:rPr>
+          <w:lang w:val="en_US" w:bidi="en_US"/>
+        </w:rPr>
+      </w:r>
+      <w:r>
+        <w:rPr>
+          <w:b/>
+          <w:lang w:val="en_US" w:bidi="en_US"/>
+        </w:rPr>
         <w:t>"so that he may be put to shame"</w:t>
       </w:r>
     </w:p>
@@ -17819,6 +20474,21 @@
           <w:b/>
           <w:lang w:val="en_US" w:bidi="en_US"/>
         </w:rPr>
+        <w:t>ἀδελφόν</w:t>
+      </w:r>
+    </w:p>
+    <w:p>
+      <w:pPr/>
+      <w:r>
+        <w:rPr>
+          <w:lang w:val="en_US" w:bidi="en_US"/>
+        </w:rPr>
+      </w:r>
+      <w:r>
+        <w:rPr>
+          <w:b/>
+          <w:lang w:val="en_US" w:bidi="en_US"/>
+        </w:rPr>
         <w:t>"a brother"</w:t>
       </w:r>
     </w:p>
@@ -17992,6 +20662,21 @@
           <w:b/>
           <w:lang w:val="en_US" w:bidi="en_US"/>
         </w:rPr>
+        <w:t>δὲ</w:t>
+      </w:r>
+    </w:p>
+    <w:p>
+      <w:pPr/>
+      <w:r>
+        <w:rPr>
+          <w:lang w:val="en_US" w:bidi="en_US"/>
+        </w:rPr>
+      </w:r>
+      <w:r>
+        <w:rPr>
+          <w:b/>
+          <w:lang w:val="en_US" w:bidi="en_US"/>
+        </w:rPr>
         <w:t>"Now"</w:t>
       </w:r>
     </w:p>
@@ -18088,6 +20773,21 @@
           <w:b/>
           <w:lang w:val="en_US" w:bidi="en_US"/>
         </w:rPr>
+        <w:t>αὐτὸς &amp; ὁ Κύριος τῆς εἰρήνης, δῴη ὑμῖν</w:t>
+      </w:r>
+    </w:p>
+    <w:p>
+      <w:pPr/>
+      <w:r>
+        <w:rPr>
+          <w:lang w:val="en_US" w:bidi="en_US"/>
+        </w:rPr>
+      </w:r>
+      <w:r>
+        <w:rPr>
+          <w:b/>
+          <w:lang w:val="en_US" w:bidi="en_US"/>
+        </w:rPr>
         <w:t>"may the Lord of peace himself give you"</w:t>
       </w:r>
     </w:p>
@@ -18171,6 +20871,21 @@
           <w:b/>
           <w:lang w:val="en_US" w:bidi="en_US"/>
         </w:rPr>
+        <w:t>αὐτὸς &amp; ὁ Κύριος τῆς εἰρήνης</w:t>
+      </w:r>
+    </w:p>
+    <w:p>
+      <w:pPr/>
+      <w:r>
+        <w:rPr>
+          <w:lang w:val="en_US" w:bidi="en_US"/>
+        </w:rPr>
+      </w:r>
+      <w:r>
+        <w:rPr>
+          <w:b/>
+          <w:lang w:val="en_US" w:bidi="en_US"/>
+        </w:rPr>
         <w:t>"the Lord of peace himself"</w:t>
       </w:r>
     </w:p>
@@ -18267,6 +20982,21 @@
           <w:b/>
           <w:lang w:val="en_US" w:bidi="en_US"/>
         </w:rPr>
+        <w:t>ὁ ἀσπασμὸς τῇ ἐμῇ χειρὶ, Παύλου, ὅ ἐστιν σημεῖον ἐν πάσῃ ἐπιστολῇ, οὕτως γράφω</w:t>
+      </w:r>
+    </w:p>
+    <w:p>
+      <w:pPr/>
+      <w:r>
+        <w:rPr>
+          <w:lang w:val="en_US" w:bidi="en_US"/>
+        </w:rPr>
+      </w:r>
+      <w:r>
+        <w:rPr>
+          <w:b/>
+          <w:lang w:val="en_US" w:bidi="en_US"/>
+        </w:rPr>
         <w:t>"This greeting {is} in my own hand—Paul—which is a sign in every letter. In this manner I write"</w:t>
       </w:r>
     </w:p>
@@ -18330,6 +21060,21 @@
           <w:b/>
           <w:lang w:val="en_US" w:bidi="en_US"/>
         </w:rPr>
+        <w:t>τῇ ἐμῇ χειρὶ</w:t>
+      </w:r>
+    </w:p>
+    <w:p>
+      <w:pPr/>
+      <w:r>
+        <w:rPr>
+          <w:lang w:val="en_US" w:bidi="en_US"/>
+        </w:rPr>
+      </w:r>
+      <w:r>
+        <w:rPr>
+          <w:b/>
+          <w:lang w:val="en_US" w:bidi="en_US"/>
+        </w:rPr>
         <w:t>"is} in my own hand"</w:t>
       </w:r>
     </w:p>
@@ -18426,6 +21171,21 @@
           <w:b/>
           <w:lang w:val="en_US" w:bidi="en_US"/>
         </w:rPr>
+        <w:t>οὕτως γράφω</w:t>
+      </w:r>
+    </w:p>
+    <w:p>
+      <w:pPr/>
+      <w:r>
+        <w:rPr>
+          <w:lang w:val="en_US" w:bidi="en_US"/>
+        </w:rPr>
+      </w:r>
+      <w:r>
+        <w:rPr>
+          <w:b/>
+          <w:lang w:val="en_US" w:bidi="en_US"/>
+        </w:rPr>
         <w:t>"In this manner I write"</w:t>
       </w:r>
     </w:p>
@@ -18495,6 +21255,21 @@
         <w:rPr>
           <w:lang w:val="en_US" w:bidi="en_US"/>
         </w:rPr>
+      </w:r>
+    </w:p>
+    <w:p>
+      <w:pPr/>
+      <w:r>
+        <w:rPr>
+          <w:lang w:val="en_US" w:bidi="en_US"/>
+        </w:rPr>
+      </w:r>
+      <w:r>
+        <w:rPr>
+          <w:b/>
+          <w:lang w:val="en_US" w:bidi="en_US"/>
+        </w:rPr>
+        <w:t>ἡ χάρις τοῦ Κυρίου ἡμῶν, Ἰησοῦ Χριστοῦ, μετὰ πάντων ὑμῶν</w:t>
       </w:r>
     </w:p>
     <w:p>

--- a/eng/docx/53.content.docx
+++ b/eng/docx/53.content.docx
@@ -28,49 +28,15 @@
       </w:r>
     </w:p>
     <w:p>
-      <w:pPr>
-        <w:pStyle w:val="Heading2"/>
-      </w:pPr>
-      <w:r>
-        <w:rPr>
-          <w:lang w:val="en_US" w:bidi="en_US"/>
-        </w:rPr>
-        <w:t>License Information</w:t>
-      </w:r>
-      <w:r>
-        <w:rPr>
-          <w:lang w:val="en_US" w:bidi="en_US"/>
-        </w:rPr>
-      </w:r>
-    </w:p>
-    <w:p>
-      <w:pPr/>
-      <w:r>
-        <w:rPr>
-          <w:lang w:val="en_US" w:bidi="en_US"/>
-        </w:rPr>
-      </w:r>
-      <w:r>
-        <w:rPr>
-          <w:b/>
-          <w:lang w:val="en_US" w:bidi="en_US"/>
-        </w:rPr>
-        <w:t>Translation Notes (unfoldingWord)</w:t>
-      </w:r>
-      <w:r>
-        <w:rPr>
-          <w:lang w:val="en_US" w:bidi="en_US"/>
-        </w:rPr>
-        <w:t xml:space="preserve"> is based on</w:t>
-      </w:r>
-      <w:r>
-        <w:rPr>
-          <w:lang w:val="en_US" w:bidi="en_US"/>
-        </w:rPr>
-        <w:t xml:space="preserve">: </w:t>
-      </w:r>
-      <w:r>
-        <w:rPr>
+      <w:pPr/>
+      <w:r>
+        <w:rPr>
+          <w:lang w:val="en_US" w:bidi="en_US"/>
+        </w:rPr>
+      </w:r>
+      <w:r>
+        <w:rPr>
+          <w:b/>
           <w:lang w:val="en_US" w:bidi="en_US"/>
         </w:rPr>
         <w:t>unfoldingWord® Translation Notes</w:t>
@@ -79,62 +45,31 @@
         <w:rPr>
           <w:lang w:val="en_US" w:bidi="en_US"/>
         </w:rPr>
-        <w:t xml:space="preserve">, </w:t>
-      </w:r>
-      <w:hyperlink r:id="rId13">
-        <w:r>
-          <w:rPr>
-            <w:lang w:val="en_US" w:bidi="en_US"/>
-          </w:rPr>
-          <w:rPr>
-            <w:color w:val="0000EE"/>
-            <w:u w:val="single"/>
-          </w:rPr>
-          <w:t>unfoldingWord</w:t>
-        </w:r>
-      </w:hyperlink>
-      <w:r>
-        <w:rPr>
-          <w:lang w:val="en_US" w:bidi="en_US"/>
-        </w:rPr>
-        <w:t xml:space="preserve">, 2022, which is licensed under a </w:t>
-      </w:r>
-      <w:hyperlink r:id="rId14">
-        <w:r>
-          <w:rPr>
-            <w:lang w:val="en_US" w:bidi="en_US"/>
-          </w:rPr>
-          <w:rPr>
-            <w:color w:val="0000EE"/>
-            <w:u w:val="single"/>
-          </w:rPr>
-          <w:t>CC BY-SA 4.0 license</w:t>
-        </w:r>
-      </w:hyperlink>
-      <w:r>
-        <w:rPr>
-          <w:lang w:val="en_US" w:bidi="en_US"/>
-        </w:rPr>
-        <w:t>.</w:t>
-      </w:r>
-      <w:r>
-        <w:rPr>
-          <w:lang w:val="en_US" w:bidi="en_US"/>
-        </w:rPr>
-      </w:r>
-    </w:p>
-    <w:p>
-      <w:pPr/>
-      <w:r>
-        <w:rPr>
-          <w:lang w:val="en_US" w:bidi="en_US"/>
-        </w:rPr>
-      </w:r>
-      <w:r>
-        <w:rPr>
-          <w:lang w:val="en_US" w:bidi="en_US"/>
-        </w:rPr>
-        <w:t>This PDF version is provided under the same license.</w:t>
+        <w:t xml:space="preserve"> © 2022 unfoldingWord. Released under CC BY-SA 4.0 license. </w:t>
+      </w:r>
+      <w:r>
+        <w:rPr>
+          <w:lang w:val="en_US" w:bidi="en_US"/>
+        </w:rPr>
+        <w:t>unfoldingWord® Translation Notes</w:t>
+      </w:r>
+      <w:r>
+        <w:rPr>
+          <w:lang w:val="en_US" w:bidi="en_US"/>
+        </w:rPr>
+        <w:t xml:space="preserve"> has been adapted in the following languages: Tok Pisin, Arabic (عربي), French (Français), Hindi (हिंदी), Indonesian (Bahasa Indonesia), Portuguese (Português), Russian (Русский), Spanish (Español), Swahili (Kiswahili), and Simplified Chinese (简体中文) from </w:t>
+      </w:r>
+      <w:r>
+        <w:rPr>
+          <w:lang w:val="en_US" w:bidi="en_US"/>
+        </w:rPr>
+        <w:t>unfoldingWord® Translation Notes</w:t>
+      </w:r>
+      <w:r>
+        <w:rPr>
+          <w:lang w:val="en_US" w:bidi="en_US"/>
+        </w:rPr>
+        <w:t xml:space="preserve"> © 2022 unfoldingWord. Released under CC BY-SA 4.0 license by Mission Mutual</w:t>
       </w:r>
       <w:r>
         <w:rPr>
@@ -295,21 +230,6 @@
           <w:b/>
           <w:lang w:val="en_US" w:bidi="en_US"/>
         </w:rPr>
-        <w:t>Σιλουανὸς</w:t>
-      </w:r>
-    </w:p>
-    <w:p>
-      <w:pPr/>
-      <w:r>
-        <w:rPr>
-          <w:lang w:val="en_US" w:bidi="en_US"/>
-        </w:rPr>
-      </w:r>
-      <w:r>
-        <w:rPr>
-          <w:b/>
-          <w:lang w:val="en_US" w:bidi="en_US"/>
-        </w:rPr>
         <w:t>"Silvanus"</w:t>
       </w:r>
     </w:p>
@@ -413,21 +333,6 @@
           <w:b/>
           <w:lang w:val="en_US" w:bidi="en_US"/>
         </w:rPr>
-        <w:t>Παῦλος, καὶ Σιλουανὸς, καὶ Τιμόθεος; τῇ ἐκκλησίᾳ</w:t>
-      </w:r>
-    </w:p>
-    <w:p>
-      <w:pPr/>
-      <w:r>
-        <w:rPr>
-          <w:lang w:val="en_US" w:bidi="en_US"/>
-        </w:rPr>
-      </w:r>
-      <w:r>
-        <w:rPr>
-          <w:b/>
-          <w:lang w:val="en_US" w:bidi="en_US"/>
-        </w:rPr>
         <w:t>"Paul and Silvanus and Timothy, to the church"</w:t>
       </w:r>
     </w:p>
@@ -511,21 +416,6 @@
           <w:b/>
           <w:lang w:val="en_US" w:bidi="en_US"/>
         </w:rPr>
-        <w:t>Παῦλος, καὶ Σιλουανὸς, καὶ Τιμόθεος</w:t>
-      </w:r>
-    </w:p>
-    <w:p>
-      <w:pPr/>
-      <w:r>
-        <w:rPr>
-          <w:lang w:val="en_US" w:bidi="en_US"/>
-        </w:rPr>
-      </w:r>
-      <w:r>
-        <w:rPr>
-          <w:b/>
-          <w:lang w:val="en_US" w:bidi="en_US"/>
-        </w:rPr>
         <w:t>"Paul and Silvanus and Timothy"</w:t>
       </w:r>
     </w:p>
@@ -635,21 +525,6 @@
           <w:b/>
           <w:lang w:val="en_US" w:bidi="en_US"/>
         </w:rPr>
-        <w:t>ἐν Θεῷ Πατρὶ ἡμῶν καὶ Κυρίῳ Ἰησοῦ Χριστῷ</w:t>
-      </w:r>
-    </w:p>
-    <w:p>
-      <w:pPr/>
-      <w:r>
-        <w:rPr>
-          <w:lang w:val="en_US" w:bidi="en_US"/>
-        </w:rPr>
-      </w:r>
-      <w:r>
-        <w:rPr>
-          <w:b/>
-          <w:lang w:val="en_US" w:bidi="en_US"/>
-        </w:rPr>
         <w:t>"in God our Father and the Lord Jesus Christ"</w:t>
       </w:r>
     </w:p>
@@ -733,21 +608,6 @@
           <w:b/>
           <w:lang w:val="en_US" w:bidi="en_US"/>
         </w:rPr>
-        <w:t>χάρις ὑμῖν καὶ εἰρήνη ἀπὸ Θεοῦ Πατρὸς καὶ Κυρίου Ἰησοῦ Χριστοῦ</w:t>
-      </w:r>
-    </w:p>
-    <w:p>
-      <w:pPr/>
-      <w:r>
-        <w:rPr>
-          <w:lang w:val="en_US" w:bidi="en_US"/>
-        </w:rPr>
-      </w:r>
-      <w:r>
-        <w:rPr>
-          <w:b/>
-          <w:lang w:val="en_US" w:bidi="en_US"/>
-        </w:rPr>
         <w:t>"Grace to you and peace from God the Father and the Lord Jesus Christ"</w:t>
       </w:r>
     </w:p>
@@ -831,21 +691,6 @@
           <w:b/>
           <w:lang w:val="en_US" w:bidi="en_US"/>
         </w:rPr>
-        <w:t>χάρις ὑμῖν καὶ εἰρήνη ἀπὸ Θεοῦ Πατρὸς καὶ Κυρίου Ἰησοῦ Χριστοῦ</w:t>
-      </w:r>
-    </w:p>
-    <w:p>
-      <w:pPr/>
-      <w:r>
-        <w:rPr>
-          <w:lang w:val="en_US" w:bidi="en_US"/>
-        </w:rPr>
-      </w:r>
-      <w:r>
-        <w:rPr>
-          <w:b/>
-          <w:lang w:val="en_US" w:bidi="en_US"/>
-        </w:rPr>
         <w:t>"Grace to you and peace from God the Father and the Lord Jesus Christ"</w:t>
       </w:r>
     </w:p>
@@ -1032,21 +877,6 @@
           <w:b/>
           <w:lang w:val="en_US" w:bidi="en_US"/>
         </w:rPr>
-        <w:t>εὐχαριστεῖν ὀφείλομεν &amp; πάντοτε</w:t>
-      </w:r>
-    </w:p>
-    <w:p>
-      <w:pPr/>
-      <w:r>
-        <w:rPr>
-          <w:lang w:val="en_US" w:bidi="en_US"/>
-        </w:rPr>
-      </w:r>
-      <w:r>
-        <w:rPr>
-          <w:b/>
-          <w:lang w:val="en_US" w:bidi="en_US"/>
-        </w:rPr>
         <w:t>"We ought always to give thanks"</w:t>
       </w:r>
     </w:p>
@@ -1136,21 +966,6 @@
           <w:b/>
           <w:lang w:val="en_US" w:bidi="en_US"/>
         </w:rPr>
-        <w:t>εὐχαριστεῖν ὀφείλομεν τῷ Θεῷ πάντοτε</w:t>
-      </w:r>
-    </w:p>
-    <w:p>
-      <w:pPr/>
-      <w:r>
-        <w:rPr>
-          <w:lang w:val="en_US" w:bidi="en_US"/>
-        </w:rPr>
-      </w:r>
-      <w:r>
-        <w:rPr>
-          <w:b/>
-          <w:lang w:val="en_US" w:bidi="en_US"/>
-        </w:rPr>
         <w:t>"We ought always to give thanks to God"</w:t>
       </w:r>
     </w:p>
@@ -1247,21 +1062,6 @@
           <w:b/>
           <w:lang w:val="en_US" w:bidi="en_US"/>
         </w:rPr>
-        <w:t>εὐχαριστεῖν ὀφείλομεν τῷ Θεῷ πάντοτε περὶ ὑμῶν, ἀδελφοί</w:t>
-      </w:r>
-    </w:p>
-    <w:p>
-      <w:pPr/>
-      <w:r>
-        <w:rPr>
-          <w:lang w:val="en_US" w:bidi="en_US"/>
-        </w:rPr>
-      </w:r>
-      <w:r>
-        <w:rPr>
-          <w:b/>
-          <w:lang w:val="en_US" w:bidi="en_US"/>
-        </w:rPr>
         <w:t>"We ought always to give thanks to God for you, brothers"</w:t>
       </w:r>
     </w:p>
@@ -1345,21 +1145,6 @@
           <w:b/>
           <w:lang w:val="en_US" w:bidi="en_US"/>
         </w:rPr>
-        <w:t>ἀδελφοί</w:t>
-      </w:r>
-    </w:p>
-    <w:p>
-      <w:pPr/>
-      <w:r>
-        <w:rPr>
-          <w:lang w:val="en_US" w:bidi="en_US"/>
-        </w:rPr>
-      </w:r>
-      <w:r>
-        <w:rPr>
-          <w:b/>
-          <w:lang w:val="en_US" w:bidi="en_US"/>
-        </w:rPr>
         <w:t>"brothers"</w:t>
       </w:r>
     </w:p>
@@ -1456,21 +1241,6 @@
           <w:b/>
           <w:lang w:val="en_US" w:bidi="en_US"/>
         </w:rPr>
-        <w:t>καθὼς ἄξιόν ἐστιν</w:t>
-      </w:r>
-    </w:p>
-    <w:p>
-      <w:pPr/>
-      <w:r>
-        <w:rPr>
-          <w:lang w:val="en_US" w:bidi="en_US"/>
-        </w:rPr>
-      </w:r>
-      <w:r>
-        <w:rPr>
-          <w:b/>
-          <w:lang w:val="en_US" w:bidi="en_US"/>
-        </w:rPr>
         <w:t>"just as it is fitting"</w:t>
       </w:r>
     </w:p>
@@ -1580,21 +1350,6 @@
           <w:b/>
           <w:lang w:val="en_US" w:bidi="en_US"/>
         </w:rPr>
-        <w:t>ὑπεραυξάνει ἡ πίστις ὑμῶν</w:t>
-      </w:r>
-    </w:p>
-    <w:p>
-      <w:pPr/>
-      <w:r>
-        <w:rPr>
-          <w:lang w:val="en_US" w:bidi="en_US"/>
-        </w:rPr>
-      </w:r>
-      <w:r>
-        <w:rPr>
-          <w:b/>
-          <w:lang w:val="en_US" w:bidi="en_US"/>
-        </w:rPr>
         <w:t>"your faith is increasing greatly"</w:t>
       </w:r>
     </w:p>
@@ -1691,21 +1446,6 @@
           <w:b/>
           <w:lang w:val="en_US" w:bidi="en_US"/>
         </w:rPr>
-        <w:t>πλεονάζει ἡ ἀγάπη ἑνὸς ἑκάστου, πάντων ὑμῶν, εἰς ἀλλήλους</w:t>
-      </w:r>
-    </w:p>
-    <w:p>
-      <w:pPr/>
-      <w:r>
-        <w:rPr>
-          <w:lang w:val="en_US" w:bidi="en_US"/>
-        </w:rPr>
-      </w:r>
-      <w:r>
-        <w:rPr>
-          <w:b/>
-          <w:lang w:val="en_US" w:bidi="en_US"/>
-        </w:rPr>
         <w:t>"the love of each one of you all for one another is increasing"</w:t>
       </w:r>
     </w:p>
@@ -1802,21 +1542,6 @@
           <w:b/>
           <w:lang w:val="en_US" w:bidi="en_US"/>
         </w:rPr>
-        <w:t>ἀλλήλους</w:t>
-      </w:r>
-    </w:p>
-    <w:p>
-      <w:pPr/>
-      <w:r>
-        <w:rPr>
-          <w:lang w:val="en_US" w:bidi="en_US"/>
-        </w:rPr>
-      </w:r>
-      <w:r>
-        <w:rPr>
-          <w:b/>
-          <w:lang w:val="en_US" w:bidi="en_US"/>
-        </w:rPr>
         <w:t>"one another"</w:t>
       </w:r>
     </w:p>
@@ -1913,21 +1638,6 @@
           <w:b/>
           <w:lang w:val="en_US" w:bidi="en_US"/>
         </w:rPr>
-        <w:t>αὐτοὺς ἡμᾶς</w:t>
-      </w:r>
-    </w:p>
-    <w:p>
-      <w:pPr/>
-      <w:r>
-        <w:rPr>
-          <w:lang w:val="en_US" w:bidi="en_US"/>
-        </w:rPr>
-      </w:r>
-      <w:r>
-        <w:rPr>
-          <w:b/>
-          <w:lang w:val="en_US" w:bidi="en_US"/>
-        </w:rPr>
         <w:t>"we ourselves"</w:t>
       </w:r>
     </w:p>
@@ -2037,21 +1747,6 @@
           <w:b/>
           <w:lang w:val="en_US" w:bidi="en_US"/>
         </w:rPr>
-        <w:t>τῆς ὑπομονῆς ὑμῶν, καὶ πίστεως</w:t>
-      </w:r>
-    </w:p>
-    <w:p>
-      <w:pPr/>
-      <w:r>
-        <w:rPr>
-          <w:lang w:val="en_US" w:bidi="en_US"/>
-        </w:rPr>
-      </w:r>
-      <w:r>
-        <w:rPr>
-          <w:b/>
-          <w:lang w:val="en_US" w:bidi="en_US"/>
-        </w:rPr>
         <w:t>"your endurance and faith"</w:t>
       </w:r>
     </w:p>
@@ -2161,21 +1856,6 @@
           <w:b/>
           <w:lang w:val="en_US" w:bidi="en_US"/>
         </w:rPr>
-        <w:t>ἐν πᾶσιν τοῖς διωγμοῖς ὑμῶν, καὶ ταῖς θλίψεσιν</w:t>
-      </w:r>
-    </w:p>
-    <w:p>
-      <w:pPr/>
-      <w:r>
-        <w:rPr>
-          <w:lang w:val="en_US" w:bidi="en_US"/>
-        </w:rPr>
-      </w:r>
-      <w:r>
-        <w:rPr>
-          <w:b/>
-          <w:lang w:val="en_US" w:bidi="en_US"/>
-        </w:rPr>
         <w:t>"in all your persecutions and afflictions"</w:t>
       </w:r>
     </w:p>
@@ -2285,21 +1965,6 @@
           <w:b/>
           <w:lang w:val="en_US" w:bidi="en_US"/>
         </w:rPr>
-        <w:t>πίστεως ἐν πᾶσιν τοῖς διωγμοῖς ὑμῶν</w:t>
-      </w:r>
-    </w:p>
-    <w:p>
-      <w:pPr/>
-      <w:r>
-        <w:rPr>
-          <w:lang w:val="en_US" w:bidi="en_US"/>
-        </w:rPr>
-      </w:r>
-      <w:r>
-        <w:rPr>
-          <w:b/>
-          <w:lang w:val="en_US" w:bidi="en_US"/>
-        </w:rPr>
         <w:t>"faith in all your persecutions"</w:t>
       </w:r>
     </w:p>
@@ -2396,21 +2061,6 @@
           <w:b/>
           <w:lang w:val="en_US" w:bidi="en_US"/>
         </w:rPr>
-        <w:t>ἔνδειγμα τῆς δικαίας κρίσεως τοῦ Θεοῦ, εἰς τὸ καταξιωθῆναι ὑμᾶς</w:t>
-      </w:r>
-    </w:p>
-    <w:p>
-      <w:pPr/>
-      <w:r>
-        <w:rPr>
-          <w:lang w:val="en_US" w:bidi="en_US"/>
-        </w:rPr>
-      </w:r>
-      <w:r>
-        <w:rPr>
-          <w:b/>
-          <w:lang w:val="en_US" w:bidi="en_US"/>
-        </w:rPr>
         <w:t>"evidence of the righteous judgment of God, for you to be considered worthy"</w:t>
       </w:r>
     </w:p>
@@ -2507,21 +2157,6 @@
           <w:b/>
           <w:lang w:val="en_US" w:bidi="en_US"/>
         </w:rPr>
-        <w:t>εἰς τὸ καταξιωθῆναι ὑμᾶς τῆς Βασιλείας τοῦ Θεοῦ</w:t>
-      </w:r>
-    </w:p>
-    <w:p>
-      <w:pPr/>
-      <w:r>
-        <w:rPr>
-          <w:lang w:val="en_US" w:bidi="en_US"/>
-        </w:rPr>
-      </w:r>
-      <w:r>
-        <w:rPr>
-          <w:b/>
-          <w:lang w:val="en_US" w:bidi="en_US"/>
-        </w:rPr>
         <w:t>"for you to be considered worthy of the kingdom of God"</w:t>
       </w:r>
     </w:p>
@@ -2605,21 +2240,6 @@
           <w:b/>
           <w:lang w:val="en_US" w:bidi="en_US"/>
         </w:rPr>
-        <w:t>ὑπὲρ ἧς καὶ πάσχετε</w:t>
-      </w:r>
-    </w:p>
-    <w:p>
-      <w:pPr/>
-      <w:r>
-        <w:rPr>
-          <w:lang w:val="en_US" w:bidi="en_US"/>
-        </w:rPr>
-      </w:r>
-      <w:r>
-        <w:rPr>
-          <w:b/>
-          <w:lang w:val="en_US" w:bidi="en_US"/>
-        </w:rPr>
         <w:t>"for which you also suffer"</w:t>
       </w:r>
     </w:p>
@@ -2716,21 +2336,6 @@
           <w:b/>
           <w:lang w:val="en_US" w:bidi="en_US"/>
         </w:rPr>
-        <w:t>εἴπερ δίκαιον παρὰ Θεῷ</w:t>
-      </w:r>
-    </w:p>
-    <w:p>
-      <w:pPr/>
-      <w:r>
-        <w:rPr>
-          <w:lang w:val="en_US" w:bidi="en_US"/>
-        </w:rPr>
-      </w:r>
-      <w:r>
-        <w:rPr>
-          <w:b/>
-          <w:lang w:val="en_US" w:bidi="en_US"/>
-        </w:rPr>
         <w:t>"if indeed {it is} righteous for God"</w:t>
       </w:r>
     </w:p>
@@ -2814,21 +2419,6 @@
           <w:b/>
           <w:lang w:val="en_US" w:bidi="en_US"/>
         </w:rPr>
-        <w:t>παρὰ Θεῷ, ἀνταποδοῦναι τοῖς θλίβουσιν ὑμᾶς θλῖψιν</w:t>
-      </w:r>
-    </w:p>
-    <w:p>
-      <w:pPr/>
-      <w:r>
-        <w:rPr>
-          <w:lang w:val="en_US" w:bidi="en_US"/>
-        </w:rPr>
-      </w:r>
-      <w:r>
-        <w:rPr>
-          <w:b/>
-          <w:lang w:val="en_US" w:bidi="en_US"/>
-        </w:rPr>
         <w:t>"for God to return affliction to the ones afflicting you"</w:t>
       </w:r>
     </w:p>
@@ -2925,21 +2515,6 @@
           <w:b/>
           <w:lang w:val="en_US" w:bidi="en_US"/>
         </w:rPr>
-        <w:t>ἀνταποδοῦναι τοῖς θλίβουσιν ὑμᾶς θλῖψιν</w:t>
-      </w:r>
-    </w:p>
-    <w:p>
-      <w:pPr/>
-      <w:r>
-        <w:rPr>
-          <w:lang w:val="en_US" w:bidi="en_US"/>
-        </w:rPr>
-      </w:r>
-      <w:r>
-        <w:rPr>
-          <w:b/>
-          <w:lang w:val="en_US" w:bidi="en_US"/>
-        </w:rPr>
         <w:t>"to return affliction to the ones afflicting you"</w:t>
       </w:r>
     </w:p>
@@ -3036,21 +2611,6 @@
           <w:b/>
           <w:lang w:val="en_US" w:bidi="en_US"/>
         </w:rPr>
-        <w:t>καὶ ὑμῖν &amp; ἄνεσιν</w:t>
-      </w:r>
-    </w:p>
-    <w:p>
-      <w:pPr/>
-      <w:r>
-        <w:rPr>
-          <w:lang w:val="en_US" w:bidi="en_US"/>
-        </w:rPr>
-      </w:r>
-      <w:r>
-        <w:rPr>
-          <w:b/>
-          <w:lang w:val="en_US" w:bidi="en_US"/>
-        </w:rPr>
         <w:t>"and relief to you"</w:t>
       </w:r>
     </w:p>
@@ -3147,21 +2707,6 @@
           <w:b/>
           <w:lang w:val="en_US" w:bidi="en_US"/>
         </w:rPr>
-        <w:t>καὶ ὑμῖν τοῖς θλιβομένοις, ἄνεσιν μεθ’ ἡμῶν</w:t>
-      </w:r>
-    </w:p>
-    <w:p>
-      <w:pPr/>
-      <w:r>
-        <w:rPr>
-          <w:lang w:val="en_US" w:bidi="en_US"/>
-        </w:rPr>
-      </w:r>
-      <w:r>
-        <w:rPr>
-          <w:b/>
-          <w:lang w:val="en_US" w:bidi="en_US"/>
-        </w:rPr>
         <w:t>"and relief to you, the ones being afflicted with us"</w:t>
       </w:r>
     </w:p>
@@ -3271,21 +2816,6 @@
           <w:b/>
           <w:lang w:val="en_US" w:bidi="en_US"/>
         </w:rPr>
-        <w:t>ὑμῖν &amp; ἄνεσιν</w:t>
-      </w:r>
-    </w:p>
-    <w:p>
-      <w:pPr/>
-      <w:r>
-        <w:rPr>
-          <w:lang w:val="en_US" w:bidi="en_US"/>
-        </w:rPr>
-      </w:r>
-      <w:r>
-        <w:rPr>
-          <w:b/>
-          <w:lang w:val="en_US" w:bidi="en_US"/>
-        </w:rPr>
         <w:t>"relief to you"</w:t>
       </w:r>
     </w:p>
@@ -3382,21 +2912,6 @@
           <w:b/>
           <w:lang w:val="en_US" w:bidi="en_US"/>
         </w:rPr>
-        <w:t>τοῖς θλιβομένοις</w:t>
-      </w:r>
-    </w:p>
-    <w:p>
-      <w:pPr/>
-      <w:r>
-        <w:rPr>
-          <w:lang w:val="en_US" w:bidi="en_US"/>
-        </w:rPr>
-      </w:r>
-      <w:r>
-        <w:rPr>
-          <w:b/>
-          <w:lang w:val="en_US" w:bidi="en_US"/>
-        </w:rPr>
         <w:t>"the ones being afflicted"</w:t>
       </w:r>
     </w:p>
@@ -3480,21 +2995,6 @@
           <w:b/>
           <w:lang w:val="en_US" w:bidi="en_US"/>
         </w:rPr>
-        <w:t>ἐν τῇ ἀποκαλύψει τοῦ Κυρίου Ἰησοῦ</w:t>
-      </w:r>
-    </w:p>
-    <w:p>
-      <w:pPr/>
-      <w:r>
-        <w:rPr>
-          <w:lang w:val="en_US" w:bidi="en_US"/>
-        </w:rPr>
-      </w:r>
-      <w:r>
-        <w:rPr>
-          <w:b/>
-          <w:lang w:val="en_US" w:bidi="en_US"/>
-        </w:rPr>
         <w:t>"at the revealing of the Lord Jesus"</w:t>
       </w:r>
     </w:p>
@@ -3591,21 +3091,6 @@
           <w:b/>
           <w:lang w:val="en_US" w:bidi="en_US"/>
         </w:rPr>
-        <w:t>διδόντος ἐκδίκησιν τοῖς</w:t>
-      </w:r>
-    </w:p>
-    <w:p>
-      <w:pPr/>
-      <w:r>
-        <w:rPr>
-          <w:lang w:val="en_US" w:bidi="en_US"/>
-        </w:rPr>
-      </w:r>
-      <w:r>
-        <w:rPr>
-          <w:b/>
-          <w:lang w:val="en_US" w:bidi="en_US"/>
-        </w:rPr>
         <w:t>"taking vengeance on the ones"</w:t>
       </w:r>
     </w:p>
@@ -3702,21 +3187,6 @@
           <w:b/>
           <w:lang w:val="en_US" w:bidi="en_US"/>
         </w:rPr>
-        <w:t>τοῖς μὴ εἰδόσι Θεὸν</w:t>
-      </w:r>
-    </w:p>
-    <w:p>
-      <w:pPr/>
-      <w:r>
-        <w:rPr>
-          <w:lang w:val="en_US" w:bidi="en_US"/>
-        </w:rPr>
-      </w:r>
-      <w:r>
-        <w:rPr>
-          <w:b/>
-          <w:lang w:val="en_US" w:bidi="en_US"/>
-        </w:rPr>
         <w:t>"on the ones not having known God"</w:t>
       </w:r>
     </w:p>
@@ -3813,21 +3283,6 @@
           <w:b/>
           <w:lang w:val="en_US" w:bidi="en_US"/>
         </w:rPr>
-        <w:t>καὶ τοῖς μὴ ὑπακούουσιν τῷ εὐαγγελίῳ</w:t>
-      </w:r>
-    </w:p>
-    <w:p>
-      <w:pPr/>
-      <w:r>
-        <w:rPr>
-          <w:lang w:val="en_US" w:bidi="en_US"/>
-        </w:rPr>
-      </w:r>
-      <w:r>
-        <w:rPr>
-          <w:b/>
-          <w:lang w:val="en_US" w:bidi="en_US"/>
-        </w:rPr>
         <w:t>"and on the ones not obeying the gospel"</w:t>
       </w:r>
     </w:p>
@@ -3937,21 +3392,6 @@
           <w:b/>
           <w:lang w:val="en_US" w:bidi="en_US"/>
         </w:rPr>
-        <w:t>ὑπακούουσιν τῷ εὐαγγελίῳ</w:t>
-      </w:r>
-    </w:p>
-    <w:p>
-      <w:pPr/>
-      <w:r>
-        <w:rPr>
-          <w:lang w:val="en_US" w:bidi="en_US"/>
-        </w:rPr>
-      </w:r>
-      <w:r>
-        <w:rPr>
-          <w:b/>
-          <w:lang w:val="en_US" w:bidi="en_US"/>
-        </w:rPr>
         <w:t>"obeying the gospel"</w:t>
       </w:r>
     </w:p>
@@ -4048,21 +3488,6 @@
           <w:b/>
           <w:lang w:val="en_US" w:bidi="en_US"/>
         </w:rPr>
-        <w:t>τῷ εὐαγγελίῳ τοῦ Κυρίου ἡμῶν, Ἰησοῦ</w:t>
-      </w:r>
-    </w:p>
-    <w:p>
-      <w:pPr/>
-      <w:r>
-        <w:rPr>
-          <w:lang w:val="en_US" w:bidi="en_US"/>
-        </w:rPr>
-      </w:r>
-      <w:r>
-        <w:rPr>
-          <w:b/>
-          <w:lang w:val="en_US" w:bidi="en_US"/>
-        </w:rPr>
         <w:t>"the gospel of our Lord Jesus"</w:t>
       </w:r>
     </w:p>
@@ -4172,21 +3597,6 @@
           <w:b/>
           <w:lang w:val="en_US" w:bidi="en_US"/>
         </w:rPr>
-        <w:t>οἵτινες δίκην τίσουσιν</w:t>
-      </w:r>
-    </w:p>
-    <w:p>
-      <w:pPr/>
-      <w:r>
-        <w:rPr>
-          <w:lang w:val="en_US" w:bidi="en_US"/>
-        </w:rPr>
-      </w:r>
-      <w:r>
-        <w:rPr>
-          <w:b/>
-          <w:lang w:val="en_US" w:bidi="en_US"/>
-        </w:rPr>
         <w:t>"who will pay the penalty"</w:t>
       </w:r>
     </w:p>
@@ -4283,21 +3693,6 @@
           <w:b/>
           <w:lang w:val="en_US" w:bidi="en_US"/>
         </w:rPr>
-        <w:t>οἵτινες δίκην τίσουσιν</w:t>
-      </w:r>
-    </w:p>
-    <w:p>
-      <w:pPr/>
-      <w:r>
-        <w:rPr>
-          <w:lang w:val="en_US" w:bidi="en_US"/>
-        </w:rPr>
-      </w:r>
-      <w:r>
-        <w:rPr>
-          <w:b/>
-          <w:lang w:val="en_US" w:bidi="en_US"/>
-        </w:rPr>
         <w:t>"who will pay the penalty"</w:t>
       </w:r>
     </w:p>
@@ -4394,21 +3789,6 @@
           <w:b/>
           <w:lang w:val="en_US" w:bidi="en_US"/>
         </w:rPr>
-        <w:t>δίκην τίσουσιν</w:t>
-      </w:r>
-    </w:p>
-    <w:p>
-      <w:pPr/>
-      <w:r>
-        <w:rPr>
-          <w:lang w:val="en_US" w:bidi="en_US"/>
-        </w:rPr>
-      </w:r>
-      <w:r>
-        <w:rPr>
-          <w:b/>
-          <w:lang w:val="en_US" w:bidi="en_US"/>
-        </w:rPr>
         <w:t>"will pay the penalty"</w:t>
       </w:r>
     </w:p>
@@ -4505,21 +3885,6 @@
           <w:b/>
           <w:lang w:val="en_US" w:bidi="en_US"/>
         </w:rPr>
-        <w:t>ὄλεθρον αἰώνιον</w:t>
-      </w:r>
-    </w:p>
-    <w:p>
-      <w:pPr/>
-      <w:r>
-        <w:rPr>
-          <w:lang w:val="en_US" w:bidi="en_US"/>
-        </w:rPr>
-      </w:r>
-      <w:r>
-        <w:rPr>
-          <w:b/>
-          <w:lang w:val="en_US" w:bidi="en_US"/>
-        </w:rPr>
         <w:t>"eternal destruction"</w:t>
       </w:r>
     </w:p>
@@ -4655,21 +4020,6 @@
           <w:b/>
           <w:lang w:val="en_US" w:bidi="en_US"/>
         </w:rPr>
-        <w:t>ἀπὸ προσώπου τοῦ Κυρίου</w:t>
-      </w:r>
-    </w:p>
-    <w:p>
-      <w:pPr/>
-      <w:r>
-        <w:rPr>
-          <w:lang w:val="en_US" w:bidi="en_US"/>
-        </w:rPr>
-      </w:r>
-      <w:r>
-        <w:rPr>
-          <w:b/>
-          <w:lang w:val="en_US" w:bidi="en_US"/>
-        </w:rPr>
         <w:t>"away from the face of the Lord"</w:t>
       </w:r>
     </w:p>
@@ -4766,21 +4116,6 @@
           <w:b/>
           <w:lang w:val="en_US" w:bidi="en_US"/>
         </w:rPr>
-        <w:t>τῆς δόξης τῆς ἰσχύος αὐτοῦ</w:t>
-      </w:r>
-    </w:p>
-    <w:p>
-      <w:pPr/>
-      <w:r>
-        <w:rPr>
-          <w:lang w:val="en_US" w:bidi="en_US"/>
-        </w:rPr>
-      </w:r>
-      <w:r>
-        <w:rPr>
-          <w:b/>
-          <w:lang w:val="en_US" w:bidi="en_US"/>
-        </w:rPr>
         <w:t>"the glory of his power"</w:t>
       </w:r>
     </w:p>
@@ -4903,21 +4238,6 @@
           <w:b/>
           <w:lang w:val="en_US" w:bidi="en_US"/>
         </w:rPr>
-        <w:t>τῆς δόξης τῆς ἰσχύος αὐτοῦ</w:t>
-      </w:r>
-    </w:p>
-    <w:p>
-      <w:pPr/>
-      <w:r>
-        <w:rPr>
-          <w:lang w:val="en_US" w:bidi="en_US"/>
-        </w:rPr>
-      </w:r>
-      <w:r>
-        <w:rPr>
-          <w:b/>
-          <w:lang w:val="en_US" w:bidi="en_US"/>
-        </w:rPr>
         <w:t>"the glory of his power"</w:t>
       </w:r>
     </w:p>
@@ -5027,21 +4347,6 @@
           <w:b/>
           <w:lang w:val="en_US" w:bidi="en_US"/>
         </w:rPr>
-        <w:t>ὅταν ἔλθῃ &amp; ἐν τῇ ἡμέρᾳ ἐκείνῃ</w:t>
-      </w:r>
-    </w:p>
-    <w:p>
-      <w:pPr/>
-      <w:r>
-        <w:rPr>
-          <w:lang w:val="en_US" w:bidi="en_US"/>
-        </w:rPr>
-      </w:r>
-      <w:r>
-        <w:rPr>
-          <w:b/>
-          <w:lang w:val="en_US" w:bidi="en_US"/>
-        </w:rPr>
         <w:t>"when he comes on that day"</w:t>
       </w:r>
     </w:p>
@@ -5138,21 +4443,6 @@
           <w:b/>
           <w:lang w:val="en_US" w:bidi="en_US"/>
         </w:rPr>
-        <w:t>ἐνδοξασθῆναι ἐν τοῖς ἁγίοις αὐτοῦ, καὶ θαυμασθῆναι ἐν πᾶσιν τοῖς πιστεύσασιν</w:t>
-      </w:r>
-    </w:p>
-    <w:p>
-      <w:pPr/>
-      <w:r>
-        <w:rPr>
-          <w:lang w:val="en_US" w:bidi="en_US"/>
-        </w:rPr>
-      </w:r>
-      <w:r>
-        <w:rPr>
-          <w:b/>
-          <w:lang w:val="en_US" w:bidi="en_US"/>
-        </w:rPr>
         <w:t>"to be glorified by his saints and to be marveled at by all the ones having believed"</w:t>
       </w:r>
     </w:p>
@@ -5236,21 +4526,6 @@
           <w:b/>
           <w:lang w:val="en_US" w:bidi="en_US"/>
         </w:rPr>
-        <w:t>ἐνδοξασθῆναι ἐν τοῖς ἁγίοις αὐτοῦ, καὶ θαυμασθῆναι</w:t>
-      </w:r>
-    </w:p>
-    <w:p>
-      <w:pPr/>
-      <w:r>
-        <w:rPr>
-          <w:lang w:val="en_US" w:bidi="en_US"/>
-        </w:rPr>
-      </w:r>
-      <w:r>
-        <w:rPr>
-          <w:b/>
-          <w:lang w:val="en_US" w:bidi="en_US"/>
-        </w:rPr>
         <w:t>"to be glorified by his saints and to be marveled at"</w:t>
       </w:r>
     </w:p>
@@ -5360,21 +4635,6 @@
           <w:b/>
           <w:lang w:val="en_US" w:bidi="en_US"/>
         </w:rPr>
-        <w:t>ἐνδοξασθῆναι ἐν τοῖς ἁγίοις αὐτοῦ, καὶ θαυμασθῆναι ἐν πᾶσιν τοῖς πιστεύσασιν</w:t>
-      </w:r>
-    </w:p>
-    <w:p>
-      <w:pPr/>
-      <w:r>
-        <w:rPr>
-          <w:lang w:val="en_US" w:bidi="en_US"/>
-        </w:rPr>
-      </w:r>
-      <w:r>
-        <w:rPr>
-          <w:b/>
-          <w:lang w:val="en_US" w:bidi="en_US"/>
-        </w:rPr>
         <w:t>"to be glorified by his saints and to be marveled at by all the ones having believed"</w:t>
       </w:r>
     </w:p>
@@ -5464,21 +4724,6 @@
           <w:b/>
           <w:lang w:val="en_US" w:bidi="en_US"/>
         </w:rPr>
-        <w:t>ἐπιστεύθη τὸ μαρτύριον ἡμῶν ἐφ’ ὑμᾶς</w:t>
-      </w:r>
-    </w:p>
-    <w:p>
-      <w:pPr/>
-      <w:r>
-        <w:rPr>
-          <w:lang w:val="en_US" w:bidi="en_US"/>
-        </w:rPr>
-      </w:r>
-      <w:r>
-        <w:rPr>
-          <w:b/>
-          <w:lang w:val="en_US" w:bidi="en_US"/>
-        </w:rPr>
         <w:t>"our testimony to you has been believed"</w:t>
       </w:r>
     </w:p>
@@ -5562,21 +4807,6 @@
           <w:b/>
           <w:lang w:val="en_US" w:bidi="en_US"/>
         </w:rPr>
-        <w:t>εἰς ὃ</w:t>
-      </w:r>
-    </w:p>
-    <w:p>
-      <w:pPr/>
-      <w:r>
-        <w:rPr>
-          <w:lang w:val="en_US" w:bidi="en_US"/>
-        </w:rPr>
-      </w:r>
-      <w:r>
-        <w:rPr>
-          <w:b/>
-          <w:lang w:val="en_US" w:bidi="en_US"/>
-        </w:rPr>
         <w:t>"For this"</w:t>
       </w:r>
     </w:p>
@@ -5673,21 +4903,6 @@
           <w:b/>
           <w:lang w:val="en_US" w:bidi="en_US"/>
         </w:rPr>
-        <w:t>καὶ προσευχόμεθα πάντοτε περὶ ὑμῶν</w:t>
-      </w:r>
-    </w:p>
-    <w:p>
-      <w:pPr/>
-      <w:r>
-        <w:rPr>
-          <w:lang w:val="en_US" w:bidi="en_US"/>
-        </w:rPr>
-      </w:r>
-      <w:r>
-        <w:rPr>
-          <w:b/>
-          <w:lang w:val="en_US" w:bidi="en_US"/>
-        </w:rPr>
         <w:t>"we also pray always for you"</w:t>
       </w:r>
     </w:p>
@@ -5784,21 +4999,6 @@
           <w:b/>
           <w:lang w:val="en_US" w:bidi="en_US"/>
         </w:rPr>
-        <w:t>τῆς κλήσεως</w:t>
-      </w:r>
-    </w:p>
-    <w:p>
-      <w:pPr/>
-      <w:r>
-        <w:rPr>
-          <w:lang w:val="en_US" w:bidi="en_US"/>
-        </w:rPr>
-      </w:r>
-      <w:r>
-        <w:rPr>
-          <w:b/>
-          <w:lang w:val="en_US" w:bidi="en_US"/>
-        </w:rPr>
         <w:t>"of the calling"</w:t>
       </w:r>
     </w:p>
@@ -5895,21 +5095,6 @@
           <w:b/>
           <w:lang w:val="en_US" w:bidi="en_US"/>
         </w:rPr>
-        <w:t>πληρώσῃ πᾶσαν εὐδοκίαν ἀγαθωσύνης, καὶ ἔργον πίστεως ἐν δυνάμει</w:t>
-      </w:r>
-    </w:p>
-    <w:p>
-      <w:pPr/>
-      <w:r>
-        <w:rPr>
-          <w:lang w:val="en_US" w:bidi="en_US"/>
-        </w:rPr>
-      </w:r>
-      <w:r>
-        <w:rPr>
-          <w:b/>
-          <w:lang w:val="en_US" w:bidi="en_US"/>
-        </w:rPr>
         <w:t>"he may fulfill every desire of goodness and work of faith in power"</w:t>
       </w:r>
     </w:p>
@@ -6045,21 +5230,6 @@
           <w:b/>
           <w:lang w:val="en_US" w:bidi="en_US"/>
         </w:rPr>
-        <w:t>καὶ πληρώσῃ</w:t>
-      </w:r>
-    </w:p>
-    <w:p>
-      <w:pPr/>
-      <w:r>
-        <w:rPr>
-          <w:lang w:val="en_US" w:bidi="en_US"/>
-        </w:rPr>
-      </w:r>
-      <w:r>
-        <w:rPr>
-          <w:b/>
-          <w:lang w:val="en_US" w:bidi="en_US"/>
-        </w:rPr>
         <w:t>"and he may fulfill"</w:t>
       </w:r>
     </w:p>
@@ -6169,21 +5339,6 @@
           <w:b/>
           <w:lang w:val="en_US" w:bidi="en_US"/>
         </w:rPr>
-        <w:t>ὅπως</w:t>
-      </w:r>
-    </w:p>
-    <w:p>
-      <w:pPr/>
-      <w:r>
-        <w:rPr>
-          <w:lang w:val="en_US" w:bidi="en_US"/>
-        </w:rPr>
-      </w:r>
-      <w:r>
-        <w:rPr>
-          <w:b/>
-          <w:lang w:val="en_US" w:bidi="en_US"/>
-        </w:rPr>
         <w:t>"so that"</w:t>
       </w:r>
     </w:p>
@@ -6280,21 +5435,6 @@
           <w:b/>
           <w:lang w:val="en_US" w:bidi="en_US"/>
         </w:rPr>
-        <w:t>τὸ ὄνομα τοῦ Κυρίου ἡμῶν, Ἰησοῦ</w:t>
-      </w:r>
-    </w:p>
-    <w:p>
-      <w:pPr/>
-      <w:r>
-        <w:rPr>
-          <w:lang w:val="en_US" w:bidi="en_US"/>
-        </w:rPr>
-      </w:r>
-      <w:r>
-        <w:rPr>
-          <w:b/>
-          <w:lang w:val="en_US" w:bidi="en_US"/>
-        </w:rPr>
         <w:t>"the name of our Lord Jesus"</w:t>
       </w:r>
     </w:p>
@@ -6391,21 +5531,6 @@
           <w:b/>
           <w:lang w:val="en_US" w:bidi="en_US"/>
         </w:rPr>
-        <w:t>ὅπως ἐνδοξασθῇ τὸ ὄνομα τοῦ Κυρίου ἡμῶν, Ἰησοῦ, ἐν ὑμῖν</w:t>
-      </w:r>
-    </w:p>
-    <w:p>
-      <w:pPr/>
-      <w:r>
-        <w:rPr>
-          <w:lang w:val="en_US" w:bidi="en_US"/>
-        </w:rPr>
-      </w:r>
-      <w:r>
-        <w:rPr>
-          <w:b/>
-          <w:lang w:val="en_US" w:bidi="en_US"/>
-        </w:rPr>
         <w:t>"so that the name of our Lord Jesus might be glorified in you"</w:t>
       </w:r>
     </w:p>
@@ -6489,21 +5614,6 @@
           <w:b/>
           <w:lang w:val="en_US" w:bidi="en_US"/>
         </w:rPr>
-        <w:t>καὶ ὑμεῖς ἐν αὐτῷ</w:t>
-      </w:r>
-    </w:p>
-    <w:p>
-      <w:pPr/>
-      <w:r>
-        <w:rPr>
-          <w:lang w:val="en_US" w:bidi="en_US"/>
-        </w:rPr>
-      </w:r>
-      <w:r>
-        <w:rPr>
-          <w:b/>
-          <w:lang w:val="en_US" w:bidi="en_US"/>
-        </w:rPr>
         <w:t>"and you in him"</w:t>
       </w:r>
     </w:p>
@@ -6587,21 +5697,6 @@
           <w:b/>
           <w:lang w:val="en_US" w:bidi="en_US"/>
         </w:rPr>
-        <w:t>καὶ ὑμεῖς ἐν αὐτῷ</w:t>
-      </w:r>
-    </w:p>
-    <w:p>
-      <w:pPr/>
-      <w:r>
-        <w:rPr>
-          <w:lang w:val="en_US" w:bidi="en_US"/>
-        </w:rPr>
-      </w:r>
-      <w:r>
-        <w:rPr>
-          <w:b/>
-          <w:lang w:val="en_US" w:bidi="en_US"/>
-        </w:rPr>
         <w:t>"and you in him"</w:t>
       </w:r>
     </w:p>
@@ -6698,21 +5793,6 @@
           <w:b/>
           <w:lang w:val="en_US" w:bidi="en_US"/>
         </w:rPr>
-        <w:t>κατὰ τὴν χάριν τοῦ Θεοῦ ἡμῶν</w:t>
-      </w:r>
-    </w:p>
-    <w:p>
-      <w:pPr/>
-      <w:r>
-        <w:rPr>
-          <w:lang w:val="en_US" w:bidi="en_US"/>
-        </w:rPr>
-      </w:r>
-      <w:r>
-        <w:rPr>
-          <w:b/>
-          <w:lang w:val="en_US" w:bidi="en_US"/>
-        </w:rPr>
         <w:t>"according to the grace of our God"</w:t>
       </w:r>
     </w:p>
@@ -6809,21 +5889,6 @@
           <w:b/>
           <w:lang w:val="en_US" w:bidi="en_US"/>
         </w:rPr>
-        <w:t>τοῦ Θεοῦ ἡμῶν καὶ Κυρίου Ἰησοῦ Χριστοῦ</w:t>
-      </w:r>
-    </w:p>
-    <w:p>
-      <w:pPr/>
-      <w:r>
-        <w:rPr>
-          <w:lang w:val="en_US" w:bidi="en_US"/>
-        </w:rPr>
-      </w:r>
-      <w:r>
-        <w:rPr>
-          <w:b/>
-          <w:lang w:val="en_US" w:bidi="en_US"/>
-        </w:rPr>
         <w:t>"of our God and the Lord Jesus Christ"</w:t>
       </w:r>
     </w:p>
@@ -6977,21 +6042,6 @@
           <w:b/>
           <w:lang w:val="en_US" w:bidi="en_US"/>
         </w:rPr>
-        <w:t>δὲ</w:t>
-      </w:r>
-    </w:p>
-    <w:p>
-      <w:pPr/>
-      <w:r>
-        <w:rPr>
-          <w:lang w:val="en_US" w:bidi="en_US"/>
-        </w:rPr>
-      </w:r>
-      <w:r>
-        <w:rPr>
-          <w:b/>
-          <w:lang w:val="en_US" w:bidi="en_US"/>
-        </w:rPr>
         <w:t>"Now"</w:t>
       </w:r>
     </w:p>
@@ -7088,21 +6138,6 @@
           <w:b/>
           <w:lang w:val="en_US" w:bidi="en_US"/>
         </w:rPr>
-        <w:t>ὑπὲρ τῆς παρουσίας τοῦ Κυρίου ἡμῶν, Ἰησοῦ Χριστοῦ, καὶ ἡμῶν ἐπισυναγωγῆς ἐπ’ αὐτόν</w:t>
-      </w:r>
-    </w:p>
-    <w:p>
-      <w:pPr/>
-      <w:r>
-        <w:rPr>
-          <w:lang w:val="en_US" w:bidi="en_US"/>
-        </w:rPr>
-      </w:r>
-      <w:r>
-        <w:rPr>
-          <w:b/>
-          <w:lang w:val="en_US" w:bidi="en_US"/>
-        </w:rPr>
         <w:t>"about the coming of our Lord Jesus Christ and our gathering to him"</w:t>
       </w:r>
     </w:p>
@@ -7212,21 +6247,6 @@
           <w:b/>
           <w:lang w:val="en_US" w:bidi="en_US"/>
         </w:rPr>
-        <w:t>ὑπὲρ τῆς παρουσίας τοῦ Κυρίου ἡμῶν, Ἰησοῦ Χριστοῦ, καὶ ἡμῶν ἐπισυναγωγῆς ἐπ’ αὐτόν</w:t>
-      </w:r>
-    </w:p>
-    <w:p>
-      <w:pPr/>
-      <w:r>
-        <w:rPr>
-          <w:lang w:val="en_US" w:bidi="en_US"/>
-        </w:rPr>
-      </w:r>
-      <w:r>
-        <w:rPr>
-          <w:b/>
-          <w:lang w:val="en_US" w:bidi="en_US"/>
-        </w:rPr>
         <w:t>"about the coming of our Lord Jesus Christ and our gathering to him"</w:t>
       </w:r>
     </w:p>
@@ -7336,21 +6356,6 @@
           <w:b/>
           <w:lang w:val="en_US" w:bidi="en_US"/>
         </w:rPr>
-        <w:t>ἀδελφοί</w:t>
-      </w:r>
-    </w:p>
-    <w:p>
-      <w:pPr/>
-      <w:r>
-        <w:rPr>
-          <w:lang w:val="en_US" w:bidi="en_US"/>
-        </w:rPr>
-      </w:r>
-      <w:r>
-        <w:rPr>
-          <w:b/>
-          <w:lang w:val="en_US" w:bidi="en_US"/>
-        </w:rPr>
         <w:t>"brothers"</w:t>
       </w:r>
     </w:p>
@@ -7447,21 +6452,6 @@
           <w:b/>
           <w:lang w:val="en_US" w:bidi="en_US"/>
         </w:rPr>
-        <w:t>εἰς τὸ μὴ ταχέως σαλευθῆναι ὑμᾶς ἀπὸ τοῦ νοὸς</w:t>
-      </w:r>
-    </w:p>
-    <w:p>
-      <w:pPr/>
-      <w:r>
-        <w:rPr>
-          <w:lang w:val="en_US" w:bidi="en_US"/>
-        </w:rPr>
-      </w:r>
-      <w:r>
-        <w:rPr>
-          <w:b/>
-          <w:lang w:val="en_US" w:bidi="en_US"/>
-        </w:rPr>
         <w:t>"for you not to be quickly shaken in your mind"</w:t>
       </w:r>
     </w:p>
@@ -7558,21 +6548,6 @@
           <w:b/>
           <w:lang w:val="en_US" w:bidi="en_US"/>
         </w:rPr>
-        <w:t>μηδὲ θροεῖσθαι</w:t>
-      </w:r>
-    </w:p>
-    <w:p>
-      <w:pPr/>
-      <w:r>
-        <w:rPr>
-          <w:lang w:val="en_US" w:bidi="en_US"/>
-        </w:rPr>
-      </w:r>
-      <w:r>
-        <w:rPr>
-          <w:b/>
-          <w:lang w:val="en_US" w:bidi="en_US"/>
-        </w:rPr>
         <w:t>"and not to be troubled"</w:t>
       </w:r>
     </w:p>
@@ -7669,21 +6644,6 @@
           <w:b/>
           <w:lang w:val="en_US" w:bidi="en_US"/>
         </w:rPr>
-        <w:t>μήτε διὰ πνεύματος, μήτε διὰ λόγου, μήτε δι’ ἐπιστολῆς, ὡς δι’ ἡμῶν</w:t>
-      </w:r>
-    </w:p>
-    <w:p>
-      <w:pPr/>
-      <w:r>
-        <w:rPr>
-          <w:lang w:val="en_US" w:bidi="en_US"/>
-        </w:rPr>
-      </w:r>
-      <w:r>
-        <w:rPr>
-          <w:b/>
-          <w:lang w:val="en_US" w:bidi="en_US"/>
-        </w:rPr>
         <w:t>"neither by a spirit nor by a word nor by a letter as if from us"</w:t>
       </w:r>
     </w:p>
@@ -7767,21 +6727,6 @@
           <w:b/>
           <w:lang w:val="en_US" w:bidi="en_US"/>
         </w:rPr>
-        <w:t>ὡς δι’ ἡμῶν</w:t>
-      </w:r>
-    </w:p>
-    <w:p>
-      <w:pPr/>
-      <w:r>
-        <w:rPr>
-          <w:lang w:val="en_US" w:bidi="en_US"/>
-        </w:rPr>
-      </w:r>
-      <w:r>
-        <w:rPr>
-          <w:b/>
-          <w:lang w:val="en_US" w:bidi="en_US"/>
-        </w:rPr>
         <w:t>"as if from us"</w:t>
       </w:r>
     </w:p>
@@ -7865,21 +6810,6 @@
           <w:b/>
           <w:lang w:val="en_US" w:bidi="en_US"/>
         </w:rPr>
-        <w:t>ὡς ὅτι</w:t>
-      </w:r>
-    </w:p>
-    <w:p>
-      <w:pPr/>
-      <w:r>
-        <w:rPr>
-          <w:lang w:val="en_US" w:bidi="en_US"/>
-        </w:rPr>
-      </w:r>
-      <w:r>
-        <w:rPr>
-          <w:b/>
-          <w:lang w:val="en_US" w:bidi="en_US"/>
-        </w:rPr>
         <w:t>"as if"</w:t>
       </w:r>
     </w:p>
@@ -7963,21 +6893,6 @@
           <w:b/>
           <w:lang w:val="en_US" w:bidi="en_US"/>
         </w:rPr>
-        <w:t>ἡ ἡμέρα τοῦ Κυρίου</w:t>
-      </w:r>
-    </w:p>
-    <w:p>
-      <w:pPr/>
-      <w:r>
-        <w:rPr>
-          <w:lang w:val="en_US" w:bidi="en_US"/>
-        </w:rPr>
-      </w:r>
-      <w:r>
-        <w:rPr>
-          <w:b/>
-          <w:lang w:val="en_US" w:bidi="en_US"/>
-        </w:rPr>
         <w:t>"the day of the Lord"</w:t>
       </w:r>
     </w:p>
@@ -8054,21 +6969,6 @@
           <w:b/>
           <w:lang w:val="en_US" w:bidi="en_US"/>
         </w:rPr>
-        <w:t>μή τις ὑμᾶς ἐξαπατήσῃ κατὰ μηδένα τρόπον</w:t>
-      </w:r>
-    </w:p>
-    <w:p>
-      <w:pPr/>
-      <w:r>
-        <w:rPr>
-          <w:lang w:val="en_US" w:bidi="en_US"/>
-        </w:rPr>
-      </w:r>
-      <w:r>
-        <w:rPr>
-          <w:b/>
-          <w:lang w:val="en_US" w:bidi="en_US"/>
-        </w:rPr>
         <w:t>"May no one deceive you in any way"</w:t>
       </w:r>
     </w:p>
@@ -8132,21 +7032,6 @@
           <w:b/>
           <w:lang w:val="en_US" w:bidi="en_US"/>
         </w:rPr>
-        <w:t>ὅτι ἐὰν μὴ ἔλθῃ ἡ ἀποστασία πρῶτον</w:t>
-      </w:r>
-    </w:p>
-    <w:p>
-      <w:pPr/>
-      <w:r>
-        <w:rPr>
-          <w:lang w:val="en_US" w:bidi="en_US"/>
-        </w:rPr>
-      </w:r>
-      <w:r>
-        <w:rPr>
-          <w:b/>
-          <w:lang w:val="en_US" w:bidi="en_US"/>
-        </w:rPr>
         <w:t>"for unless the apostacy comes first"</w:t>
       </w:r>
     </w:p>
@@ -8230,21 +7115,6 @@
           <w:b/>
           <w:lang w:val="en_US" w:bidi="en_US"/>
         </w:rPr>
-        <w:t>ἡ ἀποστασία</w:t>
-      </w:r>
-    </w:p>
-    <w:p>
-      <w:pPr/>
-      <w:r>
-        <w:rPr>
-          <w:lang w:val="en_US" w:bidi="en_US"/>
-        </w:rPr>
-      </w:r>
-      <w:r>
-        <w:rPr>
-          <w:b/>
-          <w:lang w:val="en_US" w:bidi="en_US"/>
-        </w:rPr>
         <w:t>"the apostacy"</w:t>
       </w:r>
     </w:p>
@@ -8341,21 +7211,6 @@
           <w:b/>
           <w:lang w:val="en_US" w:bidi="en_US"/>
         </w:rPr>
-        <w:t>ἀποκαλυφθῇ ὁ ἄνθρωπος τῆς ἀνομίας</w:t>
-      </w:r>
-    </w:p>
-    <w:p>
-      <w:pPr/>
-      <w:r>
-        <w:rPr>
-          <w:lang w:val="en_US" w:bidi="en_US"/>
-        </w:rPr>
-      </w:r>
-      <w:r>
-        <w:rPr>
-          <w:b/>
-          <w:lang w:val="en_US" w:bidi="en_US"/>
-        </w:rPr>
         <w:t>"the man of lawlessness is revealed"</w:t>
       </w:r>
     </w:p>
@@ -8439,21 +7294,6 @@
           <w:b/>
           <w:lang w:val="en_US" w:bidi="en_US"/>
         </w:rPr>
-        <w:t>ὁ ἄνθρωπος τῆς ἀνομίας</w:t>
-      </w:r>
-    </w:p>
-    <w:p>
-      <w:pPr/>
-      <w:r>
-        <w:rPr>
-          <w:lang w:val="en_US" w:bidi="en_US"/>
-        </w:rPr>
-      </w:r>
-      <w:r>
-        <w:rPr>
-          <w:b/>
-          <w:lang w:val="en_US" w:bidi="en_US"/>
-        </w:rPr>
         <w:t>"the man of lawlessness"</w:t>
       </w:r>
     </w:p>
@@ -8563,21 +7403,6 @@
           <w:b/>
           <w:lang w:val="en_US" w:bidi="en_US"/>
         </w:rPr>
-        <w:t>ὁ υἱὸς τῆς ἀπωλείας</w:t>
-      </w:r>
-    </w:p>
-    <w:p>
-      <w:pPr/>
-      <w:r>
-        <w:rPr>
-          <w:lang w:val="en_US" w:bidi="en_US"/>
-        </w:rPr>
-      </w:r>
-      <w:r>
-        <w:rPr>
-          <w:b/>
-          <w:lang w:val="en_US" w:bidi="en_US"/>
-        </w:rPr>
         <w:t>"the son of destruction"</w:t>
       </w:r>
     </w:p>
@@ -8757,21 +7582,6 @@
           <w:b/>
           <w:lang w:val="en_US" w:bidi="en_US"/>
         </w:rPr>
-        <w:t>πάντα λεγόμενον θεὸν ἢ σέβασμα</w:t>
-      </w:r>
-    </w:p>
-    <w:p>
-      <w:pPr/>
-      <w:r>
-        <w:rPr>
-          <w:lang w:val="en_US" w:bidi="en_US"/>
-        </w:rPr>
-      </w:r>
-      <w:r>
-        <w:rPr>
-          <w:b/>
-          <w:lang w:val="en_US" w:bidi="en_US"/>
-        </w:rPr>
         <w:t>"everything being called god or an object of worship"</w:t>
       </w:r>
     </w:p>
@@ -8855,21 +7665,6 @@
           <w:b/>
           <w:lang w:val="en_US" w:bidi="en_US"/>
         </w:rPr>
-        <w:t>αὐτὸν &amp; καθίσαι</w:t>
-      </w:r>
-    </w:p>
-    <w:p>
-      <w:pPr/>
-      <w:r>
-        <w:rPr>
-          <w:lang w:val="en_US" w:bidi="en_US"/>
-        </w:rPr>
-      </w:r>
-      <w:r>
-        <w:rPr>
-          <w:b/>
-          <w:lang w:val="en_US" w:bidi="en_US"/>
-        </w:rPr>
         <w:t>"he himself sits"</w:t>
       </w:r>
     </w:p>
@@ -8966,21 +7761,6 @@
           <w:b/>
           <w:lang w:val="en_US" w:bidi="en_US"/>
         </w:rPr>
-        <w:t>ἀποδεικνύντα ἑαυτὸν ὅτι ἔστιν Θεός</w:t>
-      </w:r>
-    </w:p>
-    <w:p>
-      <w:pPr/>
-      <w:r>
-        <w:rPr>
-          <w:lang w:val="en_US" w:bidi="en_US"/>
-        </w:rPr>
-      </w:r>
-      <w:r>
-        <w:rPr>
-          <w:b/>
-          <w:lang w:val="en_US" w:bidi="en_US"/>
-        </w:rPr>
         <w:t>"showing that he himself is God"</w:t>
       </w:r>
     </w:p>
@@ -9057,21 +7837,6 @@
           <w:b/>
           <w:lang w:val="en_US" w:bidi="en_US"/>
         </w:rPr>
-        <w:t>οὐ μνημονεύετε ὅτι, ἔτι ὢν πρὸς ὑμᾶς, ταῦτα ἔλεγον ὑμῖν</w:t>
-      </w:r>
-    </w:p>
-    <w:p>
-      <w:pPr/>
-      <w:r>
-        <w:rPr>
-          <w:lang w:val="en_US" w:bidi="en_US"/>
-        </w:rPr>
-      </w:r>
-      <w:r>
-        <w:rPr>
-          <w:b/>
-          <w:lang w:val="en_US" w:bidi="en_US"/>
-        </w:rPr>
         <w:t>"Do you not remember that, still being with you, I was telling you these things"</w:t>
       </w:r>
     </w:p>
@@ -9155,21 +7920,6 @@
           <w:b/>
           <w:lang w:val="en_US" w:bidi="en_US"/>
         </w:rPr>
-        <w:t>ταῦτα</w:t>
-      </w:r>
-    </w:p>
-    <w:p>
-      <w:pPr/>
-      <w:r>
-        <w:rPr>
-          <w:lang w:val="en_US" w:bidi="en_US"/>
-        </w:rPr>
-      </w:r>
-      <w:r>
-        <w:rPr>
-          <w:b/>
-          <w:lang w:val="en_US" w:bidi="en_US"/>
-        </w:rPr>
         <w:t>"these things"</w:t>
       </w:r>
     </w:p>
@@ -9266,21 +8016,6 @@
           <w:b/>
           <w:lang w:val="en_US" w:bidi="en_US"/>
         </w:rPr>
-        <w:t>καὶ νῦν τὸ κατέχον οἴδατε</w:t>
-      </w:r>
-    </w:p>
-    <w:p>
-      <w:pPr/>
-      <w:r>
-        <w:rPr>
-          <w:lang w:val="en_US" w:bidi="en_US"/>
-        </w:rPr>
-      </w:r>
-      <w:r>
-        <w:rPr>
-          <w:b/>
-          <w:lang w:val="en_US" w:bidi="en_US"/>
-        </w:rPr>
         <w:t>"And now you know the one restraining {him"</w:t>
       </w:r>
     </w:p>
@@ -9383,21 +8118,6 @@
           <w:b/>
           <w:lang w:val="en_US" w:bidi="en_US"/>
         </w:rPr>
-        <w:t>τὸ ἀποκαλυφθῆναι αὐτὸν ἐν τῷ αὐτοῦ καιρῷ</w:t>
-      </w:r>
-    </w:p>
-    <w:p>
-      <w:pPr/>
-      <w:r>
-        <w:rPr>
-          <w:lang w:val="en_US" w:bidi="en_US"/>
-        </w:rPr>
-      </w:r>
-      <w:r>
-        <w:rPr>
-          <w:b/>
-          <w:lang w:val="en_US" w:bidi="en_US"/>
-        </w:rPr>
         <w:t>"his revealing in his time"</w:t>
       </w:r>
     </w:p>
@@ -9481,21 +8201,6 @@
           <w:b/>
           <w:lang w:val="en_US" w:bidi="en_US"/>
         </w:rPr>
-        <w:t>γὰρ</w:t>
-      </w:r>
-    </w:p>
-    <w:p>
-      <w:pPr/>
-      <w:r>
-        <w:rPr>
-          <w:lang w:val="en_US" w:bidi="en_US"/>
-        </w:rPr>
-      </w:r>
-      <w:r>
-        <w:rPr>
-          <w:b/>
-          <w:lang w:val="en_US" w:bidi="en_US"/>
-        </w:rPr>
         <w:t>"For"</w:t>
       </w:r>
     </w:p>
@@ -9605,21 +8310,6 @@
           <w:b/>
           <w:lang w:val="en_US" w:bidi="en_US"/>
         </w:rPr>
-        <w:t>τὸ &amp; μυστήριον ἤδη ἐνεργεῖται τῆς ἀνομίας</w:t>
-      </w:r>
-    </w:p>
-    <w:p>
-      <w:pPr/>
-      <w:r>
-        <w:rPr>
-          <w:lang w:val="en_US" w:bidi="en_US"/>
-        </w:rPr>
-      </w:r>
-      <w:r>
-        <w:rPr>
-          <w:b/>
-          <w:lang w:val="en_US" w:bidi="en_US"/>
-        </w:rPr>
         <w:t>"the mystery of lawlessness is already working"</w:t>
       </w:r>
     </w:p>
@@ -9729,21 +8419,6 @@
           <w:b/>
           <w:lang w:val="en_US" w:bidi="en_US"/>
         </w:rPr>
-        <w:t>ὁ κατέχων</w:t>
-      </w:r>
-    </w:p>
-    <w:p>
-      <w:pPr/>
-      <w:r>
-        <w:rPr>
-          <w:lang w:val="en_US" w:bidi="en_US"/>
-        </w:rPr>
-      </w:r>
-      <w:r>
-        <w:rPr>
-          <w:b/>
-          <w:lang w:val="en_US" w:bidi="en_US"/>
-        </w:rPr>
         <w:t>"the one restraining {him"</w:t>
       </w:r>
     </w:p>
@@ -9807,21 +8482,6 @@
           <w:b/>
           <w:lang w:val="en_US" w:bidi="en_US"/>
         </w:rPr>
-        <w:t>γένηται</w:t>
-      </w:r>
-    </w:p>
-    <w:p>
-      <w:pPr/>
-      <w:r>
-        <w:rPr>
-          <w:lang w:val="en_US" w:bidi="en_US"/>
-        </w:rPr>
-      </w:r>
-      <w:r>
-        <w:rPr>
-          <w:b/>
-          <w:lang w:val="en_US" w:bidi="en_US"/>
-        </w:rPr>
         <w:t>"he comes"</w:t>
       </w:r>
     </w:p>
@@ -9918,21 +8578,6 @@
           <w:b/>
           <w:lang w:val="en_US" w:bidi="en_US"/>
         </w:rPr>
-        <w:t>ἐκ μέσου γένηται</w:t>
-      </w:r>
-    </w:p>
-    <w:p>
-      <w:pPr/>
-      <w:r>
-        <w:rPr>
-          <w:lang w:val="en_US" w:bidi="en_US"/>
-        </w:rPr>
-      </w:r>
-      <w:r>
-        <w:rPr>
-          <w:b/>
-          <w:lang w:val="en_US" w:bidi="en_US"/>
-        </w:rPr>
         <w:t>"he comes out of the way"</w:t>
       </w:r>
     </w:p>
@@ -10016,21 +8661,6 @@
           <w:b/>
           <w:lang w:val="en_US" w:bidi="en_US"/>
         </w:rPr>
-        <w:t>καὶ τότε ἀποκαλυφθήσεται ὁ ἄνομος</w:t>
-      </w:r>
-    </w:p>
-    <w:p>
-      <w:pPr/>
-      <w:r>
-        <w:rPr>
-          <w:lang w:val="en_US" w:bidi="en_US"/>
-        </w:rPr>
-      </w:r>
-      <w:r>
-        <w:rPr>
-          <w:b/>
-          <w:lang w:val="en_US" w:bidi="en_US"/>
-        </w:rPr>
         <w:t>"and then the lawless one will be revealed"</w:t>
       </w:r>
     </w:p>
@@ -10114,21 +8744,6 @@
           <w:b/>
           <w:lang w:val="en_US" w:bidi="en_US"/>
         </w:rPr>
-        <w:t>τῷ πνεύματι τοῦ στόματος αὐτοῦ</w:t>
-      </w:r>
-    </w:p>
-    <w:p>
-      <w:pPr/>
-      <w:r>
-        <w:rPr>
-          <w:lang w:val="en_US" w:bidi="en_US"/>
-        </w:rPr>
-      </w:r>
-      <w:r>
-        <w:rPr>
-          <w:b/>
-          <w:lang w:val="en_US" w:bidi="en_US"/>
-        </w:rPr>
         <w:t>"with the breath of his mouth"</w:t>
       </w:r>
     </w:p>
@@ -10238,21 +8853,6 @@
           <w:b/>
           <w:lang w:val="en_US" w:bidi="en_US"/>
         </w:rPr>
-        <w:t>ἀνελεῖ τῷ πνεύματι τοῦ στόματος αὐτοῦ, καὶ καταργήσει τῇ ἐπιφανείᾳ τῆς παρουσίας αὐτοῦ</w:t>
-      </w:r>
-    </w:p>
-    <w:p>
-      <w:pPr/>
-      <w:r>
-        <w:rPr>
-          <w:lang w:val="en_US" w:bidi="en_US"/>
-        </w:rPr>
-      </w:r>
-      <w:r>
-        <w:rPr>
-          <w:b/>
-          <w:lang w:val="en_US" w:bidi="en_US"/>
-        </w:rPr>
         <w:t>"will kill with the breath of his mouth, and will bring to nothing by the appearance of his coming"</w:t>
       </w:r>
     </w:p>
@@ -10336,21 +8936,6 @@
           <w:b/>
           <w:lang w:val="en_US" w:bidi="en_US"/>
         </w:rPr>
-        <w:t>οὗ ἐστιν ἡ παρουσία, κατ’ ἐνέργειαν τοῦ Σατανᾶ</w:t>
-      </w:r>
-    </w:p>
-    <w:p>
-      <w:pPr/>
-      <w:r>
-        <w:rPr>
-          <w:lang w:val="en_US" w:bidi="en_US"/>
-        </w:rPr>
-      </w:r>
-      <w:r>
-        <w:rPr>
-          <w:b/>
-          <w:lang w:val="en_US" w:bidi="en_US"/>
-        </w:rPr>
         <w:t>"the arrival of whom is according to a work of Satan"</w:t>
       </w:r>
     </w:p>
@@ -10460,21 +9045,6 @@
           <w:b/>
           <w:lang w:val="en_US" w:bidi="en_US"/>
         </w:rPr>
-        <w:t>οὗ</w:t>
-      </w:r>
-    </w:p>
-    <w:p>
-      <w:pPr/>
-      <w:r>
-        <w:rPr>
-          <w:lang w:val="en_US" w:bidi="en_US"/>
-        </w:rPr>
-      </w:r>
-      <w:r>
-        <w:rPr>
-          <w:b/>
-          <w:lang w:val="en_US" w:bidi="en_US"/>
-        </w:rPr>
         <w:t>"of whom"</w:t>
       </w:r>
     </w:p>
@@ -10551,21 +9121,6 @@
           <w:b/>
           <w:lang w:val="en_US" w:bidi="en_US"/>
         </w:rPr>
-        <w:t>ἐν πάσῃ δυνάμει, καὶ σημείοις, καὶ τέρασιν ψεύδους</w:t>
-      </w:r>
-    </w:p>
-    <w:p>
-      <w:pPr/>
-      <w:r>
-        <w:rPr>
-          <w:lang w:val="en_US" w:bidi="en_US"/>
-        </w:rPr>
-      </w:r>
-      <w:r>
-        <w:rPr>
-          <w:b/>
-          <w:lang w:val="en_US" w:bidi="en_US"/>
-        </w:rPr>
         <w:t>"in all power and signs and false wonders"</w:t>
       </w:r>
     </w:p>
@@ -10714,21 +9269,6 @@
           <w:b/>
           <w:lang w:val="en_US" w:bidi="en_US"/>
         </w:rPr>
-        <w:t>ἐν πάσῃ δυνάμει, καὶ σημείοις, καὶ τέρασιν ψεύδους</w:t>
-      </w:r>
-    </w:p>
-    <w:p>
-      <w:pPr/>
-      <w:r>
-        <w:rPr>
-          <w:lang w:val="en_US" w:bidi="en_US"/>
-        </w:rPr>
-      </w:r>
-      <w:r>
-        <w:rPr>
-          <w:b/>
-          <w:lang w:val="en_US" w:bidi="en_US"/>
-        </w:rPr>
         <w:t>"in all power and signs and false wonders"</w:t>
       </w:r>
     </w:p>
@@ -10825,21 +9365,6 @@
           <w:b/>
           <w:lang w:val="en_US" w:bidi="en_US"/>
         </w:rPr>
-        <w:t>καὶ σημείοις, καὶ τέρασιν ψεύδους</w:t>
-      </w:r>
-    </w:p>
-    <w:p>
-      <w:pPr/>
-      <w:r>
-        <w:rPr>
-          <w:lang w:val="en_US" w:bidi="en_US"/>
-        </w:rPr>
-      </w:r>
-      <w:r>
-        <w:rPr>
-          <w:b/>
-          <w:lang w:val="en_US" w:bidi="en_US"/>
-        </w:rPr>
         <w:t>"and signs and false wonders"</w:t>
       </w:r>
     </w:p>
@@ -10949,21 +9474,6 @@
           <w:b/>
           <w:lang w:val="en_US" w:bidi="en_US"/>
         </w:rPr>
-        <w:t>πάσῃ</w:t>
-      </w:r>
-    </w:p>
-    <w:p>
-      <w:pPr/>
-      <w:r>
-        <w:rPr>
-          <w:lang w:val="en_US" w:bidi="en_US"/>
-        </w:rPr>
-      </w:r>
-      <w:r>
-        <w:rPr>
-          <w:b/>
-          <w:lang w:val="en_US" w:bidi="en_US"/>
-        </w:rPr>
         <w:t>"all"</w:t>
       </w:r>
     </w:p>
@@ -11060,21 +9570,6 @@
           <w:b/>
           <w:lang w:val="en_US" w:bidi="en_US"/>
         </w:rPr>
-        <w:t>ἐν πάσῃ ἀπάτῃ ἀδικίας</w:t>
-      </w:r>
-    </w:p>
-    <w:p>
-      <w:pPr/>
-      <w:r>
-        <w:rPr>
-          <w:lang w:val="en_US" w:bidi="en_US"/>
-        </w:rPr>
-      </w:r>
-      <w:r>
-        <w:rPr>
-          <w:b/>
-          <w:lang w:val="en_US" w:bidi="en_US"/>
-        </w:rPr>
         <w:t>"in all deceit of unrighteousness"</w:t>
       </w:r>
     </w:p>
@@ -11184,21 +9679,6 @@
           <w:b/>
           <w:lang w:val="en_US" w:bidi="en_US"/>
         </w:rPr>
-        <w:t>ἐν πάσῃ ἀπάτῃ ἀδικίας, τοῖς ἀπολλυμένοις</w:t>
-      </w:r>
-    </w:p>
-    <w:p>
-      <w:pPr/>
-      <w:r>
-        <w:rPr>
-          <w:lang w:val="en_US" w:bidi="en_US"/>
-        </w:rPr>
-      </w:r>
-      <w:r>
-        <w:rPr>
-          <w:b/>
-          <w:lang w:val="en_US" w:bidi="en_US"/>
-        </w:rPr>
         <w:t>"in all deceit of unrighteousness to the ones perishing"</w:t>
       </w:r>
     </w:p>
@@ -11308,21 +9788,6 @@
           <w:b/>
           <w:lang w:val="en_US" w:bidi="en_US"/>
         </w:rPr>
-        <w:t>ἀνθ’ ὧν</w:t>
-      </w:r>
-    </w:p>
-    <w:p>
-      <w:pPr/>
-      <w:r>
-        <w:rPr>
-          <w:lang w:val="en_US" w:bidi="en_US"/>
-        </w:rPr>
-      </w:r>
-      <w:r>
-        <w:rPr>
-          <w:b/>
-          <w:lang w:val="en_US" w:bidi="en_US"/>
-        </w:rPr>
         <w:t>"because of which"</w:t>
       </w:r>
     </w:p>
@@ -11406,21 +9871,6 @@
           <w:b/>
           <w:lang w:val="en_US" w:bidi="en_US"/>
         </w:rPr>
-        <w:t>τὴν ἀγάπην τῆς ἀληθείας οὐκ ἐδέξαντο</w:t>
-      </w:r>
-    </w:p>
-    <w:p>
-      <w:pPr/>
-      <w:r>
-        <w:rPr>
-          <w:lang w:val="en_US" w:bidi="en_US"/>
-        </w:rPr>
-      </w:r>
-      <w:r>
-        <w:rPr>
-          <w:b/>
-          <w:lang w:val="en_US" w:bidi="en_US"/>
-        </w:rPr>
         <w:t>"they did not receive the love of the truth"</w:t>
       </w:r>
     </w:p>
@@ -11556,21 +10006,6 @@
           <w:b/>
           <w:lang w:val="en_US" w:bidi="en_US"/>
         </w:rPr>
-        <w:t>εἰς τὸ σωθῆναι αὐτούς</w:t>
-      </w:r>
-    </w:p>
-    <w:p>
-      <w:pPr/>
-      <w:r>
-        <w:rPr>
-          <w:lang w:val="en_US" w:bidi="en_US"/>
-        </w:rPr>
-      </w:r>
-      <w:r>
-        <w:rPr>
-          <w:b/>
-          <w:lang w:val="en_US" w:bidi="en_US"/>
-        </w:rPr>
         <w:t>"for them to be saved"</w:t>
       </w:r>
     </w:p>
@@ -11654,21 +10089,6 @@
           <w:b/>
           <w:lang w:val="en_US" w:bidi="en_US"/>
         </w:rPr>
-        <w:t>εἰς τὸ σωθῆναι αὐτούς</w:t>
-      </w:r>
-    </w:p>
-    <w:p>
-      <w:pPr/>
-      <w:r>
-        <w:rPr>
-          <w:lang w:val="en_US" w:bidi="en_US"/>
-        </w:rPr>
-      </w:r>
-      <w:r>
-        <w:rPr>
-          <w:b/>
-          <w:lang w:val="en_US" w:bidi="en_US"/>
-        </w:rPr>
         <w:t>"for them to be saved"</w:t>
       </w:r>
     </w:p>
@@ -11752,21 +10172,6 @@
           <w:b/>
           <w:lang w:val="en_US" w:bidi="en_US"/>
         </w:rPr>
-        <w:t>διὰ τοῦτο</w:t>
-      </w:r>
-    </w:p>
-    <w:p>
-      <w:pPr/>
-      <w:r>
-        <w:rPr>
-          <w:lang w:val="en_US" w:bidi="en_US"/>
-        </w:rPr>
-      </w:r>
-      <w:r>
-        <w:rPr>
-          <w:b/>
-          <w:lang w:val="en_US" w:bidi="en_US"/>
-        </w:rPr>
         <w:t>"because of this"</w:t>
       </w:r>
     </w:p>
@@ -11863,21 +10268,6 @@
           <w:b/>
           <w:lang w:val="en_US" w:bidi="en_US"/>
         </w:rPr>
-        <w:t>πέμπει αὐτοῖς ὁ Θεὸς ἐνέργειαν πλάνης, εἰς τὸ πιστεῦσαι αὐτοὺς τῷ ψεύδει</w:t>
-      </w:r>
-    </w:p>
-    <w:p>
-      <w:pPr/>
-      <w:r>
-        <w:rPr>
-          <w:lang w:val="en_US" w:bidi="en_US"/>
-        </w:rPr>
-      </w:r>
-      <w:r>
-        <w:rPr>
-          <w:b/>
-          <w:lang w:val="en_US" w:bidi="en_US"/>
-        </w:rPr>
         <w:t>"God is sending to them a working of error for them to believe the lie"</w:t>
       </w:r>
     </w:p>
@@ -11987,21 +10377,6 @@
           <w:b/>
           <w:lang w:val="en_US" w:bidi="en_US"/>
         </w:rPr>
-        <w:t>ἐνέργειαν πλάνης</w:t>
-      </w:r>
-    </w:p>
-    <w:p>
-      <w:pPr/>
-      <w:r>
-        <w:rPr>
-          <w:lang w:val="en_US" w:bidi="en_US"/>
-        </w:rPr>
-      </w:r>
-      <w:r>
-        <w:rPr>
-          <w:b/>
-          <w:lang w:val="en_US" w:bidi="en_US"/>
-        </w:rPr>
         <w:t>"a working of error"</w:t>
       </w:r>
     </w:p>
@@ -12111,21 +10486,6 @@
           <w:b/>
           <w:lang w:val="en_US" w:bidi="en_US"/>
         </w:rPr>
-        <w:t>εἰς τὸ πιστεῦσαι αὐτοὺς</w:t>
-      </w:r>
-    </w:p>
-    <w:p>
-      <w:pPr/>
-      <w:r>
-        <w:rPr>
-          <w:lang w:val="en_US" w:bidi="en_US"/>
-        </w:rPr>
-      </w:r>
-      <w:r>
-        <w:rPr>
-          <w:b/>
-          <w:lang w:val="en_US" w:bidi="en_US"/>
-        </w:rPr>
         <w:t>"for them to believe"</w:t>
       </w:r>
     </w:p>
@@ -12235,21 +10595,6 @@
           <w:b/>
           <w:lang w:val="en_US" w:bidi="en_US"/>
         </w:rPr>
-        <w:t>εἰς τὸ πιστεῦσαι αὐτοὺς</w:t>
-      </w:r>
-    </w:p>
-    <w:p>
-      <w:pPr/>
-      <w:r>
-        <w:rPr>
-          <w:lang w:val="en_US" w:bidi="en_US"/>
-        </w:rPr>
-      </w:r>
-      <w:r>
-        <w:rPr>
-          <w:b/>
-          <w:lang w:val="en_US" w:bidi="en_US"/>
-        </w:rPr>
         <w:t>"for them to believe"</w:t>
       </w:r>
     </w:p>
@@ -12346,21 +10691,6 @@
           <w:b/>
           <w:lang w:val="en_US" w:bidi="en_US"/>
         </w:rPr>
-        <w:t>ἵνα</w:t>
-      </w:r>
-    </w:p>
-    <w:p>
-      <w:pPr/>
-      <w:r>
-        <w:rPr>
-          <w:lang w:val="en_US" w:bidi="en_US"/>
-        </w:rPr>
-      </w:r>
-      <w:r>
-        <w:rPr>
-          <w:b/>
-          <w:lang w:val="en_US" w:bidi="en_US"/>
-        </w:rPr>
         <w:t>"so that"</w:t>
       </w:r>
     </w:p>
@@ -12444,21 +10774,6 @@
           <w:b/>
           <w:lang w:val="en_US" w:bidi="en_US"/>
         </w:rPr>
-        <w:t>κριθῶσιν πάντες</w:t>
-      </w:r>
-    </w:p>
-    <w:p>
-      <w:pPr/>
-      <w:r>
-        <w:rPr>
-          <w:lang w:val="en_US" w:bidi="en_US"/>
-        </w:rPr>
-      </w:r>
-      <w:r>
-        <w:rPr>
-          <w:b/>
-          <w:lang w:val="en_US" w:bidi="en_US"/>
-        </w:rPr>
         <w:t>"they might all be judged"</w:t>
       </w:r>
     </w:p>
@@ -12542,21 +10857,6 @@
           <w:b/>
           <w:lang w:val="en_US" w:bidi="en_US"/>
         </w:rPr>
-        <w:t>οἱ</w:t>
-      </w:r>
-    </w:p>
-    <w:p>
-      <w:pPr/>
-      <w:r>
-        <w:rPr>
-          <w:lang w:val="en_US" w:bidi="en_US"/>
-        </w:rPr>
-      </w:r>
-      <w:r>
-        <w:rPr>
-          <w:b/>
-          <w:lang w:val="en_US" w:bidi="en_US"/>
-        </w:rPr>
         <w:t>"the ones"</w:t>
       </w:r>
     </w:p>
@@ -12653,21 +10953,6 @@
           <w:b/>
           <w:lang w:val="en_US" w:bidi="en_US"/>
         </w:rPr>
-        <w:t>οἱ μὴ πιστεύσαντες τῇ ἀληθείᾳ, ἀλλὰ εὐδοκήσαντες τῇ ἀδικίᾳ</w:t>
-      </w:r>
-    </w:p>
-    <w:p>
-      <w:pPr/>
-      <w:r>
-        <w:rPr>
-          <w:lang w:val="en_US" w:bidi="en_US"/>
-        </w:rPr>
-      </w:r>
-      <w:r>
-        <w:rPr>
-          <w:b/>
-          <w:lang w:val="en_US" w:bidi="en_US"/>
-        </w:rPr>
         <w:t>"the ones not having believed the truth, but having taken pleasure in the unrighteousness"</w:t>
       </w:r>
     </w:p>
@@ -12854,21 +11139,6 @@
           <w:b/>
           <w:lang w:val="en_US" w:bidi="en_US"/>
         </w:rPr>
-        <w:t>δὲ</w:t>
-      </w:r>
-    </w:p>
-    <w:p>
-      <w:pPr/>
-      <w:r>
-        <w:rPr>
-          <w:lang w:val="en_US" w:bidi="en_US"/>
-        </w:rPr>
-      </w:r>
-      <w:r>
-        <w:rPr>
-          <w:b/>
-          <w:lang w:val="en_US" w:bidi="en_US"/>
-        </w:rPr>
         <w:t>"Now"</w:t>
       </w:r>
     </w:p>
@@ -12945,21 +11215,6 @@
           <w:b/>
           <w:lang w:val="en_US" w:bidi="en_US"/>
         </w:rPr>
-        <w:t>ἡμεῖς &amp; ὀφείλομεν εὐχαριστεῖν &amp; πάντοτε</w:t>
-      </w:r>
-    </w:p>
-    <w:p>
-      <w:pPr/>
-      <w:r>
-        <w:rPr>
-          <w:lang w:val="en_US" w:bidi="en_US"/>
-        </w:rPr>
-      </w:r>
-      <w:r>
-        <w:rPr>
-          <w:b/>
-          <w:lang w:val="en_US" w:bidi="en_US"/>
-        </w:rPr>
         <w:t>"we ought always to give thanks"</w:t>
       </w:r>
     </w:p>
@@ -13056,21 +11311,6 @@
           <w:b/>
           <w:lang w:val="en_US" w:bidi="en_US"/>
         </w:rPr>
-        <w:t>ἡμεῖς &amp; ὀφείλομεν</w:t>
-      </w:r>
-    </w:p>
-    <w:p>
-      <w:pPr/>
-      <w:r>
-        <w:rPr>
-          <w:lang w:val="en_US" w:bidi="en_US"/>
-        </w:rPr>
-      </w:r>
-      <w:r>
-        <w:rPr>
-          <w:b/>
-          <w:lang w:val="en_US" w:bidi="en_US"/>
-        </w:rPr>
         <w:t>"we ought"</w:t>
       </w:r>
     </w:p>
@@ -13167,21 +11407,6 @@
           <w:b/>
           <w:lang w:val="en_US" w:bidi="en_US"/>
         </w:rPr>
-        <w:t>ἀδελφοὶ ἠγαπημένοι ὑπὸ Κυρίου</w:t>
-      </w:r>
-    </w:p>
-    <w:p>
-      <w:pPr/>
-      <w:r>
-        <w:rPr>
-          <w:lang w:val="en_US" w:bidi="en_US"/>
-        </w:rPr>
-      </w:r>
-      <w:r>
-        <w:rPr>
-          <w:b/>
-          <w:lang w:val="en_US" w:bidi="en_US"/>
-        </w:rPr>
         <w:t>"brothers having been loved by the Lord"</w:t>
       </w:r>
     </w:p>
@@ -13265,21 +11490,6 @@
           <w:b/>
           <w:lang w:val="en_US" w:bidi="en_US"/>
         </w:rPr>
-        <w:t>ἀδελφοὶ</w:t>
-      </w:r>
-    </w:p>
-    <w:p>
-      <w:pPr/>
-      <w:r>
-        <w:rPr>
-          <w:lang w:val="en_US" w:bidi="en_US"/>
-        </w:rPr>
-      </w:r>
-      <w:r>
-        <w:rPr>
-          <w:b/>
-          <w:lang w:val="en_US" w:bidi="en_US"/>
-        </w:rPr>
         <w:t>"brothers"</w:t>
       </w:r>
     </w:p>
@@ -13376,21 +11586,6 @@
           <w:b/>
           <w:lang w:val="en_US" w:bidi="en_US"/>
         </w:rPr>
-        <w:t>ἀπαρχὴν εἰς σωτηρίαν</w:t>
-      </w:r>
-    </w:p>
-    <w:p>
-      <w:pPr/>
-      <w:r>
-        <w:rPr>
-          <w:lang w:val="en_US" w:bidi="en_US"/>
-        </w:rPr>
-      </w:r>
-      <w:r>
-        <w:rPr>
-          <w:b/>
-          <w:lang w:val="en_US" w:bidi="en_US"/>
-        </w:rPr>
         <w:t>"as} firstfruits for salvation"</w:t>
       </w:r>
     </w:p>
@@ -13487,21 +11682,6 @@
           <w:b/>
           <w:lang w:val="en_US" w:bidi="en_US"/>
         </w:rPr>
-        <w:t>ἀπαρχὴν εἰς σωτηρίαν ἐν ἁγιασμῷ Πνεύματος καὶ πίστει ἀληθείας</w:t>
-      </w:r>
-    </w:p>
-    <w:p>
-      <w:pPr/>
-      <w:r>
-        <w:rPr>
-          <w:lang w:val="en_US" w:bidi="en_US"/>
-        </w:rPr>
-      </w:r>
-      <w:r>
-        <w:rPr>
-          <w:b/>
-          <w:lang w:val="en_US" w:bidi="en_US"/>
-        </w:rPr>
         <w:t>"as} firstfruits for salvation in sanctification of the Spirit and belief in the truth"</w:t>
       </w:r>
     </w:p>
@@ -13637,21 +11817,6 @@
           <w:b/>
           <w:lang w:val="en_US" w:bidi="en_US"/>
         </w:rPr>
-        <w:t>διὰ τοῦ εὐαγγελίου ἡμῶν</w:t>
-      </w:r>
-    </w:p>
-    <w:p>
-      <w:pPr/>
-      <w:r>
-        <w:rPr>
-          <w:lang w:val="en_US" w:bidi="en_US"/>
-        </w:rPr>
-      </w:r>
-      <w:r>
-        <w:rPr>
-          <w:b/>
-          <w:lang w:val="en_US" w:bidi="en_US"/>
-        </w:rPr>
         <w:t>"through our gospel"</w:t>
       </w:r>
     </w:p>
@@ -13748,21 +11913,6 @@
           <w:b/>
           <w:lang w:val="en_US" w:bidi="en_US"/>
         </w:rPr>
-        <w:t>εἰς περιποίησιν δόξης τοῦ Κυρίου ἡμῶν, Ἰησοῦ Χριστοῦ</w:t>
-      </w:r>
-    </w:p>
-    <w:p>
-      <w:pPr/>
-      <w:r>
-        <w:rPr>
-          <w:lang w:val="en_US" w:bidi="en_US"/>
-        </w:rPr>
-      </w:r>
-      <w:r>
-        <w:rPr>
-          <w:b/>
-          <w:lang w:val="en_US" w:bidi="en_US"/>
-        </w:rPr>
         <w:t>"to the acquiring of the glory of our Lord Jesus Christ"</w:t>
       </w:r>
     </w:p>
@@ -13859,21 +12009,6 @@
           <w:b/>
           <w:lang w:val="en_US" w:bidi="en_US"/>
         </w:rPr>
-        <w:t>εἰς περιποίησιν δόξης τοῦ Κυρίου ἡμῶν</w:t>
-      </w:r>
-    </w:p>
-    <w:p>
-      <w:pPr/>
-      <w:r>
-        <w:rPr>
-          <w:lang w:val="en_US" w:bidi="en_US"/>
-        </w:rPr>
-      </w:r>
-      <w:r>
-        <w:rPr>
-          <w:b/>
-          <w:lang w:val="en_US" w:bidi="en_US"/>
-        </w:rPr>
         <w:t>"to the acquiring of the glory of our Lord"</w:t>
       </w:r>
     </w:p>
@@ -13970,21 +12105,6 @@
           <w:b/>
           <w:lang w:val="en_US" w:bidi="en_US"/>
         </w:rPr>
-        <w:t>ἄρα οὖν</w:t>
-      </w:r>
-    </w:p>
-    <w:p>
-      <w:pPr/>
-      <w:r>
-        <w:rPr>
-          <w:lang w:val="en_US" w:bidi="en_US"/>
-        </w:rPr>
-      </w:r>
-      <w:r>
-        <w:rPr>
-          <w:b/>
-          <w:lang w:val="en_US" w:bidi="en_US"/>
-        </w:rPr>
         <w:t>"So then"</w:t>
       </w:r>
     </w:p>
@@ -14081,21 +12201,6 @@
           <w:b/>
           <w:lang w:val="en_US" w:bidi="en_US"/>
         </w:rPr>
-        <w:t>ἀδελφοί</w:t>
-      </w:r>
-    </w:p>
-    <w:p>
-      <w:pPr/>
-      <w:r>
-        <w:rPr>
-          <w:lang w:val="en_US" w:bidi="en_US"/>
-        </w:rPr>
-      </w:r>
-      <w:r>
-        <w:rPr>
-          <w:b/>
-          <w:lang w:val="en_US" w:bidi="en_US"/>
-        </w:rPr>
         <w:t>"brothers"</w:t>
       </w:r>
     </w:p>
@@ -14192,21 +12297,6 @@
           <w:b/>
           <w:lang w:val="en_US" w:bidi="en_US"/>
         </w:rPr>
-        <w:t>στήκετε</w:t>
-      </w:r>
-    </w:p>
-    <w:p>
-      <w:pPr/>
-      <w:r>
-        <w:rPr>
-          <w:lang w:val="en_US" w:bidi="en_US"/>
-        </w:rPr>
-      </w:r>
-      <w:r>
-        <w:rPr>
-          <w:b/>
-          <w:lang w:val="en_US" w:bidi="en_US"/>
-        </w:rPr>
         <w:t>"stand firm"</w:t>
       </w:r>
     </w:p>
@@ -14303,21 +12393,6 @@
           <w:b/>
           <w:lang w:val="en_US" w:bidi="en_US"/>
         </w:rPr>
-        <w:t>κρατεῖτε τὰς παραδόσεις</w:t>
-      </w:r>
-    </w:p>
-    <w:p>
-      <w:pPr/>
-      <w:r>
-        <w:rPr>
-          <w:lang w:val="en_US" w:bidi="en_US"/>
-        </w:rPr>
-      </w:r>
-      <w:r>
-        <w:rPr>
-          <w:b/>
-          <w:lang w:val="en_US" w:bidi="en_US"/>
-        </w:rPr>
         <w:t>"hold tight to the traditions"</w:t>
       </w:r>
     </w:p>
@@ -14414,21 +12489,6 @@
           <w:b/>
           <w:lang w:val="en_US" w:bidi="en_US"/>
         </w:rPr>
-        <w:t>στήκετε καὶ κρατεῖτε</w:t>
-      </w:r>
-    </w:p>
-    <w:p>
-      <w:pPr/>
-      <w:r>
-        <w:rPr>
-          <w:lang w:val="en_US" w:bidi="en_US"/>
-        </w:rPr>
-      </w:r>
-      <w:r>
-        <w:rPr>
-          <w:b/>
-          <w:lang w:val="en_US" w:bidi="en_US"/>
-        </w:rPr>
         <w:t>"stand firm and hold tight to"</w:t>
       </w:r>
     </w:p>
@@ -14512,21 +12572,6 @@
           <w:b/>
           <w:lang w:val="en_US" w:bidi="en_US"/>
         </w:rPr>
-        <w:t>ἐδιδάχθητε</w:t>
-      </w:r>
-    </w:p>
-    <w:p>
-      <w:pPr/>
-      <w:r>
-        <w:rPr>
-          <w:lang w:val="en_US" w:bidi="en_US"/>
-        </w:rPr>
-      </w:r>
-      <w:r>
-        <w:rPr>
-          <w:b/>
-          <w:lang w:val="en_US" w:bidi="en_US"/>
-        </w:rPr>
         <w:t>"you were taught"</w:t>
       </w:r>
     </w:p>
@@ -14610,21 +12655,6 @@
           <w:b/>
           <w:lang w:val="en_US" w:bidi="en_US"/>
         </w:rPr>
-        <w:t>διὰ λόγου</w:t>
-      </w:r>
-    </w:p>
-    <w:p>
-      <w:pPr/>
-      <w:r>
-        <w:rPr>
-          <w:lang w:val="en_US" w:bidi="en_US"/>
-        </w:rPr>
-      </w:r>
-      <w:r>
-        <w:rPr>
-          <w:b/>
-          <w:lang w:val="en_US" w:bidi="en_US"/>
-        </w:rPr>
         <w:t>"by word"</w:t>
       </w:r>
     </w:p>
@@ -14721,21 +12751,6 @@
           <w:b/>
           <w:lang w:val="en_US" w:bidi="en_US"/>
         </w:rPr>
-        <w:t>δι’ ἐπιστολῆς ἡμῶν</w:t>
-      </w:r>
-    </w:p>
-    <w:p>
-      <w:pPr/>
-      <w:r>
-        <w:rPr>
-          <w:lang w:val="en_US" w:bidi="en_US"/>
-        </w:rPr>
-      </w:r>
-      <w:r>
-        <w:rPr>
-          <w:b/>
-          <w:lang w:val="en_US" w:bidi="en_US"/>
-        </w:rPr>
         <w:t>"by our letter"</w:t>
       </w:r>
     </w:p>
@@ -14832,21 +12847,6 @@
           <w:b/>
           <w:lang w:val="en_US" w:bidi="en_US"/>
         </w:rPr>
-        <w:t>δὲ</w:t>
-      </w:r>
-    </w:p>
-    <w:p>
-      <w:pPr/>
-      <w:r>
-        <w:rPr>
-          <w:lang w:val="en_US" w:bidi="en_US"/>
-        </w:rPr>
-      </w:r>
-      <w:r>
-        <w:rPr>
-          <w:b/>
-          <w:lang w:val="en_US" w:bidi="en_US"/>
-        </w:rPr>
         <w:t>"Now"</w:t>
       </w:r>
     </w:p>
@@ -14943,21 +12943,6 @@
           <w:b/>
           <w:lang w:val="en_US" w:bidi="en_US"/>
         </w:rPr>
-        <w:t>αὐτὸς δὲ ὁ Κύριος ἡμῶν, Ἰησοῦς Χριστὸς, καὶ ὁ Θεὸς ὁ Πατὴρ ἡμῶν</w:t>
-      </w:r>
-    </w:p>
-    <w:p>
-      <w:pPr/>
-      <w:r>
-        <w:rPr>
-          <w:lang w:val="en_US" w:bidi="en_US"/>
-        </w:rPr>
-      </w:r>
-      <w:r>
-        <w:rPr>
-          <w:b/>
-          <w:lang w:val="en_US" w:bidi="en_US"/>
-        </w:rPr>
         <w:t>"Now our Lord Jesus Christ himself, and God our Father"</w:t>
       </w:r>
     </w:p>
@@ -15041,21 +13026,6 @@
           <w:b/>
           <w:lang w:val="en_US" w:bidi="en_US"/>
         </w:rPr>
-        <w:t>ἡμῶν &amp; ἡμῶν &amp; ἡμᾶς</w:t>
-      </w:r>
-    </w:p>
-    <w:p>
-      <w:pPr/>
-      <w:r>
-        <w:rPr>
-          <w:lang w:val="en_US" w:bidi="en_US"/>
-        </w:rPr>
-      </w:r>
-      <w:r>
-        <w:rPr>
-          <w:b/>
-          <w:lang w:val="en_US" w:bidi="en_US"/>
-        </w:rPr>
         <w:t>"our"</w:t>
       </w:r>
       <w:r>
@@ -15191,21 +13161,6 @@
           <w:b/>
           <w:lang w:val="en_US" w:bidi="en_US"/>
         </w:rPr>
-        <w:t>αὐτὸς &amp; Κύριος ἡμῶν, Ἰησοῦς Χριστὸς</w:t>
-      </w:r>
-    </w:p>
-    <w:p>
-      <w:pPr/>
-      <w:r>
-        <w:rPr>
-          <w:lang w:val="en_US" w:bidi="en_US"/>
-        </w:rPr>
-      </w:r>
-      <w:r>
-        <w:rPr>
-          <w:b/>
-          <w:lang w:val="en_US" w:bidi="en_US"/>
-        </w:rPr>
         <w:t>"our Lord Jesus Christ himself"</w:t>
       </w:r>
     </w:p>
@@ -15315,21 +13270,6 @@
           <w:b/>
           <w:lang w:val="en_US" w:bidi="en_US"/>
         </w:rPr>
-        <w:t>δοὺς παράκλησιν αἰωνίαν, καὶ ἐλπίδα ἀγαθὴν</w:t>
-      </w:r>
-    </w:p>
-    <w:p>
-      <w:pPr/>
-      <w:r>
-        <w:rPr>
-          <w:lang w:val="en_US" w:bidi="en_US"/>
-        </w:rPr>
-      </w:r>
-      <w:r>
-        <w:rPr>
-          <w:b/>
-          <w:lang w:val="en_US" w:bidi="en_US"/>
-        </w:rPr>
         <w:t>"gave {us} eternal comfort and good hope"</w:t>
       </w:r>
     </w:p>
@@ -15439,21 +13379,6 @@
           <w:b/>
           <w:lang w:val="en_US" w:bidi="en_US"/>
         </w:rPr>
-        <w:t>ἐν χάριτι</w:t>
-      </w:r>
-    </w:p>
-    <w:p>
-      <w:pPr/>
-      <w:r>
-        <w:rPr>
-          <w:lang w:val="en_US" w:bidi="en_US"/>
-        </w:rPr>
-      </w:r>
-      <w:r>
-        <w:rPr>
-          <w:b/>
-          <w:lang w:val="en_US" w:bidi="en_US"/>
-        </w:rPr>
         <w:t>"through grace"</w:t>
       </w:r>
     </w:p>
@@ -15550,21 +13475,6 @@
           <w:b/>
           <w:lang w:val="en_US" w:bidi="en_US"/>
         </w:rPr>
-        <w:t>παρακαλέσαι ὑμῶν τὰς καρδίας, καὶ στηρίξαι</w:t>
-      </w:r>
-    </w:p>
-    <w:p>
-      <w:pPr/>
-      <w:r>
-        <w:rPr>
-          <w:lang w:val="en_US" w:bidi="en_US"/>
-        </w:rPr>
-      </w:r>
-      <w:r>
-        <w:rPr>
-          <w:b/>
-          <w:lang w:val="en_US" w:bidi="en_US"/>
-        </w:rPr>
         <w:t>"may he comfort and strengthen your hearts"</w:t>
       </w:r>
     </w:p>
@@ -15674,21 +13584,6 @@
           <w:b/>
           <w:lang w:val="en_US" w:bidi="en_US"/>
         </w:rPr>
-        <w:t>ἐν παντὶ ἔργῳ καὶ λόγῳ ἀγαθῷ</w:t>
-      </w:r>
-    </w:p>
-    <w:p>
-      <w:pPr/>
-      <w:r>
-        <w:rPr>
-          <w:lang w:val="en_US" w:bidi="en_US"/>
-        </w:rPr>
-      </w:r>
-      <w:r>
-        <w:rPr>
-          <w:b/>
-          <w:lang w:val="en_US" w:bidi="en_US"/>
-        </w:rPr>
         <w:t>"in every good work and word"</w:t>
       </w:r>
     </w:p>
@@ -15862,21 +13757,6 @@
           <w:b/>
           <w:lang w:val="en_US" w:bidi="en_US"/>
         </w:rPr>
-        <w:t>τὸ λοιπὸν</w:t>
-      </w:r>
-    </w:p>
-    <w:p>
-      <w:pPr/>
-      <w:r>
-        <w:rPr>
-          <w:lang w:val="en_US" w:bidi="en_US"/>
-        </w:rPr>
-      </w:r>
-      <w:r>
-        <w:rPr>
-          <w:b/>
-          <w:lang w:val="en_US" w:bidi="en_US"/>
-        </w:rPr>
         <w:t>"Finally"</w:t>
       </w:r>
     </w:p>
@@ -15986,21 +13866,6 @@
           <w:b/>
           <w:lang w:val="en_US" w:bidi="en_US"/>
         </w:rPr>
-        <w:t>ἀδελφοί</w:t>
-      </w:r>
-    </w:p>
-    <w:p>
-      <w:pPr/>
-      <w:r>
-        <w:rPr>
-          <w:lang w:val="en_US" w:bidi="en_US"/>
-        </w:rPr>
-      </w:r>
-      <w:r>
-        <w:rPr>
-          <w:b/>
-          <w:lang w:val="en_US" w:bidi="en_US"/>
-        </w:rPr>
         <w:t>"brothers"</w:t>
       </w:r>
     </w:p>
@@ -16097,21 +13962,6 @@
           <w:b/>
           <w:lang w:val="en_US" w:bidi="en_US"/>
         </w:rPr>
-        <w:t>ἡμῶν</w:t>
-      </w:r>
-    </w:p>
-    <w:p>
-      <w:pPr/>
-      <w:r>
-        <w:rPr>
-          <w:lang w:val="en_US" w:bidi="en_US"/>
-        </w:rPr>
-      </w:r>
-      <w:r>
-        <w:rPr>
-          <w:b/>
-          <w:lang w:val="en_US" w:bidi="en_US"/>
-        </w:rPr>
         <w:t>"us"</w:t>
       </w:r>
     </w:p>
@@ -16208,21 +14058,6 @@
           <w:b/>
           <w:lang w:val="en_US" w:bidi="en_US"/>
         </w:rPr>
-        <w:t>τρέχῃ</w:t>
-      </w:r>
-    </w:p>
-    <w:p>
-      <w:pPr/>
-      <w:r>
-        <w:rPr>
-          <w:lang w:val="en_US" w:bidi="en_US"/>
-        </w:rPr>
-      </w:r>
-      <w:r>
-        <w:rPr>
-          <w:b/>
-          <w:lang w:val="en_US" w:bidi="en_US"/>
-        </w:rPr>
         <w:t>"might run"</w:t>
       </w:r>
     </w:p>
@@ -16319,21 +14154,6 @@
           <w:b/>
           <w:lang w:val="en_US" w:bidi="en_US"/>
         </w:rPr>
-        <w:t>καὶ δοξάζηται</w:t>
-      </w:r>
-    </w:p>
-    <w:p>
-      <w:pPr/>
-      <w:r>
-        <w:rPr>
-          <w:lang w:val="en_US" w:bidi="en_US"/>
-        </w:rPr>
-      </w:r>
-      <w:r>
-        <w:rPr>
-          <w:b/>
-          <w:lang w:val="en_US" w:bidi="en_US"/>
-        </w:rPr>
         <w:t>"and might be glorified"</w:t>
       </w:r>
     </w:p>
@@ -16417,21 +14237,6 @@
           <w:b/>
           <w:lang w:val="en_US" w:bidi="en_US"/>
         </w:rPr>
-        <w:t>καθὼς καὶ πρὸς ὑμᾶς</w:t>
-      </w:r>
-    </w:p>
-    <w:p>
-      <w:pPr/>
-      <w:r>
-        <w:rPr>
-          <w:lang w:val="en_US" w:bidi="en_US"/>
-        </w:rPr>
-      </w:r>
-      <w:r>
-        <w:rPr>
-          <w:b/>
-          <w:lang w:val="en_US" w:bidi="en_US"/>
-        </w:rPr>
         <w:t>"just as also with you"</w:t>
       </w:r>
     </w:p>
@@ -16515,21 +14320,6 @@
           <w:b/>
           <w:lang w:val="en_US" w:bidi="en_US"/>
         </w:rPr>
-        <w:t>ῥυσθῶμεν</w:t>
-      </w:r>
-    </w:p>
-    <w:p>
-      <w:pPr/>
-      <w:r>
-        <w:rPr>
-          <w:lang w:val="en_US" w:bidi="en_US"/>
-        </w:rPr>
-      </w:r>
-      <w:r>
-        <w:rPr>
-          <w:b/>
-          <w:lang w:val="en_US" w:bidi="en_US"/>
-        </w:rPr>
         <w:t>"we might be rescued"</w:t>
       </w:r>
     </w:p>
@@ -16613,21 +14403,6 @@
           <w:b/>
           <w:lang w:val="en_US" w:bidi="en_US"/>
         </w:rPr>
-        <w:t>ἀτόπων καὶ πονηρῶν</w:t>
-      </w:r>
-    </w:p>
-    <w:p>
-      <w:pPr/>
-      <w:r>
-        <w:rPr>
-          <w:lang w:val="en_US" w:bidi="en_US"/>
-        </w:rPr>
-      </w:r>
-      <w:r>
-        <w:rPr>
-          <w:b/>
-          <w:lang w:val="en_US" w:bidi="en_US"/>
-        </w:rPr>
         <w:t>"perverse and evil"</w:t>
       </w:r>
     </w:p>
@@ -16737,21 +14512,6 @@
           <w:b/>
           <w:lang w:val="en_US" w:bidi="en_US"/>
         </w:rPr>
-        <w:t>οὐ γὰρ πάντων ἡ πίστις</w:t>
-      </w:r>
-    </w:p>
-    <w:p>
-      <w:pPr/>
-      <w:r>
-        <w:rPr>
-          <w:lang w:val="en_US" w:bidi="en_US"/>
-        </w:rPr>
-      </w:r>
-      <w:r>
-        <w:rPr>
-          <w:b/>
-          <w:lang w:val="en_US" w:bidi="en_US"/>
-        </w:rPr>
         <w:t>"for not everyone {has} the faith"</w:t>
       </w:r>
     </w:p>
@@ -16848,21 +14608,6 @@
           <w:b/>
           <w:lang w:val="en_US" w:bidi="en_US"/>
         </w:rPr>
-        <w:t>ἡ πίστις</w:t>
-      </w:r>
-    </w:p>
-    <w:p>
-      <w:pPr/>
-      <w:r>
-        <w:rPr>
-          <w:lang w:val="en_US" w:bidi="en_US"/>
-        </w:rPr>
-      </w:r>
-      <w:r>
-        <w:rPr>
-          <w:b/>
-          <w:lang w:val="en_US" w:bidi="en_US"/>
-        </w:rPr>
         <w:t>"has} the faith"</w:t>
       </w:r>
     </w:p>
@@ -16959,21 +14704,6 @@
           <w:b/>
           <w:lang w:val="en_US" w:bidi="en_US"/>
         </w:rPr>
-        <w:t>ὃς στηρίξει</w:t>
-      </w:r>
-    </w:p>
-    <w:p>
-      <w:pPr/>
-      <w:r>
-        <w:rPr>
-          <w:lang w:val="en_US" w:bidi="en_US"/>
-        </w:rPr>
-      </w:r>
-      <w:r>
-        <w:rPr>
-          <w:b/>
-          <w:lang w:val="en_US" w:bidi="en_US"/>
-        </w:rPr>
         <w:t>"who will strengthen"</w:t>
       </w:r>
     </w:p>
@@ -17070,21 +14800,6 @@
           <w:b/>
           <w:lang w:val="en_US" w:bidi="en_US"/>
         </w:rPr>
-        <w:t>τοῦ πονηροῦ</w:t>
-      </w:r>
-    </w:p>
-    <w:p>
-      <w:pPr/>
-      <w:r>
-        <w:rPr>
-          <w:lang w:val="en_US" w:bidi="en_US"/>
-        </w:rPr>
-      </w:r>
-      <w:r>
-        <w:rPr>
-          <w:b/>
-          <w:lang w:val="en_US" w:bidi="en_US"/>
-        </w:rPr>
         <w:t>"the evil one"</w:t>
       </w:r>
     </w:p>
@@ -17148,21 +14863,6 @@
           <w:b/>
           <w:lang w:val="en_US" w:bidi="en_US"/>
         </w:rPr>
-        <w:t>πεποίθαμεν δὲ</w:t>
-      </w:r>
-    </w:p>
-    <w:p>
-      <w:pPr/>
-      <w:r>
-        <w:rPr>
-          <w:lang w:val="en_US" w:bidi="en_US"/>
-        </w:rPr>
-      </w:r>
-      <w:r>
-        <w:rPr>
-          <w:b/>
-          <w:lang w:val="en_US" w:bidi="en_US"/>
-        </w:rPr>
         <w:t>"We are also confident"</w:t>
       </w:r>
     </w:p>
@@ -17259,21 +14959,6 @@
           <w:b/>
           <w:lang w:val="en_US" w:bidi="en_US"/>
         </w:rPr>
-        <w:t>πεποίθαμεν δὲ ἐν Κυρίῳ ἐφ’ ὑμᾶς</w:t>
-      </w:r>
-    </w:p>
-    <w:p>
-      <w:pPr/>
-      <w:r>
-        <w:rPr>
-          <w:lang w:val="en_US" w:bidi="en_US"/>
-        </w:rPr>
-      </w:r>
-      <w:r>
-        <w:rPr>
-          <w:b/>
-          <w:lang w:val="en_US" w:bidi="en_US"/>
-        </w:rPr>
         <w:t>"We are also confident in the Lord about you"</w:t>
       </w:r>
     </w:p>
@@ -17357,21 +15042,6 @@
           <w:b/>
           <w:lang w:val="en_US" w:bidi="en_US"/>
         </w:rPr>
-        <w:t>ὁ &amp; Κύριος κατευθύναι ὑμῶν τὰς καρδίας εἰς τὴν ἀγάπην τοῦ Θεοῦ, καὶ εἰς τὴν ὑπομονὴν τοῦ Χριστοῦ</w:t>
-      </w:r>
-    </w:p>
-    <w:p>
-      <w:pPr/>
-      <w:r>
-        <w:rPr>
-          <w:lang w:val="en_US" w:bidi="en_US"/>
-        </w:rPr>
-      </w:r>
-      <w:r>
-        <w:rPr>
-          <w:b/>
-          <w:lang w:val="en_US" w:bidi="en_US"/>
-        </w:rPr>
         <w:t>"may the Lord direct your hearts to the love of God and to the endurance of Christ"</w:t>
       </w:r>
     </w:p>
@@ -17468,21 +15138,6 @@
           <w:b/>
           <w:lang w:val="en_US" w:bidi="en_US"/>
         </w:rPr>
-        <w:t>εἰς τὴν ἀγάπην τοῦ Θεοῦ, καὶ εἰς τὴν ὑπομονὴν τοῦ Χριστοῦ</w:t>
-      </w:r>
-    </w:p>
-    <w:p>
-      <w:pPr/>
-      <w:r>
-        <w:rPr>
-          <w:lang w:val="en_US" w:bidi="en_US"/>
-        </w:rPr>
-      </w:r>
-      <w:r>
-        <w:rPr>
-          <w:b/>
-          <w:lang w:val="en_US" w:bidi="en_US"/>
-        </w:rPr>
         <w:t>"to the love of God and to the endurance of Christ"</w:t>
       </w:r>
     </w:p>
@@ -17592,21 +15247,6 @@
           <w:b/>
           <w:lang w:val="en_US" w:bidi="en_US"/>
         </w:rPr>
-        <w:t>εἰς τὴν ἀγάπην τοῦ Θεοῦ, καὶ εἰς τὴν ὑπομονὴν τοῦ Χριστοῦ</w:t>
-      </w:r>
-    </w:p>
-    <w:p>
-      <w:pPr/>
-      <w:r>
-        <w:rPr>
-          <w:lang w:val="en_US" w:bidi="en_US"/>
-        </w:rPr>
-      </w:r>
-      <w:r>
-        <w:rPr>
-          <w:b/>
-          <w:lang w:val="en_US" w:bidi="en_US"/>
-        </w:rPr>
         <w:t>"to the love of God and to the endurance of Christ"</w:t>
       </w:r>
     </w:p>
@@ -17703,21 +15343,6 @@
           <w:b/>
           <w:lang w:val="en_US" w:bidi="en_US"/>
         </w:rPr>
-        <w:t>εἰς τὴν ὑπομονὴν τοῦ Χριστοῦ</w:t>
-      </w:r>
-    </w:p>
-    <w:p>
-      <w:pPr/>
-      <w:r>
-        <w:rPr>
-          <w:lang w:val="en_US" w:bidi="en_US"/>
-        </w:rPr>
-      </w:r>
-      <w:r>
-        <w:rPr>
-          <w:b/>
-          <w:lang w:val="en_US" w:bidi="en_US"/>
-        </w:rPr>
         <w:t>"to the endurance of Christ"</w:t>
       </w:r>
     </w:p>
@@ -17891,21 +15516,6 @@
           <w:b/>
           <w:lang w:val="en_US" w:bidi="en_US"/>
         </w:rPr>
-        <w:t>δὲ</w:t>
-      </w:r>
-    </w:p>
-    <w:p>
-      <w:pPr/>
-      <w:r>
-        <w:rPr>
-          <w:lang w:val="en_US" w:bidi="en_US"/>
-        </w:rPr>
-      </w:r>
-      <w:r>
-        <w:rPr>
-          <w:b/>
-          <w:lang w:val="en_US" w:bidi="en_US"/>
-        </w:rPr>
         <w:t>"Now"</w:t>
       </w:r>
     </w:p>
@@ -18002,21 +15612,6 @@
           <w:b/>
           <w:lang w:val="en_US" w:bidi="en_US"/>
         </w:rPr>
-        <w:t>ἀδελφοί &amp; ἀδελφοῦ</w:t>
-      </w:r>
-    </w:p>
-    <w:p>
-      <w:pPr/>
-      <w:r>
-        <w:rPr>
-          <w:lang w:val="en_US" w:bidi="en_US"/>
-        </w:rPr>
-      </w:r>
-      <w:r>
-        <w:rPr>
-          <w:b/>
-          <w:lang w:val="en_US" w:bidi="en_US"/>
-        </w:rPr>
         <w:t>"brothers,"</w:t>
       </w:r>
       <w:r>
@@ -18139,21 +15734,6 @@
           <w:b/>
           <w:lang w:val="en_US" w:bidi="en_US"/>
         </w:rPr>
-        <w:t>ἐν ὀνόματι τοῦ Κυρίου ἡμῶν, Ἰησοῦ Χριστοῦ</w:t>
-      </w:r>
-    </w:p>
-    <w:p>
-      <w:pPr/>
-      <w:r>
-        <w:rPr>
-          <w:lang w:val="en_US" w:bidi="en_US"/>
-        </w:rPr>
-      </w:r>
-      <w:r>
-        <w:rPr>
-          <w:b/>
-          <w:lang w:val="en_US" w:bidi="en_US"/>
-        </w:rPr>
         <w:t>"in the name of our Lord Jesus Christ"</w:t>
       </w:r>
     </w:p>
@@ -18250,21 +15830,6 @@
           <w:b/>
           <w:lang w:val="en_US" w:bidi="en_US"/>
         </w:rPr>
-        <w:t>ἡμῶν</w:t>
-      </w:r>
-    </w:p>
-    <w:p>
-      <w:pPr/>
-      <w:r>
-        <w:rPr>
-          <w:lang w:val="en_US" w:bidi="en_US"/>
-        </w:rPr>
-      </w:r>
-      <w:r>
-        <w:rPr>
-          <w:b/>
-          <w:lang w:val="en_US" w:bidi="en_US"/>
-        </w:rPr>
         <w:t>"our"</w:t>
       </w:r>
     </w:p>
@@ -18361,21 +15926,6 @@
           <w:b/>
           <w:lang w:val="en_US" w:bidi="en_US"/>
         </w:rPr>
-        <w:t>ἀτάκτως περιπατοῦντος</w:t>
-      </w:r>
-    </w:p>
-    <w:p>
-      <w:pPr/>
-      <w:r>
-        <w:rPr>
-          <w:lang w:val="en_US" w:bidi="en_US"/>
-        </w:rPr>
-      </w:r>
-      <w:r>
-        <w:rPr>
-          <w:b/>
-          <w:lang w:val="en_US" w:bidi="en_US"/>
-        </w:rPr>
         <w:t>"walking disorderly"</w:t>
       </w:r>
     </w:p>
@@ -18459,21 +16009,6 @@
           <w:b/>
           <w:lang w:val="en_US" w:bidi="en_US"/>
         </w:rPr>
-        <w:t>τὴν παράδοσιν</w:t>
-      </w:r>
-    </w:p>
-    <w:p>
-      <w:pPr/>
-      <w:r>
-        <w:rPr>
-          <w:lang w:val="en_US" w:bidi="en_US"/>
-        </w:rPr>
-      </w:r>
-      <w:r>
-        <w:rPr>
-          <w:b/>
-          <w:lang w:val="en_US" w:bidi="en_US"/>
-        </w:rPr>
         <w:t>"the traditions"</w:t>
       </w:r>
     </w:p>
@@ -18550,21 +16085,6 @@
           <w:b/>
           <w:lang w:val="en_US" w:bidi="en_US"/>
         </w:rPr>
-        <w:t>μιμεῖσθαι ἡμᾶς</w:t>
-      </w:r>
-    </w:p>
-    <w:p>
-      <w:pPr/>
-      <w:r>
-        <w:rPr>
-          <w:lang w:val="en_US" w:bidi="en_US"/>
-        </w:rPr>
-      </w:r>
-      <w:r>
-        <w:rPr>
-          <w:b/>
-          <w:lang w:val="en_US" w:bidi="en_US"/>
-        </w:rPr>
         <w:t>"to imitate us"</w:t>
       </w:r>
     </w:p>
@@ -18661,21 +16181,6 @@
           <w:b/>
           <w:lang w:val="en_US" w:bidi="en_US"/>
         </w:rPr>
-        <w:t>οὐκ ἠτακτήσαμεν ἐν ὑμῖν</w:t>
-      </w:r>
-    </w:p>
-    <w:p>
-      <w:pPr/>
-      <w:r>
-        <w:rPr>
-          <w:lang w:val="en_US" w:bidi="en_US"/>
-        </w:rPr>
-      </w:r>
-      <w:r>
-        <w:rPr>
-          <w:b/>
-          <w:lang w:val="en_US" w:bidi="en_US"/>
-        </w:rPr>
         <w:t>"we did not behave disorderly among you"</w:t>
       </w:r>
     </w:p>
@@ -18759,21 +16264,6 @@
           <w:b/>
           <w:lang w:val="en_US" w:bidi="en_US"/>
         </w:rPr>
-        <w:t>ἄρτον</w:t>
-      </w:r>
-    </w:p>
-    <w:p>
-      <w:pPr/>
-      <w:r>
-        <w:rPr>
-          <w:lang w:val="en_US" w:bidi="en_US"/>
-        </w:rPr>
-      </w:r>
-      <w:r>
-        <w:rPr>
-          <w:b/>
-          <w:lang w:val="en_US" w:bidi="en_US"/>
-        </w:rPr>
         <w:t>"bread"</w:t>
       </w:r>
     </w:p>
@@ -18883,21 +16373,6 @@
           <w:b/>
           <w:lang w:val="en_US" w:bidi="en_US"/>
         </w:rPr>
-        <w:t>νυκτὸς καὶ ἡμέρας ἐργαζόμενοι</w:t>
-      </w:r>
-    </w:p>
-    <w:p>
-      <w:pPr/>
-      <w:r>
-        <w:rPr>
-          <w:lang w:val="en_US" w:bidi="en_US"/>
-        </w:rPr>
-      </w:r>
-      <w:r>
-        <w:rPr>
-          <w:b/>
-          <w:lang w:val="en_US" w:bidi="en_US"/>
-        </w:rPr>
         <w:t>"working night and day"</w:t>
       </w:r>
     </w:p>
@@ -18994,21 +16469,6 @@
           <w:b/>
           <w:lang w:val="en_US" w:bidi="en_US"/>
         </w:rPr>
-        <w:t>ἐν κόπῳ καὶ μόχθῳ</w:t>
-      </w:r>
-    </w:p>
-    <w:p>
-      <w:pPr/>
-      <w:r>
-        <w:rPr>
-          <w:lang w:val="en_US" w:bidi="en_US"/>
-        </w:rPr>
-      </w:r>
-      <w:r>
-        <w:rPr>
-          <w:b/>
-          <w:lang w:val="en_US" w:bidi="en_US"/>
-        </w:rPr>
         <w:t>"in toil and hardship"</w:t>
       </w:r>
     </w:p>
@@ -19118,21 +16578,6 @@
           <w:b/>
           <w:lang w:val="en_US" w:bidi="en_US"/>
         </w:rPr>
-        <w:t>οὐχ ὅτι οὐκ ἔχομεν ἐξουσίαν, ἀλλ’</w:t>
-      </w:r>
-    </w:p>
-    <w:p>
-      <w:pPr/>
-      <w:r>
-        <w:rPr>
-          <w:lang w:val="en_US" w:bidi="en_US"/>
-        </w:rPr>
-      </w:r>
-      <w:r>
-        <w:rPr>
-          <w:b/>
-          <w:lang w:val="en_US" w:bidi="en_US"/>
-        </w:rPr>
         <w:t>"not because we do not have authority, but"</w:t>
       </w:r>
     </w:p>
@@ -19216,21 +16661,6 @@
           <w:b/>
           <w:lang w:val="en_US" w:bidi="en_US"/>
         </w:rPr>
-        <w:t>ἑαυτοὺς τύπον δῶμεν ὑμῖν</w:t>
-      </w:r>
-    </w:p>
-    <w:p>
-      <w:pPr/>
-      <w:r>
-        <w:rPr>
-          <w:lang w:val="en_US" w:bidi="en_US"/>
-        </w:rPr>
-      </w:r>
-      <w:r>
-        <w:rPr>
-          <w:b/>
-          <w:lang w:val="en_US" w:bidi="en_US"/>
-        </w:rPr>
         <w:t>"we might offer ourselves {as} an example to you"</w:t>
       </w:r>
     </w:p>
@@ -19403,21 +16833,6 @@
           <w:b/>
           <w:lang w:val="en_US" w:bidi="en_US"/>
         </w:rPr>
-        <w:t>εἴ τις οὐ θέλει ἐργάζεσθαι, μηδὲ ἐσθιέτω</w:t>
-      </w:r>
-    </w:p>
-    <w:p>
-      <w:pPr/>
-      <w:r>
-        <w:rPr>
-          <w:lang w:val="en_US" w:bidi="en_US"/>
-        </w:rPr>
-      </w:r>
-      <w:r>
-        <w:rPr>
-          <w:b/>
-          <w:lang w:val="en_US" w:bidi="en_US"/>
-        </w:rPr>
         <w:t>"If anyone is not willing to work, do not even let him eat"</w:t>
       </w:r>
     </w:p>
@@ -19501,21 +16916,6 @@
           <w:b/>
           <w:lang w:val="en_US" w:bidi="en_US"/>
         </w:rPr>
-        <w:t>τινας περιπατοῦντας &amp; ἀτάκτως</w:t>
-      </w:r>
-    </w:p>
-    <w:p>
-      <w:pPr/>
-      <w:r>
-        <w:rPr>
-          <w:lang w:val="en_US" w:bidi="en_US"/>
-        </w:rPr>
-      </w:r>
-      <w:r>
-        <w:rPr>
-          <w:b/>
-          <w:lang w:val="en_US" w:bidi="en_US"/>
-        </w:rPr>
         <w:t>"some walking idly"</w:t>
       </w:r>
     </w:p>
@@ -19612,21 +17012,6 @@
           <w:b/>
           <w:lang w:val="en_US" w:bidi="en_US"/>
         </w:rPr>
-        <w:t>ἀλλὰ περιεργαζομένους</w:t>
-      </w:r>
-    </w:p>
-    <w:p>
-      <w:pPr/>
-      <w:r>
-        <w:rPr>
-          <w:lang w:val="en_US" w:bidi="en_US"/>
-        </w:rPr>
-      </w:r>
-      <w:r>
-        <w:rPr>
-          <w:b/>
-          <w:lang w:val="en_US" w:bidi="en_US"/>
-        </w:rPr>
         <w:t>"but meddling"</w:t>
       </w:r>
     </w:p>
@@ -19710,21 +17095,6 @@
           <w:b/>
           <w:lang w:val="en_US" w:bidi="en_US"/>
         </w:rPr>
-        <w:t>μετὰ ἡσυχίας</w:t>
-      </w:r>
-    </w:p>
-    <w:p>
-      <w:pPr/>
-      <w:r>
-        <w:rPr>
-          <w:lang w:val="en_US" w:bidi="en_US"/>
-        </w:rPr>
-      </w:r>
-      <w:r>
-        <w:rPr>
-          <w:b/>
-          <w:lang w:val="en_US" w:bidi="en_US"/>
-        </w:rPr>
         <w:t>"with quietness"</w:t>
       </w:r>
     </w:p>
@@ -19834,21 +17204,6 @@
           <w:b/>
           <w:lang w:val="en_US" w:bidi="en_US"/>
         </w:rPr>
-        <w:t>δέ</w:t>
-      </w:r>
-    </w:p>
-    <w:p>
-      <w:pPr/>
-      <w:r>
-        <w:rPr>
-          <w:lang w:val="en_US" w:bidi="en_US"/>
-        </w:rPr>
-      </w:r>
-      <w:r>
-        <w:rPr>
-          <w:b/>
-          <w:lang w:val="en_US" w:bidi="en_US"/>
-        </w:rPr>
         <w:t>"But"</w:t>
       </w:r>
     </w:p>
@@ -19945,21 +17300,6 @@
           <w:b/>
           <w:lang w:val="en_US" w:bidi="en_US"/>
         </w:rPr>
-        <w:t>ὑμεῖς</w:t>
-      </w:r>
-    </w:p>
-    <w:p>
-      <w:pPr/>
-      <w:r>
-        <w:rPr>
-          <w:lang w:val="en_US" w:bidi="en_US"/>
-        </w:rPr>
-      </w:r>
-      <w:r>
-        <w:rPr>
-          <w:b/>
-          <w:lang w:val="en_US" w:bidi="en_US"/>
-        </w:rPr>
         <w:t>"you"</w:t>
       </w:r>
     </w:p>
@@ -20056,21 +17396,6 @@
           <w:b/>
           <w:lang w:val="en_US" w:bidi="en_US"/>
         </w:rPr>
-        <w:t>ἀδελφοί</w:t>
-      </w:r>
-    </w:p>
-    <w:p>
-      <w:pPr/>
-      <w:r>
-        <w:rPr>
-          <w:lang w:val="en_US" w:bidi="en_US"/>
-        </w:rPr>
-      </w:r>
-      <w:r>
-        <w:rPr>
-          <w:b/>
-          <w:lang w:val="en_US" w:bidi="en_US"/>
-        </w:rPr>
         <w:t>"brothers"</w:t>
       </w:r>
     </w:p>
@@ -20167,21 +17492,6 @@
           <w:b/>
           <w:lang w:val="en_US" w:bidi="en_US"/>
         </w:rPr>
-        <w:t>τῷ λόγῳ ἡμῶν</w:t>
-      </w:r>
-    </w:p>
-    <w:p>
-      <w:pPr/>
-      <w:r>
-        <w:rPr>
-          <w:lang w:val="en_US" w:bidi="en_US"/>
-        </w:rPr>
-      </w:r>
-      <w:r>
-        <w:rPr>
-          <w:b/>
-          <w:lang w:val="en_US" w:bidi="en_US"/>
-        </w:rPr>
         <w:t>"our word"</w:t>
       </w:r>
     </w:p>
@@ -20278,21 +17588,6 @@
           <w:b/>
           <w:lang w:val="en_US" w:bidi="en_US"/>
         </w:rPr>
-        <w:t>τοῦτον σημειοῦσθε</w:t>
-      </w:r>
-    </w:p>
-    <w:p>
-      <w:pPr/>
-      <w:r>
-        <w:rPr>
-          <w:lang w:val="en_US" w:bidi="en_US"/>
-        </w:rPr>
-      </w:r>
-      <w:r>
-        <w:rPr>
-          <w:b/>
-          <w:lang w:val="en_US" w:bidi="en_US"/>
-        </w:rPr>
         <w:t>"note this one"</w:t>
       </w:r>
     </w:p>
@@ -20376,21 +17671,6 @@
           <w:b/>
           <w:lang w:val="en_US" w:bidi="en_US"/>
         </w:rPr>
-        <w:t>ἵνα ἐντραπῇ</w:t>
-      </w:r>
-    </w:p>
-    <w:p>
-      <w:pPr/>
-      <w:r>
-        <w:rPr>
-          <w:lang w:val="en_US" w:bidi="en_US"/>
-        </w:rPr>
-      </w:r>
-      <w:r>
-        <w:rPr>
-          <w:b/>
-          <w:lang w:val="en_US" w:bidi="en_US"/>
-        </w:rPr>
         <w:t>"so that he may be put to shame"</w:t>
       </w:r>
     </w:p>
@@ -20474,21 +17754,6 @@
           <w:b/>
           <w:lang w:val="en_US" w:bidi="en_US"/>
         </w:rPr>
-        <w:t>ἀδελφόν</w:t>
-      </w:r>
-    </w:p>
-    <w:p>
-      <w:pPr/>
-      <w:r>
-        <w:rPr>
-          <w:lang w:val="en_US" w:bidi="en_US"/>
-        </w:rPr>
-      </w:r>
-      <w:r>
-        <w:rPr>
-          <w:b/>
-          <w:lang w:val="en_US" w:bidi="en_US"/>
-        </w:rPr>
         <w:t>"a brother"</w:t>
       </w:r>
     </w:p>
@@ -20662,21 +17927,6 @@
           <w:b/>
           <w:lang w:val="en_US" w:bidi="en_US"/>
         </w:rPr>
-        <w:t>δὲ</w:t>
-      </w:r>
-    </w:p>
-    <w:p>
-      <w:pPr/>
-      <w:r>
-        <w:rPr>
-          <w:lang w:val="en_US" w:bidi="en_US"/>
-        </w:rPr>
-      </w:r>
-      <w:r>
-        <w:rPr>
-          <w:b/>
-          <w:lang w:val="en_US" w:bidi="en_US"/>
-        </w:rPr>
         <w:t>"Now"</w:t>
       </w:r>
     </w:p>
@@ -20773,21 +18023,6 @@
           <w:b/>
           <w:lang w:val="en_US" w:bidi="en_US"/>
         </w:rPr>
-        <w:t>αὐτὸς &amp; ὁ Κύριος τῆς εἰρήνης, δῴη ὑμῖν</w:t>
-      </w:r>
-    </w:p>
-    <w:p>
-      <w:pPr/>
-      <w:r>
-        <w:rPr>
-          <w:lang w:val="en_US" w:bidi="en_US"/>
-        </w:rPr>
-      </w:r>
-      <w:r>
-        <w:rPr>
-          <w:b/>
-          <w:lang w:val="en_US" w:bidi="en_US"/>
-        </w:rPr>
         <w:t>"may the Lord of peace himself give you"</w:t>
       </w:r>
     </w:p>
@@ -20871,21 +18106,6 @@
           <w:b/>
           <w:lang w:val="en_US" w:bidi="en_US"/>
         </w:rPr>
-        <w:t>αὐτὸς &amp; ὁ Κύριος τῆς εἰρήνης</w:t>
-      </w:r>
-    </w:p>
-    <w:p>
-      <w:pPr/>
-      <w:r>
-        <w:rPr>
-          <w:lang w:val="en_US" w:bidi="en_US"/>
-        </w:rPr>
-      </w:r>
-      <w:r>
-        <w:rPr>
-          <w:b/>
-          <w:lang w:val="en_US" w:bidi="en_US"/>
-        </w:rPr>
         <w:t>"the Lord of peace himself"</w:t>
       </w:r>
     </w:p>
@@ -20982,21 +18202,6 @@
           <w:b/>
           <w:lang w:val="en_US" w:bidi="en_US"/>
         </w:rPr>
-        <w:t>ὁ ἀσπασμὸς τῇ ἐμῇ χειρὶ, Παύλου, ὅ ἐστιν σημεῖον ἐν πάσῃ ἐπιστολῇ, οὕτως γράφω</w:t>
-      </w:r>
-    </w:p>
-    <w:p>
-      <w:pPr/>
-      <w:r>
-        <w:rPr>
-          <w:lang w:val="en_US" w:bidi="en_US"/>
-        </w:rPr>
-      </w:r>
-      <w:r>
-        <w:rPr>
-          <w:b/>
-          <w:lang w:val="en_US" w:bidi="en_US"/>
-        </w:rPr>
         <w:t>"This greeting {is} in my own hand—Paul—which is a sign in every letter. In this manner I write"</w:t>
       </w:r>
     </w:p>
@@ -21060,21 +18265,6 @@
           <w:b/>
           <w:lang w:val="en_US" w:bidi="en_US"/>
         </w:rPr>
-        <w:t>τῇ ἐμῇ χειρὶ</w:t>
-      </w:r>
-    </w:p>
-    <w:p>
-      <w:pPr/>
-      <w:r>
-        <w:rPr>
-          <w:lang w:val="en_US" w:bidi="en_US"/>
-        </w:rPr>
-      </w:r>
-      <w:r>
-        <w:rPr>
-          <w:b/>
-          <w:lang w:val="en_US" w:bidi="en_US"/>
-        </w:rPr>
         <w:t>"is} in my own hand"</w:t>
       </w:r>
     </w:p>
@@ -21171,21 +18361,6 @@
           <w:b/>
           <w:lang w:val="en_US" w:bidi="en_US"/>
         </w:rPr>
-        <w:t>οὕτως γράφω</w:t>
-      </w:r>
-    </w:p>
-    <w:p>
-      <w:pPr/>
-      <w:r>
-        <w:rPr>
-          <w:lang w:val="en_US" w:bidi="en_US"/>
-        </w:rPr>
-      </w:r>
-      <w:r>
-        <w:rPr>
-          <w:b/>
-          <w:lang w:val="en_US" w:bidi="en_US"/>
-        </w:rPr>
         <w:t>"In this manner I write"</w:t>
       </w:r>
     </w:p>
@@ -21255,21 +18430,6 @@
         <w:rPr>
           <w:lang w:val="en_US" w:bidi="en_US"/>
         </w:rPr>
-      </w:r>
-    </w:p>
-    <w:p>
-      <w:pPr/>
-      <w:r>
-        <w:rPr>
-          <w:lang w:val="en_US" w:bidi="en_US"/>
-        </w:rPr>
-      </w:r>
-      <w:r>
-        <w:rPr>
-          <w:b/>
-          <w:lang w:val="en_US" w:bidi="en_US"/>
-        </w:rPr>
-        <w:t>ἡ χάρις τοῦ Κυρίου ἡμῶν, Ἰησοῦ Χριστοῦ, μετὰ πάντων ὑμῶν</w:t>
       </w:r>
     </w:p>
     <w:p>

--- a/eng/docx/53.content.docx
+++ b/eng/docx/53.content.docx
@@ -28,15 +28,49 @@
       </w:r>
     </w:p>
     <w:p>
-      <w:pPr/>
-      <w:r>
-        <w:rPr>
-          <w:lang w:val="en_US" w:bidi="en_US"/>
-        </w:rPr>
-      </w:r>
-      <w:r>
-        <w:rPr>
-          <w:b/>
+      <w:pPr>
+        <w:pStyle w:val="Heading2"/>
+      </w:pPr>
+      <w:r>
+        <w:rPr>
+          <w:lang w:val="en_US" w:bidi="en_US"/>
+        </w:rPr>
+        <w:t>License Information</w:t>
+      </w:r>
+      <w:r>
+        <w:rPr>
+          <w:lang w:val="en_US" w:bidi="en_US"/>
+        </w:rPr>
+      </w:r>
+    </w:p>
+    <w:p>
+      <w:pPr/>
+      <w:r>
+        <w:rPr>
+          <w:lang w:val="en_US" w:bidi="en_US"/>
+        </w:rPr>
+      </w:r>
+      <w:r>
+        <w:rPr>
+          <w:b/>
+          <w:lang w:val="en_US" w:bidi="en_US"/>
+        </w:rPr>
+        <w:t>Translation Notes (unfoldingWord)</w:t>
+      </w:r>
+      <w:r>
+        <w:rPr>
+          <w:lang w:val="en_US" w:bidi="en_US"/>
+        </w:rPr>
+        <w:t xml:space="preserve"> is based on</w:t>
+      </w:r>
+      <w:r>
+        <w:rPr>
+          <w:lang w:val="en_US" w:bidi="en_US"/>
+        </w:rPr>
+        <w:t xml:space="preserve">: </w:t>
+      </w:r>
+      <w:r>
+        <w:rPr>
           <w:lang w:val="en_US" w:bidi="en_US"/>
         </w:rPr>
         <w:t>unfoldingWord® Translation Notes</w:t>
@@ -45,31 +79,62 @@
         <w:rPr>
           <w:lang w:val="en_US" w:bidi="en_US"/>
         </w:rPr>
-        <w:t xml:space="preserve"> © 2022 unfoldingWord. Released under CC BY-SA 4.0 license. </w:t>
-      </w:r>
-      <w:r>
-        <w:rPr>
-          <w:lang w:val="en_US" w:bidi="en_US"/>
-        </w:rPr>
-        <w:t>unfoldingWord® Translation Notes</w:t>
-      </w:r>
-      <w:r>
-        <w:rPr>
-          <w:lang w:val="en_US" w:bidi="en_US"/>
-        </w:rPr>
-        <w:t xml:space="preserve"> has been adapted in the following languages: Tok Pisin, Arabic (عربي), French (Français), Hindi (हिंदी), Indonesian (Bahasa Indonesia), Portuguese (Português), Russian (Русский), Spanish (Español), Swahili (Kiswahili), and Simplified Chinese (简体中文) from </w:t>
-      </w:r>
-      <w:r>
-        <w:rPr>
-          <w:lang w:val="en_US" w:bidi="en_US"/>
-        </w:rPr>
-        <w:t>unfoldingWord® Translation Notes</w:t>
-      </w:r>
-      <w:r>
-        <w:rPr>
-          <w:lang w:val="en_US" w:bidi="en_US"/>
-        </w:rPr>
-        <w:t xml:space="preserve"> © 2022 unfoldingWord. Released under CC BY-SA 4.0 license by Mission Mutual</w:t>
+        <w:t xml:space="preserve">, </w:t>
+      </w:r>
+      <w:hyperlink r:id="rId13">
+        <w:r>
+          <w:rPr>
+            <w:lang w:val="en_US" w:bidi="en_US"/>
+          </w:rPr>
+          <w:rPr>
+            <w:color w:val="0000EE"/>
+            <w:u w:val="single"/>
+          </w:rPr>
+          <w:t>unfoldingWord</w:t>
+        </w:r>
+      </w:hyperlink>
+      <w:r>
+        <w:rPr>
+          <w:lang w:val="en_US" w:bidi="en_US"/>
+        </w:rPr>
+        <w:t xml:space="preserve">, 2022, which is licensed under a </w:t>
+      </w:r>
+      <w:hyperlink r:id="rId14">
+        <w:r>
+          <w:rPr>
+            <w:lang w:val="en_US" w:bidi="en_US"/>
+          </w:rPr>
+          <w:rPr>
+            <w:color w:val="0000EE"/>
+            <w:u w:val="single"/>
+          </w:rPr>
+          <w:t>CC BY-SA 4.0 license</w:t>
+        </w:r>
+      </w:hyperlink>
+      <w:r>
+        <w:rPr>
+          <w:lang w:val="en_US" w:bidi="en_US"/>
+        </w:rPr>
+        <w:t>.</w:t>
+      </w:r>
+      <w:r>
+        <w:rPr>
+          <w:lang w:val="en_US" w:bidi="en_US"/>
+        </w:rPr>
+      </w:r>
+    </w:p>
+    <w:p>
+      <w:pPr/>
+      <w:r>
+        <w:rPr>
+          <w:lang w:val="en_US" w:bidi="en_US"/>
+        </w:rPr>
+      </w:r>
+      <w:r>
+        <w:rPr>
+          <w:lang w:val="en_US" w:bidi="en_US"/>
+        </w:rPr>
+        <w:t>This PDF version is provided under the same license.</w:t>
       </w:r>
       <w:r>
         <w:rPr>
@@ -230,6 +295,21 @@
           <w:b/>
           <w:lang w:val="en_US" w:bidi="en_US"/>
         </w:rPr>
+        <w:t>Σιλουανὸς</w:t>
+      </w:r>
+    </w:p>
+    <w:p>
+      <w:pPr/>
+      <w:r>
+        <w:rPr>
+          <w:lang w:val="en_US" w:bidi="en_US"/>
+        </w:rPr>
+      </w:r>
+      <w:r>
+        <w:rPr>
+          <w:b/>
+          <w:lang w:val="en_US" w:bidi="en_US"/>
+        </w:rPr>
         <w:t>"Silvanus"</w:t>
       </w:r>
     </w:p>
@@ -333,6 +413,21 @@
           <w:b/>
           <w:lang w:val="en_US" w:bidi="en_US"/>
         </w:rPr>
+        <w:t>Παῦλος, καὶ Σιλουανὸς, καὶ Τιμόθεος; τῇ ἐκκλησίᾳ</w:t>
+      </w:r>
+    </w:p>
+    <w:p>
+      <w:pPr/>
+      <w:r>
+        <w:rPr>
+          <w:lang w:val="en_US" w:bidi="en_US"/>
+        </w:rPr>
+      </w:r>
+      <w:r>
+        <w:rPr>
+          <w:b/>
+          <w:lang w:val="en_US" w:bidi="en_US"/>
+        </w:rPr>
         <w:t>"Paul and Silvanus and Timothy, to the church"</w:t>
       </w:r>
     </w:p>
@@ -416,6 +511,21 @@
           <w:b/>
           <w:lang w:val="en_US" w:bidi="en_US"/>
         </w:rPr>
+        <w:t>Παῦλος, καὶ Σιλουανὸς, καὶ Τιμόθεος</w:t>
+      </w:r>
+    </w:p>
+    <w:p>
+      <w:pPr/>
+      <w:r>
+        <w:rPr>
+          <w:lang w:val="en_US" w:bidi="en_US"/>
+        </w:rPr>
+      </w:r>
+      <w:r>
+        <w:rPr>
+          <w:b/>
+          <w:lang w:val="en_US" w:bidi="en_US"/>
+        </w:rPr>
         <w:t>"Paul and Silvanus and Timothy"</w:t>
       </w:r>
     </w:p>
@@ -525,6 +635,21 @@
           <w:b/>
           <w:lang w:val="en_US" w:bidi="en_US"/>
         </w:rPr>
+        <w:t>ἐν Θεῷ Πατρὶ ἡμῶν καὶ Κυρίῳ Ἰησοῦ Χριστῷ</w:t>
+      </w:r>
+    </w:p>
+    <w:p>
+      <w:pPr/>
+      <w:r>
+        <w:rPr>
+          <w:lang w:val="en_US" w:bidi="en_US"/>
+        </w:rPr>
+      </w:r>
+      <w:r>
+        <w:rPr>
+          <w:b/>
+          <w:lang w:val="en_US" w:bidi="en_US"/>
+        </w:rPr>
         <w:t>"in God our Father and the Lord Jesus Christ"</w:t>
       </w:r>
     </w:p>
@@ -608,6 +733,21 @@
           <w:b/>
           <w:lang w:val="en_US" w:bidi="en_US"/>
         </w:rPr>
+        <w:t>χάρις ὑμῖν καὶ εἰρήνη ἀπὸ Θεοῦ Πατρὸς καὶ Κυρίου Ἰησοῦ Χριστοῦ</w:t>
+      </w:r>
+    </w:p>
+    <w:p>
+      <w:pPr/>
+      <w:r>
+        <w:rPr>
+          <w:lang w:val="en_US" w:bidi="en_US"/>
+        </w:rPr>
+      </w:r>
+      <w:r>
+        <w:rPr>
+          <w:b/>
+          <w:lang w:val="en_US" w:bidi="en_US"/>
+        </w:rPr>
         <w:t>"Grace to you and peace from God the Father and the Lord Jesus Christ"</w:t>
       </w:r>
     </w:p>
@@ -691,6 +831,21 @@
           <w:b/>
           <w:lang w:val="en_US" w:bidi="en_US"/>
         </w:rPr>
+        <w:t>χάρις ὑμῖν καὶ εἰρήνη ἀπὸ Θεοῦ Πατρὸς καὶ Κυρίου Ἰησοῦ Χριστοῦ</w:t>
+      </w:r>
+    </w:p>
+    <w:p>
+      <w:pPr/>
+      <w:r>
+        <w:rPr>
+          <w:lang w:val="en_US" w:bidi="en_US"/>
+        </w:rPr>
+      </w:r>
+      <w:r>
+        <w:rPr>
+          <w:b/>
+          <w:lang w:val="en_US" w:bidi="en_US"/>
+        </w:rPr>
         <w:t>"Grace to you and peace from God the Father and the Lord Jesus Christ"</w:t>
       </w:r>
     </w:p>
@@ -877,6 +1032,21 @@
           <w:b/>
           <w:lang w:val="en_US" w:bidi="en_US"/>
         </w:rPr>
+        <w:t>εὐχαριστεῖν ὀφείλομεν &amp; πάντοτε</w:t>
+      </w:r>
+    </w:p>
+    <w:p>
+      <w:pPr/>
+      <w:r>
+        <w:rPr>
+          <w:lang w:val="en_US" w:bidi="en_US"/>
+        </w:rPr>
+      </w:r>
+      <w:r>
+        <w:rPr>
+          <w:b/>
+          <w:lang w:val="en_US" w:bidi="en_US"/>
+        </w:rPr>
         <w:t>"We ought always to give thanks"</w:t>
       </w:r>
     </w:p>
@@ -966,6 +1136,21 @@
           <w:b/>
           <w:lang w:val="en_US" w:bidi="en_US"/>
         </w:rPr>
+        <w:t>εὐχαριστεῖν ὀφείλομεν τῷ Θεῷ πάντοτε</w:t>
+      </w:r>
+    </w:p>
+    <w:p>
+      <w:pPr/>
+      <w:r>
+        <w:rPr>
+          <w:lang w:val="en_US" w:bidi="en_US"/>
+        </w:rPr>
+      </w:r>
+      <w:r>
+        <w:rPr>
+          <w:b/>
+          <w:lang w:val="en_US" w:bidi="en_US"/>
+        </w:rPr>
         <w:t>"We ought always to give thanks to God"</w:t>
       </w:r>
     </w:p>
@@ -1062,6 +1247,21 @@
           <w:b/>
           <w:lang w:val="en_US" w:bidi="en_US"/>
         </w:rPr>
+        <w:t>εὐχαριστεῖν ὀφείλομεν τῷ Θεῷ πάντοτε περὶ ὑμῶν, ἀδελφοί</w:t>
+      </w:r>
+    </w:p>
+    <w:p>
+      <w:pPr/>
+      <w:r>
+        <w:rPr>
+          <w:lang w:val="en_US" w:bidi="en_US"/>
+        </w:rPr>
+      </w:r>
+      <w:r>
+        <w:rPr>
+          <w:b/>
+          <w:lang w:val="en_US" w:bidi="en_US"/>
+        </w:rPr>
         <w:t>"We ought always to give thanks to God for you, brothers"</w:t>
       </w:r>
     </w:p>
@@ -1145,6 +1345,21 @@
           <w:b/>
           <w:lang w:val="en_US" w:bidi="en_US"/>
         </w:rPr>
+        <w:t>ἀδελφοί</w:t>
+      </w:r>
+    </w:p>
+    <w:p>
+      <w:pPr/>
+      <w:r>
+        <w:rPr>
+          <w:lang w:val="en_US" w:bidi="en_US"/>
+        </w:rPr>
+      </w:r>
+      <w:r>
+        <w:rPr>
+          <w:b/>
+          <w:lang w:val="en_US" w:bidi="en_US"/>
+        </w:rPr>
         <w:t>"brothers"</w:t>
       </w:r>
     </w:p>
@@ -1241,6 +1456,21 @@
           <w:b/>
           <w:lang w:val="en_US" w:bidi="en_US"/>
         </w:rPr>
+        <w:t>καθὼς ἄξιόν ἐστιν</w:t>
+      </w:r>
+    </w:p>
+    <w:p>
+      <w:pPr/>
+      <w:r>
+        <w:rPr>
+          <w:lang w:val="en_US" w:bidi="en_US"/>
+        </w:rPr>
+      </w:r>
+      <w:r>
+        <w:rPr>
+          <w:b/>
+          <w:lang w:val="en_US" w:bidi="en_US"/>
+        </w:rPr>
         <w:t>"just as it is fitting"</w:t>
       </w:r>
     </w:p>
@@ -1350,6 +1580,21 @@
           <w:b/>
           <w:lang w:val="en_US" w:bidi="en_US"/>
         </w:rPr>
+        <w:t>ὑπεραυξάνει ἡ πίστις ὑμῶν</w:t>
+      </w:r>
+    </w:p>
+    <w:p>
+      <w:pPr/>
+      <w:r>
+        <w:rPr>
+          <w:lang w:val="en_US" w:bidi="en_US"/>
+        </w:rPr>
+      </w:r>
+      <w:r>
+        <w:rPr>
+          <w:b/>
+          <w:lang w:val="en_US" w:bidi="en_US"/>
+        </w:rPr>
         <w:t>"your faith is increasing greatly"</w:t>
       </w:r>
     </w:p>
@@ -1446,6 +1691,21 @@
           <w:b/>
           <w:lang w:val="en_US" w:bidi="en_US"/>
         </w:rPr>
+        <w:t>πλεονάζει ἡ ἀγάπη ἑνὸς ἑκάστου, πάντων ὑμῶν, εἰς ἀλλήλους</w:t>
+      </w:r>
+    </w:p>
+    <w:p>
+      <w:pPr/>
+      <w:r>
+        <w:rPr>
+          <w:lang w:val="en_US" w:bidi="en_US"/>
+        </w:rPr>
+      </w:r>
+      <w:r>
+        <w:rPr>
+          <w:b/>
+          <w:lang w:val="en_US" w:bidi="en_US"/>
+        </w:rPr>
         <w:t>"the love of each one of you all for one another is increasing"</w:t>
       </w:r>
     </w:p>
@@ -1542,6 +1802,21 @@
           <w:b/>
           <w:lang w:val="en_US" w:bidi="en_US"/>
         </w:rPr>
+        <w:t>ἀλλήλους</w:t>
+      </w:r>
+    </w:p>
+    <w:p>
+      <w:pPr/>
+      <w:r>
+        <w:rPr>
+          <w:lang w:val="en_US" w:bidi="en_US"/>
+        </w:rPr>
+      </w:r>
+      <w:r>
+        <w:rPr>
+          <w:b/>
+          <w:lang w:val="en_US" w:bidi="en_US"/>
+        </w:rPr>
         <w:t>"one another"</w:t>
       </w:r>
     </w:p>
@@ -1638,6 +1913,21 @@
           <w:b/>
           <w:lang w:val="en_US" w:bidi="en_US"/>
         </w:rPr>
+        <w:t>αὐτοὺς ἡμᾶς</w:t>
+      </w:r>
+    </w:p>
+    <w:p>
+      <w:pPr/>
+      <w:r>
+        <w:rPr>
+          <w:lang w:val="en_US" w:bidi="en_US"/>
+        </w:rPr>
+      </w:r>
+      <w:r>
+        <w:rPr>
+          <w:b/>
+          <w:lang w:val="en_US" w:bidi="en_US"/>
+        </w:rPr>
         <w:t>"we ourselves"</w:t>
       </w:r>
     </w:p>
@@ -1747,6 +2037,21 @@
           <w:b/>
           <w:lang w:val="en_US" w:bidi="en_US"/>
         </w:rPr>
+        <w:t>τῆς ὑπομονῆς ὑμῶν, καὶ πίστεως</w:t>
+      </w:r>
+    </w:p>
+    <w:p>
+      <w:pPr/>
+      <w:r>
+        <w:rPr>
+          <w:lang w:val="en_US" w:bidi="en_US"/>
+        </w:rPr>
+      </w:r>
+      <w:r>
+        <w:rPr>
+          <w:b/>
+          <w:lang w:val="en_US" w:bidi="en_US"/>
+        </w:rPr>
         <w:t>"your endurance and faith"</w:t>
       </w:r>
     </w:p>
@@ -1856,6 +2161,21 @@
           <w:b/>
           <w:lang w:val="en_US" w:bidi="en_US"/>
         </w:rPr>
+        <w:t>ἐν πᾶσιν τοῖς διωγμοῖς ὑμῶν, καὶ ταῖς θλίψεσιν</w:t>
+      </w:r>
+    </w:p>
+    <w:p>
+      <w:pPr/>
+      <w:r>
+        <w:rPr>
+          <w:lang w:val="en_US" w:bidi="en_US"/>
+        </w:rPr>
+      </w:r>
+      <w:r>
+        <w:rPr>
+          <w:b/>
+          <w:lang w:val="en_US" w:bidi="en_US"/>
+        </w:rPr>
         <w:t>"in all your persecutions and afflictions"</w:t>
       </w:r>
     </w:p>
@@ -1965,6 +2285,21 @@
           <w:b/>
           <w:lang w:val="en_US" w:bidi="en_US"/>
         </w:rPr>
+        <w:t>πίστεως ἐν πᾶσιν τοῖς διωγμοῖς ὑμῶν</w:t>
+      </w:r>
+    </w:p>
+    <w:p>
+      <w:pPr/>
+      <w:r>
+        <w:rPr>
+          <w:lang w:val="en_US" w:bidi="en_US"/>
+        </w:rPr>
+      </w:r>
+      <w:r>
+        <w:rPr>
+          <w:b/>
+          <w:lang w:val="en_US" w:bidi="en_US"/>
+        </w:rPr>
         <w:t>"faith in all your persecutions"</w:t>
       </w:r>
     </w:p>
@@ -2061,6 +2396,21 @@
           <w:b/>
           <w:lang w:val="en_US" w:bidi="en_US"/>
         </w:rPr>
+        <w:t>ἔνδειγμα τῆς δικαίας κρίσεως τοῦ Θεοῦ, εἰς τὸ καταξιωθῆναι ὑμᾶς</w:t>
+      </w:r>
+    </w:p>
+    <w:p>
+      <w:pPr/>
+      <w:r>
+        <w:rPr>
+          <w:lang w:val="en_US" w:bidi="en_US"/>
+        </w:rPr>
+      </w:r>
+      <w:r>
+        <w:rPr>
+          <w:b/>
+          <w:lang w:val="en_US" w:bidi="en_US"/>
+        </w:rPr>
         <w:t>"evidence of the righteous judgment of God, for you to be considered worthy"</w:t>
       </w:r>
     </w:p>
@@ -2157,6 +2507,21 @@
           <w:b/>
           <w:lang w:val="en_US" w:bidi="en_US"/>
         </w:rPr>
+        <w:t>εἰς τὸ καταξιωθῆναι ὑμᾶς τῆς Βασιλείας τοῦ Θεοῦ</w:t>
+      </w:r>
+    </w:p>
+    <w:p>
+      <w:pPr/>
+      <w:r>
+        <w:rPr>
+          <w:lang w:val="en_US" w:bidi="en_US"/>
+        </w:rPr>
+      </w:r>
+      <w:r>
+        <w:rPr>
+          <w:b/>
+          <w:lang w:val="en_US" w:bidi="en_US"/>
+        </w:rPr>
         <w:t>"for you to be considered worthy of the kingdom of God"</w:t>
       </w:r>
     </w:p>
@@ -2240,6 +2605,21 @@
           <w:b/>
           <w:lang w:val="en_US" w:bidi="en_US"/>
         </w:rPr>
+        <w:t>ὑπὲρ ἧς καὶ πάσχετε</w:t>
+      </w:r>
+    </w:p>
+    <w:p>
+      <w:pPr/>
+      <w:r>
+        <w:rPr>
+          <w:lang w:val="en_US" w:bidi="en_US"/>
+        </w:rPr>
+      </w:r>
+      <w:r>
+        <w:rPr>
+          <w:b/>
+          <w:lang w:val="en_US" w:bidi="en_US"/>
+        </w:rPr>
         <w:t>"for which you also suffer"</w:t>
       </w:r>
     </w:p>
@@ -2336,6 +2716,21 @@
           <w:b/>
           <w:lang w:val="en_US" w:bidi="en_US"/>
         </w:rPr>
+        <w:t>εἴπερ δίκαιον παρὰ Θεῷ</w:t>
+      </w:r>
+    </w:p>
+    <w:p>
+      <w:pPr/>
+      <w:r>
+        <w:rPr>
+          <w:lang w:val="en_US" w:bidi="en_US"/>
+        </w:rPr>
+      </w:r>
+      <w:r>
+        <w:rPr>
+          <w:b/>
+          <w:lang w:val="en_US" w:bidi="en_US"/>
+        </w:rPr>
         <w:t>"if indeed {it is} righteous for God"</w:t>
       </w:r>
     </w:p>
@@ -2419,6 +2814,21 @@
           <w:b/>
           <w:lang w:val="en_US" w:bidi="en_US"/>
         </w:rPr>
+        <w:t>παρὰ Θεῷ, ἀνταποδοῦναι τοῖς θλίβουσιν ὑμᾶς θλῖψιν</w:t>
+      </w:r>
+    </w:p>
+    <w:p>
+      <w:pPr/>
+      <w:r>
+        <w:rPr>
+          <w:lang w:val="en_US" w:bidi="en_US"/>
+        </w:rPr>
+      </w:r>
+      <w:r>
+        <w:rPr>
+          <w:b/>
+          <w:lang w:val="en_US" w:bidi="en_US"/>
+        </w:rPr>
         <w:t>"for God to return affliction to the ones afflicting you"</w:t>
       </w:r>
     </w:p>
@@ -2515,6 +2925,21 @@
           <w:b/>
           <w:lang w:val="en_US" w:bidi="en_US"/>
         </w:rPr>
+        <w:t>ἀνταποδοῦναι τοῖς θλίβουσιν ὑμᾶς θλῖψιν</w:t>
+      </w:r>
+    </w:p>
+    <w:p>
+      <w:pPr/>
+      <w:r>
+        <w:rPr>
+          <w:lang w:val="en_US" w:bidi="en_US"/>
+        </w:rPr>
+      </w:r>
+      <w:r>
+        <w:rPr>
+          <w:b/>
+          <w:lang w:val="en_US" w:bidi="en_US"/>
+        </w:rPr>
         <w:t>"to return affliction to the ones afflicting you"</w:t>
       </w:r>
     </w:p>
@@ -2611,6 +3036,21 @@
           <w:b/>
           <w:lang w:val="en_US" w:bidi="en_US"/>
         </w:rPr>
+        <w:t>καὶ ὑμῖν &amp; ἄνεσιν</w:t>
+      </w:r>
+    </w:p>
+    <w:p>
+      <w:pPr/>
+      <w:r>
+        <w:rPr>
+          <w:lang w:val="en_US" w:bidi="en_US"/>
+        </w:rPr>
+      </w:r>
+      <w:r>
+        <w:rPr>
+          <w:b/>
+          <w:lang w:val="en_US" w:bidi="en_US"/>
+        </w:rPr>
         <w:t>"and relief to you"</w:t>
       </w:r>
     </w:p>
@@ -2707,6 +3147,21 @@
           <w:b/>
           <w:lang w:val="en_US" w:bidi="en_US"/>
         </w:rPr>
+        <w:t>καὶ ὑμῖν τοῖς θλιβομένοις, ἄνεσιν μεθ’ ἡμῶν</w:t>
+      </w:r>
+    </w:p>
+    <w:p>
+      <w:pPr/>
+      <w:r>
+        <w:rPr>
+          <w:lang w:val="en_US" w:bidi="en_US"/>
+        </w:rPr>
+      </w:r>
+      <w:r>
+        <w:rPr>
+          <w:b/>
+          <w:lang w:val="en_US" w:bidi="en_US"/>
+        </w:rPr>
         <w:t>"and relief to you, the ones being afflicted with us"</w:t>
       </w:r>
     </w:p>
@@ -2816,6 +3271,21 @@
           <w:b/>
           <w:lang w:val="en_US" w:bidi="en_US"/>
         </w:rPr>
+        <w:t>ὑμῖν &amp; ἄνεσιν</w:t>
+      </w:r>
+    </w:p>
+    <w:p>
+      <w:pPr/>
+      <w:r>
+        <w:rPr>
+          <w:lang w:val="en_US" w:bidi="en_US"/>
+        </w:rPr>
+      </w:r>
+      <w:r>
+        <w:rPr>
+          <w:b/>
+          <w:lang w:val="en_US" w:bidi="en_US"/>
+        </w:rPr>
         <w:t>"relief to you"</w:t>
       </w:r>
     </w:p>
@@ -2912,6 +3382,21 @@
           <w:b/>
           <w:lang w:val="en_US" w:bidi="en_US"/>
         </w:rPr>
+        <w:t>τοῖς θλιβομένοις</w:t>
+      </w:r>
+    </w:p>
+    <w:p>
+      <w:pPr/>
+      <w:r>
+        <w:rPr>
+          <w:lang w:val="en_US" w:bidi="en_US"/>
+        </w:rPr>
+      </w:r>
+      <w:r>
+        <w:rPr>
+          <w:b/>
+          <w:lang w:val="en_US" w:bidi="en_US"/>
+        </w:rPr>
         <w:t>"the ones being afflicted"</w:t>
       </w:r>
     </w:p>
@@ -2995,6 +3480,21 @@
           <w:b/>
           <w:lang w:val="en_US" w:bidi="en_US"/>
         </w:rPr>
+        <w:t>ἐν τῇ ἀποκαλύψει τοῦ Κυρίου Ἰησοῦ</w:t>
+      </w:r>
+    </w:p>
+    <w:p>
+      <w:pPr/>
+      <w:r>
+        <w:rPr>
+          <w:lang w:val="en_US" w:bidi="en_US"/>
+        </w:rPr>
+      </w:r>
+      <w:r>
+        <w:rPr>
+          <w:b/>
+          <w:lang w:val="en_US" w:bidi="en_US"/>
+        </w:rPr>
         <w:t>"at the revealing of the Lord Jesus"</w:t>
       </w:r>
     </w:p>
@@ -3091,6 +3591,21 @@
           <w:b/>
           <w:lang w:val="en_US" w:bidi="en_US"/>
         </w:rPr>
+        <w:t>διδόντος ἐκδίκησιν τοῖς</w:t>
+      </w:r>
+    </w:p>
+    <w:p>
+      <w:pPr/>
+      <w:r>
+        <w:rPr>
+          <w:lang w:val="en_US" w:bidi="en_US"/>
+        </w:rPr>
+      </w:r>
+      <w:r>
+        <w:rPr>
+          <w:b/>
+          <w:lang w:val="en_US" w:bidi="en_US"/>
+        </w:rPr>
         <w:t>"taking vengeance on the ones"</w:t>
       </w:r>
     </w:p>
@@ -3187,6 +3702,21 @@
           <w:b/>
           <w:lang w:val="en_US" w:bidi="en_US"/>
         </w:rPr>
+        <w:t>τοῖς μὴ εἰδόσι Θεὸν</w:t>
+      </w:r>
+    </w:p>
+    <w:p>
+      <w:pPr/>
+      <w:r>
+        <w:rPr>
+          <w:lang w:val="en_US" w:bidi="en_US"/>
+        </w:rPr>
+      </w:r>
+      <w:r>
+        <w:rPr>
+          <w:b/>
+          <w:lang w:val="en_US" w:bidi="en_US"/>
+        </w:rPr>
         <w:t>"on the ones not having known God"</w:t>
       </w:r>
     </w:p>
@@ -3283,6 +3813,21 @@
           <w:b/>
           <w:lang w:val="en_US" w:bidi="en_US"/>
         </w:rPr>
+        <w:t>καὶ τοῖς μὴ ὑπακούουσιν τῷ εὐαγγελίῳ</w:t>
+      </w:r>
+    </w:p>
+    <w:p>
+      <w:pPr/>
+      <w:r>
+        <w:rPr>
+          <w:lang w:val="en_US" w:bidi="en_US"/>
+        </w:rPr>
+      </w:r>
+      <w:r>
+        <w:rPr>
+          <w:b/>
+          <w:lang w:val="en_US" w:bidi="en_US"/>
+        </w:rPr>
         <w:t>"and on the ones not obeying the gospel"</w:t>
       </w:r>
     </w:p>
@@ -3392,6 +3937,21 @@
           <w:b/>
           <w:lang w:val="en_US" w:bidi="en_US"/>
         </w:rPr>
+        <w:t>ὑπακούουσιν τῷ εὐαγγελίῳ</w:t>
+      </w:r>
+    </w:p>
+    <w:p>
+      <w:pPr/>
+      <w:r>
+        <w:rPr>
+          <w:lang w:val="en_US" w:bidi="en_US"/>
+        </w:rPr>
+      </w:r>
+      <w:r>
+        <w:rPr>
+          <w:b/>
+          <w:lang w:val="en_US" w:bidi="en_US"/>
+        </w:rPr>
         <w:t>"obeying the gospel"</w:t>
       </w:r>
     </w:p>
@@ -3488,6 +4048,21 @@
           <w:b/>
           <w:lang w:val="en_US" w:bidi="en_US"/>
         </w:rPr>
+        <w:t>τῷ εὐαγγελίῳ τοῦ Κυρίου ἡμῶν, Ἰησοῦ</w:t>
+      </w:r>
+    </w:p>
+    <w:p>
+      <w:pPr/>
+      <w:r>
+        <w:rPr>
+          <w:lang w:val="en_US" w:bidi="en_US"/>
+        </w:rPr>
+      </w:r>
+      <w:r>
+        <w:rPr>
+          <w:b/>
+          <w:lang w:val="en_US" w:bidi="en_US"/>
+        </w:rPr>
         <w:t>"the gospel of our Lord Jesus"</w:t>
       </w:r>
     </w:p>
@@ -3597,6 +4172,21 @@
           <w:b/>
           <w:lang w:val="en_US" w:bidi="en_US"/>
         </w:rPr>
+        <w:t>οἵτινες δίκην τίσουσιν</w:t>
+      </w:r>
+    </w:p>
+    <w:p>
+      <w:pPr/>
+      <w:r>
+        <w:rPr>
+          <w:lang w:val="en_US" w:bidi="en_US"/>
+        </w:rPr>
+      </w:r>
+      <w:r>
+        <w:rPr>
+          <w:b/>
+          <w:lang w:val="en_US" w:bidi="en_US"/>
+        </w:rPr>
         <w:t>"who will pay the penalty"</w:t>
       </w:r>
     </w:p>
@@ -3693,6 +4283,21 @@
           <w:b/>
           <w:lang w:val="en_US" w:bidi="en_US"/>
         </w:rPr>
+        <w:t>οἵτινες δίκην τίσουσιν</w:t>
+      </w:r>
+    </w:p>
+    <w:p>
+      <w:pPr/>
+      <w:r>
+        <w:rPr>
+          <w:lang w:val="en_US" w:bidi="en_US"/>
+        </w:rPr>
+      </w:r>
+      <w:r>
+        <w:rPr>
+          <w:b/>
+          <w:lang w:val="en_US" w:bidi="en_US"/>
+        </w:rPr>
         <w:t>"who will pay the penalty"</w:t>
       </w:r>
     </w:p>
@@ -3789,6 +4394,21 @@
           <w:b/>
           <w:lang w:val="en_US" w:bidi="en_US"/>
         </w:rPr>
+        <w:t>δίκην τίσουσιν</w:t>
+      </w:r>
+    </w:p>
+    <w:p>
+      <w:pPr/>
+      <w:r>
+        <w:rPr>
+          <w:lang w:val="en_US" w:bidi="en_US"/>
+        </w:rPr>
+      </w:r>
+      <w:r>
+        <w:rPr>
+          <w:b/>
+          <w:lang w:val="en_US" w:bidi="en_US"/>
+        </w:rPr>
         <w:t>"will pay the penalty"</w:t>
       </w:r>
     </w:p>
@@ -3885,6 +4505,21 @@
           <w:b/>
           <w:lang w:val="en_US" w:bidi="en_US"/>
         </w:rPr>
+        <w:t>ὄλεθρον αἰώνιον</w:t>
+      </w:r>
+    </w:p>
+    <w:p>
+      <w:pPr/>
+      <w:r>
+        <w:rPr>
+          <w:lang w:val="en_US" w:bidi="en_US"/>
+        </w:rPr>
+      </w:r>
+      <w:r>
+        <w:rPr>
+          <w:b/>
+          <w:lang w:val="en_US" w:bidi="en_US"/>
+        </w:rPr>
         <w:t>"eternal destruction"</w:t>
       </w:r>
     </w:p>
@@ -4020,6 +4655,21 @@
           <w:b/>
           <w:lang w:val="en_US" w:bidi="en_US"/>
         </w:rPr>
+        <w:t>ἀπὸ προσώπου τοῦ Κυρίου</w:t>
+      </w:r>
+    </w:p>
+    <w:p>
+      <w:pPr/>
+      <w:r>
+        <w:rPr>
+          <w:lang w:val="en_US" w:bidi="en_US"/>
+        </w:rPr>
+      </w:r>
+      <w:r>
+        <w:rPr>
+          <w:b/>
+          <w:lang w:val="en_US" w:bidi="en_US"/>
+        </w:rPr>
         <w:t>"away from the face of the Lord"</w:t>
       </w:r>
     </w:p>
@@ -4116,6 +4766,21 @@
           <w:b/>
           <w:lang w:val="en_US" w:bidi="en_US"/>
         </w:rPr>
+        <w:t>τῆς δόξης τῆς ἰσχύος αὐτοῦ</w:t>
+      </w:r>
+    </w:p>
+    <w:p>
+      <w:pPr/>
+      <w:r>
+        <w:rPr>
+          <w:lang w:val="en_US" w:bidi="en_US"/>
+        </w:rPr>
+      </w:r>
+      <w:r>
+        <w:rPr>
+          <w:b/>
+          <w:lang w:val="en_US" w:bidi="en_US"/>
+        </w:rPr>
         <w:t>"the glory of his power"</w:t>
       </w:r>
     </w:p>
@@ -4238,6 +4903,21 @@
           <w:b/>
           <w:lang w:val="en_US" w:bidi="en_US"/>
         </w:rPr>
+        <w:t>τῆς δόξης τῆς ἰσχύος αὐτοῦ</w:t>
+      </w:r>
+    </w:p>
+    <w:p>
+      <w:pPr/>
+      <w:r>
+        <w:rPr>
+          <w:lang w:val="en_US" w:bidi="en_US"/>
+        </w:rPr>
+      </w:r>
+      <w:r>
+        <w:rPr>
+          <w:b/>
+          <w:lang w:val="en_US" w:bidi="en_US"/>
+        </w:rPr>
         <w:t>"the glory of his power"</w:t>
       </w:r>
     </w:p>
@@ -4347,6 +5027,21 @@
           <w:b/>
           <w:lang w:val="en_US" w:bidi="en_US"/>
         </w:rPr>
+        <w:t>ὅταν ἔλθῃ &amp; ἐν τῇ ἡμέρᾳ ἐκείνῃ</w:t>
+      </w:r>
+    </w:p>
+    <w:p>
+      <w:pPr/>
+      <w:r>
+        <w:rPr>
+          <w:lang w:val="en_US" w:bidi="en_US"/>
+        </w:rPr>
+      </w:r>
+      <w:r>
+        <w:rPr>
+          <w:b/>
+          <w:lang w:val="en_US" w:bidi="en_US"/>
+        </w:rPr>
         <w:t>"when he comes on that day"</w:t>
       </w:r>
     </w:p>
@@ -4443,6 +5138,21 @@
           <w:b/>
           <w:lang w:val="en_US" w:bidi="en_US"/>
         </w:rPr>
+        <w:t>ἐνδοξασθῆναι ἐν τοῖς ἁγίοις αὐτοῦ, καὶ θαυμασθῆναι ἐν πᾶσιν τοῖς πιστεύσασιν</w:t>
+      </w:r>
+    </w:p>
+    <w:p>
+      <w:pPr/>
+      <w:r>
+        <w:rPr>
+          <w:lang w:val="en_US" w:bidi="en_US"/>
+        </w:rPr>
+      </w:r>
+      <w:r>
+        <w:rPr>
+          <w:b/>
+          <w:lang w:val="en_US" w:bidi="en_US"/>
+        </w:rPr>
         <w:t>"to be glorified by his saints and to be marveled at by all the ones having believed"</w:t>
       </w:r>
     </w:p>
@@ -4526,6 +5236,21 @@
           <w:b/>
           <w:lang w:val="en_US" w:bidi="en_US"/>
         </w:rPr>
+        <w:t>ἐνδοξασθῆναι ἐν τοῖς ἁγίοις αὐτοῦ, καὶ θαυμασθῆναι</w:t>
+      </w:r>
+    </w:p>
+    <w:p>
+      <w:pPr/>
+      <w:r>
+        <w:rPr>
+          <w:lang w:val="en_US" w:bidi="en_US"/>
+        </w:rPr>
+      </w:r>
+      <w:r>
+        <w:rPr>
+          <w:b/>
+          <w:lang w:val="en_US" w:bidi="en_US"/>
+        </w:rPr>
         <w:t>"to be glorified by his saints and to be marveled at"</w:t>
       </w:r>
     </w:p>
@@ -4635,6 +5360,21 @@
           <w:b/>
           <w:lang w:val="en_US" w:bidi="en_US"/>
         </w:rPr>
+        <w:t>ἐνδοξασθῆναι ἐν τοῖς ἁγίοις αὐτοῦ, καὶ θαυμασθῆναι ἐν πᾶσιν τοῖς πιστεύσασιν</w:t>
+      </w:r>
+    </w:p>
+    <w:p>
+      <w:pPr/>
+      <w:r>
+        <w:rPr>
+          <w:lang w:val="en_US" w:bidi="en_US"/>
+        </w:rPr>
+      </w:r>
+      <w:r>
+        <w:rPr>
+          <w:b/>
+          <w:lang w:val="en_US" w:bidi="en_US"/>
+        </w:rPr>
         <w:t>"to be glorified by his saints and to be marveled at by all the ones having believed"</w:t>
       </w:r>
     </w:p>
@@ -4724,6 +5464,21 @@
           <w:b/>
           <w:lang w:val="en_US" w:bidi="en_US"/>
         </w:rPr>
+        <w:t>ἐπιστεύθη τὸ μαρτύριον ἡμῶν ἐφ’ ὑμᾶς</w:t>
+      </w:r>
+    </w:p>
+    <w:p>
+      <w:pPr/>
+      <w:r>
+        <w:rPr>
+          <w:lang w:val="en_US" w:bidi="en_US"/>
+        </w:rPr>
+      </w:r>
+      <w:r>
+        <w:rPr>
+          <w:b/>
+          <w:lang w:val="en_US" w:bidi="en_US"/>
+        </w:rPr>
         <w:t>"our testimony to you has been believed"</w:t>
       </w:r>
     </w:p>
@@ -4807,6 +5562,21 @@
           <w:b/>
           <w:lang w:val="en_US" w:bidi="en_US"/>
         </w:rPr>
+        <w:t>εἰς ὃ</w:t>
+      </w:r>
+    </w:p>
+    <w:p>
+      <w:pPr/>
+      <w:r>
+        <w:rPr>
+          <w:lang w:val="en_US" w:bidi="en_US"/>
+        </w:rPr>
+      </w:r>
+      <w:r>
+        <w:rPr>
+          <w:b/>
+          <w:lang w:val="en_US" w:bidi="en_US"/>
+        </w:rPr>
         <w:t>"For this"</w:t>
       </w:r>
     </w:p>
@@ -4903,6 +5673,21 @@
           <w:b/>
           <w:lang w:val="en_US" w:bidi="en_US"/>
         </w:rPr>
+        <w:t>καὶ προσευχόμεθα πάντοτε περὶ ὑμῶν</w:t>
+      </w:r>
+    </w:p>
+    <w:p>
+      <w:pPr/>
+      <w:r>
+        <w:rPr>
+          <w:lang w:val="en_US" w:bidi="en_US"/>
+        </w:rPr>
+      </w:r>
+      <w:r>
+        <w:rPr>
+          <w:b/>
+          <w:lang w:val="en_US" w:bidi="en_US"/>
+        </w:rPr>
         <w:t>"we also pray always for you"</w:t>
       </w:r>
     </w:p>
@@ -4999,6 +5784,21 @@
           <w:b/>
           <w:lang w:val="en_US" w:bidi="en_US"/>
         </w:rPr>
+        <w:t>τῆς κλήσεως</w:t>
+      </w:r>
+    </w:p>
+    <w:p>
+      <w:pPr/>
+      <w:r>
+        <w:rPr>
+          <w:lang w:val="en_US" w:bidi="en_US"/>
+        </w:rPr>
+      </w:r>
+      <w:r>
+        <w:rPr>
+          <w:b/>
+          <w:lang w:val="en_US" w:bidi="en_US"/>
+        </w:rPr>
         <w:t>"of the calling"</w:t>
       </w:r>
     </w:p>
@@ -5095,6 +5895,21 @@
           <w:b/>
           <w:lang w:val="en_US" w:bidi="en_US"/>
         </w:rPr>
+        <w:t>πληρώσῃ πᾶσαν εὐδοκίαν ἀγαθωσύνης, καὶ ἔργον πίστεως ἐν δυνάμει</w:t>
+      </w:r>
+    </w:p>
+    <w:p>
+      <w:pPr/>
+      <w:r>
+        <w:rPr>
+          <w:lang w:val="en_US" w:bidi="en_US"/>
+        </w:rPr>
+      </w:r>
+      <w:r>
+        <w:rPr>
+          <w:b/>
+          <w:lang w:val="en_US" w:bidi="en_US"/>
+        </w:rPr>
         <w:t>"he may fulfill every desire of goodness and work of faith in power"</w:t>
       </w:r>
     </w:p>
@@ -5230,6 +6045,21 @@
           <w:b/>
           <w:lang w:val="en_US" w:bidi="en_US"/>
         </w:rPr>
+        <w:t>καὶ πληρώσῃ</w:t>
+      </w:r>
+    </w:p>
+    <w:p>
+      <w:pPr/>
+      <w:r>
+        <w:rPr>
+          <w:lang w:val="en_US" w:bidi="en_US"/>
+        </w:rPr>
+      </w:r>
+      <w:r>
+        <w:rPr>
+          <w:b/>
+          <w:lang w:val="en_US" w:bidi="en_US"/>
+        </w:rPr>
         <w:t>"and he may fulfill"</w:t>
       </w:r>
     </w:p>
@@ -5339,6 +6169,21 @@
           <w:b/>
           <w:lang w:val="en_US" w:bidi="en_US"/>
         </w:rPr>
+        <w:t>ὅπως</w:t>
+      </w:r>
+    </w:p>
+    <w:p>
+      <w:pPr/>
+      <w:r>
+        <w:rPr>
+          <w:lang w:val="en_US" w:bidi="en_US"/>
+        </w:rPr>
+      </w:r>
+      <w:r>
+        <w:rPr>
+          <w:b/>
+          <w:lang w:val="en_US" w:bidi="en_US"/>
+        </w:rPr>
         <w:t>"so that"</w:t>
       </w:r>
     </w:p>
@@ -5435,6 +6280,21 @@
           <w:b/>
           <w:lang w:val="en_US" w:bidi="en_US"/>
         </w:rPr>
+        <w:t>τὸ ὄνομα τοῦ Κυρίου ἡμῶν, Ἰησοῦ</w:t>
+      </w:r>
+    </w:p>
+    <w:p>
+      <w:pPr/>
+      <w:r>
+        <w:rPr>
+          <w:lang w:val="en_US" w:bidi="en_US"/>
+        </w:rPr>
+      </w:r>
+      <w:r>
+        <w:rPr>
+          <w:b/>
+          <w:lang w:val="en_US" w:bidi="en_US"/>
+        </w:rPr>
         <w:t>"the name of our Lord Jesus"</w:t>
       </w:r>
     </w:p>
@@ -5531,6 +6391,21 @@
           <w:b/>
           <w:lang w:val="en_US" w:bidi="en_US"/>
         </w:rPr>
+        <w:t>ὅπως ἐνδοξασθῇ τὸ ὄνομα τοῦ Κυρίου ἡμῶν, Ἰησοῦ, ἐν ὑμῖν</w:t>
+      </w:r>
+    </w:p>
+    <w:p>
+      <w:pPr/>
+      <w:r>
+        <w:rPr>
+          <w:lang w:val="en_US" w:bidi="en_US"/>
+        </w:rPr>
+      </w:r>
+      <w:r>
+        <w:rPr>
+          <w:b/>
+          <w:lang w:val="en_US" w:bidi="en_US"/>
+        </w:rPr>
         <w:t>"so that the name of our Lord Jesus might be glorified in you"</w:t>
       </w:r>
     </w:p>
@@ -5614,6 +6489,21 @@
           <w:b/>
           <w:lang w:val="en_US" w:bidi="en_US"/>
         </w:rPr>
+        <w:t>καὶ ὑμεῖς ἐν αὐτῷ</w:t>
+      </w:r>
+    </w:p>
+    <w:p>
+      <w:pPr/>
+      <w:r>
+        <w:rPr>
+          <w:lang w:val="en_US" w:bidi="en_US"/>
+        </w:rPr>
+      </w:r>
+      <w:r>
+        <w:rPr>
+          <w:b/>
+          <w:lang w:val="en_US" w:bidi="en_US"/>
+        </w:rPr>
         <w:t>"and you in him"</w:t>
       </w:r>
     </w:p>
@@ -5697,6 +6587,21 @@
           <w:b/>
           <w:lang w:val="en_US" w:bidi="en_US"/>
         </w:rPr>
+        <w:t>καὶ ὑμεῖς ἐν αὐτῷ</w:t>
+      </w:r>
+    </w:p>
+    <w:p>
+      <w:pPr/>
+      <w:r>
+        <w:rPr>
+          <w:lang w:val="en_US" w:bidi="en_US"/>
+        </w:rPr>
+      </w:r>
+      <w:r>
+        <w:rPr>
+          <w:b/>
+          <w:lang w:val="en_US" w:bidi="en_US"/>
+        </w:rPr>
         <w:t>"and you in him"</w:t>
       </w:r>
     </w:p>
@@ -5793,6 +6698,21 @@
           <w:b/>
           <w:lang w:val="en_US" w:bidi="en_US"/>
         </w:rPr>
+        <w:t>κατὰ τὴν χάριν τοῦ Θεοῦ ἡμῶν</w:t>
+      </w:r>
+    </w:p>
+    <w:p>
+      <w:pPr/>
+      <w:r>
+        <w:rPr>
+          <w:lang w:val="en_US" w:bidi="en_US"/>
+        </w:rPr>
+      </w:r>
+      <w:r>
+        <w:rPr>
+          <w:b/>
+          <w:lang w:val="en_US" w:bidi="en_US"/>
+        </w:rPr>
         <w:t>"according to the grace of our God"</w:t>
       </w:r>
     </w:p>
@@ -5889,6 +6809,21 @@
           <w:b/>
           <w:lang w:val="en_US" w:bidi="en_US"/>
         </w:rPr>
+        <w:t>τοῦ Θεοῦ ἡμῶν καὶ Κυρίου Ἰησοῦ Χριστοῦ</w:t>
+      </w:r>
+    </w:p>
+    <w:p>
+      <w:pPr/>
+      <w:r>
+        <w:rPr>
+          <w:lang w:val="en_US" w:bidi="en_US"/>
+        </w:rPr>
+      </w:r>
+      <w:r>
+        <w:rPr>
+          <w:b/>
+          <w:lang w:val="en_US" w:bidi="en_US"/>
+        </w:rPr>
         <w:t>"of our God and the Lord Jesus Christ"</w:t>
       </w:r>
     </w:p>
@@ -6042,6 +6977,21 @@
           <w:b/>
           <w:lang w:val="en_US" w:bidi="en_US"/>
         </w:rPr>
+        <w:t>δὲ</w:t>
+      </w:r>
+    </w:p>
+    <w:p>
+      <w:pPr/>
+      <w:r>
+        <w:rPr>
+          <w:lang w:val="en_US" w:bidi="en_US"/>
+        </w:rPr>
+      </w:r>
+      <w:r>
+        <w:rPr>
+          <w:b/>
+          <w:lang w:val="en_US" w:bidi="en_US"/>
+        </w:rPr>
         <w:t>"Now"</w:t>
       </w:r>
     </w:p>
@@ -6138,6 +7088,21 @@
           <w:b/>
           <w:lang w:val="en_US" w:bidi="en_US"/>
         </w:rPr>
+        <w:t>ὑπὲρ τῆς παρουσίας τοῦ Κυρίου ἡμῶν, Ἰησοῦ Χριστοῦ, καὶ ἡμῶν ἐπισυναγωγῆς ἐπ’ αὐτόν</w:t>
+      </w:r>
+    </w:p>
+    <w:p>
+      <w:pPr/>
+      <w:r>
+        <w:rPr>
+          <w:lang w:val="en_US" w:bidi="en_US"/>
+        </w:rPr>
+      </w:r>
+      <w:r>
+        <w:rPr>
+          <w:b/>
+          <w:lang w:val="en_US" w:bidi="en_US"/>
+        </w:rPr>
         <w:t>"about the coming of our Lord Jesus Christ and our gathering to him"</w:t>
       </w:r>
     </w:p>
@@ -6247,6 +7212,21 @@
           <w:b/>
           <w:lang w:val="en_US" w:bidi="en_US"/>
         </w:rPr>
+        <w:t>ὑπὲρ τῆς παρουσίας τοῦ Κυρίου ἡμῶν, Ἰησοῦ Χριστοῦ, καὶ ἡμῶν ἐπισυναγωγῆς ἐπ’ αὐτόν</w:t>
+      </w:r>
+    </w:p>
+    <w:p>
+      <w:pPr/>
+      <w:r>
+        <w:rPr>
+          <w:lang w:val="en_US" w:bidi="en_US"/>
+        </w:rPr>
+      </w:r>
+      <w:r>
+        <w:rPr>
+          <w:b/>
+          <w:lang w:val="en_US" w:bidi="en_US"/>
+        </w:rPr>
         <w:t>"about the coming of our Lord Jesus Christ and our gathering to him"</w:t>
       </w:r>
     </w:p>
@@ -6356,6 +7336,21 @@
           <w:b/>
           <w:lang w:val="en_US" w:bidi="en_US"/>
         </w:rPr>
+        <w:t>ἀδελφοί</w:t>
+      </w:r>
+    </w:p>
+    <w:p>
+      <w:pPr/>
+      <w:r>
+        <w:rPr>
+          <w:lang w:val="en_US" w:bidi="en_US"/>
+        </w:rPr>
+      </w:r>
+      <w:r>
+        <w:rPr>
+          <w:b/>
+          <w:lang w:val="en_US" w:bidi="en_US"/>
+        </w:rPr>
         <w:t>"brothers"</w:t>
       </w:r>
     </w:p>
@@ -6452,6 +7447,21 @@
           <w:b/>
           <w:lang w:val="en_US" w:bidi="en_US"/>
         </w:rPr>
+        <w:t>εἰς τὸ μὴ ταχέως σαλευθῆναι ὑμᾶς ἀπὸ τοῦ νοὸς</w:t>
+      </w:r>
+    </w:p>
+    <w:p>
+      <w:pPr/>
+      <w:r>
+        <w:rPr>
+          <w:lang w:val="en_US" w:bidi="en_US"/>
+        </w:rPr>
+      </w:r>
+      <w:r>
+        <w:rPr>
+          <w:b/>
+          <w:lang w:val="en_US" w:bidi="en_US"/>
+        </w:rPr>
         <w:t>"for you not to be quickly shaken in your mind"</w:t>
       </w:r>
     </w:p>
@@ -6548,6 +7558,21 @@
           <w:b/>
           <w:lang w:val="en_US" w:bidi="en_US"/>
         </w:rPr>
+        <w:t>μηδὲ θροεῖσθαι</w:t>
+      </w:r>
+    </w:p>
+    <w:p>
+      <w:pPr/>
+      <w:r>
+        <w:rPr>
+          <w:lang w:val="en_US" w:bidi="en_US"/>
+        </w:rPr>
+      </w:r>
+      <w:r>
+        <w:rPr>
+          <w:b/>
+          <w:lang w:val="en_US" w:bidi="en_US"/>
+        </w:rPr>
         <w:t>"and not to be troubled"</w:t>
       </w:r>
     </w:p>
@@ -6644,6 +7669,21 @@
           <w:b/>
           <w:lang w:val="en_US" w:bidi="en_US"/>
         </w:rPr>
+        <w:t>μήτε διὰ πνεύματος, μήτε διὰ λόγου, μήτε δι’ ἐπιστολῆς, ὡς δι’ ἡμῶν</w:t>
+      </w:r>
+    </w:p>
+    <w:p>
+      <w:pPr/>
+      <w:r>
+        <w:rPr>
+          <w:lang w:val="en_US" w:bidi="en_US"/>
+        </w:rPr>
+      </w:r>
+      <w:r>
+        <w:rPr>
+          <w:b/>
+          <w:lang w:val="en_US" w:bidi="en_US"/>
+        </w:rPr>
         <w:t>"neither by a spirit nor by a word nor by a letter as if from us"</w:t>
       </w:r>
     </w:p>
@@ -6727,6 +7767,21 @@
           <w:b/>
           <w:lang w:val="en_US" w:bidi="en_US"/>
         </w:rPr>
+        <w:t>ὡς δι’ ἡμῶν</w:t>
+      </w:r>
+    </w:p>
+    <w:p>
+      <w:pPr/>
+      <w:r>
+        <w:rPr>
+          <w:lang w:val="en_US" w:bidi="en_US"/>
+        </w:rPr>
+      </w:r>
+      <w:r>
+        <w:rPr>
+          <w:b/>
+          <w:lang w:val="en_US" w:bidi="en_US"/>
+        </w:rPr>
         <w:t>"as if from us"</w:t>
       </w:r>
     </w:p>
@@ -6810,6 +7865,21 @@
           <w:b/>
           <w:lang w:val="en_US" w:bidi="en_US"/>
         </w:rPr>
+        <w:t>ὡς ὅτι</w:t>
+      </w:r>
+    </w:p>
+    <w:p>
+      <w:pPr/>
+      <w:r>
+        <w:rPr>
+          <w:lang w:val="en_US" w:bidi="en_US"/>
+        </w:rPr>
+      </w:r>
+      <w:r>
+        <w:rPr>
+          <w:b/>
+          <w:lang w:val="en_US" w:bidi="en_US"/>
+        </w:rPr>
         <w:t>"as if"</w:t>
       </w:r>
     </w:p>
@@ -6893,6 +7963,21 @@
           <w:b/>
           <w:lang w:val="en_US" w:bidi="en_US"/>
         </w:rPr>
+        <w:t>ἡ ἡμέρα τοῦ Κυρίου</w:t>
+      </w:r>
+    </w:p>
+    <w:p>
+      <w:pPr/>
+      <w:r>
+        <w:rPr>
+          <w:lang w:val="en_US" w:bidi="en_US"/>
+        </w:rPr>
+      </w:r>
+      <w:r>
+        <w:rPr>
+          <w:b/>
+          <w:lang w:val="en_US" w:bidi="en_US"/>
+        </w:rPr>
         <w:t>"the day of the Lord"</w:t>
       </w:r>
     </w:p>
@@ -6969,6 +8054,21 @@
           <w:b/>
           <w:lang w:val="en_US" w:bidi="en_US"/>
         </w:rPr>
+        <w:t>μή τις ὑμᾶς ἐξαπατήσῃ κατὰ μηδένα τρόπον</w:t>
+      </w:r>
+    </w:p>
+    <w:p>
+      <w:pPr/>
+      <w:r>
+        <w:rPr>
+          <w:lang w:val="en_US" w:bidi="en_US"/>
+        </w:rPr>
+      </w:r>
+      <w:r>
+        <w:rPr>
+          <w:b/>
+          <w:lang w:val="en_US" w:bidi="en_US"/>
+        </w:rPr>
         <w:t>"May no one deceive you in any way"</w:t>
       </w:r>
     </w:p>
@@ -7032,6 +8132,21 @@
           <w:b/>
           <w:lang w:val="en_US" w:bidi="en_US"/>
         </w:rPr>
+        <w:t>ὅτι ἐὰν μὴ ἔλθῃ ἡ ἀποστασία πρῶτον</w:t>
+      </w:r>
+    </w:p>
+    <w:p>
+      <w:pPr/>
+      <w:r>
+        <w:rPr>
+          <w:lang w:val="en_US" w:bidi="en_US"/>
+        </w:rPr>
+      </w:r>
+      <w:r>
+        <w:rPr>
+          <w:b/>
+          <w:lang w:val="en_US" w:bidi="en_US"/>
+        </w:rPr>
         <w:t>"for unless the apostacy comes first"</w:t>
       </w:r>
     </w:p>
@@ -7115,6 +8230,21 @@
           <w:b/>
           <w:lang w:val="en_US" w:bidi="en_US"/>
         </w:rPr>
+        <w:t>ἡ ἀποστασία</w:t>
+      </w:r>
+    </w:p>
+    <w:p>
+      <w:pPr/>
+      <w:r>
+        <w:rPr>
+          <w:lang w:val="en_US" w:bidi="en_US"/>
+        </w:rPr>
+      </w:r>
+      <w:r>
+        <w:rPr>
+          <w:b/>
+          <w:lang w:val="en_US" w:bidi="en_US"/>
+        </w:rPr>
         <w:t>"the apostacy"</w:t>
       </w:r>
     </w:p>
@@ -7211,6 +8341,21 @@
           <w:b/>
           <w:lang w:val="en_US" w:bidi="en_US"/>
         </w:rPr>
+        <w:t>ἀποκαλυφθῇ ὁ ἄνθρωπος τῆς ἀνομίας</w:t>
+      </w:r>
+    </w:p>
+    <w:p>
+      <w:pPr/>
+      <w:r>
+        <w:rPr>
+          <w:lang w:val="en_US" w:bidi="en_US"/>
+        </w:rPr>
+      </w:r>
+      <w:r>
+        <w:rPr>
+          <w:b/>
+          <w:lang w:val="en_US" w:bidi="en_US"/>
+        </w:rPr>
         <w:t>"the man of lawlessness is revealed"</w:t>
       </w:r>
     </w:p>
@@ -7294,6 +8439,21 @@
           <w:b/>
           <w:lang w:val="en_US" w:bidi="en_US"/>
         </w:rPr>
+        <w:t>ὁ ἄνθρωπος τῆς ἀνομίας</w:t>
+      </w:r>
+    </w:p>
+    <w:p>
+      <w:pPr/>
+      <w:r>
+        <w:rPr>
+          <w:lang w:val="en_US" w:bidi="en_US"/>
+        </w:rPr>
+      </w:r>
+      <w:r>
+        <w:rPr>
+          <w:b/>
+          <w:lang w:val="en_US" w:bidi="en_US"/>
+        </w:rPr>
         <w:t>"the man of lawlessness"</w:t>
       </w:r>
     </w:p>
@@ -7403,6 +8563,21 @@
           <w:b/>
           <w:lang w:val="en_US" w:bidi="en_US"/>
         </w:rPr>
+        <w:t>ὁ υἱὸς τῆς ἀπωλείας</w:t>
+      </w:r>
+    </w:p>
+    <w:p>
+      <w:pPr/>
+      <w:r>
+        <w:rPr>
+          <w:lang w:val="en_US" w:bidi="en_US"/>
+        </w:rPr>
+      </w:r>
+      <w:r>
+        <w:rPr>
+          <w:b/>
+          <w:lang w:val="en_US" w:bidi="en_US"/>
+        </w:rPr>
         <w:t>"the son of destruction"</w:t>
       </w:r>
     </w:p>
@@ -7582,6 +8757,21 @@
           <w:b/>
           <w:lang w:val="en_US" w:bidi="en_US"/>
         </w:rPr>
+        <w:t>πάντα λεγόμενον θεὸν ἢ σέβασμα</w:t>
+      </w:r>
+    </w:p>
+    <w:p>
+      <w:pPr/>
+      <w:r>
+        <w:rPr>
+          <w:lang w:val="en_US" w:bidi="en_US"/>
+        </w:rPr>
+      </w:r>
+      <w:r>
+        <w:rPr>
+          <w:b/>
+          <w:lang w:val="en_US" w:bidi="en_US"/>
+        </w:rPr>
         <w:t>"everything being called god or an object of worship"</w:t>
       </w:r>
     </w:p>
@@ -7665,6 +8855,21 @@
           <w:b/>
           <w:lang w:val="en_US" w:bidi="en_US"/>
         </w:rPr>
+        <w:t>αὐτὸν &amp; καθίσαι</w:t>
+      </w:r>
+    </w:p>
+    <w:p>
+      <w:pPr/>
+      <w:r>
+        <w:rPr>
+          <w:lang w:val="en_US" w:bidi="en_US"/>
+        </w:rPr>
+      </w:r>
+      <w:r>
+        <w:rPr>
+          <w:b/>
+          <w:lang w:val="en_US" w:bidi="en_US"/>
+        </w:rPr>
         <w:t>"he himself sits"</w:t>
       </w:r>
     </w:p>
@@ -7761,6 +8966,21 @@
           <w:b/>
           <w:lang w:val="en_US" w:bidi="en_US"/>
         </w:rPr>
+        <w:t>ἀποδεικνύντα ἑαυτὸν ὅτι ἔστιν Θεός</w:t>
+      </w:r>
+    </w:p>
+    <w:p>
+      <w:pPr/>
+      <w:r>
+        <w:rPr>
+          <w:lang w:val="en_US" w:bidi="en_US"/>
+        </w:rPr>
+      </w:r>
+      <w:r>
+        <w:rPr>
+          <w:b/>
+          <w:lang w:val="en_US" w:bidi="en_US"/>
+        </w:rPr>
         <w:t>"showing that he himself is God"</w:t>
       </w:r>
     </w:p>
@@ -7837,6 +9057,21 @@
           <w:b/>
           <w:lang w:val="en_US" w:bidi="en_US"/>
         </w:rPr>
+        <w:t>οὐ μνημονεύετε ὅτι, ἔτι ὢν πρὸς ὑμᾶς, ταῦτα ἔλεγον ὑμῖν</w:t>
+      </w:r>
+    </w:p>
+    <w:p>
+      <w:pPr/>
+      <w:r>
+        <w:rPr>
+          <w:lang w:val="en_US" w:bidi="en_US"/>
+        </w:rPr>
+      </w:r>
+      <w:r>
+        <w:rPr>
+          <w:b/>
+          <w:lang w:val="en_US" w:bidi="en_US"/>
+        </w:rPr>
         <w:t>"Do you not remember that, still being with you, I was telling you these things"</w:t>
       </w:r>
     </w:p>
@@ -7920,6 +9155,21 @@
           <w:b/>
           <w:lang w:val="en_US" w:bidi="en_US"/>
         </w:rPr>
+        <w:t>ταῦτα</w:t>
+      </w:r>
+    </w:p>
+    <w:p>
+      <w:pPr/>
+      <w:r>
+        <w:rPr>
+          <w:lang w:val="en_US" w:bidi="en_US"/>
+        </w:rPr>
+      </w:r>
+      <w:r>
+        <w:rPr>
+          <w:b/>
+          <w:lang w:val="en_US" w:bidi="en_US"/>
+        </w:rPr>
         <w:t>"these things"</w:t>
       </w:r>
     </w:p>
@@ -8016,6 +9266,21 @@
           <w:b/>
           <w:lang w:val="en_US" w:bidi="en_US"/>
         </w:rPr>
+        <w:t>καὶ νῦν τὸ κατέχον οἴδατε</w:t>
+      </w:r>
+    </w:p>
+    <w:p>
+      <w:pPr/>
+      <w:r>
+        <w:rPr>
+          <w:lang w:val="en_US" w:bidi="en_US"/>
+        </w:rPr>
+      </w:r>
+      <w:r>
+        <w:rPr>
+          <w:b/>
+          <w:lang w:val="en_US" w:bidi="en_US"/>
+        </w:rPr>
         <w:t>"And now you know the one restraining {him"</w:t>
       </w:r>
     </w:p>
@@ -8118,6 +9383,21 @@
           <w:b/>
           <w:lang w:val="en_US" w:bidi="en_US"/>
         </w:rPr>
+        <w:t>τὸ ἀποκαλυφθῆναι αὐτὸν ἐν τῷ αὐτοῦ καιρῷ</w:t>
+      </w:r>
+    </w:p>
+    <w:p>
+      <w:pPr/>
+      <w:r>
+        <w:rPr>
+          <w:lang w:val="en_US" w:bidi="en_US"/>
+        </w:rPr>
+      </w:r>
+      <w:r>
+        <w:rPr>
+          <w:b/>
+          <w:lang w:val="en_US" w:bidi="en_US"/>
+        </w:rPr>
         <w:t>"his revealing in his time"</w:t>
       </w:r>
     </w:p>
@@ -8201,6 +9481,21 @@
           <w:b/>
           <w:lang w:val="en_US" w:bidi="en_US"/>
         </w:rPr>
+        <w:t>γὰρ</w:t>
+      </w:r>
+    </w:p>
+    <w:p>
+      <w:pPr/>
+      <w:r>
+        <w:rPr>
+          <w:lang w:val="en_US" w:bidi="en_US"/>
+        </w:rPr>
+      </w:r>
+      <w:r>
+        <w:rPr>
+          <w:b/>
+          <w:lang w:val="en_US" w:bidi="en_US"/>
+        </w:rPr>
         <w:t>"For"</w:t>
       </w:r>
     </w:p>
@@ -8310,6 +9605,21 @@
           <w:b/>
           <w:lang w:val="en_US" w:bidi="en_US"/>
         </w:rPr>
+        <w:t>τὸ &amp; μυστήριον ἤδη ἐνεργεῖται τῆς ἀνομίας</w:t>
+      </w:r>
+    </w:p>
+    <w:p>
+      <w:pPr/>
+      <w:r>
+        <w:rPr>
+          <w:lang w:val="en_US" w:bidi="en_US"/>
+        </w:rPr>
+      </w:r>
+      <w:r>
+        <w:rPr>
+          <w:b/>
+          <w:lang w:val="en_US" w:bidi="en_US"/>
+        </w:rPr>
         <w:t>"the mystery of lawlessness is already working"</w:t>
       </w:r>
     </w:p>
@@ -8419,6 +9729,21 @@
           <w:b/>
           <w:lang w:val="en_US" w:bidi="en_US"/>
         </w:rPr>
+        <w:t>ὁ κατέχων</w:t>
+      </w:r>
+    </w:p>
+    <w:p>
+      <w:pPr/>
+      <w:r>
+        <w:rPr>
+          <w:lang w:val="en_US" w:bidi="en_US"/>
+        </w:rPr>
+      </w:r>
+      <w:r>
+        <w:rPr>
+          <w:b/>
+          <w:lang w:val="en_US" w:bidi="en_US"/>
+        </w:rPr>
         <w:t>"the one restraining {him"</w:t>
       </w:r>
     </w:p>
@@ -8482,6 +9807,21 @@
           <w:b/>
           <w:lang w:val="en_US" w:bidi="en_US"/>
         </w:rPr>
+        <w:t>γένηται</w:t>
+      </w:r>
+    </w:p>
+    <w:p>
+      <w:pPr/>
+      <w:r>
+        <w:rPr>
+          <w:lang w:val="en_US" w:bidi="en_US"/>
+        </w:rPr>
+      </w:r>
+      <w:r>
+        <w:rPr>
+          <w:b/>
+          <w:lang w:val="en_US" w:bidi="en_US"/>
+        </w:rPr>
         <w:t>"he comes"</w:t>
       </w:r>
     </w:p>
@@ -8578,6 +9918,21 @@
           <w:b/>
           <w:lang w:val="en_US" w:bidi="en_US"/>
         </w:rPr>
+        <w:t>ἐκ μέσου γένηται</w:t>
+      </w:r>
+    </w:p>
+    <w:p>
+      <w:pPr/>
+      <w:r>
+        <w:rPr>
+          <w:lang w:val="en_US" w:bidi="en_US"/>
+        </w:rPr>
+      </w:r>
+      <w:r>
+        <w:rPr>
+          <w:b/>
+          <w:lang w:val="en_US" w:bidi="en_US"/>
+        </w:rPr>
         <w:t>"he comes out of the way"</w:t>
       </w:r>
     </w:p>
@@ -8661,6 +10016,21 @@
           <w:b/>
           <w:lang w:val="en_US" w:bidi="en_US"/>
         </w:rPr>
+        <w:t>καὶ τότε ἀποκαλυφθήσεται ὁ ἄνομος</w:t>
+      </w:r>
+    </w:p>
+    <w:p>
+      <w:pPr/>
+      <w:r>
+        <w:rPr>
+          <w:lang w:val="en_US" w:bidi="en_US"/>
+        </w:rPr>
+      </w:r>
+      <w:r>
+        <w:rPr>
+          <w:b/>
+          <w:lang w:val="en_US" w:bidi="en_US"/>
+        </w:rPr>
         <w:t>"and then the lawless one will be revealed"</w:t>
       </w:r>
     </w:p>
@@ -8744,6 +10114,21 @@
           <w:b/>
           <w:lang w:val="en_US" w:bidi="en_US"/>
         </w:rPr>
+        <w:t>τῷ πνεύματι τοῦ στόματος αὐτοῦ</w:t>
+      </w:r>
+    </w:p>
+    <w:p>
+      <w:pPr/>
+      <w:r>
+        <w:rPr>
+          <w:lang w:val="en_US" w:bidi="en_US"/>
+        </w:rPr>
+      </w:r>
+      <w:r>
+        <w:rPr>
+          <w:b/>
+          <w:lang w:val="en_US" w:bidi="en_US"/>
+        </w:rPr>
         <w:t>"with the breath of his mouth"</w:t>
       </w:r>
     </w:p>
@@ -8853,6 +10238,21 @@
           <w:b/>
           <w:lang w:val="en_US" w:bidi="en_US"/>
         </w:rPr>
+        <w:t>ἀνελεῖ τῷ πνεύματι τοῦ στόματος αὐτοῦ, καὶ καταργήσει τῇ ἐπιφανείᾳ τῆς παρουσίας αὐτοῦ</w:t>
+      </w:r>
+    </w:p>
+    <w:p>
+      <w:pPr/>
+      <w:r>
+        <w:rPr>
+          <w:lang w:val="en_US" w:bidi="en_US"/>
+        </w:rPr>
+      </w:r>
+      <w:r>
+        <w:rPr>
+          <w:b/>
+          <w:lang w:val="en_US" w:bidi="en_US"/>
+        </w:rPr>
         <w:t>"will kill with the breath of his mouth, and will bring to nothing by the appearance of his coming"</w:t>
       </w:r>
     </w:p>
@@ -8936,6 +10336,21 @@
           <w:b/>
           <w:lang w:val="en_US" w:bidi="en_US"/>
         </w:rPr>
+        <w:t>οὗ ἐστιν ἡ παρουσία, κατ’ ἐνέργειαν τοῦ Σατανᾶ</w:t>
+      </w:r>
+    </w:p>
+    <w:p>
+      <w:pPr/>
+      <w:r>
+        <w:rPr>
+          <w:lang w:val="en_US" w:bidi="en_US"/>
+        </w:rPr>
+      </w:r>
+      <w:r>
+        <w:rPr>
+          <w:b/>
+          <w:lang w:val="en_US" w:bidi="en_US"/>
+        </w:rPr>
         <w:t>"the arrival of whom is according to a work of Satan"</w:t>
       </w:r>
     </w:p>
@@ -9045,6 +10460,21 @@
           <w:b/>
           <w:lang w:val="en_US" w:bidi="en_US"/>
         </w:rPr>
+        <w:t>οὗ</w:t>
+      </w:r>
+    </w:p>
+    <w:p>
+      <w:pPr/>
+      <w:r>
+        <w:rPr>
+          <w:lang w:val="en_US" w:bidi="en_US"/>
+        </w:rPr>
+      </w:r>
+      <w:r>
+        <w:rPr>
+          <w:b/>
+          <w:lang w:val="en_US" w:bidi="en_US"/>
+        </w:rPr>
         <w:t>"of whom"</w:t>
       </w:r>
     </w:p>
@@ -9121,6 +10551,21 @@
           <w:b/>
           <w:lang w:val="en_US" w:bidi="en_US"/>
         </w:rPr>
+        <w:t>ἐν πάσῃ δυνάμει, καὶ σημείοις, καὶ τέρασιν ψεύδους</w:t>
+      </w:r>
+    </w:p>
+    <w:p>
+      <w:pPr/>
+      <w:r>
+        <w:rPr>
+          <w:lang w:val="en_US" w:bidi="en_US"/>
+        </w:rPr>
+      </w:r>
+      <w:r>
+        <w:rPr>
+          <w:b/>
+          <w:lang w:val="en_US" w:bidi="en_US"/>
+        </w:rPr>
         <w:t>"in all power and signs and false wonders"</w:t>
       </w:r>
     </w:p>
@@ -9269,6 +10714,21 @@
           <w:b/>
           <w:lang w:val="en_US" w:bidi="en_US"/>
         </w:rPr>
+        <w:t>ἐν πάσῃ δυνάμει, καὶ σημείοις, καὶ τέρασιν ψεύδους</w:t>
+      </w:r>
+    </w:p>
+    <w:p>
+      <w:pPr/>
+      <w:r>
+        <w:rPr>
+          <w:lang w:val="en_US" w:bidi="en_US"/>
+        </w:rPr>
+      </w:r>
+      <w:r>
+        <w:rPr>
+          <w:b/>
+          <w:lang w:val="en_US" w:bidi="en_US"/>
+        </w:rPr>
         <w:t>"in all power and signs and false wonders"</w:t>
       </w:r>
     </w:p>
@@ -9365,6 +10825,21 @@
           <w:b/>
           <w:lang w:val="en_US" w:bidi="en_US"/>
         </w:rPr>
+        <w:t>καὶ σημείοις, καὶ τέρασιν ψεύδους</w:t>
+      </w:r>
+    </w:p>
+    <w:p>
+      <w:pPr/>
+      <w:r>
+        <w:rPr>
+          <w:lang w:val="en_US" w:bidi="en_US"/>
+        </w:rPr>
+      </w:r>
+      <w:r>
+        <w:rPr>
+          <w:b/>
+          <w:lang w:val="en_US" w:bidi="en_US"/>
+        </w:rPr>
         <w:t>"and signs and false wonders"</w:t>
       </w:r>
     </w:p>
@@ -9474,6 +10949,21 @@
           <w:b/>
           <w:lang w:val="en_US" w:bidi="en_US"/>
         </w:rPr>
+        <w:t>πάσῃ</w:t>
+      </w:r>
+    </w:p>
+    <w:p>
+      <w:pPr/>
+      <w:r>
+        <w:rPr>
+          <w:lang w:val="en_US" w:bidi="en_US"/>
+        </w:rPr>
+      </w:r>
+      <w:r>
+        <w:rPr>
+          <w:b/>
+          <w:lang w:val="en_US" w:bidi="en_US"/>
+        </w:rPr>
         <w:t>"all"</w:t>
       </w:r>
     </w:p>
@@ -9570,6 +11060,21 @@
           <w:b/>
           <w:lang w:val="en_US" w:bidi="en_US"/>
         </w:rPr>
+        <w:t>ἐν πάσῃ ἀπάτῃ ἀδικίας</w:t>
+      </w:r>
+    </w:p>
+    <w:p>
+      <w:pPr/>
+      <w:r>
+        <w:rPr>
+          <w:lang w:val="en_US" w:bidi="en_US"/>
+        </w:rPr>
+      </w:r>
+      <w:r>
+        <w:rPr>
+          <w:b/>
+          <w:lang w:val="en_US" w:bidi="en_US"/>
+        </w:rPr>
         <w:t>"in all deceit of unrighteousness"</w:t>
       </w:r>
     </w:p>
@@ -9679,6 +11184,21 @@
           <w:b/>
           <w:lang w:val="en_US" w:bidi="en_US"/>
         </w:rPr>
+        <w:t>ἐν πάσῃ ἀπάτῃ ἀδικίας, τοῖς ἀπολλυμένοις</w:t>
+      </w:r>
+    </w:p>
+    <w:p>
+      <w:pPr/>
+      <w:r>
+        <w:rPr>
+          <w:lang w:val="en_US" w:bidi="en_US"/>
+        </w:rPr>
+      </w:r>
+      <w:r>
+        <w:rPr>
+          <w:b/>
+          <w:lang w:val="en_US" w:bidi="en_US"/>
+        </w:rPr>
         <w:t>"in all deceit of unrighteousness to the ones perishing"</w:t>
       </w:r>
     </w:p>
@@ -9788,6 +11308,21 @@
           <w:b/>
           <w:lang w:val="en_US" w:bidi="en_US"/>
         </w:rPr>
+        <w:t>ἀνθ’ ὧν</w:t>
+      </w:r>
+    </w:p>
+    <w:p>
+      <w:pPr/>
+      <w:r>
+        <w:rPr>
+          <w:lang w:val="en_US" w:bidi="en_US"/>
+        </w:rPr>
+      </w:r>
+      <w:r>
+        <w:rPr>
+          <w:b/>
+          <w:lang w:val="en_US" w:bidi="en_US"/>
+        </w:rPr>
         <w:t>"because of which"</w:t>
       </w:r>
     </w:p>
@@ -9871,6 +11406,21 @@
           <w:b/>
           <w:lang w:val="en_US" w:bidi="en_US"/>
         </w:rPr>
+        <w:t>τὴν ἀγάπην τῆς ἀληθείας οὐκ ἐδέξαντο</w:t>
+      </w:r>
+    </w:p>
+    <w:p>
+      <w:pPr/>
+      <w:r>
+        <w:rPr>
+          <w:lang w:val="en_US" w:bidi="en_US"/>
+        </w:rPr>
+      </w:r>
+      <w:r>
+        <w:rPr>
+          <w:b/>
+          <w:lang w:val="en_US" w:bidi="en_US"/>
+        </w:rPr>
         <w:t>"they did not receive the love of the truth"</w:t>
       </w:r>
     </w:p>
@@ -10006,6 +11556,21 @@
           <w:b/>
           <w:lang w:val="en_US" w:bidi="en_US"/>
         </w:rPr>
+        <w:t>εἰς τὸ σωθῆναι αὐτούς</w:t>
+      </w:r>
+    </w:p>
+    <w:p>
+      <w:pPr/>
+      <w:r>
+        <w:rPr>
+          <w:lang w:val="en_US" w:bidi="en_US"/>
+        </w:rPr>
+      </w:r>
+      <w:r>
+        <w:rPr>
+          <w:b/>
+          <w:lang w:val="en_US" w:bidi="en_US"/>
+        </w:rPr>
         <w:t>"for them to be saved"</w:t>
       </w:r>
     </w:p>
@@ -10089,6 +11654,21 @@
           <w:b/>
           <w:lang w:val="en_US" w:bidi="en_US"/>
         </w:rPr>
+        <w:t>εἰς τὸ σωθῆναι αὐτούς</w:t>
+      </w:r>
+    </w:p>
+    <w:p>
+      <w:pPr/>
+      <w:r>
+        <w:rPr>
+          <w:lang w:val="en_US" w:bidi="en_US"/>
+        </w:rPr>
+      </w:r>
+      <w:r>
+        <w:rPr>
+          <w:b/>
+          <w:lang w:val="en_US" w:bidi="en_US"/>
+        </w:rPr>
         <w:t>"for them to be saved"</w:t>
       </w:r>
     </w:p>
@@ -10172,6 +11752,21 @@
           <w:b/>
           <w:lang w:val="en_US" w:bidi="en_US"/>
         </w:rPr>
+        <w:t>διὰ τοῦτο</w:t>
+      </w:r>
+    </w:p>
+    <w:p>
+      <w:pPr/>
+      <w:r>
+        <w:rPr>
+          <w:lang w:val="en_US" w:bidi="en_US"/>
+        </w:rPr>
+      </w:r>
+      <w:r>
+        <w:rPr>
+          <w:b/>
+          <w:lang w:val="en_US" w:bidi="en_US"/>
+        </w:rPr>
         <w:t>"because of this"</w:t>
       </w:r>
     </w:p>
@@ -10268,6 +11863,21 @@
           <w:b/>
           <w:lang w:val="en_US" w:bidi="en_US"/>
         </w:rPr>
+        <w:t>πέμπει αὐτοῖς ὁ Θεὸς ἐνέργειαν πλάνης, εἰς τὸ πιστεῦσαι αὐτοὺς τῷ ψεύδει</w:t>
+      </w:r>
+    </w:p>
+    <w:p>
+      <w:pPr/>
+      <w:r>
+        <w:rPr>
+          <w:lang w:val="en_US" w:bidi="en_US"/>
+        </w:rPr>
+      </w:r>
+      <w:r>
+        <w:rPr>
+          <w:b/>
+          <w:lang w:val="en_US" w:bidi="en_US"/>
+        </w:rPr>
         <w:t>"God is sending to them a working of error for them to believe the lie"</w:t>
       </w:r>
     </w:p>
@@ -10377,6 +11987,21 @@
           <w:b/>
           <w:lang w:val="en_US" w:bidi="en_US"/>
         </w:rPr>
+        <w:t>ἐνέργειαν πλάνης</w:t>
+      </w:r>
+    </w:p>
+    <w:p>
+      <w:pPr/>
+      <w:r>
+        <w:rPr>
+          <w:lang w:val="en_US" w:bidi="en_US"/>
+        </w:rPr>
+      </w:r>
+      <w:r>
+        <w:rPr>
+          <w:b/>
+          <w:lang w:val="en_US" w:bidi="en_US"/>
+        </w:rPr>
         <w:t>"a working of error"</w:t>
       </w:r>
     </w:p>
@@ -10486,6 +12111,21 @@
           <w:b/>
           <w:lang w:val="en_US" w:bidi="en_US"/>
         </w:rPr>
+        <w:t>εἰς τὸ πιστεῦσαι αὐτοὺς</w:t>
+      </w:r>
+    </w:p>
+    <w:p>
+      <w:pPr/>
+      <w:r>
+        <w:rPr>
+          <w:lang w:val="en_US" w:bidi="en_US"/>
+        </w:rPr>
+      </w:r>
+      <w:r>
+        <w:rPr>
+          <w:b/>
+          <w:lang w:val="en_US" w:bidi="en_US"/>
+        </w:rPr>
         <w:t>"for them to believe"</w:t>
       </w:r>
     </w:p>
@@ -10595,6 +12235,21 @@
           <w:b/>
           <w:lang w:val="en_US" w:bidi="en_US"/>
         </w:rPr>
+        <w:t>εἰς τὸ πιστεῦσαι αὐτοὺς</w:t>
+      </w:r>
+    </w:p>
+    <w:p>
+      <w:pPr/>
+      <w:r>
+        <w:rPr>
+          <w:lang w:val="en_US" w:bidi="en_US"/>
+        </w:rPr>
+      </w:r>
+      <w:r>
+        <w:rPr>
+          <w:b/>
+          <w:lang w:val="en_US" w:bidi="en_US"/>
+        </w:rPr>
         <w:t>"for them to believe"</w:t>
       </w:r>
     </w:p>
@@ -10691,6 +12346,21 @@
           <w:b/>
           <w:lang w:val="en_US" w:bidi="en_US"/>
         </w:rPr>
+        <w:t>ἵνα</w:t>
+      </w:r>
+    </w:p>
+    <w:p>
+      <w:pPr/>
+      <w:r>
+        <w:rPr>
+          <w:lang w:val="en_US" w:bidi="en_US"/>
+        </w:rPr>
+      </w:r>
+      <w:r>
+        <w:rPr>
+          <w:b/>
+          <w:lang w:val="en_US" w:bidi="en_US"/>
+        </w:rPr>
         <w:t>"so that"</w:t>
       </w:r>
     </w:p>
@@ -10774,6 +12444,21 @@
           <w:b/>
           <w:lang w:val="en_US" w:bidi="en_US"/>
         </w:rPr>
+        <w:t>κριθῶσιν πάντες</w:t>
+      </w:r>
+    </w:p>
+    <w:p>
+      <w:pPr/>
+      <w:r>
+        <w:rPr>
+          <w:lang w:val="en_US" w:bidi="en_US"/>
+        </w:rPr>
+      </w:r>
+      <w:r>
+        <w:rPr>
+          <w:b/>
+          <w:lang w:val="en_US" w:bidi="en_US"/>
+        </w:rPr>
         <w:t>"they might all be judged"</w:t>
       </w:r>
     </w:p>
@@ -10857,6 +12542,21 @@
           <w:b/>
           <w:lang w:val="en_US" w:bidi="en_US"/>
         </w:rPr>
+        <w:t>οἱ</w:t>
+      </w:r>
+    </w:p>
+    <w:p>
+      <w:pPr/>
+      <w:r>
+        <w:rPr>
+          <w:lang w:val="en_US" w:bidi="en_US"/>
+        </w:rPr>
+      </w:r>
+      <w:r>
+        <w:rPr>
+          <w:b/>
+          <w:lang w:val="en_US" w:bidi="en_US"/>
+        </w:rPr>
         <w:t>"the ones"</w:t>
       </w:r>
     </w:p>
@@ -10953,6 +12653,21 @@
           <w:b/>
           <w:lang w:val="en_US" w:bidi="en_US"/>
         </w:rPr>
+        <w:t>οἱ μὴ πιστεύσαντες τῇ ἀληθείᾳ, ἀλλὰ εὐδοκήσαντες τῇ ἀδικίᾳ</w:t>
+      </w:r>
+    </w:p>
+    <w:p>
+      <w:pPr/>
+      <w:r>
+        <w:rPr>
+          <w:lang w:val="en_US" w:bidi="en_US"/>
+        </w:rPr>
+      </w:r>
+      <w:r>
+        <w:rPr>
+          <w:b/>
+          <w:lang w:val="en_US" w:bidi="en_US"/>
+        </w:rPr>
         <w:t>"the ones not having believed the truth, but having taken pleasure in the unrighteousness"</w:t>
       </w:r>
     </w:p>
@@ -11139,6 +12854,21 @@
           <w:b/>
           <w:lang w:val="en_US" w:bidi="en_US"/>
         </w:rPr>
+        <w:t>δὲ</w:t>
+      </w:r>
+    </w:p>
+    <w:p>
+      <w:pPr/>
+      <w:r>
+        <w:rPr>
+          <w:lang w:val="en_US" w:bidi="en_US"/>
+        </w:rPr>
+      </w:r>
+      <w:r>
+        <w:rPr>
+          <w:b/>
+          <w:lang w:val="en_US" w:bidi="en_US"/>
+        </w:rPr>
         <w:t>"Now"</w:t>
       </w:r>
     </w:p>
@@ -11215,6 +12945,21 @@
           <w:b/>
           <w:lang w:val="en_US" w:bidi="en_US"/>
         </w:rPr>
+        <w:t>ἡμεῖς &amp; ὀφείλομεν εὐχαριστεῖν &amp; πάντοτε</w:t>
+      </w:r>
+    </w:p>
+    <w:p>
+      <w:pPr/>
+      <w:r>
+        <w:rPr>
+          <w:lang w:val="en_US" w:bidi="en_US"/>
+        </w:rPr>
+      </w:r>
+      <w:r>
+        <w:rPr>
+          <w:b/>
+          <w:lang w:val="en_US" w:bidi="en_US"/>
+        </w:rPr>
         <w:t>"we ought always to give thanks"</w:t>
       </w:r>
     </w:p>
@@ -11311,6 +13056,21 @@
           <w:b/>
           <w:lang w:val="en_US" w:bidi="en_US"/>
         </w:rPr>
+        <w:t>ἡμεῖς &amp; ὀφείλομεν</w:t>
+      </w:r>
+    </w:p>
+    <w:p>
+      <w:pPr/>
+      <w:r>
+        <w:rPr>
+          <w:lang w:val="en_US" w:bidi="en_US"/>
+        </w:rPr>
+      </w:r>
+      <w:r>
+        <w:rPr>
+          <w:b/>
+          <w:lang w:val="en_US" w:bidi="en_US"/>
+        </w:rPr>
         <w:t>"we ought"</w:t>
       </w:r>
     </w:p>
@@ -11407,6 +13167,21 @@
           <w:b/>
           <w:lang w:val="en_US" w:bidi="en_US"/>
         </w:rPr>
+        <w:t>ἀδελφοὶ ἠγαπημένοι ὑπὸ Κυρίου</w:t>
+      </w:r>
+    </w:p>
+    <w:p>
+      <w:pPr/>
+      <w:r>
+        <w:rPr>
+          <w:lang w:val="en_US" w:bidi="en_US"/>
+        </w:rPr>
+      </w:r>
+      <w:r>
+        <w:rPr>
+          <w:b/>
+          <w:lang w:val="en_US" w:bidi="en_US"/>
+        </w:rPr>
         <w:t>"brothers having been loved by the Lord"</w:t>
       </w:r>
     </w:p>
@@ -11490,6 +13265,21 @@
           <w:b/>
           <w:lang w:val="en_US" w:bidi="en_US"/>
         </w:rPr>
+        <w:t>ἀδελφοὶ</w:t>
+      </w:r>
+    </w:p>
+    <w:p>
+      <w:pPr/>
+      <w:r>
+        <w:rPr>
+          <w:lang w:val="en_US" w:bidi="en_US"/>
+        </w:rPr>
+      </w:r>
+      <w:r>
+        <w:rPr>
+          <w:b/>
+          <w:lang w:val="en_US" w:bidi="en_US"/>
+        </w:rPr>
         <w:t>"brothers"</w:t>
       </w:r>
     </w:p>
@@ -11586,6 +13376,21 @@
           <w:b/>
           <w:lang w:val="en_US" w:bidi="en_US"/>
         </w:rPr>
+        <w:t>ἀπαρχὴν εἰς σωτηρίαν</w:t>
+      </w:r>
+    </w:p>
+    <w:p>
+      <w:pPr/>
+      <w:r>
+        <w:rPr>
+          <w:lang w:val="en_US" w:bidi="en_US"/>
+        </w:rPr>
+      </w:r>
+      <w:r>
+        <w:rPr>
+          <w:b/>
+          <w:lang w:val="en_US" w:bidi="en_US"/>
+        </w:rPr>
         <w:t>"as} firstfruits for salvation"</w:t>
       </w:r>
     </w:p>
@@ -11682,6 +13487,21 @@
           <w:b/>
           <w:lang w:val="en_US" w:bidi="en_US"/>
         </w:rPr>
+        <w:t>ἀπαρχὴν εἰς σωτηρίαν ἐν ἁγιασμῷ Πνεύματος καὶ πίστει ἀληθείας</w:t>
+      </w:r>
+    </w:p>
+    <w:p>
+      <w:pPr/>
+      <w:r>
+        <w:rPr>
+          <w:lang w:val="en_US" w:bidi="en_US"/>
+        </w:rPr>
+      </w:r>
+      <w:r>
+        <w:rPr>
+          <w:b/>
+          <w:lang w:val="en_US" w:bidi="en_US"/>
+        </w:rPr>
         <w:t>"as} firstfruits for salvation in sanctification of the Spirit and belief in the truth"</w:t>
       </w:r>
     </w:p>
@@ -11817,6 +13637,21 @@
           <w:b/>
           <w:lang w:val="en_US" w:bidi="en_US"/>
         </w:rPr>
+        <w:t>διὰ τοῦ εὐαγγελίου ἡμῶν</w:t>
+      </w:r>
+    </w:p>
+    <w:p>
+      <w:pPr/>
+      <w:r>
+        <w:rPr>
+          <w:lang w:val="en_US" w:bidi="en_US"/>
+        </w:rPr>
+      </w:r>
+      <w:r>
+        <w:rPr>
+          <w:b/>
+          <w:lang w:val="en_US" w:bidi="en_US"/>
+        </w:rPr>
         <w:t>"through our gospel"</w:t>
       </w:r>
     </w:p>
@@ -11913,6 +13748,21 @@
           <w:b/>
           <w:lang w:val="en_US" w:bidi="en_US"/>
         </w:rPr>
+        <w:t>εἰς περιποίησιν δόξης τοῦ Κυρίου ἡμῶν, Ἰησοῦ Χριστοῦ</w:t>
+      </w:r>
+    </w:p>
+    <w:p>
+      <w:pPr/>
+      <w:r>
+        <w:rPr>
+          <w:lang w:val="en_US" w:bidi="en_US"/>
+        </w:rPr>
+      </w:r>
+      <w:r>
+        <w:rPr>
+          <w:b/>
+          <w:lang w:val="en_US" w:bidi="en_US"/>
+        </w:rPr>
         <w:t>"to the acquiring of the glory of our Lord Jesus Christ"</w:t>
       </w:r>
     </w:p>
@@ -12009,6 +13859,21 @@
           <w:b/>
           <w:lang w:val="en_US" w:bidi="en_US"/>
         </w:rPr>
+        <w:t>εἰς περιποίησιν δόξης τοῦ Κυρίου ἡμῶν</w:t>
+      </w:r>
+    </w:p>
+    <w:p>
+      <w:pPr/>
+      <w:r>
+        <w:rPr>
+          <w:lang w:val="en_US" w:bidi="en_US"/>
+        </w:rPr>
+      </w:r>
+      <w:r>
+        <w:rPr>
+          <w:b/>
+          <w:lang w:val="en_US" w:bidi="en_US"/>
+        </w:rPr>
         <w:t>"to the acquiring of the glory of our Lord"</w:t>
       </w:r>
     </w:p>
@@ -12105,6 +13970,21 @@
           <w:b/>
           <w:lang w:val="en_US" w:bidi="en_US"/>
         </w:rPr>
+        <w:t>ἄρα οὖν</w:t>
+      </w:r>
+    </w:p>
+    <w:p>
+      <w:pPr/>
+      <w:r>
+        <w:rPr>
+          <w:lang w:val="en_US" w:bidi="en_US"/>
+        </w:rPr>
+      </w:r>
+      <w:r>
+        <w:rPr>
+          <w:b/>
+          <w:lang w:val="en_US" w:bidi="en_US"/>
+        </w:rPr>
         <w:t>"So then"</w:t>
       </w:r>
     </w:p>
@@ -12201,6 +14081,21 @@
           <w:b/>
           <w:lang w:val="en_US" w:bidi="en_US"/>
         </w:rPr>
+        <w:t>ἀδελφοί</w:t>
+      </w:r>
+    </w:p>
+    <w:p>
+      <w:pPr/>
+      <w:r>
+        <w:rPr>
+          <w:lang w:val="en_US" w:bidi="en_US"/>
+        </w:rPr>
+      </w:r>
+      <w:r>
+        <w:rPr>
+          <w:b/>
+          <w:lang w:val="en_US" w:bidi="en_US"/>
+        </w:rPr>
         <w:t>"brothers"</w:t>
       </w:r>
     </w:p>
@@ -12297,6 +14192,21 @@
           <w:b/>
           <w:lang w:val="en_US" w:bidi="en_US"/>
         </w:rPr>
+        <w:t>στήκετε</w:t>
+      </w:r>
+    </w:p>
+    <w:p>
+      <w:pPr/>
+      <w:r>
+        <w:rPr>
+          <w:lang w:val="en_US" w:bidi="en_US"/>
+        </w:rPr>
+      </w:r>
+      <w:r>
+        <w:rPr>
+          <w:b/>
+          <w:lang w:val="en_US" w:bidi="en_US"/>
+        </w:rPr>
         <w:t>"stand firm"</w:t>
       </w:r>
     </w:p>
@@ -12393,6 +14303,21 @@
           <w:b/>
           <w:lang w:val="en_US" w:bidi="en_US"/>
         </w:rPr>
+        <w:t>κρατεῖτε τὰς παραδόσεις</w:t>
+      </w:r>
+    </w:p>
+    <w:p>
+      <w:pPr/>
+      <w:r>
+        <w:rPr>
+          <w:lang w:val="en_US" w:bidi="en_US"/>
+        </w:rPr>
+      </w:r>
+      <w:r>
+        <w:rPr>
+          <w:b/>
+          <w:lang w:val="en_US" w:bidi="en_US"/>
+        </w:rPr>
         <w:t>"hold tight to the traditions"</w:t>
       </w:r>
     </w:p>
@@ -12489,6 +14414,21 @@
           <w:b/>
           <w:lang w:val="en_US" w:bidi="en_US"/>
         </w:rPr>
+        <w:t>στήκετε καὶ κρατεῖτε</w:t>
+      </w:r>
+    </w:p>
+    <w:p>
+      <w:pPr/>
+      <w:r>
+        <w:rPr>
+          <w:lang w:val="en_US" w:bidi="en_US"/>
+        </w:rPr>
+      </w:r>
+      <w:r>
+        <w:rPr>
+          <w:b/>
+          <w:lang w:val="en_US" w:bidi="en_US"/>
+        </w:rPr>
         <w:t>"stand firm and hold tight to"</w:t>
       </w:r>
     </w:p>
@@ -12572,6 +14512,21 @@
           <w:b/>
           <w:lang w:val="en_US" w:bidi="en_US"/>
         </w:rPr>
+        <w:t>ἐδιδάχθητε</w:t>
+      </w:r>
+    </w:p>
+    <w:p>
+      <w:pPr/>
+      <w:r>
+        <w:rPr>
+          <w:lang w:val="en_US" w:bidi="en_US"/>
+        </w:rPr>
+      </w:r>
+      <w:r>
+        <w:rPr>
+          <w:b/>
+          <w:lang w:val="en_US" w:bidi="en_US"/>
+        </w:rPr>
         <w:t>"you were taught"</w:t>
       </w:r>
     </w:p>
@@ -12655,6 +14610,21 @@
           <w:b/>
           <w:lang w:val="en_US" w:bidi="en_US"/>
         </w:rPr>
+        <w:t>διὰ λόγου</w:t>
+      </w:r>
+    </w:p>
+    <w:p>
+      <w:pPr/>
+      <w:r>
+        <w:rPr>
+          <w:lang w:val="en_US" w:bidi="en_US"/>
+        </w:rPr>
+      </w:r>
+      <w:r>
+        <w:rPr>
+          <w:b/>
+          <w:lang w:val="en_US" w:bidi="en_US"/>
+        </w:rPr>
         <w:t>"by word"</w:t>
       </w:r>
     </w:p>
@@ -12751,6 +14721,21 @@
           <w:b/>
           <w:lang w:val="en_US" w:bidi="en_US"/>
         </w:rPr>
+        <w:t>δι’ ἐπιστολῆς ἡμῶν</w:t>
+      </w:r>
+    </w:p>
+    <w:p>
+      <w:pPr/>
+      <w:r>
+        <w:rPr>
+          <w:lang w:val="en_US" w:bidi="en_US"/>
+        </w:rPr>
+      </w:r>
+      <w:r>
+        <w:rPr>
+          <w:b/>
+          <w:lang w:val="en_US" w:bidi="en_US"/>
+        </w:rPr>
         <w:t>"by our letter"</w:t>
       </w:r>
     </w:p>
@@ -12847,6 +14832,21 @@
           <w:b/>
           <w:lang w:val="en_US" w:bidi="en_US"/>
         </w:rPr>
+        <w:t>δὲ</w:t>
+      </w:r>
+    </w:p>
+    <w:p>
+      <w:pPr/>
+      <w:r>
+        <w:rPr>
+          <w:lang w:val="en_US" w:bidi="en_US"/>
+        </w:rPr>
+      </w:r>
+      <w:r>
+        <w:rPr>
+          <w:b/>
+          <w:lang w:val="en_US" w:bidi="en_US"/>
+        </w:rPr>
         <w:t>"Now"</w:t>
       </w:r>
     </w:p>
@@ -12943,6 +14943,21 @@
           <w:b/>
           <w:lang w:val="en_US" w:bidi="en_US"/>
         </w:rPr>
+        <w:t>αὐτὸς δὲ ὁ Κύριος ἡμῶν, Ἰησοῦς Χριστὸς, καὶ ὁ Θεὸς ὁ Πατὴρ ἡμῶν</w:t>
+      </w:r>
+    </w:p>
+    <w:p>
+      <w:pPr/>
+      <w:r>
+        <w:rPr>
+          <w:lang w:val="en_US" w:bidi="en_US"/>
+        </w:rPr>
+      </w:r>
+      <w:r>
+        <w:rPr>
+          <w:b/>
+          <w:lang w:val="en_US" w:bidi="en_US"/>
+        </w:rPr>
         <w:t>"Now our Lord Jesus Christ himself, and God our Father"</w:t>
       </w:r>
     </w:p>
@@ -13026,6 +15041,21 @@
           <w:b/>
           <w:lang w:val="en_US" w:bidi="en_US"/>
         </w:rPr>
+        <w:t>ἡμῶν &amp; ἡμῶν &amp; ἡμᾶς</w:t>
+      </w:r>
+    </w:p>
+    <w:p>
+      <w:pPr/>
+      <w:r>
+        <w:rPr>
+          <w:lang w:val="en_US" w:bidi="en_US"/>
+        </w:rPr>
+      </w:r>
+      <w:r>
+        <w:rPr>
+          <w:b/>
+          <w:lang w:val="en_US" w:bidi="en_US"/>
+        </w:rPr>
         <w:t>"our"</w:t>
       </w:r>
       <w:r>
@@ -13161,6 +15191,21 @@
           <w:b/>
           <w:lang w:val="en_US" w:bidi="en_US"/>
         </w:rPr>
+        <w:t>αὐτὸς &amp; Κύριος ἡμῶν, Ἰησοῦς Χριστὸς</w:t>
+      </w:r>
+    </w:p>
+    <w:p>
+      <w:pPr/>
+      <w:r>
+        <w:rPr>
+          <w:lang w:val="en_US" w:bidi="en_US"/>
+        </w:rPr>
+      </w:r>
+      <w:r>
+        <w:rPr>
+          <w:b/>
+          <w:lang w:val="en_US" w:bidi="en_US"/>
+        </w:rPr>
         <w:t>"our Lord Jesus Christ himself"</w:t>
       </w:r>
     </w:p>
@@ -13270,6 +15315,21 @@
           <w:b/>
           <w:lang w:val="en_US" w:bidi="en_US"/>
         </w:rPr>
+        <w:t>δοὺς παράκλησιν αἰωνίαν, καὶ ἐλπίδα ἀγαθὴν</w:t>
+      </w:r>
+    </w:p>
+    <w:p>
+      <w:pPr/>
+      <w:r>
+        <w:rPr>
+          <w:lang w:val="en_US" w:bidi="en_US"/>
+        </w:rPr>
+      </w:r>
+      <w:r>
+        <w:rPr>
+          <w:b/>
+          <w:lang w:val="en_US" w:bidi="en_US"/>
+        </w:rPr>
         <w:t>"gave {us} eternal comfort and good hope"</w:t>
       </w:r>
     </w:p>
@@ -13379,6 +15439,21 @@
           <w:b/>
           <w:lang w:val="en_US" w:bidi="en_US"/>
         </w:rPr>
+        <w:t>ἐν χάριτι</w:t>
+      </w:r>
+    </w:p>
+    <w:p>
+      <w:pPr/>
+      <w:r>
+        <w:rPr>
+          <w:lang w:val="en_US" w:bidi="en_US"/>
+        </w:rPr>
+      </w:r>
+      <w:r>
+        <w:rPr>
+          <w:b/>
+          <w:lang w:val="en_US" w:bidi="en_US"/>
+        </w:rPr>
         <w:t>"through grace"</w:t>
       </w:r>
     </w:p>
@@ -13475,6 +15550,21 @@
           <w:b/>
           <w:lang w:val="en_US" w:bidi="en_US"/>
         </w:rPr>
+        <w:t>παρακαλέσαι ὑμῶν τὰς καρδίας, καὶ στηρίξαι</w:t>
+      </w:r>
+    </w:p>
+    <w:p>
+      <w:pPr/>
+      <w:r>
+        <w:rPr>
+          <w:lang w:val="en_US" w:bidi="en_US"/>
+        </w:rPr>
+      </w:r>
+      <w:r>
+        <w:rPr>
+          <w:b/>
+          <w:lang w:val="en_US" w:bidi="en_US"/>
+        </w:rPr>
         <w:t>"may he comfort and strengthen your hearts"</w:t>
       </w:r>
     </w:p>
@@ -13584,6 +15674,21 @@
           <w:b/>
           <w:lang w:val="en_US" w:bidi="en_US"/>
         </w:rPr>
+        <w:t>ἐν παντὶ ἔργῳ καὶ λόγῳ ἀγαθῷ</w:t>
+      </w:r>
+    </w:p>
+    <w:p>
+      <w:pPr/>
+      <w:r>
+        <w:rPr>
+          <w:lang w:val="en_US" w:bidi="en_US"/>
+        </w:rPr>
+      </w:r>
+      <w:r>
+        <w:rPr>
+          <w:b/>
+          <w:lang w:val="en_US" w:bidi="en_US"/>
+        </w:rPr>
         <w:t>"in every good work and word"</w:t>
       </w:r>
     </w:p>
@@ -13757,6 +15862,21 @@
           <w:b/>
           <w:lang w:val="en_US" w:bidi="en_US"/>
         </w:rPr>
+        <w:t>τὸ λοιπὸν</w:t>
+      </w:r>
+    </w:p>
+    <w:p>
+      <w:pPr/>
+      <w:r>
+        <w:rPr>
+          <w:lang w:val="en_US" w:bidi="en_US"/>
+        </w:rPr>
+      </w:r>
+      <w:r>
+        <w:rPr>
+          <w:b/>
+          <w:lang w:val="en_US" w:bidi="en_US"/>
+        </w:rPr>
         <w:t>"Finally"</w:t>
       </w:r>
     </w:p>
@@ -13866,6 +15986,21 @@
           <w:b/>
           <w:lang w:val="en_US" w:bidi="en_US"/>
         </w:rPr>
+        <w:t>ἀδελφοί</w:t>
+      </w:r>
+    </w:p>
+    <w:p>
+      <w:pPr/>
+      <w:r>
+        <w:rPr>
+          <w:lang w:val="en_US" w:bidi="en_US"/>
+        </w:rPr>
+      </w:r>
+      <w:r>
+        <w:rPr>
+          <w:b/>
+          <w:lang w:val="en_US" w:bidi="en_US"/>
+        </w:rPr>
         <w:t>"brothers"</w:t>
       </w:r>
     </w:p>
@@ -13962,6 +16097,21 @@
           <w:b/>
           <w:lang w:val="en_US" w:bidi="en_US"/>
         </w:rPr>
+        <w:t>ἡμῶν</w:t>
+      </w:r>
+    </w:p>
+    <w:p>
+      <w:pPr/>
+      <w:r>
+        <w:rPr>
+          <w:lang w:val="en_US" w:bidi="en_US"/>
+        </w:rPr>
+      </w:r>
+      <w:r>
+        <w:rPr>
+          <w:b/>
+          <w:lang w:val="en_US" w:bidi="en_US"/>
+        </w:rPr>
         <w:t>"us"</w:t>
       </w:r>
     </w:p>
@@ -14058,6 +16208,21 @@
           <w:b/>
           <w:lang w:val="en_US" w:bidi="en_US"/>
         </w:rPr>
+        <w:t>τρέχῃ</w:t>
+      </w:r>
+    </w:p>
+    <w:p>
+      <w:pPr/>
+      <w:r>
+        <w:rPr>
+          <w:lang w:val="en_US" w:bidi="en_US"/>
+        </w:rPr>
+      </w:r>
+      <w:r>
+        <w:rPr>
+          <w:b/>
+          <w:lang w:val="en_US" w:bidi="en_US"/>
+        </w:rPr>
         <w:t>"might run"</w:t>
       </w:r>
     </w:p>
@@ -14154,6 +16319,21 @@
           <w:b/>
           <w:lang w:val="en_US" w:bidi="en_US"/>
         </w:rPr>
+        <w:t>καὶ δοξάζηται</w:t>
+      </w:r>
+    </w:p>
+    <w:p>
+      <w:pPr/>
+      <w:r>
+        <w:rPr>
+          <w:lang w:val="en_US" w:bidi="en_US"/>
+        </w:rPr>
+      </w:r>
+      <w:r>
+        <w:rPr>
+          <w:b/>
+          <w:lang w:val="en_US" w:bidi="en_US"/>
+        </w:rPr>
         <w:t>"and might be glorified"</w:t>
       </w:r>
     </w:p>
@@ -14237,6 +16417,21 @@
           <w:b/>
           <w:lang w:val="en_US" w:bidi="en_US"/>
         </w:rPr>
+        <w:t>καθὼς καὶ πρὸς ὑμᾶς</w:t>
+      </w:r>
+    </w:p>
+    <w:p>
+      <w:pPr/>
+      <w:r>
+        <w:rPr>
+          <w:lang w:val="en_US" w:bidi="en_US"/>
+        </w:rPr>
+      </w:r>
+      <w:r>
+        <w:rPr>
+          <w:b/>
+          <w:lang w:val="en_US" w:bidi="en_US"/>
+        </w:rPr>
         <w:t>"just as also with you"</w:t>
       </w:r>
     </w:p>
@@ -14320,6 +16515,21 @@
           <w:b/>
           <w:lang w:val="en_US" w:bidi="en_US"/>
         </w:rPr>
+        <w:t>ῥυσθῶμεν</w:t>
+      </w:r>
+    </w:p>
+    <w:p>
+      <w:pPr/>
+      <w:r>
+        <w:rPr>
+          <w:lang w:val="en_US" w:bidi="en_US"/>
+        </w:rPr>
+      </w:r>
+      <w:r>
+        <w:rPr>
+          <w:b/>
+          <w:lang w:val="en_US" w:bidi="en_US"/>
+        </w:rPr>
         <w:t>"we might be rescued"</w:t>
       </w:r>
     </w:p>
@@ -14403,6 +16613,21 @@
           <w:b/>
           <w:lang w:val="en_US" w:bidi="en_US"/>
         </w:rPr>
+        <w:t>ἀτόπων καὶ πονηρῶν</w:t>
+      </w:r>
+    </w:p>
+    <w:p>
+      <w:pPr/>
+      <w:r>
+        <w:rPr>
+          <w:lang w:val="en_US" w:bidi="en_US"/>
+        </w:rPr>
+      </w:r>
+      <w:r>
+        <w:rPr>
+          <w:b/>
+          <w:lang w:val="en_US" w:bidi="en_US"/>
+        </w:rPr>
         <w:t>"perverse and evil"</w:t>
       </w:r>
     </w:p>
@@ -14512,6 +16737,21 @@
           <w:b/>
           <w:lang w:val="en_US" w:bidi="en_US"/>
         </w:rPr>
+        <w:t>οὐ γὰρ πάντων ἡ πίστις</w:t>
+      </w:r>
+    </w:p>
+    <w:p>
+      <w:pPr/>
+      <w:r>
+        <w:rPr>
+          <w:lang w:val="en_US" w:bidi="en_US"/>
+        </w:rPr>
+      </w:r>
+      <w:r>
+        <w:rPr>
+          <w:b/>
+          <w:lang w:val="en_US" w:bidi="en_US"/>
+        </w:rPr>
         <w:t>"for not everyone {has} the faith"</w:t>
       </w:r>
     </w:p>
@@ -14608,6 +16848,21 @@
           <w:b/>
           <w:lang w:val="en_US" w:bidi="en_US"/>
         </w:rPr>
+        <w:t>ἡ πίστις</w:t>
+      </w:r>
+    </w:p>
+    <w:p>
+      <w:pPr/>
+      <w:r>
+        <w:rPr>
+          <w:lang w:val="en_US" w:bidi="en_US"/>
+        </w:rPr>
+      </w:r>
+      <w:r>
+        <w:rPr>
+          <w:b/>
+          <w:lang w:val="en_US" w:bidi="en_US"/>
+        </w:rPr>
         <w:t>"has} the faith"</w:t>
       </w:r>
     </w:p>
@@ -14704,6 +16959,21 @@
           <w:b/>
           <w:lang w:val="en_US" w:bidi="en_US"/>
         </w:rPr>
+        <w:t>ὃς στηρίξει</w:t>
+      </w:r>
+    </w:p>
+    <w:p>
+      <w:pPr/>
+      <w:r>
+        <w:rPr>
+          <w:lang w:val="en_US" w:bidi="en_US"/>
+        </w:rPr>
+      </w:r>
+      <w:r>
+        <w:rPr>
+          <w:b/>
+          <w:lang w:val="en_US" w:bidi="en_US"/>
+        </w:rPr>
         <w:t>"who will strengthen"</w:t>
       </w:r>
     </w:p>
@@ -14800,6 +17070,21 @@
           <w:b/>
           <w:lang w:val="en_US" w:bidi="en_US"/>
         </w:rPr>
+        <w:t>τοῦ πονηροῦ</w:t>
+      </w:r>
+    </w:p>
+    <w:p>
+      <w:pPr/>
+      <w:r>
+        <w:rPr>
+          <w:lang w:val="en_US" w:bidi="en_US"/>
+        </w:rPr>
+      </w:r>
+      <w:r>
+        <w:rPr>
+          <w:b/>
+          <w:lang w:val="en_US" w:bidi="en_US"/>
+        </w:rPr>
         <w:t>"the evil one"</w:t>
       </w:r>
     </w:p>
@@ -14863,6 +17148,21 @@
           <w:b/>
           <w:lang w:val="en_US" w:bidi="en_US"/>
         </w:rPr>
+        <w:t>πεποίθαμεν δὲ</w:t>
+      </w:r>
+    </w:p>
+    <w:p>
+      <w:pPr/>
+      <w:r>
+        <w:rPr>
+          <w:lang w:val="en_US" w:bidi="en_US"/>
+        </w:rPr>
+      </w:r>
+      <w:r>
+        <w:rPr>
+          <w:b/>
+          <w:lang w:val="en_US" w:bidi="en_US"/>
+        </w:rPr>
         <w:t>"We are also confident"</w:t>
       </w:r>
     </w:p>
@@ -14959,6 +17259,21 @@
           <w:b/>
           <w:lang w:val="en_US" w:bidi="en_US"/>
         </w:rPr>
+        <w:t>πεποίθαμεν δὲ ἐν Κυρίῳ ἐφ’ ὑμᾶς</w:t>
+      </w:r>
+    </w:p>
+    <w:p>
+      <w:pPr/>
+      <w:r>
+        <w:rPr>
+          <w:lang w:val="en_US" w:bidi="en_US"/>
+        </w:rPr>
+      </w:r>
+      <w:r>
+        <w:rPr>
+          <w:b/>
+          <w:lang w:val="en_US" w:bidi="en_US"/>
+        </w:rPr>
         <w:t>"We are also confident in the Lord about you"</w:t>
       </w:r>
     </w:p>
@@ -15042,6 +17357,21 @@
           <w:b/>
           <w:lang w:val="en_US" w:bidi="en_US"/>
         </w:rPr>
+        <w:t>ὁ &amp; Κύριος κατευθύναι ὑμῶν τὰς καρδίας εἰς τὴν ἀγάπην τοῦ Θεοῦ, καὶ εἰς τὴν ὑπομονὴν τοῦ Χριστοῦ</w:t>
+      </w:r>
+    </w:p>
+    <w:p>
+      <w:pPr/>
+      <w:r>
+        <w:rPr>
+          <w:lang w:val="en_US" w:bidi="en_US"/>
+        </w:rPr>
+      </w:r>
+      <w:r>
+        <w:rPr>
+          <w:b/>
+          <w:lang w:val="en_US" w:bidi="en_US"/>
+        </w:rPr>
         <w:t>"may the Lord direct your hearts to the love of God and to the endurance of Christ"</w:t>
       </w:r>
     </w:p>
@@ -15138,6 +17468,21 @@
           <w:b/>
           <w:lang w:val="en_US" w:bidi="en_US"/>
         </w:rPr>
+        <w:t>εἰς τὴν ἀγάπην τοῦ Θεοῦ, καὶ εἰς τὴν ὑπομονὴν τοῦ Χριστοῦ</w:t>
+      </w:r>
+    </w:p>
+    <w:p>
+      <w:pPr/>
+      <w:r>
+        <w:rPr>
+          <w:lang w:val="en_US" w:bidi="en_US"/>
+        </w:rPr>
+      </w:r>
+      <w:r>
+        <w:rPr>
+          <w:b/>
+          <w:lang w:val="en_US" w:bidi="en_US"/>
+        </w:rPr>
         <w:t>"to the love of God and to the endurance of Christ"</w:t>
       </w:r>
     </w:p>
@@ -15247,6 +17592,21 @@
           <w:b/>
           <w:lang w:val="en_US" w:bidi="en_US"/>
         </w:rPr>
+        <w:t>εἰς τὴν ἀγάπην τοῦ Θεοῦ, καὶ εἰς τὴν ὑπομονὴν τοῦ Χριστοῦ</w:t>
+      </w:r>
+    </w:p>
+    <w:p>
+      <w:pPr/>
+      <w:r>
+        <w:rPr>
+          <w:lang w:val="en_US" w:bidi="en_US"/>
+        </w:rPr>
+      </w:r>
+      <w:r>
+        <w:rPr>
+          <w:b/>
+          <w:lang w:val="en_US" w:bidi="en_US"/>
+        </w:rPr>
         <w:t>"to the love of God and to the endurance of Christ"</w:t>
       </w:r>
     </w:p>
@@ -15343,6 +17703,21 @@
           <w:b/>
           <w:lang w:val="en_US" w:bidi="en_US"/>
         </w:rPr>
+        <w:t>εἰς τὴν ὑπομονὴν τοῦ Χριστοῦ</w:t>
+      </w:r>
+    </w:p>
+    <w:p>
+      <w:pPr/>
+      <w:r>
+        <w:rPr>
+          <w:lang w:val="en_US" w:bidi="en_US"/>
+        </w:rPr>
+      </w:r>
+      <w:r>
+        <w:rPr>
+          <w:b/>
+          <w:lang w:val="en_US" w:bidi="en_US"/>
+        </w:rPr>
         <w:t>"to the endurance of Christ"</w:t>
       </w:r>
     </w:p>
@@ -15516,6 +17891,21 @@
           <w:b/>
           <w:lang w:val="en_US" w:bidi="en_US"/>
         </w:rPr>
+        <w:t>δὲ</w:t>
+      </w:r>
+    </w:p>
+    <w:p>
+      <w:pPr/>
+      <w:r>
+        <w:rPr>
+          <w:lang w:val="en_US" w:bidi="en_US"/>
+        </w:rPr>
+      </w:r>
+      <w:r>
+        <w:rPr>
+          <w:b/>
+          <w:lang w:val="en_US" w:bidi="en_US"/>
+        </w:rPr>
         <w:t>"Now"</w:t>
       </w:r>
     </w:p>
@@ -15612,6 +18002,21 @@
           <w:b/>
           <w:lang w:val="en_US" w:bidi="en_US"/>
         </w:rPr>
+        <w:t>ἀδελφοί &amp; ἀδελφοῦ</w:t>
+      </w:r>
+    </w:p>
+    <w:p>
+      <w:pPr/>
+      <w:r>
+        <w:rPr>
+          <w:lang w:val="en_US" w:bidi="en_US"/>
+        </w:rPr>
+      </w:r>
+      <w:r>
+        <w:rPr>
+          <w:b/>
+          <w:lang w:val="en_US" w:bidi="en_US"/>
+        </w:rPr>
         <w:t>"brothers,"</w:t>
       </w:r>
       <w:r>
@@ -15734,6 +18139,21 @@
           <w:b/>
           <w:lang w:val="en_US" w:bidi="en_US"/>
         </w:rPr>
+        <w:t>ἐν ὀνόματι τοῦ Κυρίου ἡμῶν, Ἰησοῦ Χριστοῦ</w:t>
+      </w:r>
+    </w:p>
+    <w:p>
+      <w:pPr/>
+      <w:r>
+        <w:rPr>
+          <w:lang w:val="en_US" w:bidi="en_US"/>
+        </w:rPr>
+      </w:r>
+      <w:r>
+        <w:rPr>
+          <w:b/>
+          <w:lang w:val="en_US" w:bidi="en_US"/>
+        </w:rPr>
         <w:t>"in the name of our Lord Jesus Christ"</w:t>
       </w:r>
     </w:p>
@@ -15830,6 +18250,21 @@
           <w:b/>
           <w:lang w:val="en_US" w:bidi="en_US"/>
         </w:rPr>
+        <w:t>ἡμῶν</w:t>
+      </w:r>
+    </w:p>
+    <w:p>
+      <w:pPr/>
+      <w:r>
+        <w:rPr>
+          <w:lang w:val="en_US" w:bidi="en_US"/>
+        </w:rPr>
+      </w:r>
+      <w:r>
+        <w:rPr>
+          <w:b/>
+          <w:lang w:val="en_US" w:bidi="en_US"/>
+        </w:rPr>
         <w:t>"our"</w:t>
       </w:r>
     </w:p>
@@ -15926,6 +18361,21 @@
           <w:b/>
           <w:lang w:val="en_US" w:bidi="en_US"/>
         </w:rPr>
+        <w:t>ἀτάκτως περιπατοῦντος</w:t>
+      </w:r>
+    </w:p>
+    <w:p>
+      <w:pPr/>
+      <w:r>
+        <w:rPr>
+          <w:lang w:val="en_US" w:bidi="en_US"/>
+        </w:rPr>
+      </w:r>
+      <w:r>
+        <w:rPr>
+          <w:b/>
+          <w:lang w:val="en_US" w:bidi="en_US"/>
+        </w:rPr>
         <w:t>"walking disorderly"</w:t>
       </w:r>
     </w:p>
@@ -16009,6 +18459,21 @@
           <w:b/>
           <w:lang w:val="en_US" w:bidi="en_US"/>
         </w:rPr>
+        <w:t>τὴν παράδοσιν</w:t>
+      </w:r>
+    </w:p>
+    <w:p>
+      <w:pPr/>
+      <w:r>
+        <w:rPr>
+          <w:lang w:val="en_US" w:bidi="en_US"/>
+        </w:rPr>
+      </w:r>
+      <w:r>
+        <w:rPr>
+          <w:b/>
+          <w:lang w:val="en_US" w:bidi="en_US"/>
+        </w:rPr>
         <w:t>"the traditions"</w:t>
       </w:r>
     </w:p>
@@ -16085,6 +18550,21 @@
           <w:b/>
           <w:lang w:val="en_US" w:bidi="en_US"/>
         </w:rPr>
+        <w:t>μιμεῖσθαι ἡμᾶς</w:t>
+      </w:r>
+    </w:p>
+    <w:p>
+      <w:pPr/>
+      <w:r>
+        <w:rPr>
+          <w:lang w:val="en_US" w:bidi="en_US"/>
+        </w:rPr>
+      </w:r>
+      <w:r>
+        <w:rPr>
+          <w:b/>
+          <w:lang w:val="en_US" w:bidi="en_US"/>
+        </w:rPr>
         <w:t>"to imitate us"</w:t>
       </w:r>
     </w:p>
@@ -16181,6 +18661,21 @@
           <w:b/>
           <w:lang w:val="en_US" w:bidi="en_US"/>
         </w:rPr>
+        <w:t>οὐκ ἠτακτήσαμεν ἐν ὑμῖν</w:t>
+      </w:r>
+    </w:p>
+    <w:p>
+      <w:pPr/>
+      <w:r>
+        <w:rPr>
+          <w:lang w:val="en_US" w:bidi="en_US"/>
+        </w:rPr>
+      </w:r>
+      <w:r>
+        <w:rPr>
+          <w:b/>
+          <w:lang w:val="en_US" w:bidi="en_US"/>
+        </w:rPr>
         <w:t>"we did not behave disorderly among you"</w:t>
       </w:r>
     </w:p>
@@ -16264,6 +18759,21 @@
           <w:b/>
           <w:lang w:val="en_US" w:bidi="en_US"/>
         </w:rPr>
+        <w:t>ἄρτον</w:t>
+      </w:r>
+    </w:p>
+    <w:p>
+      <w:pPr/>
+      <w:r>
+        <w:rPr>
+          <w:lang w:val="en_US" w:bidi="en_US"/>
+        </w:rPr>
+      </w:r>
+      <w:r>
+        <w:rPr>
+          <w:b/>
+          <w:lang w:val="en_US" w:bidi="en_US"/>
+        </w:rPr>
         <w:t>"bread"</w:t>
       </w:r>
     </w:p>
@@ -16373,6 +18883,21 @@
           <w:b/>
           <w:lang w:val="en_US" w:bidi="en_US"/>
         </w:rPr>
+        <w:t>νυκτὸς καὶ ἡμέρας ἐργαζόμενοι</w:t>
+      </w:r>
+    </w:p>
+    <w:p>
+      <w:pPr/>
+      <w:r>
+        <w:rPr>
+          <w:lang w:val="en_US" w:bidi="en_US"/>
+        </w:rPr>
+      </w:r>
+      <w:r>
+        <w:rPr>
+          <w:b/>
+          <w:lang w:val="en_US" w:bidi="en_US"/>
+        </w:rPr>
         <w:t>"working night and day"</w:t>
       </w:r>
     </w:p>
@@ -16469,6 +18994,21 @@
           <w:b/>
           <w:lang w:val="en_US" w:bidi="en_US"/>
         </w:rPr>
+        <w:t>ἐν κόπῳ καὶ μόχθῳ</w:t>
+      </w:r>
+    </w:p>
+    <w:p>
+      <w:pPr/>
+      <w:r>
+        <w:rPr>
+          <w:lang w:val="en_US" w:bidi="en_US"/>
+        </w:rPr>
+      </w:r>
+      <w:r>
+        <w:rPr>
+          <w:b/>
+          <w:lang w:val="en_US" w:bidi="en_US"/>
+        </w:rPr>
         <w:t>"in toil and hardship"</w:t>
       </w:r>
     </w:p>
@@ -16578,6 +19118,21 @@
           <w:b/>
           <w:lang w:val="en_US" w:bidi="en_US"/>
         </w:rPr>
+        <w:t>οὐχ ὅτι οὐκ ἔχομεν ἐξουσίαν, ἀλλ’</w:t>
+      </w:r>
+    </w:p>
+    <w:p>
+      <w:pPr/>
+      <w:r>
+        <w:rPr>
+          <w:lang w:val="en_US" w:bidi="en_US"/>
+        </w:rPr>
+      </w:r>
+      <w:r>
+        <w:rPr>
+          <w:b/>
+          <w:lang w:val="en_US" w:bidi="en_US"/>
+        </w:rPr>
         <w:t>"not because we do not have authority, but"</w:t>
       </w:r>
     </w:p>
@@ -16661,6 +19216,21 @@
           <w:b/>
           <w:lang w:val="en_US" w:bidi="en_US"/>
         </w:rPr>
+        <w:t>ἑαυτοὺς τύπον δῶμεν ὑμῖν</w:t>
+      </w:r>
+    </w:p>
+    <w:p>
+      <w:pPr/>
+      <w:r>
+        <w:rPr>
+          <w:lang w:val="en_US" w:bidi="en_US"/>
+        </w:rPr>
+      </w:r>
+      <w:r>
+        <w:rPr>
+          <w:b/>
+          <w:lang w:val="en_US" w:bidi="en_US"/>
+        </w:rPr>
         <w:t>"we might offer ourselves {as} an example to you"</w:t>
       </w:r>
     </w:p>
@@ -16833,6 +19403,21 @@
           <w:b/>
           <w:lang w:val="en_US" w:bidi="en_US"/>
         </w:rPr>
+        <w:t>εἴ τις οὐ θέλει ἐργάζεσθαι, μηδὲ ἐσθιέτω</w:t>
+      </w:r>
+    </w:p>
+    <w:p>
+      <w:pPr/>
+      <w:r>
+        <w:rPr>
+          <w:lang w:val="en_US" w:bidi="en_US"/>
+        </w:rPr>
+      </w:r>
+      <w:r>
+        <w:rPr>
+          <w:b/>
+          <w:lang w:val="en_US" w:bidi="en_US"/>
+        </w:rPr>
         <w:t>"If anyone is not willing to work, do not even let him eat"</w:t>
       </w:r>
     </w:p>
@@ -16916,6 +19501,21 @@
           <w:b/>
           <w:lang w:val="en_US" w:bidi="en_US"/>
         </w:rPr>
+        <w:t>τινας περιπατοῦντας &amp; ἀτάκτως</w:t>
+      </w:r>
+    </w:p>
+    <w:p>
+      <w:pPr/>
+      <w:r>
+        <w:rPr>
+          <w:lang w:val="en_US" w:bidi="en_US"/>
+        </w:rPr>
+      </w:r>
+      <w:r>
+        <w:rPr>
+          <w:b/>
+          <w:lang w:val="en_US" w:bidi="en_US"/>
+        </w:rPr>
         <w:t>"some walking idly"</w:t>
       </w:r>
     </w:p>
@@ -17012,6 +19612,21 @@
           <w:b/>
           <w:lang w:val="en_US" w:bidi="en_US"/>
         </w:rPr>
+        <w:t>ἀλλὰ περιεργαζομένους</w:t>
+      </w:r>
+    </w:p>
+    <w:p>
+      <w:pPr/>
+      <w:r>
+        <w:rPr>
+          <w:lang w:val="en_US" w:bidi="en_US"/>
+        </w:rPr>
+      </w:r>
+      <w:r>
+        <w:rPr>
+          <w:b/>
+          <w:lang w:val="en_US" w:bidi="en_US"/>
+        </w:rPr>
         <w:t>"but meddling"</w:t>
       </w:r>
     </w:p>
@@ -17095,6 +19710,21 @@
           <w:b/>
           <w:lang w:val="en_US" w:bidi="en_US"/>
         </w:rPr>
+        <w:t>μετὰ ἡσυχίας</w:t>
+      </w:r>
+    </w:p>
+    <w:p>
+      <w:pPr/>
+      <w:r>
+        <w:rPr>
+          <w:lang w:val="en_US" w:bidi="en_US"/>
+        </w:rPr>
+      </w:r>
+      <w:r>
+        <w:rPr>
+          <w:b/>
+          <w:lang w:val="en_US" w:bidi="en_US"/>
+        </w:rPr>
         <w:t>"with quietness"</w:t>
       </w:r>
     </w:p>
@@ -17204,6 +19834,21 @@
           <w:b/>
           <w:lang w:val="en_US" w:bidi="en_US"/>
         </w:rPr>
+        <w:t>δέ</w:t>
+      </w:r>
+    </w:p>
+    <w:p>
+      <w:pPr/>
+      <w:r>
+        <w:rPr>
+          <w:lang w:val="en_US" w:bidi="en_US"/>
+        </w:rPr>
+      </w:r>
+      <w:r>
+        <w:rPr>
+          <w:b/>
+          <w:lang w:val="en_US" w:bidi="en_US"/>
+        </w:rPr>
         <w:t>"But"</w:t>
       </w:r>
     </w:p>
@@ -17300,6 +19945,21 @@
           <w:b/>
           <w:lang w:val="en_US" w:bidi="en_US"/>
         </w:rPr>
+        <w:t>ὑμεῖς</w:t>
+      </w:r>
+    </w:p>
+    <w:p>
+      <w:pPr/>
+      <w:r>
+        <w:rPr>
+          <w:lang w:val="en_US" w:bidi="en_US"/>
+        </w:rPr>
+      </w:r>
+      <w:r>
+        <w:rPr>
+          <w:b/>
+          <w:lang w:val="en_US" w:bidi="en_US"/>
+        </w:rPr>
         <w:t>"you"</w:t>
       </w:r>
     </w:p>
@@ -17396,6 +20056,21 @@
           <w:b/>
           <w:lang w:val="en_US" w:bidi="en_US"/>
         </w:rPr>
+        <w:t>ἀδελφοί</w:t>
+      </w:r>
+    </w:p>
+    <w:p>
+      <w:pPr/>
+      <w:r>
+        <w:rPr>
+          <w:lang w:val="en_US" w:bidi="en_US"/>
+        </w:rPr>
+      </w:r>
+      <w:r>
+        <w:rPr>
+          <w:b/>
+          <w:lang w:val="en_US" w:bidi="en_US"/>
+        </w:rPr>
         <w:t>"brothers"</w:t>
       </w:r>
     </w:p>
@@ -17492,6 +20167,21 @@
           <w:b/>
           <w:lang w:val="en_US" w:bidi="en_US"/>
         </w:rPr>
+        <w:t>τῷ λόγῳ ἡμῶν</w:t>
+      </w:r>
+    </w:p>
+    <w:p>
+      <w:pPr/>
+      <w:r>
+        <w:rPr>
+          <w:lang w:val="en_US" w:bidi="en_US"/>
+        </w:rPr>
+      </w:r>
+      <w:r>
+        <w:rPr>
+          <w:b/>
+          <w:lang w:val="en_US" w:bidi="en_US"/>
+        </w:rPr>
         <w:t>"our word"</w:t>
       </w:r>
     </w:p>
@@ -17588,6 +20278,21 @@
           <w:b/>
           <w:lang w:val="en_US" w:bidi="en_US"/>
         </w:rPr>
+        <w:t>τοῦτον σημειοῦσθε</w:t>
+      </w:r>
+    </w:p>
+    <w:p>
+      <w:pPr/>
+      <w:r>
+        <w:rPr>
+          <w:lang w:val="en_US" w:bidi="en_US"/>
+        </w:rPr>
+      </w:r>
+      <w:r>
+        <w:rPr>
+          <w:b/>
+          <w:lang w:val="en_US" w:bidi="en_US"/>
+        </w:rPr>
         <w:t>"note this one"</w:t>
       </w:r>
     </w:p>
@@ -17671,6 +20376,21 @@
           <w:b/>
           <w:lang w:val="en_US" w:bidi="en_US"/>
         </w:rPr>
+        <w:t>ἵνα ἐντραπῇ</w:t>
+      </w:r>
+    </w:p>
+    <w:p>
+      <w:pPr/>
+      <w:r>
+        <w:rPr>
+          <w:lang w:val="en_US" w:bidi="en_US"/>
+        </w:rPr>
+      </w:r>
+      <w:r>
+        <w:rPr>
+          <w:b/>
+          <w:lang w:val="en_US" w:bidi="en_US"/>
+        </w:rPr>
         <w:t>"so that he may be put to shame"</w:t>
       </w:r>
     </w:p>
@@ -17754,6 +20474,21 @@
           <w:b/>
           <w:lang w:val="en_US" w:bidi="en_US"/>
         </w:rPr>
+        <w:t>ἀδελφόν</w:t>
+      </w:r>
+    </w:p>
+    <w:p>
+      <w:pPr/>
+      <w:r>
+        <w:rPr>
+          <w:lang w:val="en_US" w:bidi="en_US"/>
+        </w:rPr>
+      </w:r>
+      <w:r>
+        <w:rPr>
+          <w:b/>
+          <w:lang w:val="en_US" w:bidi="en_US"/>
+        </w:rPr>
         <w:t>"a brother"</w:t>
       </w:r>
     </w:p>
@@ -17927,6 +20662,21 @@
           <w:b/>
           <w:lang w:val="en_US" w:bidi="en_US"/>
         </w:rPr>
+        <w:t>δὲ</w:t>
+      </w:r>
+    </w:p>
+    <w:p>
+      <w:pPr/>
+      <w:r>
+        <w:rPr>
+          <w:lang w:val="en_US" w:bidi="en_US"/>
+        </w:rPr>
+      </w:r>
+      <w:r>
+        <w:rPr>
+          <w:b/>
+          <w:lang w:val="en_US" w:bidi="en_US"/>
+        </w:rPr>
         <w:t>"Now"</w:t>
       </w:r>
     </w:p>
@@ -18023,6 +20773,21 @@
           <w:b/>
           <w:lang w:val="en_US" w:bidi="en_US"/>
         </w:rPr>
+        <w:t>αὐτὸς &amp; ὁ Κύριος τῆς εἰρήνης, δῴη ὑμῖν</w:t>
+      </w:r>
+    </w:p>
+    <w:p>
+      <w:pPr/>
+      <w:r>
+        <w:rPr>
+          <w:lang w:val="en_US" w:bidi="en_US"/>
+        </w:rPr>
+      </w:r>
+      <w:r>
+        <w:rPr>
+          <w:b/>
+          <w:lang w:val="en_US" w:bidi="en_US"/>
+        </w:rPr>
         <w:t>"may the Lord of peace himself give you"</w:t>
       </w:r>
     </w:p>
@@ -18106,6 +20871,21 @@
           <w:b/>
           <w:lang w:val="en_US" w:bidi="en_US"/>
         </w:rPr>
+        <w:t>αὐτὸς &amp; ὁ Κύριος τῆς εἰρήνης</w:t>
+      </w:r>
+    </w:p>
+    <w:p>
+      <w:pPr/>
+      <w:r>
+        <w:rPr>
+          <w:lang w:val="en_US" w:bidi="en_US"/>
+        </w:rPr>
+      </w:r>
+      <w:r>
+        <w:rPr>
+          <w:b/>
+          <w:lang w:val="en_US" w:bidi="en_US"/>
+        </w:rPr>
         <w:t>"the Lord of peace himself"</w:t>
       </w:r>
     </w:p>
@@ -18202,6 +20982,21 @@
           <w:b/>
           <w:lang w:val="en_US" w:bidi="en_US"/>
         </w:rPr>
+        <w:t>ὁ ἀσπασμὸς τῇ ἐμῇ χειρὶ, Παύλου, ὅ ἐστιν σημεῖον ἐν πάσῃ ἐπιστολῇ, οὕτως γράφω</w:t>
+      </w:r>
+    </w:p>
+    <w:p>
+      <w:pPr/>
+      <w:r>
+        <w:rPr>
+          <w:lang w:val="en_US" w:bidi="en_US"/>
+        </w:rPr>
+      </w:r>
+      <w:r>
+        <w:rPr>
+          <w:b/>
+          <w:lang w:val="en_US" w:bidi="en_US"/>
+        </w:rPr>
         <w:t>"This greeting {is} in my own hand—Paul—which is a sign in every letter. In this manner I write"</w:t>
       </w:r>
     </w:p>
@@ -18265,6 +21060,21 @@
           <w:b/>
           <w:lang w:val="en_US" w:bidi="en_US"/>
         </w:rPr>
+        <w:t>τῇ ἐμῇ χειρὶ</w:t>
+      </w:r>
+    </w:p>
+    <w:p>
+      <w:pPr/>
+      <w:r>
+        <w:rPr>
+          <w:lang w:val="en_US" w:bidi="en_US"/>
+        </w:rPr>
+      </w:r>
+      <w:r>
+        <w:rPr>
+          <w:b/>
+          <w:lang w:val="en_US" w:bidi="en_US"/>
+        </w:rPr>
         <w:t>"is} in my own hand"</w:t>
       </w:r>
     </w:p>
@@ -18361,6 +21171,21 @@
           <w:b/>
           <w:lang w:val="en_US" w:bidi="en_US"/>
         </w:rPr>
+        <w:t>οὕτως γράφω</w:t>
+      </w:r>
+    </w:p>
+    <w:p>
+      <w:pPr/>
+      <w:r>
+        <w:rPr>
+          <w:lang w:val="en_US" w:bidi="en_US"/>
+        </w:rPr>
+      </w:r>
+      <w:r>
+        <w:rPr>
+          <w:b/>
+          <w:lang w:val="en_US" w:bidi="en_US"/>
+        </w:rPr>
         <w:t>"In this manner I write"</w:t>
       </w:r>
     </w:p>
@@ -18430,6 +21255,21 @@
         <w:rPr>
           <w:lang w:val="en_US" w:bidi="en_US"/>
         </w:rPr>
+      </w:r>
+    </w:p>
+    <w:p>
+      <w:pPr/>
+      <w:r>
+        <w:rPr>
+          <w:lang w:val="en_US" w:bidi="en_US"/>
+        </w:rPr>
+      </w:r>
+      <w:r>
+        <w:rPr>
+          <w:b/>
+          <w:lang w:val="en_US" w:bidi="en_US"/>
+        </w:rPr>
+        <w:t>ἡ χάρις τοῦ Κυρίου ἡμῶν, Ἰησοῦ Χριστοῦ, μετὰ πάντων ὑμῶν</w:t>
       </w:r>
     </w:p>
     <w:p>

--- a/eng/docx/53.content.docx
+++ b/eng/docx/53.content.docx
@@ -230,6 +230,21 @@
           <w:b/>
           <w:lang w:val="en_US" w:bidi="en_US"/>
         </w:rPr>
+        <w:t>Σιλουανὸς</w:t>
+      </w:r>
+    </w:p>
+    <w:p>
+      <w:pPr/>
+      <w:r>
+        <w:rPr>
+          <w:lang w:val="en_US" w:bidi="en_US"/>
+        </w:rPr>
+      </w:r>
+      <w:r>
+        <w:rPr>
+          <w:b/>
+          <w:lang w:val="en_US" w:bidi="en_US"/>
+        </w:rPr>
         <w:t>"Silvanus"</w:t>
       </w:r>
     </w:p>
@@ -333,6 +348,21 @@
           <w:b/>
           <w:lang w:val="en_US" w:bidi="en_US"/>
         </w:rPr>
+        <w:t>Παῦλος, καὶ Σιλουανὸς, καὶ Τιμόθεος; τῇ ἐκκλησίᾳ</w:t>
+      </w:r>
+    </w:p>
+    <w:p>
+      <w:pPr/>
+      <w:r>
+        <w:rPr>
+          <w:lang w:val="en_US" w:bidi="en_US"/>
+        </w:rPr>
+      </w:r>
+      <w:r>
+        <w:rPr>
+          <w:b/>
+          <w:lang w:val="en_US" w:bidi="en_US"/>
+        </w:rPr>
         <w:t>"Paul and Silvanus and Timothy, to the church"</w:t>
       </w:r>
     </w:p>
@@ -416,6 +446,21 @@
           <w:b/>
           <w:lang w:val="en_US" w:bidi="en_US"/>
         </w:rPr>
+        <w:t>Παῦλος, καὶ Σιλουανὸς, καὶ Τιμόθεος</w:t>
+      </w:r>
+    </w:p>
+    <w:p>
+      <w:pPr/>
+      <w:r>
+        <w:rPr>
+          <w:lang w:val="en_US" w:bidi="en_US"/>
+        </w:rPr>
+      </w:r>
+      <w:r>
+        <w:rPr>
+          <w:b/>
+          <w:lang w:val="en_US" w:bidi="en_US"/>
+        </w:rPr>
         <w:t>"Paul and Silvanus and Timothy"</w:t>
       </w:r>
     </w:p>
@@ -525,6 +570,21 @@
           <w:b/>
           <w:lang w:val="en_US" w:bidi="en_US"/>
         </w:rPr>
+        <w:t>ἐν Θεῷ Πατρὶ ἡμῶν καὶ Κυρίῳ Ἰησοῦ Χριστῷ</w:t>
+      </w:r>
+    </w:p>
+    <w:p>
+      <w:pPr/>
+      <w:r>
+        <w:rPr>
+          <w:lang w:val="en_US" w:bidi="en_US"/>
+        </w:rPr>
+      </w:r>
+      <w:r>
+        <w:rPr>
+          <w:b/>
+          <w:lang w:val="en_US" w:bidi="en_US"/>
+        </w:rPr>
         <w:t>"in God our Father and the Lord Jesus Christ"</w:t>
       </w:r>
     </w:p>
@@ -608,6 +668,21 @@
           <w:b/>
           <w:lang w:val="en_US" w:bidi="en_US"/>
         </w:rPr>
+        <w:t>χάρις ὑμῖν καὶ εἰρήνη ἀπὸ Θεοῦ Πατρὸς καὶ Κυρίου Ἰησοῦ Χριστοῦ</w:t>
+      </w:r>
+    </w:p>
+    <w:p>
+      <w:pPr/>
+      <w:r>
+        <w:rPr>
+          <w:lang w:val="en_US" w:bidi="en_US"/>
+        </w:rPr>
+      </w:r>
+      <w:r>
+        <w:rPr>
+          <w:b/>
+          <w:lang w:val="en_US" w:bidi="en_US"/>
+        </w:rPr>
         <w:t>"Grace to you and peace from God the Father and the Lord Jesus Christ"</w:t>
       </w:r>
     </w:p>
@@ -691,6 +766,21 @@
           <w:b/>
           <w:lang w:val="en_US" w:bidi="en_US"/>
         </w:rPr>
+        <w:t>χάρις ὑμῖν καὶ εἰρήνη ἀπὸ Θεοῦ Πατρὸς καὶ Κυρίου Ἰησοῦ Χριστοῦ</w:t>
+      </w:r>
+    </w:p>
+    <w:p>
+      <w:pPr/>
+      <w:r>
+        <w:rPr>
+          <w:lang w:val="en_US" w:bidi="en_US"/>
+        </w:rPr>
+      </w:r>
+      <w:r>
+        <w:rPr>
+          <w:b/>
+          <w:lang w:val="en_US" w:bidi="en_US"/>
+        </w:rPr>
         <w:t>"Grace to you and peace from God the Father and the Lord Jesus Christ"</w:t>
       </w:r>
     </w:p>
@@ -877,6 +967,21 @@
           <w:b/>
           <w:lang w:val="en_US" w:bidi="en_US"/>
         </w:rPr>
+        <w:t>εὐχαριστεῖν ὀφείλομεν &amp; πάντοτε</w:t>
+      </w:r>
+    </w:p>
+    <w:p>
+      <w:pPr/>
+      <w:r>
+        <w:rPr>
+          <w:lang w:val="en_US" w:bidi="en_US"/>
+        </w:rPr>
+      </w:r>
+      <w:r>
+        <w:rPr>
+          <w:b/>
+          <w:lang w:val="en_US" w:bidi="en_US"/>
+        </w:rPr>
         <w:t>"We ought always to give thanks"</w:t>
       </w:r>
     </w:p>
@@ -966,6 +1071,21 @@
           <w:b/>
           <w:lang w:val="en_US" w:bidi="en_US"/>
         </w:rPr>
+        <w:t>εὐχαριστεῖν ὀφείλομεν τῷ Θεῷ πάντοτε</w:t>
+      </w:r>
+    </w:p>
+    <w:p>
+      <w:pPr/>
+      <w:r>
+        <w:rPr>
+          <w:lang w:val="en_US" w:bidi="en_US"/>
+        </w:rPr>
+      </w:r>
+      <w:r>
+        <w:rPr>
+          <w:b/>
+          <w:lang w:val="en_US" w:bidi="en_US"/>
+        </w:rPr>
         <w:t>"We ought always to give thanks to God"</w:t>
       </w:r>
     </w:p>
@@ -1062,6 +1182,21 @@
           <w:b/>
           <w:lang w:val="en_US" w:bidi="en_US"/>
         </w:rPr>
+        <w:t>εὐχαριστεῖν ὀφείλομεν τῷ Θεῷ πάντοτε περὶ ὑμῶν, ἀδελφοί</w:t>
+      </w:r>
+    </w:p>
+    <w:p>
+      <w:pPr/>
+      <w:r>
+        <w:rPr>
+          <w:lang w:val="en_US" w:bidi="en_US"/>
+        </w:rPr>
+      </w:r>
+      <w:r>
+        <w:rPr>
+          <w:b/>
+          <w:lang w:val="en_US" w:bidi="en_US"/>
+        </w:rPr>
         <w:t>"We ought always to give thanks to God for you, brothers"</w:t>
       </w:r>
     </w:p>
@@ -1145,6 +1280,21 @@
           <w:b/>
           <w:lang w:val="en_US" w:bidi="en_US"/>
         </w:rPr>
+        <w:t>ἀδελφοί</w:t>
+      </w:r>
+    </w:p>
+    <w:p>
+      <w:pPr/>
+      <w:r>
+        <w:rPr>
+          <w:lang w:val="en_US" w:bidi="en_US"/>
+        </w:rPr>
+      </w:r>
+      <w:r>
+        <w:rPr>
+          <w:b/>
+          <w:lang w:val="en_US" w:bidi="en_US"/>
+        </w:rPr>
         <w:t>"brothers"</w:t>
       </w:r>
     </w:p>
@@ -1241,6 +1391,21 @@
           <w:b/>
           <w:lang w:val="en_US" w:bidi="en_US"/>
         </w:rPr>
+        <w:t>καθὼς ἄξιόν ἐστιν</w:t>
+      </w:r>
+    </w:p>
+    <w:p>
+      <w:pPr/>
+      <w:r>
+        <w:rPr>
+          <w:lang w:val="en_US" w:bidi="en_US"/>
+        </w:rPr>
+      </w:r>
+      <w:r>
+        <w:rPr>
+          <w:b/>
+          <w:lang w:val="en_US" w:bidi="en_US"/>
+        </w:rPr>
         <w:t>"just as it is fitting"</w:t>
       </w:r>
     </w:p>
@@ -1350,6 +1515,21 @@
           <w:b/>
           <w:lang w:val="en_US" w:bidi="en_US"/>
         </w:rPr>
+        <w:t>ὑπεραυξάνει ἡ πίστις ὑμῶν</w:t>
+      </w:r>
+    </w:p>
+    <w:p>
+      <w:pPr/>
+      <w:r>
+        <w:rPr>
+          <w:lang w:val="en_US" w:bidi="en_US"/>
+        </w:rPr>
+      </w:r>
+      <w:r>
+        <w:rPr>
+          <w:b/>
+          <w:lang w:val="en_US" w:bidi="en_US"/>
+        </w:rPr>
         <w:t>"your faith is increasing greatly"</w:t>
       </w:r>
     </w:p>
@@ -1446,6 +1626,21 @@
           <w:b/>
           <w:lang w:val="en_US" w:bidi="en_US"/>
         </w:rPr>
+        <w:t>πλεονάζει ἡ ἀγάπη ἑνὸς ἑκάστου, πάντων ὑμῶν, εἰς ἀλλήλους</w:t>
+      </w:r>
+    </w:p>
+    <w:p>
+      <w:pPr/>
+      <w:r>
+        <w:rPr>
+          <w:lang w:val="en_US" w:bidi="en_US"/>
+        </w:rPr>
+      </w:r>
+      <w:r>
+        <w:rPr>
+          <w:b/>
+          <w:lang w:val="en_US" w:bidi="en_US"/>
+        </w:rPr>
         <w:t>"the love of each one of you all for one another is increasing"</w:t>
       </w:r>
     </w:p>
@@ -1542,6 +1737,21 @@
           <w:b/>
           <w:lang w:val="en_US" w:bidi="en_US"/>
         </w:rPr>
+        <w:t>ἀλλήλους</w:t>
+      </w:r>
+    </w:p>
+    <w:p>
+      <w:pPr/>
+      <w:r>
+        <w:rPr>
+          <w:lang w:val="en_US" w:bidi="en_US"/>
+        </w:rPr>
+      </w:r>
+      <w:r>
+        <w:rPr>
+          <w:b/>
+          <w:lang w:val="en_US" w:bidi="en_US"/>
+        </w:rPr>
         <w:t>"one another"</w:t>
       </w:r>
     </w:p>
@@ -1638,6 +1848,21 @@
           <w:b/>
           <w:lang w:val="en_US" w:bidi="en_US"/>
         </w:rPr>
+        <w:t>αὐτοὺς ἡμᾶς</w:t>
+      </w:r>
+    </w:p>
+    <w:p>
+      <w:pPr/>
+      <w:r>
+        <w:rPr>
+          <w:lang w:val="en_US" w:bidi="en_US"/>
+        </w:rPr>
+      </w:r>
+      <w:r>
+        <w:rPr>
+          <w:b/>
+          <w:lang w:val="en_US" w:bidi="en_US"/>
+        </w:rPr>
         <w:t>"we ourselves"</w:t>
       </w:r>
     </w:p>
@@ -1747,6 +1972,21 @@
           <w:b/>
           <w:lang w:val="en_US" w:bidi="en_US"/>
         </w:rPr>
+        <w:t>τῆς ὑπομονῆς ὑμῶν, καὶ πίστεως</w:t>
+      </w:r>
+    </w:p>
+    <w:p>
+      <w:pPr/>
+      <w:r>
+        <w:rPr>
+          <w:lang w:val="en_US" w:bidi="en_US"/>
+        </w:rPr>
+      </w:r>
+      <w:r>
+        <w:rPr>
+          <w:b/>
+          <w:lang w:val="en_US" w:bidi="en_US"/>
+        </w:rPr>
         <w:t>"your endurance and faith"</w:t>
       </w:r>
     </w:p>
@@ -1856,6 +2096,21 @@
           <w:b/>
           <w:lang w:val="en_US" w:bidi="en_US"/>
         </w:rPr>
+        <w:t>ἐν πᾶσιν τοῖς διωγμοῖς ὑμῶν, καὶ ταῖς θλίψεσιν</w:t>
+      </w:r>
+    </w:p>
+    <w:p>
+      <w:pPr/>
+      <w:r>
+        <w:rPr>
+          <w:lang w:val="en_US" w:bidi="en_US"/>
+        </w:rPr>
+      </w:r>
+      <w:r>
+        <w:rPr>
+          <w:b/>
+          <w:lang w:val="en_US" w:bidi="en_US"/>
+        </w:rPr>
         <w:t>"in all your persecutions and afflictions"</w:t>
       </w:r>
     </w:p>
@@ -1965,6 +2220,21 @@
           <w:b/>
           <w:lang w:val="en_US" w:bidi="en_US"/>
         </w:rPr>
+        <w:t>πίστεως ἐν πᾶσιν τοῖς διωγμοῖς ὑμῶν</w:t>
+      </w:r>
+    </w:p>
+    <w:p>
+      <w:pPr/>
+      <w:r>
+        <w:rPr>
+          <w:lang w:val="en_US" w:bidi="en_US"/>
+        </w:rPr>
+      </w:r>
+      <w:r>
+        <w:rPr>
+          <w:b/>
+          <w:lang w:val="en_US" w:bidi="en_US"/>
+        </w:rPr>
         <w:t>"faith in all your persecutions"</w:t>
       </w:r>
     </w:p>
@@ -2061,6 +2331,21 @@
           <w:b/>
           <w:lang w:val="en_US" w:bidi="en_US"/>
         </w:rPr>
+        <w:t>ἔνδειγμα τῆς δικαίας κρίσεως τοῦ Θεοῦ, εἰς τὸ καταξιωθῆναι ὑμᾶς</w:t>
+      </w:r>
+    </w:p>
+    <w:p>
+      <w:pPr/>
+      <w:r>
+        <w:rPr>
+          <w:lang w:val="en_US" w:bidi="en_US"/>
+        </w:rPr>
+      </w:r>
+      <w:r>
+        <w:rPr>
+          <w:b/>
+          <w:lang w:val="en_US" w:bidi="en_US"/>
+        </w:rPr>
         <w:t>"evidence of the righteous judgment of God, for you to be considered worthy"</w:t>
       </w:r>
     </w:p>
@@ -2157,6 +2442,21 @@
           <w:b/>
           <w:lang w:val="en_US" w:bidi="en_US"/>
         </w:rPr>
+        <w:t>εἰς τὸ καταξιωθῆναι ὑμᾶς τῆς Βασιλείας τοῦ Θεοῦ</w:t>
+      </w:r>
+    </w:p>
+    <w:p>
+      <w:pPr/>
+      <w:r>
+        <w:rPr>
+          <w:lang w:val="en_US" w:bidi="en_US"/>
+        </w:rPr>
+      </w:r>
+      <w:r>
+        <w:rPr>
+          <w:b/>
+          <w:lang w:val="en_US" w:bidi="en_US"/>
+        </w:rPr>
         <w:t>"for you to be considered worthy of the kingdom of God"</w:t>
       </w:r>
     </w:p>
@@ -2240,6 +2540,21 @@
           <w:b/>
           <w:lang w:val="en_US" w:bidi="en_US"/>
         </w:rPr>
+        <w:t>ὑπὲρ ἧς καὶ πάσχετε</w:t>
+      </w:r>
+    </w:p>
+    <w:p>
+      <w:pPr/>
+      <w:r>
+        <w:rPr>
+          <w:lang w:val="en_US" w:bidi="en_US"/>
+        </w:rPr>
+      </w:r>
+      <w:r>
+        <w:rPr>
+          <w:b/>
+          <w:lang w:val="en_US" w:bidi="en_US"/>
+        </w:rPr>
         <w:t>"for which you also suffer"</w:t>
       </w:r>
     </w:p>
@@ -2336,6 +2651,21 @@
           <w:b/>
           <w:lang w:val="en_US" w:bidi="en_US"/>
         </w:rPr>
+        <w:t>εἴπερ δίκαιον παρὰ Θεῷ</w:t>
+      </w:r>
+    </w:p>
+    <w:p>
+      <w:pPr/>
+      <w:r>
+        <w:rPr>
+          <w:lang w:val="en_US" w:bidi="en_US"/>
+        </w:rPr>
+      </w:r>
+      <w:r>
+        <w:rPr>
+          <w:b/>
+          <w:lang w:val="en_US" w:bidi="en_US"/>
+        </w:rPr>
         <w:t>"if indeed {it is} righteous for God"</w:t>
       </w:r>
     </w:p>
@@ -2419,6 +2749,21 @@
           <w:b/>
           <w:lang w:val="en_US" w:bidi="en_US"/>
         </w:rPr>
+        <w:t>παρὰ Θεῷ, ἀνταποδοῦναι τοῖς θλίβουσιν ὑμᾶς θλῖψιν</w:t>
+      </w:r>
+    </w:p>
+    <w:p>
+      <w:pPr/>
+      <w:r>
+        <w:rPr>
+          <w:lang w:val="en_US" w:bidi="en_US"/>
+        </w:rPr>
+      </w:r>
+      <w:r>
+        <w:rPr>
+          <w:b/>
+          <w:lang w:val="en_US" w:bidi="en_US"/>
+        </w:rPr>
         <w:t>"for God to return affliction to the ones afflicting you"</w:t>
       </w:r>
     </w:p>
@@ -2515,6 +2860,21 @@
           <w:b/>
           <w:lang w:val="en_US" w:bidi="en_US"/>
         </w:rPr>
+        <w:t>ἀνταποδοῦναι τοῖς θλίβουσιν ὑμᾶς θλῖψιν</w:t>
+      </w:r>
+    </w:p>
+    <w:p>
+      <w:pPr/>
+      <w:r>
+        <w:rPr>
+          <w:lang w:val="en_US" w:bidi="en_US"/>
+        </w:rPr>
+      </w:r>
+      <w:r>
+        <w:rPr>
+          <w:b/>
+          <w:lang w:val="en_US" w:bidi="en_US"/>
+        </w:rPr>
         <w:t>"to return affliction to the ones afflicting you"</w:t>
       </w:r>
     </w:p>
@@ -2611,6 +2971,21 @@
           <w:b/>
           <w:lang w:val="en_US" w:bidi="en_US"/>
         </w:rPr>
+        <w:t>καὶ ὑμῖν &amp; ἄνεσιν</w:t>
+      </w:r>
+    </w:p>
+    <w:p>
+      <w:pPr/>
+      <w:r>
+        <w:rPr>
+          <w:lang w:val="en_US" w:bidi="en_US"/>
+        </w:rPr>
+      </w:r>
+      <w:r>
+        <w:rPr>
+          <w:b/>
+          <w:lang w:val="en_US" w:bidi="en_US"/>
+        </w:rPr>
         <w:t>"and relief to you"</w:t>
       </w:r>
     </w:p>
@@ -2707,6 +3082,21 @@
           <w:b/>
           <w:lang w:val="en_US" w:bidi="en_US"/>
         </w:rPr>
+        <w:t>καὶ ὑμῖν τοῖς θλιβομένοις, ἄνεσιν μεθ’ ἡμῶν</w:t>
+      </w:r>
+    </w:p>
+    <w:p>
+      <w:pPr/>
+      <w:r>
+        <w:rPr>
+          <w:lang w:val="en_US" w:bidi="en_US"/>
+        </w:rPr>
+      </w:r>
+      <w:r>
+        <w:rPr>
+          <w:b/>
+          <w:lang w:val="en_US" w:bidi="en_US"/>
+        </w:rPr>
         <w:t>"and relief to you, the ones being afflicted with us"</w:t>
       </w:r>
     </w:p>
@@ -2816,6 +3206,21 @@
           <w:b/>
           <w:lang w:val="en_US" w:bidi="en_US"/>
         </w:rPr>
+        <w:t>ὑμῖν &amp; ἄνεσιν</w:t>
+      </w:r>
+    </w:p>
+    <w:p>
+      <w:pPr/>
+      <w:r>
+        <w:rPr>
+          <w:lang w:val="en_US" w:bidi="en_US"/>
+        </w:rPr>
+      </w:r>
+      <w:r>
+        <w:rPr>
+          <w:b/>
+          <w:lang w:val="en_US" w:bidi="en_US"/>
+        </w:rPr>
         <w:t>"relief to you"</w:t>
       </w:r>
     </w:p>
@@ -2912,6 +3317,21 @@
           <w:b/>
           <w:lang w:val="en_US" w:bidi="en_US"/>
         </w:rPr>
+        <w:t>τοῖς θλιβομένοις</w:t>
+      </w:r>
+    </w:p>
+    <w:p>
+      <w:pPr/>
+      <w:r>
+        <w:rPr>
+          <w:lang w:val="en_US" w:bidi="en_US"/>
+        </w:rPr>
+      </w:r>
+      <w:r>
+        <w:rPr>
+          <w:b/>
+          <w:lang w:val="en_US" w:bidi="en_US"/>
+        </w:rPr>
         <w:t>"the ones being afflicted"</w:t>
       </w:r>
     </w:p>
@@ -2995,6 +3415,21 @@
           <w:b/>
           <w:lang w:val="en_US" w:bidi="en_US"/>
         </w:rPr>
+        <w:t>ἐν τῇ ἀποκαλύψει τοῦ Κυρίου Ἰησοῦ</w:t>
+      </w:r>
+    </w:p>
+    <w:p>
+      <w:pPr/>
+      <w:r>
+        <w:rPr>
+          <w:lang w:val="en_US" w:bidi="en_US"/>
+        </w:rPr>
+      </w:r>
+      <w:r>
+        <w:rPr>
+          <w:b/>
+          <w:lang w:val="en_US" w:bidi="en_US"/>
+        </w:rPr>
         <w:t>"at the revealing of the Lord Jesus"</w:t>
       </w:r>
     </w:p>
@@ -3091,6 +3526,21 @@
           <w:b/>
           <w:lang w:val="en_US" w:bidi="en_US"/>
         </w:rPr>
+        <w:t>διδόντος ἐκδίκησιν τοῖς</w:t>
+      </w:r>
+    </w:p>
+    <w:p>
+      <w:pPr/>
+      <w:r>
+        <w:rPr>
+          <w:lang w:val="en_US" w:bidi="en_US"/>
+        </w:rPr>
+      </w:r>
+      <w:r>
+        <w:rPr>
+          <w:b/>
+          <w:lang w:val="en_US" w:bidi="en_US"/>
+        </w:rPr>
         <w:t>"taking vengeance on the ones"</w:t>
       </w:r>
     </w:p>
@@ -3187,6 +3637,21 @@
           <w:b/>
           <w:lang w:val="en_US" w:bidi="en_US"/>
         </w:rPr>
+        <w:t>τοῖς μὴ εἰδόσι Θεὸν</w:t>
+      </w:r>
+    </w:p>
+    <w:p>
+      <w:pPr/>
+      <w:r>
+        <w:rPr>
+          <w:lang w:val="en_US" w:bidi="en_US"/>
+        </w:rPr>
+      </w:r>
+      <w:r>
+        <w:rPr>
+          <w:b/>
+          <w:lang w:val="en_US" w:bidi="en_US"/>
+        </w:rPr>
         <w:t>"on the ones not having known God"</w:t>
       </w:r>
     </w:p>
@@ -3283,6 +3748,21 @@
           <w:b/>
           <w:lang w:val="en_US" w:bidi="en_US"/>
         </w:rPr>
+        <w:t>καὶ τοῖς μὴ ὑπακούουσιν τῷ εὐαγγελίῳ</w:t>
+      </w:r>
+    </w:p>
+    <w:p>
+      <w:pPr/>
+      <w:r>
+        <w:rPr>
+          <w:lang w:val="en_US" w:bidi="en_US"/>
+        </w:rPr>
+      </w:r>
+      <w:r>
+        <w:rPr>
+          <w:b/>
+          <w:lang w:val="en_US" w:bidi="en_US"/>
+        </w:rPr>
         <w:t>"and on the ones not obeying the gospel"</w:t>
       </w:r>
     </w:p>
@@ -3392,6 +3872,21 @@
           <w:b/>
           <w:lang w:val="en_US" w:bidi="en_US"/>
         </w:rPr>
+        <w:t>ὑπακούουσιν τῷ εὐαγγελίῳ</w:t>
+      </w:r>
+    </w:p>
+    <w:p>
+      <w:pPr/>
+      <w:r>
+        <w:rPr>
+          <w:lang w:val="en_US" w:bidi="en_US"/>
+        </w:rPr>
+      </w:r>
+      <w:r>
+        <w:rPr>
+          <w:b/>
+          <w:lang w:val="en_US" w:bidi="en_US"/>
+        </w:rPr>
         <w:t>"obeying the gospel"</w:t>
       </w:r>
     </w:p>
@@ -3488,6 +3983,21 @@
           <w:b/>
           <w:lang w:val="en_US" w:bidi="en_US"/>
         </w:rPr>
+        <w:t>τῷ εὐαγγελίῳ τοῦ Κυρίου ἡμῶν, Ἰησοῦ</w:t>
+      </w:r>
+    </w:p>
+    <w:p>
+      <w:pPr/>
+      <w:r>
+        <w:rPr>
+          <w:lang w:val="en_US" w:bidi="en_US"/>
+        </w:rPr>
+      </w:r>
+      <w:r>
+        <w:rPr>
+          <w:b/>
+          <w:lang w:val="en_US" w:bidi="en_US"/>
+        </w:rPr>
         <w:t>"the gospel of our Lord Jesus"</w:t>
       </w:r>
     </w:p>
@@ -3597,6 +4107,21 @@
           <w:b/>
           <w:lang w:val="en_US" w:bidi="en_US"/>
         </w:rPr>
+        <w:t>οἵτινες δίκην τίσουσιν</w:t>
+      </w:r>
+    </w:p>
+    <w:p>
+      <w:pPr/>
+      <w:r>
+        <w:rPr>
+          <w:lang w:val="en_US" w:bidi="en_US"/>
+        </w:rPr>
+      </w:r>
+      <w:r>
+        <w:rPr>
+          <w:b/>
+          <w:lang w:val="en_US" w:bidi="en_US"/>
+        </w:rPr>
         <w:t>"who will pay the penalty"</w:t>
       </w:r>
     </w:p>
@@ -3693,6 +4218,21 @@
           <w:b/>
           <w:lang w:val="en_US" w:bidi="en_US"/>
         </w:rPr>
+        <w:t>οἵτινες δίκην τίσουσιν</w:t>
+      </w:r>
+    </w:p>
+    <w:p>
+      <w:pPr/>
+      <w:r>
+        <w:rPr>
+          <w:lang w:val="en_US" w:bidi="en_US"/>
+        </w:rPr>
+      </w:r>
+      <w:r>
+        <w:rPr>
+          <w:b/>
+          <w:lang w:val="en_US" w:bidi="en_US"/>
+        </w:rPr>
         <w:t>"who will pay the penalty"</w:t>
       </w:r>
     </w:p>
@@ -3789,6 +4329,21 @@
           <w:b/>
           <w:lang w:val="en_US" w:bidi="en_US"/>
         </w:rPr>
+        <w:t>δίκην τίσουσιν</w:t>
+      </w:r>
+    </w:p>
+    <w:p>
+      <w:pPr/>
+      <w:r>
+        <w:rPr>
+          <w:lang w:val="en_US" w:bidi="en_US"/>
+        </w:rPr>
+      </w:r>
+      <w:r>
+        <w:rPr>
+          <w:b/>
+          <w:lang w:val="en_US" w:bidi="en_US"/>
+        </w:rPr>
         <w:t>"will pay the penalty"</w:t>
       </w:r>
     </w:p>
@@ -3885,6 +4440,21 @@
           <w:b/>
           <w:lang w:val="en_US" w:bidi="en_US"/>
         </w:rPr>
+        <w:t>ὄλεθρον αἰώνιον</w:t>
+      </w:r>
+    </w:p>
+    <w:p>
+      <w:pPr/>
+      <w:r>
+        <w:rPr>
+          <w:lang w:val="en_US" w:bidi="en_US"/>
+        </w:rPr>
+      </w:r>
+      <w:r>
+        <w:rPr>
+          <w:b/>
+          <w:lang w:val="en_US" w:bidi="en_US"/>
+        </w:rPr>
         <w:t>"eternal destruction"</w:t>
       </w:r>
     </w:p>
@@ -4020,6 +4590,21 @@
           <w:b/>
           <w:lang w:val="en_US" w:bidi="en_US"/>
         </w:rPr>
+        <w:t>ἀπὸ προσώπου τοῦ Κυρίου</w:t>
+      </w:r>
+    </w:p>
+    <w:p>
+      <w:pPr/>
+      <w:r>
+        <w:rPr>
+          <w:lang w:val="en_US" w:bidi="en_US"/>
+        </w:rPr>
+      </w:r>
+      <w:r>
+        <w:rPr>
+          <w:b/>
+          <w:lang w:val="en_US" w:bidi="en_US"/>
+        </w:rPr>
         <w:t>"away from the face of the Lord"</w:t>
       </w:r>
     </w:p>
@@ -4116,6 +4701,21 @@
           <w:b/>
           <w:lang w:val="en_US" w:bidi="en_US"/>
         </w:rPr>
+        <w:t>τῆς δόξης τῆς ἰσχύος αὐτοῦ</w:t>
+      </w:r>
+    </w:p>
+    <w:p>
+      <w:pPr/>
+      <w:r>
+        <w:rPr>
+          <w:lang w:val="en_US" w:bidi="en_US"/>
+        </w:rPr>
+      </w:r>
+      <w:r>
+        <w:rPr>
+          <w:b/>
+          <w:lang w:val="en_US" w:bidi="en_US"/>
+        </w:rPr>
         <w:t>"the glory of his power"</w:t>
       </w:r>
     </w:p>
@@ -4238,6 +4838,21 @@
           <w:b/>
           <w:lang w:val="en_US" w:bidi="en_US"/>
         </w:rPr>
+        <w:t>τῆς δόξης τῆς ἰσχύος αὐτοῦ</w:t>
+      </w:r>
+    </w:p>
+    <w:p>
+      <w:pPr/>
+      <w:r>
+        <w:rPr>
+          <w:lang w:val="en_US" w:bidi="en_US"/>
+        </w:rPr>
+      </w:r>
+      <w:r>
+        <w:rPr>
+          <w:b/>
+          <w:lang w:val="en_US" w:bidi="en_US"/>
+        </w:rPr>
         <w:t>"the glory of his power"</w:t>
       </w:r>
     </w:p>
@@ -4347,6 +4962,21 @@
           <w:b/>
           <w:lang w:val="en_US" w:bidi="en_US"/>
         </w:rPr>
+        <w:t>ὅταν ἔλθῃ &amp; ἐν τῇ ἡμέρᾳ ἐκείνῃ</w:t>
+      </w:r>
+    </w:p>
+    <w:p>
+      <w:pPr/>
+      <w:r>
+        <w:rPr>
+          <w:lang w:val="en_US" w:bidi="en_US"/>
+        </w:rPr>
+      </w:r>
+      <w:r>
+        <w:rPr>
+          <w:b/>
+          <w:lang w:val="en_US" w:bidi="en_US"/>
+        </w:rPr>
         <w:t>"when he comes on that day"</w:t>
       </w:r>
     </w:p>
@@ -4443,6 +5073,21 @@
           <w:b/>
           <w:lang w:val="en_US" w:bidi="en_US"/>
         </w:rPr>
+        <w:t>ἐνδοξασθῆναι ἐν τοῖς ἁγίοις αὐτοῦ, καὶ θαυμασθῆναι ἐν πᾶσιν τοῖς πιστεύσασιν</w:t>
+      </w:r>
+    </w:p>
+    <w:p>
+      <w:pPr/>
+      <w:r>
+        <w:rPr>
+          <w:lang w:val="en_US" w:bidi="en_US"/>
+        </w:rPr>
+      </w:r>
+      <w:r>
+        <w:rPr>
+          <w:b/>
+          <w:lang w:val="en_US" w:bidi="en_US"/>
+        </w:rPr>
         <w:t>"to be glorified by his saints and to be marveled at by all the ones having believed"</w:t>
       </w:r>
     </w:p>
@@ -4526,6 +5171,21 @@
           <w:b/>
           <w:lang w:val="en_US" w:bidi="en_US"/>
         </w:rPr>
+        <w:t>ἐνδοξασθῆναι ἐν τοῖς ἁγίοις αὐτοῦ, καὶ θαυμασθῆναι</w:t>
+      </w:r>
+    </w:p>
+    <w:p>
+      <w:pPr/>
+      <w:r>
+        <w:rPr>
+          <w:lang w:val="en_US" w:bidi="en_US"/>
+        </w:rPr>
+      </w:r>
+      <w:r>
+        <w:rPr>
+          <w:b/>
+          <w:lang w:val="en_US" w:bidi="en_US"/>
+        </w:rPr>
         <w:t>"to be glorified by his saints and to be marveled at"</w:t>
       </w:r>
     </w:p>
@@ -4635,6 +5295,21 @@
           <w:b/>
           <w:lang w:val="en_US" w:bidi="en_US"/>
         </w:rPr>
+        <w:t>ἐνδοξασθῆναι ἐν τοῖς ἁγίοις αὐτοῦ, καὶ θαυμασθῆναι ἐν πᾶσιν τοῖς πιστεύσασιν</w:t>
+      </w:r>
+    </w:p>
+    <w:p>
+      <w:pPr/>
+      <w:r>
+        <w:rPr>
+          <w:lang w:val="en_US" w:bidi="en_US"/>
+        </w:rPr>
+      </w:r>
+      <w:r>
+        <w:rPr>
+          <w:b/>
+          <w:lang w:val="en_US" w:bidi="en_US"/>
+        </w:rPr>
         <w:t>"to be glorified by his saints and to be marveled at by all the ones having believed"</w:t>
       </w:r>
     </w:p>
@@ -4724,6 +5399,21 @@
           <w:b/>
           <w:lang w:val="en_US" w:bidi="en_US"/>
         </w:rPr>
+        <w:t>ἐπιστεύθη τὸ μαρτύριον ἡμῶν ἐφ’ ὑμᾶς</w:t>
+      </w:r>
+    </w:p>
+    <w:p>
+      <w:pPr/>
+      <w:r>
+        <w:rPr>
+          <w:lang w:val="en_US" w:bidi="en_US"/>
+        </w:rPr>
+      </w:r>
+      <w:r>
+        <w:rPr>
+          <w:b/>
+          <w:lang w:val="en_US" w:bidi="en_US"/>
+        </w:rPr>
         <w:t>"our testimony to you has been believed"</w:t>
       </w:r>
     </w:p>
@@ -4807,6 +5497,21 @@
           <w:b/>
           <w:lang w:val="en_US" w:bidi="en_US"/>
         </w:rPr>
+        <w:t>εἰς ὃ</w:t>
+      </w:r>
+    </w:p>
+    <w:p>
+      <w:pPr/>
+      <w:r>
+        <w:rPr>
+          <w:lang w:val="en_US" w:bidi="en_US"/>
+        </w:rPr>
+      </w:r>
+      <w:r>
+        <w:rPr>
+          <w:b/>
+          <w:lang w:val="en_US" w:bidi="en_US"/>
+        </w:rPr>
         <w:t>"For this"</w:t>
       </w:r>
     </w:p>
@@ -4903,6 +5608,21 @@
           <w:b/>
           <w:lang w:val="en_US" w:bidi="en_US"/>
         </w:rPr>
+        <w:t>καὶ προσευχόμεθα πάντοτε περὶ ὑμῶν</w:t>
+      </w:r>
+    </w:p>
+    <w:p>
+      <w:pPr/>
+      <w:r>
+        <w:rPr>
+          <w:lang w:val="en_US" w:bidi="en_US"/>
+        </w:rPr>
+      </w:r>
+      <w:r>
+        <w:rPr>
+          <w:b/>
+          <w:lang w:val="en_US" w:bidi="en_US"/>
+        </w:rPr>
         <w:t>"we also pray always for you"</w:t>
       </w:r>
     </w:p>
@@ -4999,6 +5719,21 @@
           <w:b/>
           <w:lang w:val="en_US" w:bidi="en_US"/>
         </w:rPr>
+        <w:t>τῆς κλήσεως</w:t>
+      </w:r>
+    </w:p>
+    <w:p>
+      <w:pPr/>
+      <w:r>
+        <w:rPr>
+          <w:lang w:val="en_US" w:bidi="en_US"/>
+        </w:rPr>
+      </w:r>
+      <w:r>
+        <w:rPr>
+          <w:b/>
+          <w:lang w:val="en_US" w:bidi="en_US"/>
+        </w:rPr>
         <w:t>"of the calling"</w:t>
       </w:r>
     </w:p>
@@ -5095,6 +5830,21 @@
           <w:b/>
           <w:lang w:val="en_US" w:bidi="en_US"/>
         </w:rPr>
+        <w:t>πληρώσῃ πᾶσαν εὐδοκίαν ἀγαθωσύνης, καὶ ἔργον πίστεως ἐν δυνάμει</w:t>
+      </w:r>
+    </w:p>
+    <w:p>
+      <w:pPr/>
+      <w:r>
+        <w:rPr>
+          <w:lang w:val="en_US" w:bidi="en_US"/>
+        </w:rPr>
+      </w:r>
+      <w:r>
+        <w:rPr>
+          <w:b/>
+          <w:lang w:val="en_US" w:bidi="en_US"/>
+        </w:rPr>
         <w:t>"he may fulfill every desire of goodness and work of faith in power"</w:t>
       </w:r>
     </w:p>
@@ -5230,6 +5980,21 @@
           <w:b/>
           <w:lang w:val="en_US" w:bidi="en_US"/>
         </w:rPr>
+        <w:t>καὶ πληρώσῃ</w:t>
+      </w:r>
+    </w:p>
+    <w:p>
+      <w:pPr/>
+      <w:r>
+        <w:rPr>
+          <w:lang w:val="en_US" w:bidi="en_US"/>
+        </w:rPr>
+      </w:r>
+      <w:r>
+        <w:rPr>
+          <w:b/>
+          <w:lang w:val="en_US" w:bidi="en_US"/>
+        </w:rPr>
         <w:t>"and he may fulfill"</w:t>
       </w:r>
     </w:p>
@@ -5339,6 +6104,21 @@
           <w:b/>
           <w:lang w:val="en_US" w:bidi="en_US"/>
         </w:rPr>
+        <w:t>ὅπως</w:t>
+      </w:r>
+    </w:p>
+    <w:p>
+      <w:pPr/>
+      <w:r>
+        <w:rPr>
+          <w:lang w:val="en_US" w:bidi="en_US"/>
+        </w:rPr>
+      </w:r>
+      <w:r>
+        <w:rPr>
+          <w:b/>
+          <w:lang w:val="en_US" w:bidi="en_US"/>
+        </w:rPr>
         <w:t>"so that"</w:t>
       </w:r>
     </w:p>
@@ -5435,6 +6215,21 @@
           <w:b/>
           <w:lang w:val="en_US" w:bidi="en_US"/>
         </w:rPr>
+        <w:t>τὸ ὄνομα τοῦ Κυρίου ἡμῶν, Ἰησοῦ</w:t>
+      </w:r>
+    </w:p>
+    <w:p>
+      <w:pPr/>
+      <w:r>
+        <w:rPr>
+          <w:lang w:val="en_US" w:bidi="en_US"/>
+        </w:rPr>
+      </w:r>
+      <w:r>
+        <w:rPr>
+          <w:b/>
+          <w:lang w:val="en_US" w:bidi="en_US"/>
+        </w:rPr>
         <w:t>"the name of our Lord Jesus"</w:t>
       </w:r>
     </w:p>
@@ -5531,6 +6326,21 @@
           <w:b/>
           <w:lang w:val="en_US" w:bidi="en_US"/>
         </w:rPr>
+        <w:t>ὅπως ἐνδοξασθῇ τὸ ὄνομα τοῦ Κυρίου ἡμῶν, Ἰησοῦ, ἐν ὑμῖν</w:t>
+      </w:r>
+    </w:p>
+    <w:p>
+      <w:pPr/>
+      <w:r>
+        <w:rPr>
+          <w:lang w:val="en_US" w:bidi="en_US"/>
+        </w:rPr>
+      </w:r>
+      <w:r>
+        <w:rPr>
+          <w:b/>
+          <w:lang w:val="en_US" w:bidi="en_US"/>
+        </w:rPr>
         <w:t>"so that the name of our Lord Jesus might be glorified in you"</w:t>
       </w:r>
     </w:p>
@@ -5614,6 +6424,21 @@
           <w:b/>
           <w:lang w:val="en_US" w:bidi="en_US"/>
         </w:rPr>
+        <w:t>καὶ ὑμεῖς ἐν αὐτῷ</w:t>
+      </w:r>
+    </w:p>
+    <w:p>
+      <w:pPr/>
+      <w:r>
+        <w:rPr>
+          <w:lang w:val="en_US" w:bidi="en_US"/>
+        </w:rPr>
+      </w:r>
+      <w:r>
+        <w:rPr>
+          <w:b/>
+          <w:lang w:val="en_US" w:bidi="en_US"/>
+        </w:rPr>
         <w:t>"and you in him"</w:t>
       </w:r>
     </w:p>
@@ -5697,6 +6522,21 @@
           <w:b/>
           <w:lang w:val="en_US" w:bidi="en_US"/>
         </w:rPr>
+        <w:t>καὶ ὑμεῖς ἐν αὐτῷ</w:t>
+      </w:r>
+    </w:p>
+    <w:p>
+      <w:pPr/>
+      <w:r>
+        <w:rPr>
+          <w:lang w:val="en_US" w:bidi="en_US"/>
+        </w:rPr>
+      </w:r>
+      <w:r>
+        <w:rPr>
+          <w:b/>
+          <w:lang w:val="en_US" w:bidi="en_US"/>
+        </w:rPr>
         <w:t>"and you in him"</w:t>
       </w:r>
     </w:p>
@@ -5793,6 +6633,21 @@
           <w:b/>
           <w:lang w:val="en_US" w:bidi="en_US"/>
         </w:rPr>
+        <w:t>κατὰ τὴν χάριν τοῦ Θεοῦ ἡμῶν</w:t>
+      </w:r>
+    </w:p>
+    <w:p>
+      <w:pPr/>
+      <w:r>
+        <w:rPr>
+          <w:lang w:val="en_US" w:bidi="en_US"/>
+        </w:rPr>
+      </w:r>
+      <w:r>
+        <w:rPr>
+          <w:b/>
+          <w:lang w:val="en_US" w:bidi="en_US"/>
+        </w:rPr>
         <w:t>"according to the grace of our God"</w:t>
       </w:r>
     </w:p>
@@ -5889,6 +6744,21 @@
           <w:b/>
           <w:lang w:val="en_US" w:bidi="en_US"/>
         </w:rPr>
+        <w:t>τοῦ Θεοῦ ἡμῶν καὶ Κυρίου Ἰησοῦ Χριστοῦ</w:t>
+      </w:r>
+    </w:p>
+    <w:p>
+      <w:pPr/>
+      <w:r>
+        <w:rPr>
+          <w:lang w:val="en_US" w:bidi="en_US"/>
+        </w:rPr>
+      </w:r>
+      <w:r>
+        <w:rPr>
+          <w:b/>
+          <w:lang w:val="en_US" w:bidi="en_US"/>
+        </w:rPr>
         <w:t>"of our God and the Lord Jesus Christ"</w:t>
       </w:r>
     </w:p>
@@ -6042,6 +6912,21 @@
           <w:b/>
           <w:lang w:val="en_US" w:bidi="en_US"/>
         </w:rPr>
+        <w:t>δὲ</w:t>
+      </w:r>
+    </w:p>
+    <w:p>
+      <w:pPr/>
+      <w:r>
+        <w:rPr>
+          <w:lang w:val="en_US" w:bidi="en_US"/>
+        </w:rPr>
+      </w:r>
+      <w:r>
+        <w:rPr>
+          <w:b/>
+          <w:lang w:val="en_US" w:bidi="en_US"/>
+        </w:rPr>
         <w:t>"Now"</w:t>
       </w:r>
     </w:p>
@@ -6138,6 +7023,21 @@
           <w:b/>
           <w:lang w:val="en_US" w:bidi="en_US"/>
         </w:rPr>
+        <w:t>ὑπὲρ τῆς παρουσίας τοῦ Κυρίου ἡμῶν, Ἰησοῦ Χριστοῦ, καὶ ἡμῶν ἐπισυναγωγῆς ἐπ’ αὐτόν</w:t>
+      </w:r>
+    </w:p>
+    <w:p>
+      <w:pPr/>
+      <w:r>
+        <w:rPr>
+          <w:lang w:val="en_US" w:bidi="en_US"/>
+        </w:rPr>
+      </w:r>
+      <w:r>
+        <w:rPr>
+          <w:b/>
+          <w:lang w:val="en_US" w:bidi="en_US"/>
+        </w:rPr>
         <w:t>"about the coming of our Lord Jesus Christ and our gathering to him"</w:t>
       </w:r>
     </w:p>
@@ -6247,6 +7147,21 @@
           <w:b/>
           <w:lang w:val="en_US" w:bidi="en_US"/>
         </w:rPr>
+        <w:t>ὑπὲρ τῆς παρουσίας τοῦ Κυρίου ἡμῶν, Ἰησοῦ Χριστοῦ, καὶ ἡμῶν ἐπισυναγωγῆς ἐπ’ αὐτόν</w:t>
+      </w:r>
+    </w:p>
+    <w:p>
+      <w:pPr/>
+      <w:r>
+        <w:rPr>
+          <w:lang w:val="en_US" w:bidi="en_US"/>
+        </w:rPr>
+      </w:r>
+      <w:r>
+        <w:rPr>
+          <w:b/>
+          <w:lang w:val="en_US" w:bidi="en_US"/>
+        </w:rPr>
         <w:t>"about the coming of our Lord Jesus Christ and our gathering to him"</w:t>
       </w:r>
     </w:p>
@@ -6356,6 +7271,21 @@
           <w:b/>
           <w:lang w:val="en_US" w:bidi="en_US"/>
         </w:rPr>
+        <w:t>ἀδελφοί</w:t>
+      </w:r>
+    </w:p>
+    <w:p>
+      <w:pPr/>
+      <w:r>
+        <w:rPr>
+          <w:lang w:val="en_US" w:bidi="en_US"/>
+        </w:rPr>
+      </w:r>
+      <w:r>
+        <w:rPr>
+          <w:b/>
+          <w:lang w:val="en_US" w:bidi="en_US"/>
+        </w:rPr>
         <w:t>"brothers"</w:t>
       </w:r>
     </w:p>
@@ -6452,6 +7382,21 @@
           <w:b/>
           <w:lang w:val="en_US" w:bidi="en_US"/>
         </w:rPr>
+        <w:t>εἰς τὸ μὴ ταχέως σαλευθῆναι ὑμᾶς ἀπὸ τοῦ νοὸς</w:t>
+      </w:r>
+    </w:p>
+    <w:p>
+      <w:pPr/>
+      <w:r>
+        <w:rPr>
+          <w:lang w:val="en_US" w:bidi="en_US"/>
+        </w:rPr>
+      </w:r>
+      <w:r>
+        <w:rPr>
+          <w:b/>
+          <w:lang w:val="en_US" w:bidi="en_US"/>
+        </w:rPr>
         <w:t>"for you not to be quickly shaken in your mind"</w:t>
       </w:r>
     </w:p>
@@ -6548,6 +7493,21 @@
           <w:b/>
           <w:lang w:val="en_US" w:bidi="en_US"/>
         </w:rPr>
+        <w:t>μηδὲ θροεῖσθαι</w:t>
+      </w:r>
+    </w:p>
+    <w:p>
+      <w:pPr/>
+      <w:r>
+        <w:rPr>
+          <w:lang w:val="en_US" w:bidi="en_US"/>
+        </w:rPr>
+      </w:r>
+      <w:r>
+        <w:rPr>
+          <w:b/>
+          <w:lang w:val="en_US" w:bidi="en_US"/>
+        </w:rPr>
         <w:t>"and not to be troubled"</w:t>
       </w:r>
     </w:p>
@@ -6644,6 +7604,21 @@
           <w:b/>
           <w:lang w:val="en_US" w:bidi="en_US"/>
         </w:rPr>
+        <w:t>μήτε διὰ πνεύματος, μήτε διὰ λόγου, μήτε δι’ ἐπιστολῆς, ὡς δι’ ἡμῶν</w:t>
+      </w:r>
+    </w:p>
+    <w:p>
+      <w:pPr/>
+      <w:r>
+        <w:rPr>
+          <w:lang w:val="en_US" w:bidi="en_US"/>
+        </w:rPr>
+      </w:r>
+      <w:r>
+        <w:rPr>
+          <w:b/>
+          <w:lang w:val="en_US" w:bidi="en_US"/>
+        </w:rPr>
         <w:t>"neither by a spirit nor by a word nor by a letter as if from us"</w:t>
       </w:r>
     </w:p>
@@ -6727,6 +7702,21 @@
           <w:b/>
           <w:lang w:val="en_US" w:bidi="en_US"/>
         </w:rPr>
+        <w:t>ὡς δι’ ἡμῶν</w:t>
+      </w:r>
+    </w:p>
+    <w:p>
+      <w:pPr/>
+      <w:r>
+        <w:rPr>
+          <w:lang w:val="en_US" w:bidi="en_US"/>
+        </w:rPr>
+      </w:r>
+      <w:r>
+        <w:rPr>
+          <w:b/>
+          <w:lang w:val="en_US" w:bidi="en_US"/>
+        </w:rPr>
         <w:t>"as if from us"</w:t>
       </w:r>
     </w:p>
@@ -6810,6 +7800,21 @@
           <w:b/>
           <w:lang w:val="en_US" w:bidi="en_US"/>
         </w:rPr>
+        <w:t>ὡς ὅτι</w:t>
+      </w:r>
+    </w:p>
+    <w:p>
+      <w:pPr/>
+      <w:r>
+        <w:rPr>
+          <w:lang w:val="en_US" w:bidi="en_US"/>
+        </w:rPr>
+      </w:r>
+      <w:r>
+        <w:rPr>
+          <w:b/>
+          <w:lang w:val="en_US" w:bidi="en_US"/>
+        </w:rPr>
         <w:t>"as if"</w:t>
       </w:r>
     </w:p>
@@ -6893,6 +7898,21 @@
           <w:b/>
           <w:lang w:val="en_US" w:bidi="en_US"/>
         </w:rPr>
+        <w:t>ἡ ἡμέρα τοῦ Κυρίου</w:t>
+      </w:r>
+    </w:p>
+    <w:p>
+      <w:pPr/>
+      <w:r>
+        <w:rPr>
+          <w:lang w:val="en_US" w:bidi="en_US"/>
+        </w:rPr>
+      </w:r>
+      <w:r>
+        <w:rPr>
+          <w:b/>
+          <w:lang w:val="en_US" w:bidi="en_US"/>
+        </w:rPr>
         <w:t>"the day of the Lord"</w:t>
       </w:r>
     </w:p>
@@ -6969,6 +7989,21 @@
           <w:b/>
           <w:lang w:val="en_US" w:bidi="en_US"/>
         </w:rPr>
+        <w:t>μή τις ὑμᾶς ἐξαπατήσῃ κατὰ μηδένα τρόπον</w:t>
+      </w:r>
+    </w:p>
+    <w:p>
+      <w:pPr/>
+      <w:r>
+        <w:rPr>
+          <w:lang w:val="en_US" w:bidi="en_US"/>
+        </w:rPr>
+      </w:r>
+      <w:r>
+        <w:rPr>
+          <w:b/>
+          <w:lang w:val="en_US" w:bidi="en_US"/>
+        </w:rPr>
         <w:t>"May no one deceive you in any way"</w:t>
       </w:r>
     </w:p>
@@ -7032,6 +8067,21 @@
           <w:b/>
           <w:lang w:val="en_US" w:bidi="en_US"/>
         </w:rPr>
+        <w:t>ὅτι ἐὰν μὴ ἔλθῃ ἡ ἀποστασία πρῶτον</w:t>
+      </w:r>
+    </w:p>
+    <w:p>
+      <w:pPr/>
+      <w:r>
+        <w:rPr>
+          <w:lang w:val="en_US" w:bidi="en_US"/>
+        </w:rPr>
+      </w:r>
+      <w:r>
+        <w:rPr>
+          <w:b/>
+          <w:lang w:val="en_US" w:bidi="en_US"/>
+        </w:rPr>
         <w:t>"for unless the apostacy comes first"</w:t>
       </w:r>
     </w:p>
@@ -7115,6 +8165,21 @@
           <w:b/>
           <w:lang w:val="en_US" w:bidi="en_US"/>
         </w:rPr>
+        <w:t>ἡ ἀποστασία</w:t>
+      </w:r>
+    </w:p>
+    <w:p>
+      <w:pPr/>
+      <w:r>
+        <w:rPr>
+          <w:lang w:val="en_US" w:bidi="en_US"/>
+        </w:rPr>
+      </w:r>
+      <w:r>
+        <w:rPr>
+          <w:b/>
+          <w:lang w:val="en_US" w:bidi="en_US"/>
+        </w:rPr>
         <w:t>"the apostacy"</w:t>
       </w:r>
     </w:p>
@@ -7211,6 +8276,21 @@
           <w:b/>
           <w:lang w:val="en_US" w:bidi="en_US"/>
         </w:rPr>
+        <w:t>ἀποκαλυφθῇ ὁ ἄνθρωπος τῆς ἀνομίας</w:t>
+      </w:r>
+    </w:p>
+    <w:p>
+      <w:pPr/>
+      <w:r>
+        <w:rPr>
+          <w:lang w:val="en_US" w:bidi="en_US"/>
+        </w:rPr>
+      </w:r>
+      <w:r>
+        <w:rPr>
+          <w:b/>
+          <w:lang w:val="en_US" w:bidi="en_US"/>
+        </w:rPr>
         <w:t>"the man of lawlessness is revealed"</w:t>
       </w:r>
     </w:p>
@@ -7294,6 +8374,21 @@
           <w:b/>
           <w:lang w:val="en_US" w:bidi="en_US"/>
         </w:rPr>
+        <w:t>ὁ ἄνθρωπος τῆς ἀνομίας</w:t>
+      </w:r>
+    </w:p>
+    <w:p>
+      <w:pPr/>
+      <w:r>
+        <w:rPr>
+          <w:lang w:val="en_US" w:bidi="en_US"/>
+        </w:rPr>
+      </w:r>
+      <w:r>
+        <w:rPr>
+          <w:b/>
+          <w:lang w:val="en_US" w:bidi="en_US"/>
+        </w:rPr>
         <w:t>"the man of lawlessness"</w:t>
       </w:r>
     </w:p>
@@ -7403,6 +8498,21 @@
           <w:b/>
           <w:lang w:val="en_US" w:bidi="en_US"/>
         </w:rPr>
+        <w:t>ὁ υἱὸς τῆς ἀπωλείας</w:t>
+      </w:r>
+    </w:p>
+    <w:p>
+      <w:pPr/>
+      <w:r>
+        <w:rPr>
+          <w:lang w:val="en_US" w:bidi="en_US"/>
+        </w:rPr>
+      </w:r>
+      <w:r>
+        <w:rPr>
+          <w:b/>
+          <w:lang w:val="en_US" w:bidi="en_US"/>
+        </w:rPr>
         <w:t>"the son of destruction"</w:t>
       </w:r>
     </w:p>
@@ -7582,6 +8692,21 @@
           <w:b/>
           <w:lang w:val="en_US" w:bidi="en_US"/>
         </w:rPr>
+        <w:t>πάντα λεγόμενον θεὸν ἢ σέβασμα</w:t>
+      </w:r>
+    </w:p>
+    <w:p>
+      <w:pPr/>
+      <w:r>
+        <w:rPr>
+          <w:lang w:val="en_US" w:bidi="en_US"/>
+        </w:rPr>
+      </w:r>
+      <w:r>
+        <w:rPr>
+          <w:b/>
+          <w:lang w:val="en_US" w:bidi="en_US"/>
+        </w:rPr>
         <w:t>"everything being called god or an object of worship"</w:t>
       </w:r>
     </w:p>
@@ -7665,6 +8790,21 @@
           <w:b/>
           <w:lang w:val="en_US" w:bidi="en_US"/>
         </w:rPr>
+        <w:t>αὐτὸν &amp; καθίσαι</w:t>
+      </w:r>
+    </w:p>
+    <w:p>
+      <w:pPr/>
+      <w:r>
+        <w:rPr>
+          <w:lang w:val="en_US" w:bidi="en_US"/>
+        </w:rPr>
+      </w:r>
+      <w:r>
+        <w:rPr>
+          <w:b/>
+          <w:lang w:val="en_US" w:bidi="en_US"/>
+        </w:rPr>
         <w:t>"he himself sits"</w:t>
       </w:r>
     </w:p>
@@ -7761,6 +8901,21 @@
           <w:b/>
           <w:lang w:val="en_US" w:bidi="en_US"/>
         </w:rPr>
+        <w:t>ἀποδεικνύντα ἑαυτὸν ὅτι ἔστιν Θεός</w:t>
+      </w:r>
+    </w:p>
+    <w:p>
+      <w:pPr/>
+      <w:r>
+        <w:rPr>
+          <w:lang w:val="en_US" w:bidi="en_US"/>
+        </w:rPr>
+      </w:r>
+      <w:r>
+        <w:rPr>
+          <w:b/>
+          <w:lang w:val="en_US" w:bidi="en_US"/>
+        </w:rPr>
         <w:t>"showing that he himself is God"</w:t>
       </w:r>
     </w:p>
@@ -7837,6 +8992,21 @@
           <w:b/>
           <w:lang w:val="en_US" w:bidi="en_US"/>
         </w:rPr>
+        <w:t>οὐ μνημονεύετε ὅτι, ἔτι ὢν πρὸς ὑμᾶς, ταῦτα ἔλεγον ὑμῖν</w:t>
+      </w:r>
+    </w:p>
+    <w:p>
+      <w:pPr/>
+      <w:r>
+        <w:rPr>
+          <w:lang w:val="en_US" w:bidi="en_US"/>
+        </w:rPr>
+      </w:r>
+      <w:r>
+        <w:rPr>
+          <w:b/>
+          <w:lang w:val="en_US" w:bidi="en_US"/>
+        </w:rPr>
         <w:t>"Do you not remember that, still being with you, I was telling you these things"</w:t>
       </w:r>
     </w:p>
@@ -7920,6 +9090,21 @@
           <w:b/>
           <w:lang w:val="en_US" w:bidi="en_US"/>
         </w:rPr>
+        <w:t>ταῦτα</w:t>
+      </w:r>
+    </w:p>
+    <w:p>
+      <w:pPr/>
+      <w:r>
+        <w:rPr>
+          <w:lang w:val="en_US" w:bidi="en_US"/>
+        </w:rPr>
+      </w:r>
+      <w:r>
+        <w:rPr>
+          <w:b/>
+          <w:lang w:val="en_US" w:bidi="en_US"/>
+        </w:rPr>
         <w:t>"these things"</w:t>
       </w:r>
     </w:p>
@@ -8016,6 +9201,21 @@
           <w:b/>
           <w:lang w:val="en_US" w:bidi="en_US"/>
         </w:rPr>
+        <w:t>καὶ νῦν τὸ κατέχον οἴδατε</w:t>
+      </w:r>
+    </w:p>
+    <w:p>
+      <w:pPr/>
+      <w:r>
+        <w:rPr>
+          <w:lang w:val="en_US" w:bidi="en_US"/>
+        </w:rPr>
+      </w:r>
+      <w:r>
+        <w:rPr>
+          <w:b/>
+          <w:lang w:val="en_US" w:bidi="en_US"/>
+        </w:rPr>
         <w:t>"And now you know the one restraining {him"</w:t>
       </w:r>
     </w:p>
@@ -8118,6 +9318,21 @@
           <w:b/>
           <w:lang w:val="en_US" w:bidi="en_US"/>
         </w:rPr>
+        <w:t>τὸ ἀποκαλυφθῆναι αὐτὸν ἐν τῷ αὐτοῦ καιρῷ</w:t>
+      </w:r>
+    </w:p>
+    <w:p>
+      <w:pPr/>
+      <w:r>
+        <w:rPr>
+          <w:lang w:val="en_US" w:bidi="en_US"/>
+        </w:rPr>
+      </w:r>
+      <w:r>
+        <w:rPr>
+          <w:b/>
+          <w:lang w:val="en_US" w:bidi="en_US"/>
+        </w:rPr>
         <w:t>"his revealing in his time"</w:t>
       </w:r>
     </w:p>
@@ -8201,6 +9416,21 @@
           <w:b/>
           <w:lang w:val="en_US" w:bidi="en_US"/>
         </w:rPr>
+        <w:t>γὰρ</w:t>
+      </w:r>
+    </w:p>
+    <w:p>
+      <w:pPr/>
+      <w:r>
+        <w:rPr>
+          <w:lang w:val="en_US" w:bidi="en_US"/>
+        </w:rPr>
+      </w:r>
+      <w:r>
+        <w:rPr>
+          <w:b/>
+          <w:lang w:val="en_US" w:bidi="en_US"/>
+        </w:rPr>
         <w:t>"For"</w:t>
       </w:r>
     </w:p>
@@ -8310,6 +9540,21 @@
           <w:b/>
           <w:lang w:val="en_US" w:bidi="en_US"/>
         </w:rPr>
+        <w:t>τὸ &amp; μυστήριον ἤδη ἐνεργεῖται τῆς ἀνομίας</w:t>
+      </w:r>
+    </w:p>
+    <w:p>
+      <w:pPr/>
+      <w:r>
+        <w:rPr>
+          <w:lang w:val="en_US" w:bidi="en_US"/>
+        </w:rPr>
+      </w:r>
+      <w:r>
+        <w:rPr>
+          <w:b/>
+          <w:lang w:val="en_US" w:bidi="en_US"/>
+        </w:rPr>
         <w:t>"the mystery of lawlessness is already working"</w:t>
       </w:r>
     </w:p>
@@ -8419,6 +9664,21 @@
           <w:b/>
           <w:lang w:val="en_US" w:bidi="en_US"/>
         </w:rPr>
+        <w:t>ὁ κατέχων</w:t>
+      </w:r>
+    </w:p>
+    <w:p>
+      <w:pPr/>
+      <w:r>
+        <w:rPr>
+          <w:lang w:val="en_US" w:bidi="en_US"/>
+        </w:rPr>
+      </w:r>
+      <w:r>
+        <w:rPr>
+          <w:b/>
+          <w:lang w:val="en_US" w:bidi="en_US"/>
+        </w:rPr>
         <w:t>"the one restraining {him"</w:t>
       </w:r>
     </w:p>
@@ -8482,6 +9742,21 @@
           <w:b/>
           <w:lang w:val="en_US" w:bidi="en_US"/>
         </w:rPr>
+        <w:t>γένηται</w:t>
+      </w:r>
+    </w:p>
+    <w:p>
+      <w:pPr/>
+      <w:r>
+        <w:rPr>
+          <w:lang w:val="en_US" w:bidi="en_US"/>
+        </w:rPr>
+      </w:r>
+      <w:r>
+        <w:rPr>
+          <w:b/>
+          <w:lang w:val="en_US" w:bidi="en_US"/>
+        </w:rPr>
         <w:t>"he comes"</w:t>
       </w:r>
     </w:p>
@@ -8578,6 +9853,21 @@
           <w:b/>
           <w:lang w:val="en_US" w:bidi="en_US"/>
         </w:rPr>
+        <w:t>ἐκ μέσου γένηται</w:t>
+      </w:r>
+    </w:p>
+    <w:p>
+      <w:pPr/>
+      <w:r>
+        <w:rPr>
+          <w:lang w:val="en_US" w:bidi="en_US"/>
+        </w:rPr>
+      </w:r>
+      <w:r>
+        <w:rPr>
+          <w:b/>
+          <w:lang w:val="en_US" w:bidi="en_US"/>
+        </w:rPr>
         <w:t>"he comes out of the way"</w:t>
       </w:r>
     </w:p>
@@ -8661,6 +9951,21 @@
           <w:b/>
           <w:lang w:val="en_US" w:bidi="en_US"/>
         </w:rPr>
+        <w:t>καὶ τότε ἀποκαλυφθήσεται ὁ ἄνομος</w:t>
+      </w:r>
+    </w:p>
+    <w:p>
+      <w:pPr/>
+      <w:r>
+        <w:rPr>
+          <w:lang w:val="en_US" w:bidi="en_US"/>
+        </w:rPr>
+      </w:r>
+      <w:r>
+        <w:rPr>
+          <w:b/>
+          <w:lang w:val="en_US" w:bidi="en_US"/>
+        </w:rPr>
         <w:t>"and then the lawless one will be revealed"</w:t>
       </w:r>
     </w:p>
@@ -8744,6 +10049,21 @@
           <w:b/>
           <w:lang w:val="en_US" w:bidi="en_US"/>
         </w:rPr>
+        <w:t>τῷ πνεύματι τοῦ στόματος αὐτοῦ</w:t>
+      </w:r>
+    </w:p>
+    <w:p>
+      <w:pPr/>
+      <w:r>
+        <w:rPr>
+          <w:lang w:val="en_US" w:bidi="en_US"/>
+        </w:rPr>
+      </w:r>
+      <w:r>
+        <w:rPr>
+          <w:b/>
+          <w:lang w:val="en_US" w:bidi="en_US"/>
+        </w:rPr>
         <w:t>"with the breath of his mouth"</w:t>
       </w:r>
     </w:p>
@@ -8853,6 +10173,21 @@
           <w:b/>
           <w:lang w:val="en_US" w:bidi="en_US"/>
         </w:rPr>
+        <w:t>ἀνελεῖ τῷ πνεύματι τοῦ στόματος αὐτοῦ, καὶ καταργήσει τῇ ἐπιφανείᾳ τῆς παρουσίας αὐτοῦ</w:t>
+      </w:r>
+    </w:p>
+    <w:p>
+      <w:pPr/>
+      <w:r>
+        <w:rPr>
+          <w:lang w:val="en_US" w:bidi="en_US"/>
+        </w:rPr>
+      </w:r>
+      <w:r>
+        <w:rPr>
+          <w:b/>
+          <w:lang w:val="en_US" w:bidi="en_US"/>
+        </w:rPr>
         <w:t>"will kill with the breath of his mouth, and will bring to nothing by the appearance of his coming"</w:t>
       </w:r>
     </w:p>
@@ -8936,6 +10271,21 @@
           <w:b/>
           <w:lang w:val="en_US" w:bidi="en_US"/>
         </w:rPr>
+        <w:t>οὗ ἐστιν ἡ παρουσία, κατ’ ἐνέργειαν τοῦ Σατανᾶ</w:t>
+      </w:r>
+    </w:p>
+    <w:p>
+      <w:pPr/>
+      <w:r>
+        <w:rPr>
+          <w:lang w:val="en_US" w:bidi="en_US"/>
+        </w:rPr>
+      </w:r>
+      <w:r>
+        <w:rPr>
+          <w:b/>
+          <w:lang w:val="en_US" w:bidi="en_US"/>
+        </w:rPr>
         <w:t>"the arrival of whom is according to a work of Satan"</w:t>
       </w:r>
     </w:p>
@@ -9045,6 +10395,21 @@
           <w:b/>
           <w:lang w:val="en_US" w:bidi="en_US"/>
         </w:rPr>
+        <w:t>οὗ</w:t>
+      </w:r>
+    </w:p>
+    <w:p>
+      <w:pPr/>
+      <w:r>
+        <w:rPr>
+          <w:lang w:val="en_US" w:bidi="en_US"/>
+        </w:rPr>
+      </w:r>
+      <w:r>
+        <w:rPr>
+          <w:b/>
+          <w:lang w:val="en_US" w:bidi="en_US"/>
+        </w:rPr>
         <w:t>"of whom"</w:t>
       </w:r>
     </w:p>
@@ -9121,6 +10486,21 @@
           <w:b/>
           <w:lang w:val="en_US" w:bidi="en_US"/>
         </w:rPr>
+        <w:t>ἐν πάσῃ δυνάμει, καὶ σημείοις, καὶ τέρασιν ψεύδους</w:t>
+      </w:r>
+    </w:p>
+    <w:p>
+      <w:pPr/>
+      <w:r>
+        <w:rPr>
+          <w:lang w:val="en_US" w:bidi="en_US"/>
+        </w:rPr>
+      </w:r>
+      <w:r>
+        <w:rPr>
+          <w:b/>
+          <w:lang w:val="en_US" w:bidi="en_US"/>
+        </w:rPr>
         <w:t>"in all power and signs and false wonders"</w:t>
       </w:r>
     </w:p>
@@ -9269,6 +10649,21 @@
           <w:b/>
           <w:lang w:val="en_US" w:bidi="en_US"/>
         </w:rPr>
+        <w:t>ἐν πάσῃ δυνάμει, καὶ σημείοις, καὶ τέρασιν ψεύδους</w:t>
+      </w:r>
+    </w:p>
+    <w:p>
+      <w:pPr/>
+      <w:r>
+        <w:rPr>
+          <w:lang w:val="en_US" w:bidi="en_US"/>
+        </w:rPr>
+      </w:r>
+      <w:r>
+        <w:rPr>
+          <w:b/>
+          <w:lang w:val="en_US" w:bidi="en_US"/>
+        </w:rPr>
         <w:t>"in all power and signs and false wonders"</w:t>
       </w:r>
     </w:p>
@@ -9365,6 +10760,21 @@
           <w:b/>
           <w:lang w:val="en_US" w:bidi="en_US"/>
         </w:rPr>
+        <w:t>καὶ σημείοις, καὶ τέρασιν ψεύδους</w:t>
+      </w:r>
+    </w:p>
+    <w:p>
+      <w:pPr/>
+      <w:r>
+        <w:rPr>
+          <w:lang w:val="en_US" w:bidi="en_US"/>
+        </w:rPr>
+      </w:r>
+      <w:r>
+        <w:rPr>
+          <w:b/>
+          <w:lang w:val="en_US" w:bidi="en_US"/>
+        </w:rPr>
         <w:t>"and signs and false wonders"</w:t>
       </w:r>
     </w:p>
@@ -9474,6 +10884,21 @@
           <w:b/>
           <w:lang w:val="en_US" w:bidi="en_US"/>
         </w:rPr>
+        <w:t>πάσῃ</w:t>
+      </w:r>
+    </w:p>
+    <w:p>
+      <w:pPr/>
+      <w:r>
+        <w:rPr>
+          <w:lang w:val="en_US" w:bidi="en_US"/>
+        </w:rPr>
+      </w:r>
+      <w:r>
+        <w:rPr>
+          <w:b/>
+          <w:lang w:val="en_US" w:bidi="en_US"/>
+        </w:rPr>
         <w:t>"all"</w:t>
       </w:r>
     </w:p>
@@ -9570,6 +10995,21 @@
           <w:b/>
           <w:lang w:val="en_US" w:bidi="en_US"/>
         </w:rPr>
+        <w:t>ἐν πάσῃ ἀπάτῃ ἀδικίας</w:t>
+      </w:r>
+    </w:p>
+    <w:p>
+      <w:pPr/>
+      <w:r>
+        <w:rPr>
+          <w:lang w:val="en_US" w:bidi="en_US"/>
+        </w:rPr>
+      </w:r>
+      <w:r>
+        <w:rPr>
+          <w:b/>
+          <w:lang w:val="en_US" w:bidi="en_US"/>
+        </w:rPr>
         <w:t>"in all deceit of unrighteousness"</w:t>
       </w:r>
     </w:p>
@@ -9679,6 +11119,21 @@
           <w:b/>
           <w:lang w:val="en_US" w:bidi="en_US"/>
         </w:rPr>
+        <w:t>ἐν πάσῃ ἀπάτῃ ἀδικίας, τοῖς ἀπολλυμένοις</w:t>
+      </w:r>
+    </w:p>
+    <w:p>
+      <w:pPr/>
+      <w:r>
+        <w:rPr>
+          <w:lang w:val="en_US" w:bidi="en_US"/>
+        </w:rPr>
+      </w:r>
+      <w:r>
+        <w:rPr>
+          <w:b/>
+          <w:lang w:val="en_US" w:bidi="en_US"/>
+        </w:rPr>
         <w:t>"in all deceit of unrighteousness to the ones perishing"</w:t>
       </w:r>
     </w:p>
@@ -9788,6 +11243,21 @@
           <w:b/>
           <w:lang w:val="en_US" w:bidi="en_US"/>
         </w:rPr>
+        <w:t>ἀνθ’ ὧν</w:t>
+      </w:r>
+    </w:p>
+    <w:p>
+      <w:pPr/>
+      <w:r>
+        <w:rPr>
+          <w:lang w:val="en_US" w:bidi="en_US"/>
+        </w:rPr>
+      </w:r>
+      <w:r>
+        <w:rPr>
+          <w:b/>
+          <w:lang w:val="en_US" w:bidi="en_US"/>
+        </w:rPr>
         <w:t>"because of which"</w:t>
       </w:r>
     </w:p>
@@ -9871,6 +11341,21 @@
           <w:b/>
           <w:lang w:val="en_US" w:bidi="en_US"/>
         </w:rPr>
+        <w:t>τὴν ἀγάπην τῆς ἀληθείας οὐκ ἐδέξαντο</w:t>
+      </w:r>
+    </w:p>
+    <w:p>
+      <w:pPr/>
+      <w:r>
+        <w:rPr>
+          <w:lang w:val="en_US" w:bidi="en_US"/>
+        </w:rPr>
+      </w:r>
+      <w:r>
+        <w:rPr>
+          <w:b/>
+          <w:lang w:val="en_US" w:bidi="en_US"/>
+        </w:rPr>
         <w:t>"they did not receive the love of the truth"</w:t>
       </w:r>
     </w:p>
@@ -10006,6 +11491,21 @@
           <w:b/>
           <w:lang w:val="en_US" w:bidi="en_US"/>
         </w:rPr>
+        <w:t>εἰς τὸ σωθῆναι αὐτούς</w:t>
+      </w:r>
+    </w:p>
+    <w:p>
+      <w:pPr/>
+      <w:r>
+        <w:rPr>
+          <w:lang w:val="en_US" w:bidi="en_US"/>
+        </w:rPr>
+      </w:r>
+      <w:r>
+        <w:rPr>
+          <w:b/>
+          <w:lang w:val="en_US" w:bidi="en_US"/>
+        </w:rPr>
         <w:t>"for them to be saved"</w:t>
       </w:r>
     </w:p>
@@ -10089,6 +11589,21 @@
           <w:b/>
           <w:lang w:val="en_US" w:bidi="en_US"/>
         </w:rPr>
+        <w:t>εἰς τὸ σωθῆναι αὐτούς</w:t>
+      </w:r>
+    </w:p>
+    <w:p>
+      <w:pPr/>
+      <w:r>
+        <w:rPr>
+          <w:lang w:val="en_US" w:bidi="en_US"/>
+        </w:rPr>
+      </w:r>
+      <w:r>
+        <w:rPr>
+          <w:b/>
+          <w:lang w:val="en_US" w:bidi="en_US"/>
+        </w:rPr>
         <w:t>"for them to be saved"</w:t>
       </w:r>
     </w:p>
@@ -10172,6 +11687,21 @@
           <w:b/>
           <w:lang w:val="en_US" w:bidi="en_US"/>
         </w:rPr>
+        <w:t>διὰ τοῦτο</w:t>
+      </w:r>
+    </w:p>
+    <w:p>
+      <w:pPr/>
+      <w:r>
+        <w:rPr>
+          <w:lang w:val="en_US" w:bidi="en_US"/>
+        </w:rPr>
+      </w:r>
+      <w:r>
+        <w:rPr>
+          <w:b/>
+          <w:lang w:val="en_US" w:bidi="en_US"/>
+        </w:rPr>
         <w:t>"because of this"</w:t>
       </w:r>
     </w:p>
@@ -10268,6 +11798,21 @@
           <w:b/>
           <w:lang w:val="en_US" w:bidi="en_US"/>
         </w:rPr>
+        <w:t>πέμπει αὐτοῖς ὁ Θεὸς ἐνέργειαν πλάνης, εἰς τὸ πιστεῦσαι αὐτοὺς τῷ ψεύδει</w:t>
+      </w:r>
+    </w:p>
+    <w:p>
+      <w:pPr/>
+      <w:r>
+        <w:rPr>
+          <w:lang w:val="en_US" w:bidi="en_US"/>
+        </w:rPr>
+      </w:r>
+      <w:r>
+        <w:rPr>
+          <w:b/>
+          <w:lang w:val="en_US" w:bidi="en_US"/>
+        </w:rPr>
         <w:t>"God is sending to them a working of error for them to believe the lie"</w:t>
       </w:r>
     </w:p>
@@ -10377,6 +11922,21 @@
           <w:b/>
           <w:lang w:val="en_US" w:bidi="en_US"/>
         </w:rPr>
+        <w:t>ἐνέργειαν πλάνης</w:t>
+      </w:r>
+    </w:p>
+    <w:p>
+      <w:pPr/>
+      <w:r>
+        <w:rPr>
+          <w:lang w:val="en_US" w:bidi="en_US"/>
+        </w:rPr>
+      </w:r>
+      <w:r>
+        <w:rPr>
+          <w:b/>
+          <w:lang w:val="en_US" w:bidi="en_US"/>
+        </w:rPr>
         <w:t>"a working of error"</w:t>
       </w:r>
     </w:p>
@@ -10486,6 +12046,21 @@
           <w:b/>
           <w:lang w:val="en_US" w:bidi="en_US"/>
         </w:rPr>
+        <w:t>εἰς τὸ πιστεῦσαι αὐτοὺς</w:t>
+      </w:r>
+    </w:p>
+    <w:p>
+      <w:pPr/>
+      <w:r>
+        <w:rPr>
+          <w:lang w:val="en_US" w:bidi="en_US"/>
+        </w:rPr>
+      </w:r>
+      <w:r>
+        <w:rPr>
+          <w:b/>
+          <w:lang w:val="en_US" w:bidi="en_US"/>
+        </w:rPr>
         <w:t>"for them to believe"</w:t>
       </w:r>
     </w:p>
@@ -10595,6 +12170,21 @@
           <w:b/>
           <w:lang w:val="en_US" w:bidi="en_US"/>
         </w:rPr>
+        <w:t>εἰς τὸ πιστεῦσαι αὐτοὺς</w:t>
+      </w:r>
+    </w:p>
+    <w:p>
+      <w:pPr/>
+      <w:r>
+        <w:rPr>
+          <w:lang w:val="en_US" w:bidi="en_US"/>
+        </w:rPr>
+      </w:r>
+      <w:r>
+        <w:rPr>
+          <w:b/>
+          <w:lang w:val="en_US" w:bidi="en_US"/>
+        </w:rPr>
         <w:t>"for them to believe"</w:t>
       </w:r>
     </w:p>
@@ -10691,6 +12281,21 @@
           <w:b/>
           <w:lang w:val="en_US" w:bidi="en_US"/>
         </w:rPr>
+        <w:t>ἵνα</w:t>
+      </w:r>
+    </w:p>
+    <w:p>
+      <w:pPr/>
+      <w:r>
+        <w:rPr>
+          <w:lang w:val="en_US" w:bidi="en_US"/>
+        </w:rPr>
+      </w:r>
+      <w:r>
+        <w:rPr>
+          <w:b/>
+          <w:lang w:val="en_US" w:bidi="en_US"/>
+        </w:rPr>
         <w:t>"so that"</w:t>
       </w:r>
     </w:p>
@@ -10774,6 +12379,21 @@
           <w:b/>
           <w:lang w:val="en_US" w:bidi="en_US"/>
         </w:rPr>
+        <w:t>κριθῶσιν πάντες</w:t>
+      </w:r>
+    </w:p>
+    <w:p>
+      <w:pPr/>
+      <w:r>
+        <w:rPr>
+          <w:lang w:val="en_US" w:bidi="en_US"/>
+        </w:rPr>
+      </w:r>
+      <w:r>
+        <w:rPr>
+          <w:b/>
+          <w:lang w:val="en_US" w:bidi="en_US"/>
+        </w:rPr>
         <w:t>"they might all be judged"</w:t>
       </w:r>
     </w:p>
@@ -10857,6 +12477,21 @@
           <w:b/>
           <w:lang w:val="en_US" w:bidi="en_US"/>
         </w:rPr>
+        <w:t>οἱ</w:t>
+      </w:r>
+    </w:p>
+    <w:p>
+      <w:pPr/>
+      <w:r>
+        <w:rPr>
+          <w:lang w:val="en_US" w:bidi="en_US"/>
+        </w:rPr>
+      </w:r>
+      <w:r>
+        <w:rPr>
+          <w:b/>
+          <w:lang w:val="en_US" w:bidi="en_US"/>
+        </w:rPr>
         <w:t>"the ones"</w:t>
       </w:r>
     </w:p>
@@ -10953,6 +12588,21 @@
           <w:b/>
           <w:lang w:val="en_US" w:bidi="en_US"/>
         </w:rPr>
+        <w:t>οἱ μὴ πιστεύσαντες τῇ ἀληθείᾳ, ἀλλὰ εὐδοκήσαντες τῇ ἀδικίᾳ</w:t>
+      </w:r>
+    </w:p>
+    <w:p>
+      <w:pPr/>
+      <w:r>
+        <w:rPr>
+          <w:lang w:val="en_US" w:bidi="en_US"/>
+        </w:rPr>
+      </w:r>
+      <w:r>
+        <w:rPr>
+          <w:b/>
+          <w:lang w:val="en_US" w:bidi="en_US"/>
+        </w:rPr>
         <w:t>"the ones not having believed the truth, but having taken pleasure in the unrighteousness"</w:t>
       </w:r>
     </w:p>
@@ -11139,6 +12789,21 @@
           <w:b/>
           <w:lang w:val="en_US" w:bidi="en_US"/>
         </w:rPr>
+        <w:t>δὲ</w:t>
+      </w:r>
+    </w:p>
+    <w:p>
+      <w:pPr/>
+      <w:r>
+        <w:rPr>
+          <w:lang w:val="en_US" w:bidi="en_US"/>
+        </w:rPr>
+      </w:r>
+      <w:r>
+        <w:rPr>
+          <w:b/>
+          <w:lang w:val="en_US" w:bidi="en_US"/>
+        </w:rPr>
         <w:t>"Now"</w:t>
       </w:r>
     </w:p>
@@ -11215,6 +12880,21 @@
           <w:b/>
           <w:lang w:val="en_US" w:bidi="en_US"/>
         </w:rPr>
+        <w:t>ἡμεῖς &amp; ὀφείλομεν εὐχαριστεῖν &amp; πάντοτε</w:t>
+      </w:r>
+    </w:p>
+    <w:p>
+      <w:pPr/>
+      <w:r>
+        <w:rPr>
+          <w:lang w:val="en_US" w:bidi="en_US"/>
+        </w:rPr>
+      </w:r>
+      <w:r>
+        <w:rPr>
+          <w:b/>
+          <w:lang w:val="en_US" w:bidi="en_US"/>
+        </w:rPr>
         <w:t>"we ought always to give thanks"</w:t>
       </w:r>
     </w:p>
@@ -11311,6 +12991,21 @@
           <w:b/>
           <w:lang w:val="en_US" w:bidi="en_US"/>
         </w:rPr>
+        <w:t>ἡμεῖς &amp; ὀφείλομεν</w:t>
+      </w:r>
+    </w:p>
+    <w:p>
+      <w:pPr/>
+      <w:r>
+        <w:rPr>
+          <w:lang w:val="en_US" w:bidi="en_US"/>
+        </w:rPr>
+      </w:r>
+      <w:r>
+        <w:rPr>
+          <w:b/>
+          <w:lang w:val="en_US" w:bidi="en_US"/>
+        </w:rPr>
         <w:t>"we ought"</w:t>
       </w:r>
     </w:p>
@@ -11407,6 +13102,21 @@
           <w:b/>
           <w:lang w:val="en_US" w:bidi="en_US"/>
         </w:rPr>
+        <w:t>ἀδελφοὶ ἠγαπημένοι ὑπὸ Κυρίου</w:t>
+      </w:r>
+    </w:p>
+    <w:p>
+      <w:pPr/>
+      <w:r>
+        <w:rPr>
+          <w:lang w:val="en_US" w:bidi="en_US"/>
+        </w:rPr>
+      </w:r>
+      <w:r>
+        <w:rPr>
+          <w:b/>
+          <w:lang w:val="en_US" w:bidi="en_US"/>
+        </w:rPr>
         <w:t>"brothers having been loved by the Lord"</w:t>
       </w:r>
     </w:p>
@@ -11490,6 +13200,21 @@
           <w:b/>
           <w:lang w:val="en_US" w:bidi="en_US"/>
         </w:rPr>
+        <w:t>ἀδελφοὶ</w:t>
+      </w:r>
+    </w:p>
+    <w:p>
+      <w:pPr/>
+      <w:r>
+        <w:rPr>
+          <w:lang w:val="en_US" w:bidi="en_US"/>
+        </w:rPr>
+      </w:r>
+      <w:r>
+        <w:rPr>
+          <w:b/>
+          <w:lang w:val="en_US" w:bidi="en_US"/>
+        </w:rPr>
         <w:t>"brothers"</w:t>
       </w:r>
     </w:p>
@@ -11586,6 +13311,21 @@
           <w:b/>
           <w:lang w:val="en_US" w:bidi="en_US"/>
         </w:rPr>
+        <w:t>ἀπαρχὴν εἰς σωτηρίαν</w:t>
+      </w:r>
+    </w:p>
+    <w:p>
+      <w:pPr/>
+      <w:r>
+        <w:rPr>
+          <w:lang w:val="en_US" w:bidi="en_US"/>
+        </w:rPr>
+      </w:r>
+      <w:r>
+        <w:rPr>
+          <w:b/>
+          <w:lang w:val="en_US" w:bidi="en_US"/>
+        </w:rPr>
         <w:t>"as} firstfruits for salvation"</w:t>
       </w:r>
     </w:p>
@@ -11682,6 +13422,21 @@
           <w:b/>
           <w:lang w:val="en_US" w:bidi="en_US"/>
         </w:rPr>
+        <w:t>ἀπαρχὴν εἰς σωτηρίαν ἐν ἁγιασμῷ Πνεύματος καὶ πίστει ἀληθείας</w:t>
+      </w:r>
+    </w:p>
+    <w:p>
+      <w:pPr/>
+      <w:r>
+        <w:rPr>
+          <w:lang w:val="en_US" w:bidi="en_US"/>
+        </w:rPr>
+      </w:r>
+      <w:r>
+        <w:rPr>
+          <w:b/>
+          <w:lang w:val="en_US" w:bidi="en_US"/>
+        </w:rPr>
         <w:t>"as} firstfruits for salvation in sanctification of the Spirit and belief in the truth"</w:t>
       </w:r>
     </w:p>
@@ -11817,6 +13572,21 @@
           <w:b/>
           <w:lang w:val="en_US" w:bidi="en_US"/>
         </w:rPr>
+        <w:t>διὰ τοῦ εὐαγγελίου ἡμῶν</w:t>
+      </w:r>
+    </w:p>
+    <w:p>
+      <w:pPr/>
+      <w:r>
+        <w:rPr>
+          <w:lang w:val="en_US" w:bidi="en_US"/>
+        </w:rPr>
+      </w:r>
+      <w:r>
+        <w:rPr>
+          <w:b/>
+          <w:lang w:val="en_US" w:bidi="en_US"/>
+        </w:rPr>
         <w:t>"through our gospel"</w:t>
       </w:r>
     </w:p>
@@ -11913,6 +13683,21 @@
           <w:b/>
           <w:lang w:val="en_US" w:bidi="en_US"/>
         </w:rPr>
+        <w:t>εἰς περιποίησιν δόξης τοῦ Κυρίου ἡμῶν, Ἰησοῦ Χριστοῦ</w:t>
+      </w:r>
+    </w:p>
+    <w:p>
+      <w:pPr/>
+      <w:r>
+        <w:rPr>
+          <w:lang w:val="en_US" w:bidi="en_US"/>
+        </w:rPr>
+      </w:r>
+      <w:r>
+        <w:rPr>
+          <w:b/>
+          <w:lang w:val="en_US" w:bidi="en_US"/>
+        </w:rPr>
         <w:t>"to the acquiring of the glory of our Lord Jesus Christ"</w:t>
       </w:r>
     </w:p>
@@ -12009,6 +13794,21 @@
           <w:b/>
           <w:lang w:val="en_US" w:bidi="en_US"/>
         </w:rPr>
+        <w:t>εἰς περιποίησιν δόξης τοῦ Κυρίου ἡμῶν</w:t>
+      </w:r>
+    </w:p>
+    <w:p>
+      <w:pPr/>
+      <w:r>
+        <w:rPr>
+          <w:lang w:val="en_US" w:bidi="en_US"/>
+        </w:rPr>
+      </w:r>
+      <w:r>
+        <w:rPr>
+          <w:b/>
+          <w:lang w:val="en_US" w:bidi="en_US"/>
+        </w:rPr>
         <w:t>"to the acquiring of the glory of our Lord"</w:t>
       </w:r>
     </w:p>
@@ -12105,6 +13905,21 @@
           <w:b/>
           <w:lang w:val="en_US" w:bidi="en_US"/>
         </w:rPr>
+        <w:t>ἄρα οὖν</w:t>
+      </w:r>
+    </w:p>
+    <w:p>
+      <w:pPr/>
+      <w:r>
+        <w:rPr>
+          <w:lang w:val="en_US" w:bidi="en_US"/>
+        </w:rPr>
+      </w:r>
+      <w:r>
+        <w:rPr>
+          <w:b/>
+          <w:lang w:val="en_US" w:bidi="en_US"/>
+        </w:rPr>
         <w:t>"So then"</w:t>
       </w:r>
     </w:p>
@@ -12201,6 +14016,21 @@
           <w:b/>
           <w:lang w:val="en_US" w:bidi="en_US"/>
         </w:rPr>
+        <w:t>ἀδελφοί</w:t>
+      </w:r>
+    </w:p>
+    <w:p>
+      <w:pPr/>
+      <w:r>
+        <w:rPr>
+          <w:lang w:val="en_US" w:bidi="en_US"/>
+        </w:rPr>
+      </w:r>
+      <w:r>
+        <w:rPr>
+          <w:b/>
+          <w:lang w:val="en_US" w:bidi="en_US"/>
+        </w:rPr>
         <w:t>"brothers"</w:t>
       </w:r>
     </w:p>
@@ -12297,6 +14127,21 @@
           <w:b/>
           <w:lang w:val="en_US" w:bidi="en_US"/>
         </w:rPr>
+        <w:t>στήκετε</w:t>
+      </w:r>
+    </w:p>
+    <w:p>
+      <w:pPr/>
+      <w:r>
+        <w:rPr>
+          <w:lang w:val="en_US" w:bidi="en_US"/>
+        </w:rPr>
+      </w:r>
+      <w:r>
+        <w:rPr>
+          <w:b/>
+          <w:lang w:val="en_US" w:bidi="en_US"/>
+        </w:rPr>
         <w:t>"stand firm"</w:t>
       </w:r>
     </w:p>
@@ -12393,6 +14238,21 @@
           <w:b/>
           <w:lang w:val="en_US" w:bidi="en_US"/>
         </w:rPr>
+        <w:t>κρατεῖτε τὰς παραδόσεις</w:t>
+      </w:r>
+    </w:p>
+    <w:p>
+      <w:pPr/>
+      <w:r>
+        <w:rPr>
+          <w:lang w:val="en_US" w:bidi="en_US"/>
+        </w:rPr>
+      </w:r>
+      <w:r>
+        <w:rPr>
+          <w:b/>
+          <w:lang w:val="en_US" w:bidi="en_US"/>
+        </w:rPr>
         <w:t>"hold tight to the traditions"</w:t>
       </w:r>
     </w:p>
@@ -12489,6 +14349,21 @@
           <w:b/>
           <w:lang w:val="en_US" w:bidi="en_US"/>
         </w:rPr>
+        <w:t>στήκετε καὶ κρατεῖτε</w:t>
+      </w:r>
+    </w:p>
+    <w:p>
+      <w:pPr/>
+      <w:r>
+        <w:rPr>
+          <w:lang w:val="en_US" w:bidi="en_US"/>
+        </w:rPr>
+      </w:r>
+      <w:r>
+        <w:rPr>
+          <w:b/>
+          <w:lang w:val="en_US" w:bidi="en_US"/>
+        </w:rPr>
         <w:t>"stand firm and hold tight to"</w:t>
       </w:r>
     </w:p>
@@ -12572,6 +14447,21 @@
           <w:b/>
           <w:lang w:val="en_US" w:bidi="en_US"/>
         </w:rPr>
+        <w:t>ἐδιδάχθητε</w:t>
+      </w:r>
+    </w:p>
+    <w:p>
+      <w:pPr/>
+      <w:r>
+        <w:rPr>
+          <w:lang w:val="en_US" w:bidi="en_US"/>
+        </w:rPr>
+      </w:r>
+      <w:r>
+        <w:rPr>
+          <w:b/>
+          <w:lang w:val="en_US" w:bidi="en_US"/>
+        </w:rPr>
         <w:t>"you were taught"</w:t>
       </w:r>
     </w:p>
@@ -12655,6 +14545,21 @@
           <w:b/>
           <w:lang w:val="en_US" w:bidi="en_US"/>
         </w:rPr>
+        <w:t>διὰ λόγου</w:t>
+      </w:r>
+    </w:p>
+    <w:p>
+      <w:pPr/>
+      <w:r>
+        <w:rPr>
+          <w:lang w:val="en_US" w:bidi="en_US"/>
+        </w:rPr>
+      </w:r>
+      <w:r>
+        <w:rPr>
+          <w:b/>
+          <w:lang w:val="en_US" w:bidi="en_US"/>
+        </w:rPr>
         <w:t>"by word"</w:t>
       </w:r>
     </w:p>
@@ -12751,6 +14656,21 @@
           <w:b/>
           <w:lang w:val="en_US" w:bidi="en_US"/>
         </w:rPr>
+        <w:t>δι’ ἐπιστολῆς ἡμῶν</w:t>
+      </w:r>
+    </w:p>
+    <w:p>
+      <w:pPr/>
+      <w:r>
+        <w:rPr>
+          <w:lang w:val="en_US" w:bidi="en_US"/>
+        </w:rPr>
+      </w:r>
+      <w:r>
+        <w:rPr>
+          <w:b/>
+          <w:lang w:val="en_US" w:bidi="en_US"/>
+        </w:rPr>
         <w:t>"by our letter"</w:t>
       </w:r>
     </w:p>
@@ -12847,6 +14767,21 @@
           <w:b/>
           <w:lang w:val="en_US" w:bidi="en_US"/>
         </w:rPr>
+        <w:t>δὲ</w:t>
+      </w:r>
+    </w:p>
+    <w:p>
+      <w:pPr/>
+      <w:r>
+        <w:rPr>
+          <w:lang w:val="en_US" w:bidi="en_US"/>
+        </w:rPr>
+      </w:r>
+      <w:r>
+        <w:rPr>
+          <w:b/>
+          <w:lang w:val="en_US" w:bidi="en_US"/>
+        </w:rPr>
         <w:t>"Now"</w:t>
       </w:r>
     </w:p>
@@ -12943,6 +14878,21 @@
           <w:b/>
           <w:lang w:val="en_US" w:bidi="en_US"/>
         </w:rPr>
+        <w:t>αὐτὸς δὲ ὁ Κύριος ἡμῶν, Ἰησοῦς Χριστὸς, καὶ ὁ Θεὸς ὁ Πατὴρ ἡμῶν</w:t>
+      </w:r>
+    </w:p>
+    <w:p>
+      <w:pPr/>
+      <w:r>
+        <w:rPr>
+          <w:lang w:val="en_US" w:bidi="en_US"/>
+        </w:rPr>
+      </w:r>
+      <w:r>
+        <w:rPr>
+          <w:b/>
+          <w:lang w:val="en_US" w:bidi="en_US"/>
+        </w:rPr>
         <w:t>"Now our Lord Jesus Christ himself, and God our Father"</w:t>
       </w:r>
     </w:p>
@@ -13026,6 +14976,21 @@
           <w:b/>
           <w:lang w:val="en_US" w:bidi="en_US"/>
         </w:rPr>
+        <w:t>ἡμῶν &amp; ἡμῶν &amp; ἡμᾶς</w:t>
+      </w:r>
+    </w:p>
+    <w:p>
+      <w:pPr/>
+      <w:r>
+        <w:rPr>
+          <w:lang w:val="en_US" w:bidi="en_US"/>
+        </w:rPr>
+      </w:r>
+      <w:r>
+        <w:rPr>
+          <w:b/>
+          <w:lang w:val="en_US" w:bidi="en_US"/>
+        </w:rPr>
         <w:t>"our"</w:t>
       </w:r>
       <w:r>
@@ -13161,6 +15126,21 @@
           <w:b/>
           <w:lang w:val="en_US" w:bidi="en_US"/>
         </w:rPr>
+        <w:t>αὐτὸς &amp; Κύριος ἡμῶν, Ἰησοῦς Χριστὸς</w:t>
+      </w:r>
+    </w:p>
+    <w:p>
+      <w:pPr/>
+      <w:r>
+        <w:rPr>
+          <w:lang w:val="en_US" w:bidi="en_US"/>
+        </w:rPr>
+      </w:r>
+      <w:r>
+        <w:rPr>
+          <w:b/>
+          <w:lang w:val="en_US" w:bidi="en_US"/>
+        </w:rPr>
         <w:t>"our Lord Jesus Christ himself"</w:t>
       </w:r>
     </w:p>
@@ -13270,6 +15250,21 @@
           <w:b/>
           <w:lang w:val="en_US" w:bidi="en_US"/>
         </w:rPr>
+        <w:t>δοὺς παράκλησιν αἰωνίαν, καὶ ἐλπίδα ἀγαθὴν</w:t>
+      </w:r>
+    </w:p>
+    <w:p>
+      <w:pPr/>
+      <w:r>
+        <w:rPr>
+          <w:lang w:val="en_US" w:bidi="en_US"/>
+        </w:rPr>
+      </w:r>
+      <w:r>
+        <w:rPr>
+          <w:b/>
+          <w:lang w:val="en_US" w:bidi="en_US"/>
+        </w:rPr>
         <w:t>"gave {us} eternal comfort and good hope"</w:t>
       </w:r>
     </w:p>
@@ -13379,6 +15374,21 @@
           <w:b/>
           <w:lang w:val="en_US" w:bidi="en_US"/>
         </w:rPr>
+        <w:t>ἐν χάριτι</w:t>
+      </w:r>
+    </w:p>
+    <w:p>
+      <w:pPr/>
+      <w:r>
+        <w:rPr>
+          <w:lang w:val="en_US" w:bidi="en_US"/>
+        </w:rPr>
+      </w:r>
+      <w:r>
+        <w:rPr>
+          <w:b/>
+          <w:lang w:val="en_US" w:bidi="en_US"/>
+        </w:rPr>
         <w:t>"through grace"</w:t>
       </w:r>
     </w:p>
@@ -13475,6 +15485,21 @@
           <w:b/>
           <w:lang w:val="en_US" w:bidi="en_US"/>
         </w:rPr>
+        <w:t>παρακαλέσαι ὑμῶν τὰς καρδίας, καὶ στηρίξαι</w:t>
+      </w:r>
+    </w:p>
+    <w:p>
+      <w:pPr/>
+      <w:r>
+        <w:rPr>
+          <w:lang w:val="en_US" w:bidi="en_US"/>
+        </w:rPr>
+      </w:r>
+      <w:r>
+        <w:rPr>
+          <w:b/>
+          <w:lang w:val="en_US" w:bidi="en_US"/>
+        </w:rPr>
         <w:t>"may he comfort and strengthen your hearts"</w:t>
       </w:r>
     </w:p>
@@ -13584,6 +15609,21 @@
           <w:b/>
           <w:lang w:val="en_US" w:bidi="en_US"/>
         </w:rPr>
+        <w:t>ἐν παντὶ ἔργῳ καὶ λόγῳ ἀγαθῷ</w:t>
+      </w:r>
+    </w:p>
+    <w:p>
+      <w:pPr/>
+      <w:r>
+        <w:rPr>
+          <w:lang w:val="en_US" w:bidi="en_US"/>
+        </w:rPr>
+      </w:r>
+      <w:r>
+        <w:rPr>
+          <w:b/>
+          <w:lang w:val="en_US" w:bidi="en_US"/>
+        </w:rPr>
         <w:t>"in every good work and word"</w:t>
       </w:r>
     </w:p>
@@ -13757,6 +15797,21 @@
           <w:b/>
           <w:lang w:val="en_US" w:bidi="en_US"/>
         </w:rPr>
+        <w:t>τὸ λοιπὸν</w:t>
+      </w:r>
+    </w:p>
+    <w:p>
+      <w:pPr/>
+      <w:r>
+        <w:rPr>
+          <w:lang w:val="en_US" w:bidi="en_US"/>
+        </w:rPr>
+      </w:r>
+      <w:r>
+        <w:rPr>
+          <w:b/>
+          <w:lang w:val="en_US" w:bidi="en_US"/>
+        </w:rPr>
         <w:t>"Finally"</w:t>
       </w:r>
     </w:p>
@@ -13866,6 +15921,21 @@
           <w:b/>
           <w:lang w:val="en_US" w:bidi="en_US"/>
         </w:rPr>
+        <w:t>ἀδελφοί</w:t>
+      </w:r>
+    </w:p>
+    <w:p>
+      <w:pPr/>
+      <w:r>
+        <w:rPr>
+          <w:lang w:val="en_US" w:bidi="en_US"/>
+        </w:rPr>
+      </w:r>
+      <w:r>
+        <w:rPr>
+          <w:b/>
+          <w:lang w:val="en_US" w:bidi="en_US"/>
+        </w:rPr>
         <w:t>"brothers"</w:t>
       </w:r>
     </w:p>
@@ -13962,6 +16032,21 @@
           <w:b/>
           <w:lang w:val="en_US" w:bidi="en_US"/>
         </w:rPr>
+        <w:t>ἡμῶν</w:t>
+      </w:r>
+    </w:p>
+    <w:p>
+      <w:pPr/>
+      <w:r>
+        <w:rPr>
+          <w:lang w:val="en_US" w:bidi="en_US"/>
+        </w:rPr>
+      </w:r>
+      <w:r>
+        <w:rPr>
+          <w:b/>
+          <w:lang w:val="en_US" w:bidi="en_US"/>
+        </w:rPr>
         <w:t>"us"</w:t>
       </w:r>
     </w:p>
@@ -14058,6 +16143,21 @@
           <w:b/>
           <w:lang w:val="en_US" w:bidi="en_US"/>
         </w:rPr>
+        <w:t>τρέχῃ</w:t>
+      </w:r>
+    </w:p>
+    <w:p>
+      <w:pPr/>
+      <w:r>
+        <w:rPr>
+          <w:lang w:val="en_US" w:bidi="en_US"/>
+        </w:rPr>
+      </w:r>
+      <w:r>
+        <w:rPr>
+          <w:b/>
+          <w:lang w:val="en_US" w:bidi="en_US"/>
+        </w:rPr>
         <w:t>"might run"</w:t>
       </w:r>
     </w:p>
@@ -14154,6 +16254,21 @@
           <w:b/>
           <w:lang w:val="en_US" w:bidi="en_US"/>
         </w:rPr>
+        <w:t>καὶ δοξάζηται</w:t>
+      </w:r>
+    </w:p>
+    <w:p>
+      <w:pPr/>
+      <w:r>
+        <w:rPr>
+          <w:lang w:val="en_US" w:bidi="en_US"/>
+        </w:rPr>
+      </w:r>
+      <w:r>
+        <w:rPr>
+          <w:b/>
+          <w:lang w:val="en_US" w:bidi="en_US"/>
+        </w:rPr>
         <w:t>"and might be glorified"</w:t>
       </w:r>
     </w:p>
@@ -14237,6 +16352,21 @@
           <w:b/>
           <w:lang w:val="en_US" w:bidi="en_US"/>
         </w:rPr>
+        <w:t>καθὼς καὶ πρὸς ὑμᾶς</w:t>
+      </w:r>
+    </w:p>
+    <w:p>
+      <w:pPr/>
+      <w:r>
+        <w:rPr>
+          <w:lang w:val="en_US" w:bidi="en_US"/>
+        </w:rPr>
+      </w:r>
+      <w:r>
+        <w:rPr>
+          <w:b/>
+          <w:lang w:val="en_US" w:bidi="en_US"/>
+        </w:rPr>
         <w:t>"just as also with you"</w:t>
       </w:r>
     </w:p>
@@ -14320,6 +16450,21 @@
           <w:b/>
           <w:lang w:val="en_US" w:bidi="en_US"/>
         </w:rPr>
+        <w:t>ῥυσθῶμεν</w:t>
+      </w:r>
+    </w:p>
+    <w:p>
+      <w:pPr/>
+      <w:r>
+        <w:rPr>
+          <w:lang w:val="en_US" w:bidi="en_US"/>
+        </w:rPr>
+      </w:r>
+      <w:r>
+        <w:rPr>
+          <w:b/>
+          <w:lang w:val="en_US" w:bidi="en_US"/>
+        </w:rPr>
         <w:t>"we might be rescued"</w:t>
       </w:r>
     </w:p>
@@ -14403,6 +16548,21 @@
           <w:b/>
           <w:lang w:val="en_US" w:bidi="en_US"/>
         </w:rPr>
+        <w:t>ἀτόπων καὶ πονηρῶν</w:t>
+      </w:r>
+    </w:p>
+    <w:p>
+      <w:pPr/>
+      <w:r>
+        <w:rPr>
+          <w:lang w:val="en_US" w:bidi="en_US"/>
+        </w:rPr>
+      </w:r>
+      <w:r>
+        <w:rPr>
+          <w:b/>
+          <w:lang w:val="en_US" w:bidi="en_US"/>
+        </w:rPr>
         <w:t>"perverse and evil"</w:t>
       </w:r>
     </w:p>
@@ -14512,6 +16672,21 @@
           <w:b/>
           <w:lang w:val="en_US" w:bidi="en_US"/>
         </w:rPr>
+        <w:t>οὐ γὰρ πάντων ἡ πίστις</w:t>
+      </w:r>
+    </w:p>
+    <w:p>
+      <w:pPr/>
+      <w:r>
+        <w:rPr>
+          <w:lang w:val="en_US" w:bidi="en_US"/>
+        </w:rPr>
+      </w:r>
+      <w:r>
+        <w:rPr>
+          <w:b/>
+          <w:lang w:val="en_US" w:bidi="en_US"/>
+        </w:rPr>
         <w:t>"for not everyone {has} the faith"</w:t>
       </w:r>
     </w:p>
@@ -14608,6 +16783,21 @@
           <w:b/>
           <w:lang w:val="en_US" w:bidi="en_US"/>
         </w:rPr>
+        <w:t>ἡ πίστις</w:t>
+      </w:r>
+    </w:p>
+    <w:p>
+      <w:pPr/>
+      <w:r>
+        <w:rPr>
+          <w:lang w:val="en_US" w:bidi="en_US"/>
+        </w:rPr>
+      </w:r>
+      <w:r>
+        <w:rPr>
+          <w:b/>
+          <w:lang w:val="en_US" w:bidi="en_US"/>
+        </w:rPr>
         <w:t>"has} the faith"</w:t>
       </w:r>
     </w:p>
@@ -14704,6 +16894,21 @@
           <w:b/>
           <w:lang w:val="en_US" w:bidi="en_US"/>
         </w:rPr>
+        <w:t>ὃς στηρίξει</w:t>
+      </w:r>
+    </w:p>
+    <w:p>
+      <w:pPr/>
+      <w:r>
+        <w:rPr>
+          <w:lang w:val="en_US" w:bidi="en_US"/>
+        </w:rPr>
+      </w:r>
+      <w:r>
+        <w:rPr>
+          <w:b/>
+          <w:lang w:val="en_US" w:bidi="en_US"/>
+        </w:rPr>
         <w:t>"who will strengthen"</w:t>
       </w:r>
     </w:p>
@@ -14800,6 +17005,21 @@
           <w:b/>
           <w:lang w:val="en_US" w:bidi="en_US"/>
         </w:rPr>
+        <w:t>τοῦ πονηροῦ</w:t>
+      </w:r>
+    </w:p>
+    <w:p>
+      <w:pPr/>
+      <w:r>
+        <w:rPr>
+          <w:lang w:val="en_US" w:bidi="en_US"/>
+        </w:rPr>
+      </w:r>
+      <w:r>
+        <w:rPr>
+          <w:b/>
+          <w:lang w:val="en_US" w:bidi="en_US"/>
+        </w:rPr>
         <w:t>"the evil one"</w:t>
       </w:r>
     </w:p>
@@ -14863,6 +17083,21 @@
           <w:b/>
           <w:lang w:val="en_US" w:bidi="en_US"/>
         </w:rPr>
+        <w:t>πεποίθαμεν δὲ</w:t>
+      </w:r>
+    </w:p>
+    <w:p>
+      <w:pPr/>
+      <w:r>
+        <w:rPr>
+          <w:lang w:val="en_US" w:bidi="en_US"/>
+        </w:rPr>
+      </w:r>
+      <w:r>
+        <w:rPr>
+          <w:b/>
+          <w:lang w:val="en_US" w:bidi="en_US"/>
+        </w:rPr>
         <w:t>"We are also confident"</w:t>
       </w:r>
     </w:p>
@@ -14959,6 +17194,21 @@
           <w:b/>
           <w:lang w:val="en_US" w:bidi="en_US"/>
         </w:rPr>
+        <w:t>πεποίθαμεν δὲ ἐν Κυρίῳ ἐφ’ ὑμᾶς</w:t>
+      </w:r>
+    </w:p>
+    <w:p>
+      <w:pPr/>
+      <w:r>
+        <w:rPr>
+          <w:lang w:val="en_US" w:bidi="en_US"/>
+        </w:rPr>
+      </w:r>
+      <w:r>
+        <w:rPr>
+          <w:b/>
+          <w:lang w:val="en_US" w:bidi="en_US"/>
+        </w:rPr>
         <w:t>"We are also confident in the Lord about you"</w:t>
       </w:r>
     </w:p>
@@ -15042,6 +17292,21 @@
           <w:b/>
           <w:lang w:val="en_US" w:bidi="en_US"/>
         </w:rPr>
+        <w:t>ὁ &amp; Κύριος κατευθύναι ὑμῶν τὰς καρδίας εἰς τὴν ἀγάπην τοῦ Θεοῦ, καὶ εἰς τὴν ὑπομονὴν τοῦ Χριστοῦ</w:t>
+      </w:r>
+    </w:p>
+    <w:p>
+      <w:pPr/>
+      <w:r>
+        <w:rPr>
+          <w:lang w:val="en_US" w:bidi="en_US"/>
+        </w:rPr>
+      </w:r>
+      <w:r>
+        <w:rPr>
+          <w:b/>
+          <w:lang w:val="en_US" w:bidi="en_US"/>
+        </w:rPr>
         <w:t>"may the Lord direct your hearts to the love of God and to the endurance of Christ"</w:t>
       </w:r>
     </w:p>
@@ -15138,6 +17403,21 @@
           <w:b/>
           <w:lang w:val="en_US" w:bidi="en_US"/>
         </w:rPr>
+        <w:t>εἰς τὴν ἀγάπην τοῦ Θεοῦ, καὶ εἰς τὴν ὑπομονὴν τοῦ Χριστοῦ</w:t>
+      </w:r>
+    </w:p>
+    <w:p>
+      <w:pPr/>
+      <w:r>
+        <w:rPr>
+          <w:lang w:val="en_US" w:bidi="en_US"/>
+        </w:rPr>
+      </w:r>
+      <w:r>
+        <w:rPr>
+          <w:b/>
+          <w:lang w:val="en_US" w:bidi="en_US"/>
+        </w:rPr>
         <w:t>"to the love of God and to the endurance of Christ"</w:t>
       </w:r>
     </w:p>
@@ -15247,6 +17527,21 @@
           <w:b/>
           <w:lang w:val="en_US" w:bidi="en_US"/>
         </w:rPr>
+        <w:t>εἰς τὴν ἀγάπην τοῦ Θεοῦ, καὶ εἰς τὴν ὑπομονὴν τοῦ Χριστοῦ</w:t>
+      </w:r>
+    </w:p>
+    <w:p>
+      <w:pPr/>
+      <w:r>
+        <w:rPr>
+          <w:lang w:val="en_US" w:bidi="en_US"/>
+        </w:rPr>
+      </w:r>
+      <w:r>
+        <w:rPr>
+          <w:b/>
+          <w:lang w:val="en_US" w:bidi="en_US"/>
+        </w:rPr>
         <w:t>"to the love of God and to the endurance of Christ"</w:t>
       </w:r>
     </w:p>
@@ -15343,6 +17638,21 @@
           <w:b/>
           <w:lang w:val="en_US" w:bidi="en_US"/>
         </w:rPr>
+        <w:t>εἰς τὴν ὑπομονὴν τοῦ Χριστοῦ</w:t>
+      </w:r>
+    </w:p>
+    <w:p>
+      <w:pPr/>
+      <w:r>
+        <w:rPr>
+          <w:lang w:val="en_US" w:bidi="en_US"/>
+        </w:rPr>
+      </w:r>
+      <w:r>
+        <w:rPr>
+          <w:b/>
+          <w:lang w:val="en_US" w:bidi="en_US"/>
+        </w:rPr>
         <w:t>"to the endurance of Christ"</w:t>
       </w:r>
     </w:p>
@@ -15516,6 +17826,21 @@
           <w:b/>
           <w:lang w:val="en_US" w:bidi="en_US"/>
         </w:rPr>
+        <w:t>δὲ</w:t>
+      </w:r>
+    </w:p>
+    <w:p>
+      <w:pPr/>
+      <w:r>
+        <w:rPr>
+          <w:lang w:val="en_US" w:bidi="en_US"/>
+        </w:rPr>
+      </w:r>
+      <w:r>
+        <w:rPr>
+          <w:b/>
+          <w:lang w:val="en_US" w:bidi="en_US"/>
+        </w:rPr>
         <w:t>"Now"</w:t>
       </w:r>
     </w:p>
@@ -15612,6 +17937,21 @@
           <w:b/>
           <w:lang w:val="en_US" w:bidi="en_US"/>
         </w:rPr>
+        <w:t>ἀδελφοί &amp; ἀδελφοῦ</w:t>
+      </w:r>
+    </w:p>
+    <w:p>
+      <w:pPr/>
+      <w:r>
+        <w:rPr>
+          <w:lang w:val="en_US" w:bidi="en_US"/>
+        </w:rPr>
+      </w:r>
+      <w:r>
+        <w:rPr>
+          <w:b/>
+          <w:lang w:val="en_US" w:bidi="en_US"/>
+        </w:rPr>
         <w:t>"brothers,"</w:t>
       </w:r>
       <w:r>
@@ -15734,6 +18074,21 @@
           <w:b/>
           <w:lang w:val="en_US" w:bidi="en_US"/>
         </w:rPr>
+        <w:t>ἐν ὀνόματι τοῦ Κυρίου ἡμῶν, Ἰησοῦ Χριστοῦ</w:t>
+      </w:r>
+    </w:p>
+    <w:p>
+      <w:pPr/>
+      <w:r>
+        <w:rPr>
+          <w:lang w:val="en_US" w:bidi="en_US"/>
+        </w:rPr>
+      </w:r>
+      <w:r>
+        <w:rPr>
+          <w:b/>
+          <w:lang w:val="en_US" w:bidi="en_US"/>
+        </w:rPr>
         <w:t>"in the name of our Lord Jesus Christ"</w:t>
       </w:r>
     </w:p>
@@ -15830,6 +18185,21 @@
           <w:b/>
           <w:lang w:val="en_US" w:bidi="en_US"/>
         </w:rPr>
+        <w:t>ἡμῶν</w:t>
+      </w:r>
+    </w:p>
+    <w:p>
+      <w:pPr/>
+      <w:r>
+        <w:rPr>
+          <w:lang w:val="en_US" w:bidi="en_US"/>
+        </w:rPr>
+      </w:r>
+      <w:r>
+        <w:rPr>
+          <w:b/>
+          <w:lang w:val="en_US" w:bidi="en_US"/>
+        </w:rPr>
         <w:t>"our"</w:t>
       </w:r>
     </w:p>
@@ -15926,6 +18296,21 @@
           <w:b/>
           <w:lang w:val="en_US" w:bidi="en_US"/>
         </w:rPr>
+        <w:t>ἀτάκτως περιπατοῦντος</w:t>
+      </w:r>
+    </w:p>
+    <w:p>
+      <w:pPr/>
+      <w:r>
+        <w:rPr>
+          <w:lang w:val="en_US" w:bidi="en_US"/>
+        </w:rPr>
+      </w:r>
+      <w:r>
+        <w:rPr>
+          <w:b/>
+          <w:lang w:val="en_US" w:bidi="en_US"/>
+        </w:rPr>
         <w:t>"walking disorderly"</w:t>
       </w:r>
     </w:p>
@@ -16009,6 +18394,21 @@
           <w:b/>
           <w:lang w:val="en_US" w:bidi="en_US"/>
         </w:rPr>
+        <w:t>τὴν παράδοσιν</w:t>
+      </w:r>
+    </w:p>
+    <w:p>
+      <w:pPr/>
+      <w:r>
+        <w:rPr>
+          <w:lang w:val="en_US" w:bidi="en_US"/>
+        </w:rPr>
+      </w:r>
+      <w:r>
+        <w:rPr>
+          <w:b/>
+          <w:lang w:val="en_US" w:bidi="en_US"/>
+        </w:rPr>
         <w:t>"the traditions"</w:t>
       </w:r>
     </w:p>
@@ -16085,6 +18485,21 @@
           <w:b/>
           <w:lang w:val="en_US" w:bidi="en_US"/>
         </w:rPr>
+        <w:t>μιμεῖσθαι ἡμᾶς</w:t>
+      </w:r>
+    </w:p>
+    <w:p>
+      <w:pPr/>
+      <w:r>
+        <w:rPr>
+          <w:lang w:val="en_US" w:bidi="en_US"/>
+        </w:rPr>
+      </w:r>
+      <w:r>
+        <w:rPr>
+          <w:b/>
+          <w:lang w:val="en_US" w:bidi="en_US"/>
+        </w:rPr>
         <w:t>"to imitate us"</w:t>
       </w:r>
     </w:p>
@@ -16181,6 +18596,21 @@
           <w:b/>
           <w:lang w:val="en_US" w:bidi="en_US"/>
         </w:rPr>
+        <w:t>οὐκ ἠτακτήσαμεν ἐν ὑμῖν</w:t>
+      </w:r>
+    </w:p>
+    <w:p>
+      <w:pPr/>
+      <w:r>
+        <w:rPr>
+          <w:lang w:val="en_US" w:bidi="en_US"/>
+        </w:rPr>
+      </w:r>
+      <w:r>
+        <w:rPr>
+          <w:b/>
+          <w:lang w:val="en_US" w:bidi="en_US"/>
+        </w:rPr>
         <w:t>"we did not behave disorderly among you"</w:t>
       </w:r>
     </w:p>
@@ -16264,6 +18694,21 @@
           <w:b/>
           <w:lang w:val="en_US" w:bidi="en_US"/>
         </w:rPr>
+        <w:t>ἄρτον</w:t>
+      </w:r>
+    </w:p>
+    <w:p>
+      <w:pPr/>
+      <w:r>
+        <w:rPr>
+          <w:lang w:val="en_US" w:bidi="en_US"/>
+        </w:rPr>
+      </w:r>
+      <w:r>
+        <w:rPr>
+          <w:b/>
+          <w:lang w:val="en_US" w:bidi="en_US"/>
+        </w:rPr>
         <w:t>"bread"</w:t>
       </w:r>
     </w:p>
@@ -16373,6 +18818,21 @@
           <w:b/>
           <w:lang w:val="en_US" w:bidi="en_US"/>
         </w:rPr>
+        <w:t>νυκτὸς καὶ ἡμέρας ἐργαζόμενοι</w:t>
+      </w:r>
+    </w:p>
+    <w:p>
+      <w:pPr/>
+      <w:r>
+        <w:rPr>
+          <w:lang w:val="en_US" w:bidi="en_US"/>
+        </w:rPr>
+      </w:r>
+      <w:r>
+        <w:rPr>
+          <w:b/>
+          <w:lang w:val="en_US" w:bidi="en_US"/>
+        </w:rPr>
         <w:t>"working night and day"</w:t>
       </w:r>
     </w:p>
@@ -16469,6 +18929,21 @@
           <w:b/>
           <w:lang w:val="en_US" w:bidi="en_US"/>
         </w:rPr>
+        <w:t>ἐν κόπῳ καὶ μόχθῳ</w:t>
+      </w:r>
+    </w:p>
+    <w:p>
+      <w:pPr/>
+      <w:r>
+        <w:rPr>
+          <w:lang w:val="en_US" w:bidi="en_US"/>
+        </w:rPr>
+      </w:r>
+      <w:r>
+        <w:rPr>
+          <w:b/>
+          <w:lang w:val="en_US" w:bidi="en_US"/>
+        </w:rPr>
         <w:t>"in toil and hardship"</w:t>
       </w:r>
     </w:p>
@@ -16578,6 +19053,21 @@
           <w:b/>
           <w:lang w:val="en_US" w:bidi="en_US"/>
         </w:rPr>
+        <w:t>οὐχ ὅτι οὐκ ἔχομεν ἐξουσίαν, ἀλλ’</w:t>
+      </w:r>
+    </w:p>
+    <w:p>
+      <w:pPr/>
+      <w:r>
+        <w:rPr>
+          <w:lang w:val="en_US" w:bidi="en_US"/>
+        </w:rPr>
+      </w:r>
+      <w:r>
+        <w:rPr>
+          <w:b/>
+          <w:lang w:val="en_US" w:bidi="en_US"/>
+        </w:rPr>
         <w:t>"not because we do not have authority, but"</w:t>
       </w:r>
     </w:p>
@@ -16661,6 +19151,21 @@
           <w:b/>
           <w:lang w:val="en_US" w:bidi="en_US"/>
         </w:rPr>
+        <w:t>ἑαυτοὺς τύπον δῶμεν ὑμῖν</w:t>
+      </w:r>
+    </w:p>
+    <w:p>
+      <w:pPr/>
+      <w:r>
+        <w:rPr>
+          <w:lang w:val="en_US" w:bidi="en_US"/>
+        </w:rPr>
+      </w:r>
+      <w:r>
+        <w:rPr>
+          <w:b/>
+          <w:lang w:val="en_US" w:bidi="en_US"/>
+        </w:rPr>
         <w:t>"we might offer ourselves {as} an example to you"</w:t>
       </w:r>
     </w:p>
@@ -16833,6 +19338,21 @@
           <w:b/>
           <w:lang w:val="en_US" w:bidi="en_US"/>
         </w:rPr>
+        <w:t>εἴ τις οὐ θέλει ἐργάζεσθαι, μηδὲ ἐσθιέτω</w:t>
+      </w:r>
+    </w:p>
+    <w:p>
+      <w:pPr/>
+      <w:r>
+        <w:rPr>
+          <w:lang w:val="en_US" w:bidi="en_US"/>
+        </w:rPr>
+      </w:r>
+      <w:r>
+        <w:rPr>
+          <w:b/>
+          <w:lang w:val="en_US" w:bidi="en_US"/>
+        </w:rPr>
         <w:t>"If anyone is not willing to work, do not even let him eat"</w:t>
       </w:r>
     </w:p>
@@ -16916,6 +19436,21 @@
           <w:b/>
           <w:lang w:val="en_US" w:bidi="en_US"/>
         </w:rPr>
+        <w:t>τινας περιπατοῦντας &amp; ἀτάκτως</w:t>
+      </w:r>
+    </w:p>
+    <w:p>
+      <w:pPr/>
+      <w:r>
+        <w:rPr>
+          <w:lang w:val="en_US" w:bidi="en_US"/>
+        </w:rPr>
+      </w:r>
+      <w:r>
+        <w:rPr>
+          <w:b/>
+          <w:lang w:val="en_US" w:bidi="en_US"/>
+        </w:rPr>
         <w:t>"some walking idly"</w:t>
       </w:r>
     </w:p>
@@ -17012,6 +19547,21 @@
           <w:b/>
           <w:lang w:val="en_US" w:bidi="en_US"/>
         </w:rPr>
+        <w:t>ἀλλὰ περιεργαζομένους</w:t>
+      </w:r>
+    </w:p>
+    <w:p>
+      <w:pPr/>
+      <w:r>
+        <w:rPr>
+          <w:lang w:val="en_US" w:bidi="en_US"/>
+        </w:rPr>
+      </w:r>
+      <w:r>
+        <w:rPr>
+          <w:b/>
+          <w:lang w:val="en_US" w:bidi="en_US"/>
+        </w:rPr>
         <w:t>"but meddling"</w:t>
       </w:r>
     </w:p>
@@ -17095,6 +19645,21 @@
           <w:b/>
           <w:lang w:val="en_US" w:bidi="en_US"/>
         </w:rPr>
+        <w:t>μετὰ ἡσυχίας</w:t>
+      </w:r>
+    </w:p>
+    <w:p>
+      <w:pPr/>
+      <w:r>
+        <w:rPr>
+          <w:lang w:val="en_US" w:bidi="en_US"/>
+        </w:rPr>
+      </w:r>
+      <w:r>
+        <w:rPr>
+          <w:b/>
+          <w:lang w:val="en_US" w:bidi="en_US"/>
+        </w:rPr>
         <w:t>"with quietness"</w:t>
       </w:r>
     </w:p>
@@ -17204,6 +19769,21 @@
           <w:b/>
           <w:lang w:val="en_US" w:bidi="en_US"/>
         </w:rPr>
+        <w:t>δέ</w:t>
+      </w:r>
+    </w:p>
+    <w:p>
+      <w:pPr/>
+      <w:r>
+        <w:rPr>
+          <w:lang w:val="en_US" w:bidi="en_US"/>
+        </w:rPr>
+      </w:r>
+      <w:r>
+        <w:rPr>
+          <w:b/>
+          <w:lang w:val="en_US" w:bidi="en_US"/>
+        </w:rPr>
         <w:t>"But"</w:t>
       </w:r>
     </w:p>
@@ -17300,6 +19880,21 @@
           <w:b/>
           <w:lang w:val="en_US" w:bidi="en_US"/>
         </w:rPr>
+        <w:t>ὑμεῖς</w:t>
+      </w:r>
+    </w:p>
+    <w:p>
+      <w:pPr/>
+      <w:r>
+        <w:rPr>
+          <w:lang w:val="en_US" w:bidi="en_US"/>
+        </w:rPr>
+      </w:r>
+      <w:r>
+        <w:rPr>
+          <w:b/>
+          <w:lang w:val="en_US" w:bidi="en_US"/>
+        </w:rPr>
         <w:t>"you"</w:t>
       </w:r>
     </w:p>
@@ -17396,6 +19991,21 @@
           <w:b/>
           <w:lang w:val="en_US" w:bidi="en_US"/>
         </w:rPr>
+        <w:t>ἀδελφοί</w:t>
+      </w:r>
+    </w:p>
+    <w:p>
+      <w:pPr/>
+      <w:r>
+        <w:rPr>
+          <w:lang w:val="en_US" w:bidi="en_US"/>
+        </w:rPr>
+      </w:r>
+      <w:r>
+        <w:rPr>
+          <w:b/>
+          <w:lang w:val="en_US" w:bidi="en_US"/>
+        </w:rPr>
         <w:t>"brothers"</w:t>
       </w:r>
     </w:p>
@@ -17492,6 +20102,21 @@
           <w:b/>
           <w:lang w:val="en_US" w:bidi="en_US"/>
         </w:rPr>
+        <w:t>τῷ λόγῳ ἡμῶν</w:t>
+      </w:r>
+    </w:p>
+    <w:p>
+      <w:pPr/>
+      <w:r>
+        <w:rPr>
+          <w:lang w:val="en_US" w:bidi="en_US"/>
+        </w:rPr>
+      </w:r>
+      <w:r>
+        <w:rPr>
+          <w:b/>
+          <w:lang w:val="en_US" w:bidi="en_US"/>
+        </w:rPr>
         <w:t>"our word"</w:t>
       </w:r>
     </w:p>
@@ -17588,6 +20213,21 @@
           <w:b/>
           <w:lang w:val="en_US" w:bidi="en_US"/>
         </w:rPr>
+        <w:t>τοῦτον σημειοῦσθε</w:t>
+      </w:r>
+    </w:p>
+    <w:p>
+      <w:pPr/>
+      <w:r>
+        <w:rPr>
+          <w:lang w:val="en_US" w:bidi="en_US"/>
+        </w:rPr>
+      </w:r>
+      <w:r>
+        <w:rPr>
+          <w:b/>
+          <w:lang w:val="en_US" w:bidi="en_US"/>
+        </w:rPr>
         <w:t>"note this one"</w:t>
       </w:r>
     </w:p>
@@ -17671,6 +20311,21 @@
           <w:b/>
           <w:lang w:val="en_US" w:bidi="en_US"/>
         </w:rPr>
+        <w:t>ἵνα ἐντραπῇ</w:t>
+      </w:r>
+    </w:p>
+    <w:p>
+      <w:pPr/>
+      <w:r>
+        <w:rPr>
+          <w:lang w:val="en_US" w:bidi="en_US"/>
+        </w:rPr>
+      </w:r>
+      <w:r>
+        <w:rPr>
+          <w:b/>
+          <w:lang w:val="en_US" w:bidi="en_US"/>
+        </w:rPr>
         <w:t>"so that he may be put to shame"</w:t>
       </w:r>
     </w:p>
@@ -17754,6 +20409,21 @@
           <w:b/>
           <w:lang w:val="en_US" w:bidi="en_US"/>
         </w:rPr>
+        <w:t>ἀδελφόν</w:t>
+      </w:r>
+    </w:p>
+    <w:p>
+      <w:pPr/>
+      <w:r>
+        <w:rPr>
+          <w:lang w:val="en_US" w:bidi="en_US"/>
+        </w:rPr>
+      </w:r>
+      <w:r>
+        <w:rPr>
+          <w:b/>
+          <w:lang w:val="en_US" w:bidi="en_US"/>
+        </w:rPr>
         <w:t>"a brother"</w:t>
       </w:r>
     </w:p>
@@ -17927,6 +20597,21 @@
           <w:b/>
           <w:lang w:val="en_US" w:bidi="en_US"/>
         </w:rPr>
+        <w:t>δὲ</w:t>
+      </w:r>
+    </w:p>
+    <w:p>
+      <w:pPr/>
+      <w:r>
+        <w:rPr>
+          <w:lang w:val="en_US" w:bidi="en_US"/>
+        </w:rPr>
+      </w:r>
+      <w:r>
+        <w:rPr>
+          <w:b/>
+          <w:lang w:val="en_US" w:bidi="en_US"/>
+        </w:rPr>
         <w:t>"Now"</w:t>
       </w:r>
     </w:p>
@@ -18023,6 +20708,21 @@
           <w:b/>
           <w:lang w:val="en_US" w:bidi="en_US"/>
         </w:rPr>
+        <w:t>αὐτὸς &amp; ὁ Κύριος τῆς εἰρήνης, δῴη ὑμῖν</w:t>
+      </w:r>
+    </w:p>
+    <w:p>
+      <w:pPr/>
+      <w:r>
+        <w:rPr>
+          <w:lang w:val="en_US" w:bidi="en_US"/>
+        </w:rPr>
+      </w:r>
+      <w:r>
+        <w:rPr>
+          <w:b/>
+          <w:lang w:val="en_US" w:bidi="en_US"/>
+        </w:rPr>
         <w:t>"may the Lord of peace himself give you"</w:t>
       </w:r>
     </w:p>
@@ -18106,6 +20806,21 @@
           <w:b/>
           <w:lang w:val="en_US" w:bidi="en_US"/>
         </w:rPr>
+        <w:t>αὐτὸς &amp; ὁ Κύριος τῆς εἰρήνης</w:t>
+      </w:r>
+    </w:p>
+    <w:p>
+      <w:pPr/>
+      <w:r>
+        <w:rPr>
+          <w:lang w:val="en_US" w:bidi="en_US"/>
+        </w:rPr>
+      </w:r>
+      <w:r>
+        <w:rPr>
+          <w:b/>
+          <w:lang w:val="en_US" w:bidi="en_US"/>
+        </w:rPr>
         <w:t>"the Lord of peace himself"</w:t>
       </w:r>
     </w:p>
@@ -18202,6 +20917,21 @@
           <w:b/>
           <w:lang w:val="en_US" w:bidi="en_US"/>
         </w:rPr>
+        <w:t>ὁ ἀσπασμὸς τῇ ἐμῇ χειρὶ, Παύλου, ὅ ἐστιν σημεῖον ἐν πάσῃ ἐπιστολῇ, οὕτως γράφω</w:t>
+      </w:r>
+    </w:p>
+    <w:p>
+      <w:pPr/>
+      <w:r>
+        <w:rPr>
+          <w:lang w:val="en_US" w:bidi="en_US"/>
+        </w:rPr>
+      </w:r>
+      <w:r>
+        <w:rPr>
+          <w:b/>
+          <w:lang w:val="en_US" w:bidi="en_US"/>
+        </w:rPr>
         <w:t>"This greeting {is} in my own hand—Paul—which is a sign in every letter. In this manner I write"</w:t>
       </w:r>
     </w:p>
@@ -18265,6 +20995,21 @@
           <w:b/>
           <w:lang w:val="en_US" w:bidi="en_US"/>
         </w:rPr>
+        <w:t>τῇ ἐμῇ χειρὶ</w:t>
+      </w:r>
+    </w:p>
+    <w:p>
+      <w:pPr/>
+      <w:r>
+        <w:rPr>
+          <w:lang w:val="en_US" w:bidi="en_US"/>
+        </w:rPr>
+      </w:r>
+      <w:r>
+        <w:rPr>
+          <w:b/>
+          <w:lang w:val="en_US" w:bidi="en_US"/>
+        </w:rPr>
         <w:t>"is} in my own hand"</w:t>
       </w:r>
     </w:p>
@@ -18361,6 +21106,21 @@
           <w:b/>
           <w:lang w:val="en_US" w:bidi="en_US"/>
         </w:rPr>
+        <w:t>οὕτως γράφω</w:t>
+      </w:r>
+    </w:p>
+    <w:p>
+      <w:pPr/>
+      <w:r>
+        <w:rPr>
+          <w:lang w:val="en_US" w:bidi="en_US"/>
+        </w:rPr>
+      </w:r>
+      <w:r>
+        <w:rPr>
+          <w:b/>
+          <w:lang w:val="en_US" w:bidi="en_US"/>
+        </w:rPr>
         <w:t>"In this manner I write"</w:t>
       </w:r>
     </w:p>
@@ -18430,6 +21190,21 @@
         <w:rPr>
           <w:lang w:val="en_US" w:bidi="en_US"/>
         </w:rPr>
+      </w:r>
+    </w:p>
+    <w:p>
+      <w:pPr/>
+      <w:r>
+        <w:rPr>
+          <w:lang w:val="en_US" w:bidi="en_US"/>
+        </w:rPr>
+      </w:r>
+      <w:r>
+        <w:rPr>
+          <w:b/>
+          <w:lang w:val="en_US" w:bidi="en_US"/>
+        </w:rPr>
+        <w:t>ἡ χάρις τοῦ Κυρίου ἡμῶν, Ἰησοῦ Χριστοῦ, μετὰ πάντων ὑμῶν</w:t>
       </w:r>
     </w:p>
     <w:p>

--- a/eng/docx/53.content.docx
+++ b/eng/docx/53.content.docx
@@ -28,49 +28,15 @@
       </w:r>
     </w:p>
     <w:p>
-      <w:pPr>
-        <w:pStyle w:val="Heading2"/>
-      </w:pPr>
-      <w:r>
-        <w:rPr>
-          <w:lang w:val="en_US" w:bidi="en_US"/>
-        </w:rPr>
-        <w:t>License Information</w:t>
-      </w:r>
-      <w:r>
-        <w:rPr>
-          <w:lang w:val="en_US" w:bidi="en_US"/>
-        </w:rPr>
-      </w:r>
-    </w:p>
-    <w:p>
-      <w:pPr/>
-      <w:r>
-        <w:rPr>
-          <w:lang w:val="en_US" w:bidi="en_US"/>
-        </w:rPr>
-      </w:r>
-      <w:r>
-        <w:rPr>
-          <w:b/>
-          <w:lang w:val="en_US" w:bidi="en_US"/>
-        </w:rPr>
-        <w:t>Translation Notes (unfoldingWord)</w:t>
-      </w:r>
-      <w:r>
-        <w:rPr>
-          <w:lang w:val="en_US" w:bidi="en_US"/>
-        </w:rPr>
-        <w:t xml:space="preserve"> is based on</w:t>
-      </w:r>
-      <w:r>
-        <w:rPr>
-          <w:lang w:val="en_US" w:bidi="en_US"/>
-        </w:rPr>
-        <w:t xml:space="preserve">: </w:t>
-      </w:r>
-      <w:r>
-        <w:rPr>
+      <w:pPr/>
+      <w:r>
+        <w:rPr>
+          <w:lang w:val="en_US" w:bidi="en_US"/>
+        </w:rPr>
+      </w:r>
+      <w:r>
+        <w:rPr>
+          <w:b/>
           <w:lang w:val="en_US" w:bidi="en_US"/>
         </w:rPr>
         <w:t>unfoldingWord® Translation Notes</w:t>
@@ -79,62 +45,31 @@
         <w:rPr>
           <w:lang w:val="en_US" w:bidi="en_US"/>
         </w:rPr>
-        <w:t xml:space="preserve">, </w:t>
-      </w:r>
-      <w:hyperlink r:id="rId13">
-        <w:r>
-          <w:rPr>
-            <w:lang w:val="en_US" w:bidi="en_US"/>
-          </w:rPr>
-          <w:rPr>
-            <w:color w:val="0000EE"/>
-            <w:u w:val="single"/>
-          </w:rPr>
-          <w:t>unfoldingWord</w:t>
-        </w:r>
-      </w:hyperlink>
-      <w:r>
-        <w:rPr>
-          <w:lang w:val="en_US" w:bidi="en_US"/>
-        </w:rPr>
-        <w:t xml:space="preserve">, 2022, which is licensed under a </w:t>
-      </w:r>
-      <w:hyperlink r:id="rId14">
-        <w:r>
-          <w:rPr>
-            <w:lang w:val="en_US" w:bidi="en_US"/>
-          </w:rPr>
-          <w:rPr>
-            <w:color w:val="0000EE"/>
-            <w:u w:val="single"/>
-          </w:rPr>
-          <w:t>CC BY-SA 4.0 license</w:t>
-        </w:r>
-      </w:hyperlink>
-      <w:r>
-        <w:rPr>
-          <w:lang w:val="en_US" w:bidi="en_US"/>
-        </w:rPr>
-        <w:t>.</w:t>
-      </w:r>
-      <w:r>
-        <w:rPr>
-          <w:lang w:val="en_US" w:bidi="en_US"/>
-        </w:rPr>
-      </w:r>
-    </w:p>
-    <w:p>
-      <w:pPr/>
-      <w:r>
-        <w:rPr>
-          <w:lang w:val="en_US" w:bidi="en_US"/>
-        </w:rPr>
-      </w:r>
-      <w:r>
-        <w:rPr>
-          <w:lang w:val="en_US" w:bidi="en_US"/>
-        </w:rPr>
-        <w:t>This PDF version is provided under the same license.</w:t>
+        <w:t xml:space="preserve"> © 2022 unfoldingWord. Released under CC BY-SA 4.0 license. </w:t>
+      </w:r>
+      <w:r>
+        <w:rPr>
+          <w:lang w:val="en_US" w:bidi="en_US"/>
+        </w:rPr>
+        <w:t>unfoldingWord® Translation Notes</w:t>
+      </w:r>
+      <w:r>
+        <w:rPr>
+          <w:lang w:val="en_US" w:bidi="en_US"/>
+        </w:rPr>
+        <w:t xml:space="preserve"> has been adapted in the following languages: Tok Pisin, Arabic (عربي), French (Français), Hindi (हिंदी), Indonesian (Bahasa Indonesia), Portuguese (Português), Russian (Русский), Spanish (Español), Swahili (Kiswahili), and Simplified Chinese (简体中文) from </w:t>
+      </w:r>
+      <w:r>
+        <w:rPr>
+          <w:lang w:val="en_US" w:bidi="en_US"/>
+        </w:rPr>
+        <w:t>unfoldingWord® Translation Notes</w:t>
+      </w:r>
+      <w:r>
+        <w:rPr>
+          <w:lang w:val="en_US" w:bidi="en_US"/>
+        </w:rPr>
+        <w:t xml:space="preserve"> © 2022 unfoldingWord. Released under CC BY-SA 4.0 license by Mission Mutual</w:t>
       </w:r>
       <w:r>
         <w:rPr>

--- a/eng/docx/53.content.docx
+++ b/eng/docx/53.content.docx
@@ -141,13 +141,6 @@
         <w:rPr>
           <w:lang w:val="en_US" w:bidi="en_US"/>
         </w:rPr>
-      </w:r>
-      <w:r>
-        <w:rPr>
-          <w:i/>
-          <w:lang w:val="en_US" w:bidi="en_US"/>
-        </w:rPr>
-        <w:t>2 Thessalonians 1:1 (#1), 2 Thessalonians 1:1 (#2), 2 Thessalonians 1:1 (#3), 2 Thessalonians 1:1 (#4), 2 Thessalonians 1:2 (#1), 2 Thessalonians 1:2 (#2), 2 Thessalonians 1:3 (#1), 2 Thessalonians 1:3 (#2), 2 Thessalonians 1:3 (#3), 2 Thessalonians 1:3 (#4), 2 Thessalonians 1:3 (#5), 2 Thessalonians 1:3 (#6), 2 Thessalonians 1:3 (#7), 2 Thessalonians 1:3 (#8), 2 Thessalonians 1:3 (#9), 2 Thessalonians 1:4 (#1), 2 Thessalonians 1:4 (#2), 2 Thessalonians 1:4 (#3), 2 Thessalonians 1:4 (#4), 2 Thessalonians 1:5 (#1), 2 Thessalonians 1:5 (#2), 2 Thessalonians 1:5 (#3), 2 Thessalonians 1:6 (#1), 2 Thessalonians 1:6 (#2), 2 Thessalonians 1:6 (#3), 2 Thessalonians 1:7 (#1), 2 Thessalonians 1:7 (#2), 2 Thessalonians 1:7 (#3), 2 Thessalonians 1:7 (#4), 2 Thessalonians 1:7 (#5), 2 Thessalonians 1:8 (#1), 2 Thessalonians 1:8 (#2), 2 Thessalonians 1:8 (#3), 2 Thessalonians 1:8 (#4), 2 Thessalonians 1:8 (#5), 2 Thessalonians 1:9 (#1), 2 Thessalonians 1:9 (#2), 2 Thessalonians 1:9 (#3), 2 Thessalonians 1:9 (#4), 2 Thessalonians 1:9 (#5), 2 Thessalonians 1:9 (#6), 2 Thessalonians 1:9 (#7), 2 Thessalonians 1:10 (#1), 2 Thessalonians 1:10 (#2), 2 Thessalonians 1:10 (#3), 2 Thessalonians 1:10 (#4), 2 Thessalonians 1:10 (#5), 2 Thessalonians 1:11 (#1), 2 Thessalonians 1:11 (#2), 2 Thessalonians 1:11 (#3), 2 Thessalonians 1:11 (#4), 2 Thessalonians 1:11 (#5), 2 Thessalonians 1:12 (#1), 2 Thessalonians 1:12 (#2), 2 Thessalonians 1:12 (#3), 2 Thessalonians 1:12 (#4), 2 Thessalonians 1:12 (#5), 2 Thessalonians 1:12 (#6), 2 Thessalonians 1:12 (#7), 2 Thessalonians 2:1 (#1), 2 Thessalonians 2:1 (#2), 2 Thessalonians 2:1 (#3), 2 Thessalonians 2:1 (#4), 2 Thessalonians 2:1 (#5), 2 Thessalonians 2:2 (#1), 2 Thessalonians 2:2 (#2), 2 Thessalonians 2:2 (#3), 2 Thessalonians 2:2 (#4), 2 Thessalonians 2:2 (#5), 2 Thessalonians 2:2 (#6), 2 Thessalonians 2:3 (#1), 2 Thessalonians 2:3 (#2), 2 Thessalonians 2:3 (#3), 2 Thessalonians 2:3 (#4), 2 Thessalonians 2:3 (#5), 2 Thessalonians 2:3 (#6), 2 Thessalonians 2:3 (#7), 2 Thessalonians 2:4 (#1), 2 Thessalonians 2:4 (#2), 2 Thessalonians 2:4 (#3), 2 Thessalonians 2:5 (#1), 2 Thessalonians 2:5 (#2), 2 Thessalonians 2:6 (#1), 2 Thessalonians 2:6 (#2), 2 Thessalonians 2:7 (#1), 2 Thessalonians 2:7 (#2), 2 Thessalonians 2:7 (#3), 2 Thessalonians 2:7 (#4), 2 Thessalonians 2:7 (#5), 2 Thessalonians 2:8 (#1), 2 Thessalonians 2:8 (#2), 2 Thessalonians 2:8 (#3), 2 Thessalonians 2:9 (#1), 2 Thessalonians 2:9 (#2), 2 Thessalonians 2:9 (#3), 2 Thessalonians 2:9 (#4), 2 Thessalonians 2:9 (#5), 2 Thessalonians 2:10 (#1), 2 Thessalonians 2:10 (#2), 2 Thessalonians 2:10 (#3), 2 Thessalonians 2:10 (#4), 2 Thessalonians 2:10 (#5), 2 Thessalonians 2:10 (#6), 2 Thessalonians 2:10 (#7), 2 Thessalonians 2:11 (#1), 2 Thessalonians 2:11 (#2), 2 Thessalonians 2:11 (#3), 2 Thessalonians 2:11 (#4), 2 Thessalonians 2:11 (#5), 2 Thessalonians 2:12 (#1), 2 Thessalonians 2:12 (#2), 2 Thessalonians 2:12 (#3), 2 Thessalonians 2:12 (#4), 2 Thessalonians 2:13 (#1), 2 Thessalonians 2:13 (#2), 2 Thessalonians 2:13 (#3), 2 Thessalonians 2:13 (#4), 2 Thessalonians 2:13 (#5), 2 Thessalonians 2:13 (#6), 2 Thessalonians 2:13 (#7), 2 Thessalonians 2:13 (#8), 2 Thessalonians 2:14 (#1), 2 Thessalonians 2:14 (#2), 2 Thessalonians 2:14 (#3), 2 Thessalonians 2:15 (#1), 2 Thessalonians 2:15 (#2), 2 Thessalonians 2:15 (#3), 2 Thessalonians 2:15 (#4), 2 Thessalonians 2:15 (#5), 2 Thessalonians 2:15 (#6), 2 Thessalonians 2:15 (#7), 2 Thessalonians 2:15 (#8), 2 Thessalonians 2:16 (#1), 2 Thessalonians 2:16 (#2), 2 Thessalonians 2:16 (#3), 2 Thessalonians 2:16 (#4), 2 Thessalonians 2:16 (#5), 2 Thessalonians 2:16 (#6), 2 Thessalonians 2:17 (#1), 2 Thessalonians 2:17 (#2), 2 Thessalonians 3:1 (#1), 2 Thessalonians 3:1 (#2), 2 Thessalonians 3:1 (#3), 2 Thessalonians 3:1 (#4), 2 Thessalonians 3:1 (#5), 2 Thessalonians 3:1 (#6), 2 Thessalonians 3:1 (#7), 2 Thessalonians 3:2 (#1), 2 Thessalonians 3:2 (#2), 2 Thessalonians 3:2 (#3), 2 Thessalonians 3:2 (#4), 2 Thessalonians 3:3 (#1), 2 Thessalonians 3:3 (#2), 2 Thessalonians 3:4 (#1), 2 Thessalonians 3:4 (#2), 2 Thessalonians 3:5 (#1), 2 Thessalonians 3:5 (#2), 2 Thessalonians 3:5 (#3), 2 Thessalonians 3:5 (#4), 2 Thessalonians 3:6 (#1), 2 Thessalonians 3:6 (#2), 2 Thessalonians 3:6 (#3), 2 Thessalonians 3:6 (#4), 2 Thessalonians 3:6 (#5), 2 Thessalonians 3:6 (#6), 2 Thessalonians 3:6 (#7), 2 Thessalonians 3:7 (#1), 2 Thessalonians 3:7 (#2), 2 Thessalonians 3:8 (#1), 2 Thessalonians 3:8 (#2), 2 Thessalonians 3:8 (#3), 2 Thessalonians 3:9 (#1), 2 Thessalonians 3:9 (#2), 2 Thessalonians 3:9 (#3), 2 Thessalonians 3:10 (#1), 2 Thessalonians 3:11 (#1), 2 Thessalonians 3:11 (#2), 2 Thessalonians 3:12 (#1), 2 Thessalonians 3:13 (#1), 2 Thessalonians 3:13 (#2), 2 Thessalonians 3:13 (#3), 2 Thessalonians 3:14 (#1), 2 Thessalonians 3:14 (#2), 2 Thessalonians 3:14 (#3), 2 Thessalonians 3:15 (#1), 2 Thessalonians 3:16 (#1), 2 Thessalonians 3:16 (#2), 2 Thessalonians 3:16 (#3), 2 Thessalonians 3:16 (#4), 2 Thessalonians 3:17 (#1), 2 Thessalonians 3:17 (#2), 2 Thessalonians 3:17 (#3), 2 Thessalonians 3:18 (#1)</w:t>
       </w:r>
       <w:r>
         <w:rPr>

--- a/eng/docx/53.content.docx
+++ b/eng/docx/53.content.docx
@@ -128,19 +128,6 @@
           <w:lang w:val="en_US" w:bidi="en_US"/>
         </w:rPr>
         <w:t>2TH</w:t>
-      </w:r>
-      <w:r>
-        <w:rPr>
-          <w:lang w:val="en_US" w:bidi="en_US"/>
-        </w:rPr>
-      </w:r>
-    </w:p>
-    <w:p>
-      <w:pPr/>
-      <w:r>
-        <w:rPr>
-          <w:lang w:val="en_US" w:bidi="en_US"/>
-        </w:rPr>
       </w:r>
       <w:r>
         <w:rPr>

--- a/eng/docx/53.content.docx
+++ b/eng/docx/53.content.docx
@@ -19,7 +19,7 @@
         <w:rPr>
           <w:lang w:val="en_US" w:bidi="en_US"/>
         </w:rPr>
-        <w:t>Resource: Translation Notes (unfoldingWord)</w:t>
+        <w:t>Resource: unfoldingWord® Translation Notes</w:t>
       </w:r>
       <w:r>
         <w:rPr>
@@ -90,7 +90,7 @@
         <w:rPr>
           <w:lang w:val="en_US" w:bidi="en_US"/>
         </w:rPr>
-        <w:t>Translation Notes (unfoldingWord)</w:t>
+        <w:t>unfoldingWord® Translation Notes</w:t>
       </w:r>
     </w:p>
     <w:p>

--- a/eng/docx/53.content.docx
+++ b/eng/docx/53.content.docx
@@ -14887,7 +14887,7 @@
         <w:rPr>
           <w:lang w:val="en_US" w:bidi="en_US"/>
         </w:rPr>
-        <w:t>Connecting Statement:\n\nPaul ends this section with a blessing. Use a form that people would recognize as a blessing in your language. Alternate translation: “Now may our Lord Jesus Christ himself, and God our Father” or “We pray that our Lord Jesus Christ himself, and God our Father”</w:t>
+        <w:t>Paul ends this section with a blessing. Use a form that people would recognize as a blessing in your language. Alternate translation: “Now may our Lord Jesus Christ himself, and God our Father” or “We pray that our Lord Jesus Christ himself, and God our Father”</w:t>
       </w:r>
     </w:p>
     <w:p>
@@ -17726,38 +17726,29 @@
       </w:r>
       <w:r>
         <w:rPr>
-          <w:b/>
-          <w:lang w:val="en_US" w:bidi="en_US"/>
-        </w:rPr>
-        <w:t>""</w:t>
-      </w:r>
-    </w:p>
-    <w:p>
-      <w:pPr/>
-      <w:r>
-        <w:rPr>
-          <w:lang w:val="en_US" w:bidi="en_US"/>
-        </w:rPr>
-      </w:r>
-      <w:r>
-        <w:rPr>
-          <w:lang w:val="en_US" w:bidi="en_US"/>
-        </w:rPr>
-        <w:t>General Information:\n\nIn verses 6–15, Paul gives the believers some final instructions about working and not being idle. A heading for this section might be, “Believers Must Work.”</w:t>
-      </w:r>
-    </w:p>
-    <w:p>
-      <w:pPr/>
-      <w:r>
-        <w:rPr>
-          <w:lang w:val="en_US" w:bidi="en_US"/>
-        </w:rPr>
-      </w:r>
-      <w:r>
-        <w:rPr>
-          <w:lang w:val="en_US" w:bidi="en_US"/>
-        </w:rPr>
-        <w:t>See:</w:t>
+          <w:lang w:val="en_US" w:bidi="en_US"/>
+        </w:rPr>
+        <w:t>In verses 6–15, Paul gives the believers some final instructions about working and not being idle. A heading for this section might be, “Believers Must Work.”</w:t>
+      </w:r>
+    </w:p>
+    <w:p>
+      <w:pPr/>
+      <w:r>
+        <w:rPr>
+          <w:lang w:val="en_US" w:bidi="en_US"/>
+        </w:rPr>
+      </w:r>
+      <w:r>
+        <w:rPr>
+          <w:lang w:val="en_US" w:bidi="en_US"/>
+        </w:rPr>
+        <w:t xml:space="preserve">See: </w:t>
+      </w:r>
+      <w:r>
+        <w:rPr>
+          <w:lang w:val="en_US" w:bidi="en_US"/>
+        </w:rPr>
+        <w:t>Section Headings</w:t>
       </w:r>
       <w:r>
         <w:rPr>

--- a/eng/docx/53.content.docx
+++ b/eng/docx/53.content.docx
@@ -7780,7 +7780,7 @@
           <w:b/>
           <w:lang w:val="en_US" w:bidi="en_US"/>
         </w:rPr>
-        <w:t>ὡς ὅτι</w:t>
+        <w:t>ὡς</w:t>
       </w:r>
     </w:p>
     <w:p>
@@ -15106,7 +15106,7 @@
           <w:b/>
           <w:lang w:val="en_US" w:bidi="en_US"/>
         </w:rPr>
-        <w:t>αὐτὸς &amp; Κύριος ἡμῶν, Ἰησοῦς Χριστὸς</w:t>
+        <w:t>αὐτὸς &amp; ὁ Κύριος ἡμῶν, Ἰησοῦς Χριστὸς</w:t>
       </w:r>
     </w:p>
     <w:p>
